--- a/report2.docx
+++ b/report2.docx
@@ -380,21 +380,8 @@
                 <w:lang w:val="vi-VN"/>
               </w:rPr>
             </w:pPr>
-            <w:proofErr w:type="spellStart"/>
-            <w:r>
-              <w:t>Đỗ</w:t>
-            </w:r>
-            <w:proofErr w:type="spellEnd"/>
-            <w:r>
-              <w:t xml:space="preserve"> </w:t>
-            </w:r>
-            <w:proofErr w:type="spellStart"/>
-            <w:r>
-              <w:t>Đăng</w:t>
-            </w:r>
-            <w:proofErr w:type="spellEnd"/>
-            <w:r>
-              <w:t xml:space="preserve"> Tú</w:t>
+            <w:r>
+              <w:t>Đỗ Đăng Tú</w:t>
             </w:r>
           </w:p>
         </w:tc>
@@ -465,13 +452,8 @@
                 <w:lang w:val="vi-VN"/>
               </w:rPr>
             </w:pPr>
-            <w:proofErr w:type="spellStart"/>
-            <w:r>
-              <w:t>Đỗ</w:t>
-            </w:r>
-            <w:proofErr w:type="spellEnd"/>
-            <w:r>
-              <w:t xml:space="preserve"> Minh Khang</w:t>
+            <w:r>
+              <w:t>Đỗ Minh Khang</w:t>
             </w:r>
           </w:p>
         </w:tc>
@@ -543,21 +525,8 @@
               </w:rPr>
             </w:pPr>
             <w:r>
-              <w:t xml:space="preserve">Huỳnh </w:t>
-            </w:r>
-            <w:proofErr w:type="spellStart"/>
-            <w:r>
-              <w:t>Đình</w:t>
-            </w:r>
-            <w:proofErr w:type="spellEnd"/>
-            <w:r>
-              <w:t xml:space="preserve"> </w:t>
-            </w:r>
-            <w:proofErr w:type="spellStart"/>
-            <w:r>
-              <w:t>Khương</w:t>
-            </w:r>
-            <w:proofErr w:type="spellEnd"/>
+              <w:t>Huỳnh Đình Khương</w:t>
+            </w:r>
           </w:p>
         </w:tc>
         <w:tc>
@@ -1855,31 +1824,7 @@
         <w:pStyle w:val="Pseudocode"/>
       </w:pPr>
       <w:r>
-        <w:t>T[s], T[s+1], ..., T[s+m-1</w:t>
-      </w:r>
-      <w:proofErr w:type="gramStart"/>
-      <w:r>
-        <w:t>]  =</w:t>
-      </w:r>
-      <w:proofErr w:type="gramEnd"/>
-      <w:r>
-        <w:t xml:space="preserve">  </w:t>
-      </w:r>
-      <w:proofErr w:type="gramStart"/>
-      <w:r>
-        <w:t>P[</w:t>
-      </w:r>
-      <w:proofErr w:type="gramEnd"/>
-      <w:r>
-        <w:t xml:space="preserve">0], </w:t>
-      </w:r>
-      <w:proofErr w:type="gramStart"/>
-      <w:r>
-        <w:t>P[</w:t>
-      </w:r>
-      <w:proofErr w:type="gramEnd"/>
-      <w:r>
-        <w:t>1], ..., P[m-1]</w:t>
+        <w:t>T[s], T[s+1], ..., T[s+m-1]  =  P[0], P[1], ..., P[m-1]</w:t>
       </w:r>
     </w:p>
     <w:p>
@@ -1911,15 +1856,7 @@
         <w:t xml:space="preserve"> </w:t>
       </w:r>
       <w:r>
-        <w:t xml:space="preserve">algorithms under investigation are applied to this formulation, and their correctness and performance are evaluated on the basis of their </w:t>
-      </w:r>
-      <w:proofErr w:type="spellStart"/>
-      <w:r>
-        <w:t>behaviour</w:t>
-      </w:r>
-      <w:proofErr w:type="spellEnd"/>
-      <w:r>
-        <w:t xml:space="preserve"> over such linear character sequences. The extension of this problem to </w:t>
+        <w:t xml:space="preserve">algorithms under investigation are applied to this formulation, and their correctness and performance are evaluated on the basis of their behaviour over such linear character sequences. The extension of this problem to </w:t>
       </w:r>
       <w:r>
         <w:t>two</w:t>
@@ -2023,15 +1960,7 @@
         </w:rPr>
       </w:pPr>
       <w:r>
-        <w:t xml:space="preserve">Despite its simplicity, the Naïve algorithm retains practical value when the pattern changes frequently, when a search is performed only once, or when memory constraints prohibit the use of auxiliary data structures. It also serves as the standard performance baseline against which all </w:t>
-      </w:r>
-      <w:proofErr w:type="spellStart"/>
-      <w:r>
-        <w:t>optimised</w:t>
-      </w:r>
-      <w:proofErr w:type="spellEnd"/>
-      <w:r>
-        <w:t xml:space="preserve"> algorithms are measured.</w:t>
+        <w:t>Despite its simplicity, the Naïve algorithm retains practical value when the pattern changes frequently, when a search is performed only once, or when memory constraints prohibit the use of auxiliary data structures. It also serves as the standard performance baseline against which all optimised algorithms are measured.</w:t>
       </w:r>
     </w:p>
     <w:p>
@@ -2075,15 +2004,7 @@
         </w:rPr>
       </w:pPr>
       <w:r>
-        <w:t>NAIVE-STRING-</w:t>
-      </w:r>
-      <w:proofErr w:type="gramStart"/>
-      <w:r>
-        <w:t>MATCHER(</w:t>
-      </w:r>
-      <w:proofErr w:type="gramEnd"/>
-      <w:r>
-        <w:t xml:space="preserve">T, P): </w:t>
+        <w:t xml:space="preserve">NAIVE-STRING-MATCHER(T, P): </w:t>
       </w:r>
     </w:p>
     <w:p>
@@ -2168,15 +2089,7 @@
         <w:t xml:space="preserve">      </w:t>
       </w:r>
       <w:r>
-        <w:t xml:space="preserve">for </w:t>
-      </w:r>
-      <w:proofErr w:type="spellStart"/>
-      <w:r>
-        <w:t>i</w:t>
-      </w:r>
-      <w:proofErr w:type="spellEnd"/>
-      <w:r>
-        <w:t xml:space="preserve"> = 0 to (m - 1): </w:t>
+        <w:t xml:space="preserve">for i = 0 to (m - 1): </w:t>
       </w:r>
     </w:p>
     <w:p>
@@ -2193,36 +2106,7 @@
         <w:t xml:space="preserve">         </w:t>
       </w:r>
       <w:r>
-        <w:t xml:space="preserve">if </w:t>
-      </w:r>
-      <w:proofErr w:type="gramStart"/>
-      <w:r>
-        <w:t>T[</w:t>
-      </w:r>
-      <w:proofErr w:type="gramEnd"/>
-      <w:r>
-        <w:t xml:space="preserve">s + </w:t>
-      </w:r>
-      <w:proofErr w:type="spellStart"/>
-      <w:r>
-        <w:t>i</w:t>
-      </w:r>
-      <w:proofErr w:type="spellEnd"/>
-      <w:proofErr w:type="gramStart"/>
-      <w:r>
-        <w:t>] !</w:t>
-      </w:r>
-      <w:proofErr w:type="gramEnd"/>
-      <w:r>
-        <w:t>= P[</w:t>
-      </w:r>
-      <w:proofErr w:type="spellStart"/>
-      <w:r>
-        <w:t>i</w:t>
-      </w:r>
-      <w:proofErr w:type="spellEnd"/>
-      <w:r>
-        <w:t xml:space="preserve">]: </w:t>
+        <w:t xml:space="preserve">if T[s + i] != P[i]: </w:t>
       </w:r>
     </w:p>
     <w:p>
@@ -2352,15 +2236,7 @@
         <w:t xml:space="preserve"> – Aligning</w:t>
       </w:r>
       <w:r>
-        <w:t xml:space="preserve"> P at </w:t>
-      </w:r>
-      <w:proofErr w:type="gramStart"/>
-      <w:r>
-        <w:t>T[0..</w:t>
-      </w:r>
-      <w:proofErr w:type="gramEnd"/>
-      <w:r>
-        <w:t>3]:</w:t>
+        <w:t xml:space="preserve"> P at T[0..3]:</w:t>
       </w:r>
     </w:p>
     <w:p>
@@ -2481,29 +2357,8 @@
           <w:numId w:val="6"/>
         </w:numPr>
       </w:pPr>
-      <w:proofErr w:type="spellStart"/>
-      <w:r>
-        <w:t>i</w:t>
-      </w:r>
-      <w:proofErr w:type="spellEnd"/>
-      <w:r>
-        <w:t xml:space="preserve"> = 0: </w:t>
-      </w:r>
-      <w:proofErr w:type="gramStart"/>
-      <w:r>
-        <w:t>T[</w:t>
-      </w:r>
-      <w:proofErr w:type="gramEnd"/>
-      <w:r>
-        <w:t xml:space="preserve">0] = 'a' vs </w:t>
-      </w:r>
-      <w:proofErr w:type="gramStart"/>
-      <w:r>
-        <w:t>P[</w:t>
-      </w:r>
-      <w:proofErr w:type="gramEnd"/>
-      <w:r>
-        <w:t>0] = 'a' → Match</w:t>
+      <w:r>
+        <w:t>i = 0: T[0] = 'a' vs P[0] = 'a' → Match</w:t>
       </w:r>
     </w:p>
     <w:p>
@@ -2513,29 +2368,8 @@
           <w:numId w:val="6"/>
         </w:numPr>
       </w:pPr>
-      <w:proofErr w:type="spellStart"/>
-      <w:r>
-        <w:t>i</w:t>
-      </w:r>
-      <w:proofErr w:type="spellEnd"/>
-      <w:r>
-        <w:t xml:space="preserve"> = 1: </w:t>
-      </w:r>
-      <w:proofErr w:type="gramStart"/>
-      <w:r>
-        <w:t>T[</w:t>
-      </w:r>
-      <w:proofErr w:type="gramEnd"/>
-      <w:r>
-        <w:t xml:space="preserve">1] = 'b' vs </w:t>
-      </w:r>
-      <w:proofErr w:type="gramStart"/>
-      <w:r>
-        <w:t>P[</w:t>
-      </w:r>
-      <w:proofErr w:type="gramEnd"/>
-      <w:r>
-        <w:t>1] = 'b' → Match</w:t>
+      <w:r>
+        <w:t>i = 1: T[1] = 'b' vs P[1] = 'b' → Match</w:t>
       </w:r>
     </w:p>
     <w:p>
@@ -2545,29 +2379,8 @@
           <w:numId w:val="6"/>
         </w:numPr>
       </w:pPr>
-      <w:proofErr w:type="spellStart"/>
-      <w:r>
-        <w:t>i</w:t>
-      </w:r>
-      <w:proofErr w:type="spellEnd"/>
-      <w:r>
-        <w:t xml:space="preserve"> = 2: </w:t>
-      </w:r>
-      <w:proofErr w:type="gramStart"/>
-      <w:r>
-        <w:t>T[</w:t>
-      </w:r>
-      <w:proofErr w:type="gramEnd"/>
-      <w:r>
-        <w:t xml:space="preserve">2] = 'a' vs </w:t>
-      </w:r>
-      <w:proofErr w:type="gramStart"/>
-      <w:r>
-        <w:t>P[</w:t>
-      </w:r>
-      <w:proofErr w:type="gramEnd"/>
-      <w:r>
-        <w:t>2] = 'a' → Match</w:t>
+      <w:r>
+        <w:t>i = 2: T[2] = 'a' vs P[2] = 'a' → Match</w:t>
       </w:r>
     </w:p>
     <w:p>
@@ -2577,29 +2390,8 @@
           <w:numId w:val="6"/>
         </w:numPr>
       </w:pPr>
-      <w:proofErr w:type="spellStart"/>
-      <w:r>
-        <w:t>i</w:t>
-      </w:r>
-      <w:proofErr w:type="spellEnd"/>
-      <w:r>
-        <w:t xml:space="preserve"> = 3: </w:t>
-      </w:r>
-      <w:proofErr w:type="gramStart"/>
-      <w:r>
-        <w:t>T[</w:t>
-      </w:r>
-      <w:proofErr w:type="gramEnd"/>
-      <w:r>
-        <w:t xml:space="preserve">3] = 'c' vs </w:t>
-      </w:r>
-      <w:proofErr w:type="gramStart"/>
-      <w:r>
-        <w:t>P[</w:t>
-      </w:r>
-      <w:proofErr w:type="gramEnd"/>
-      <w:r>
-        <w:t xml:space="preserve">3] = 'b' → </w:t>
+      <w:r>
+        <w:t xml:space="preserve">i = 3: T[3] = 'c' vs P[3] = 'b' → </w:t>
       </w:r>
       <w:r>
         <w:rPr>
@@ -2665,11 +2457,7 @@
         <w:t xml:space="preserve"> – Aligning</w:t>
       </w:r>
       <w:r>
-        <w:t xml:space="preserve"> P at </w:t>
-      </w:r>
-      <w:proofErr w:type="gramStart"/>
-      <w:r>
-        <w:t>T[</w:t>
+        <w:t xml:space="preserve"> P at T[</w:t>
       </w:r>
       <w:r>
         <w:t>1</w:t>
@@ -2677,7 +2465,6 @@
       <w:r>
         <w:t>..</w:t>
       </w:r>
-      <w:proofErr w:type="gramEnd"/>
       <w:r>
         <w:t>4</w:t>
       </w:r>
@@ -2802,29 +2589,8 @@
           <w:numId w:val="9"/>
         </w:numPr>
       </w:pPr>
-      <w:proofErr w:type="spellStart"/>
-      <w:r>
-        <w:t>i</w:t>
-      </w:r>
-      <w:proofErr w:type="spellEnd"/>
-      <w:r>
-        <w:t xml:space="preserve"> = 0: </w:t>
-      </w:r>
-      <w:proofErr w:type="gramStart"/>
-      <w:r>
-        <w:t>T[</w:t>
-      </w:r>
-      <w:proofErr w:type="gramEnd"/>
-      <w:r>
-        <w:t xml:space="preserve">1] = 'b' vs </w:t>
-      </w:r>
-      <w:proofErr w:type="gramStart"/>
-      <w:r>
-        <w:t>P[</w:t>
-      </w:r>
-      <w:proofErr w:type="gramEnd"/>
-      <w:r>
-        <w:t xml:space="preserve">0] = 'a' → </w:t>
+      <w:r>
+        <w:t xml:space="preserve">i = 0: T[1] = 'b' vs P[0] = 'a' → </w:t>
       </w:r>
       <w:r>
         <w:rPr>
@@ -2912,11 +2678,7 @@
         <w:t xml:space="preserve"> – Aligning</w:t>
       </w:r>
       <w:r>
-        <w:t xml:space="preserve"> P at </w:t>
-      </w:r>
-      <w:proofErr w:type="gramStart"/>
-      <w:r>
-        <w:t>T[</w:t>
+        <w:t xml:space="preserve"> P at T[</w:t>
       </w:r>
       <w:r>
         <w:t>2</w:t>
@@ -2924,7 +2686,6 @@
       <w:r>
         <w:t>..</w:t>
       </w:r>
-      <w:proofErr w:type="gramEnd"/>
       <w:r>
         <w:t>5</w:t>
       </w:r>
@@ -3029,29 +2790,8 @@
           <w:numId w:val="11"/>
         </w:numPr>
       </w:pPr>
-      <w:proofErr w:type="spellStart"/>
-      <w:r>
-        <w:t>i</w:t>
-      </w:r>
-      <w:proofErr w:type="spellEnd"/>
-      <w:r>
-        <w:t xml:space="preserve"> = 0: </w:t>
-      </w:r>
-      <w:proofErr w:type="gramStart"/>
-      <w:r>
-        <w:t>T[</w:t>
-      </w:r>
-      <w:proofErr w:type="gramEnd"/>
-      <w:r>
-        <w:t xml:space="preserve">2] = 'a' vs </w:t>
-      </w:r>
-      <w:proofErr w:type="gramStart"/>
-      <w:r>
-        <w:t>P[</w:t>
-      </w:r>
-      <w:proofErr w:type="gramEnd"/>
-      <w:r>
-        <w:t>0] = 'a' → Match</w:t>
+      <w:r>
+        <w:t>i = 0: T[2] = 'a' vs P[0] = 'a' → Match</w:t>
       </w:r>
     </w:p>
     <w:p>
@@ -3061,29 +2801,8 @@
           <w:numId w:val="11"/>
         </w:numPr>
       </w:pPr>
-      <w:proofErr w:type="spellStart"/>
-      <w:r>
-        <w:t>i</w:t>
-      </w:r>
-      <w:proofErr w:type="spellEnd"/>
-      <w:r>
-        <w:t xml:space="preserve"> = 1: </w:t>
-      </w:r>
-      <w:proofErr w:type="gramStart"/>
-      <w:r>
-        <w:t>T[</w:t>
-      </w:r>
-      <w:proofErr w:type="gramEnd"/>
-      <w:r>
-        <w:t xml:space="preserve">3] = 'c' vs </w:t>
-      </w:r>
-      <w:proofErr w:type="gramStart"/>
-      <w:r>
-        <w:t>P[</w:t>
-      </w:r>
-      <w:proofErr w:type="gramEnd"/>
-      <w:r>
-        <w:t xml:space="preserve">1] = 'b' → </w:t>
+      <w:r>
+        <w:t xml:space="preserve">i = 1: T[3] = 'c' vs P[1] = 'b' → </w:t>
       </w:r>
       <w:r>
         <w:rPr>
@@ -3149,11 +2868,7 @@
         <w:t xml:space="preserve"> – Aligning</w:t>
       </w:r>
       <w:r>
-        <w:t xml:space="preserve"> P at </w:t>
-      </w:r>
-      <w:proofErr w:type="gramStart"/>
-      <w:r>
-        <w:t>T[</w:t>
+        <w:t xml:space="preserve"> P at T[</w:t>
       </w:r>
       <w:r>
         <w:t>3</w:t>
@@ -3161,7 +2876,6 @@
       <w:r>
         <w:t>..</w:t>
       </w:r>
-      <w:proofErr w:type="gramEnd"/>
       <w:r>
         <w:t>6</w:t>
       </w:r>
@@ -3266,29 +2980,8 @@
           <w:numId w:val="13"/>
         </w:numPr>
       </w:pPr>
-      <w:proofErr w:type="spellStart"/>
-      <w:r>
-        <w:t>i</w:t>
-      </w:r>
-      <w:proofErr w:type="spellEnd"/>
-      <w:r>
-        <w:t xml:space="preserve"> = 0: </w:t>
-      </w:r>
-      <w:proofErr w:type="gramStart"/>
-      <w:r>
-        <w:t>T[</w:t>
-      </w:r>
-      <w:proofErr w:type="gramEnd"/>
-      <w:r>
-        <w:t xml:space="preserve">3] = 'c' vs </w:t>
-      </w:r>
-      <w:proofErr w:type="gramStart"/>
-      <w:r>
-        <w:t>P[</w:t>
-      </w:r>
-      <w:proofErr w:type="gramEnd"/>
-      <w:r>
-        <w:t xml:space="preserve">0] = 'a' → </w:t>
+      <w:r>
+        <w:t xml:space="preserve">i = 0: T[3] = 'c' vs P[0] = 'a' → </w:t>
       </w:r>
       <w:r>
         <w:rPr>
@@ -3360,11 +3053,7 @@
         <w:t xml:space="preserve"> – Aligning</w:t>
       </w:r>
       <w:r>
-        <w:t xml:space="preserve"> P at </w:t>
-      </w:r>
-      <w:proofErr w:type="gramStart"/>
-      <w:r>
-        <w:t>T[</w:t>
+        <w:t xml:space="preserve"> P at T[</w:t>
       </w:r>
       <w:r>
         <w:t>4</w:t>
@@ -3372,7 +3061,6 @@
       <w:r>
         <w:t>..</w:t>
       </w:r>
-      <w:proofErr w:type="gramEnd"/>
       <w:r>
         <w:t>7</w:t>
       </w:r>
@@ -3476,29 +3164,8 @@
           <w:numId w:val="12"/>
         </w:numPr>
       </w:pPr>
-      <w:proofErr w:type="spellStart"/>
-      <w:r>
-        <w:t>i</w:t>
-      </w:r>
-      <w:proofErr w:type="spellEnd"/>
-      <w:r>
-        <w:t xml:space="preserve"> = 0: </w:t>
-      </w:r>
-      <w:proofErr w:type="gramStart"/>
-      <w:r>
-        <w:t>T[</w:t>
-      </w:r>
-      <w:proofErr w:type="gramEnd"/>
-      <w:r>
-        <w:t xml:space="preserve">4] = 'a' vs </w:t>
-      </w:r>
-      <w:proofErr w:type="gramStart"/>
-      <w:r>
-        <w:t>P[</w:t>
-      </w:r>
-      <w:proofErr w:type="gramEnd"/>
-      <w:r>
-        <w:t xml:space="preserve">0] = 'a' → Match </w:t>
+      <w:r>
+        <w:t xml:space="preserve">i = 0: T[4] = 'a' vs P[0] = 'a' → Match </w:t>
       </w:r>
     </w:p>
     <w:p>
@@ -3508,29 +3175,8 @@
           <w:numId w:val="12"/>
         </w:numPr>
       </w:pPr>
-      <w:proofErr w:type="spellStart"/>
-      <w:r>
-        <w:t>i</w:t>
-      </w:r>
-      <w:proofErr w:type="spellEnd"/>
-      <w:r>
-        <w:t xml:space="preserve"> = 1: </w:t>
-      </w:r>
-      <w:proofErr w:type="gramStart"/>
-      <w:r>
-        <w:t>T[</w:t>
-      </w:r>
-      <w:proofErr w:type="gramEnd"/>
-      <w:r>
-        <w:t xml:space="preserve">5] = 'b' vs </w:t>
-      </w:r>
-      <w:proofErr w:type="gramStart"/>
-      <w:r>
-        <w:t>P[</w:t>
-      </w:r>
-      <w:proofErr w:type="gramEnd"/>
-      <w:r>
-        <w:t xml:space="preserve">1] = 'b' → Match </w:t>
+      <w:r>
+        <w:t xml:space="preserve">i = 1: T[5] = 'b' vs P[1] = 'b' → Match </w:t>
       </w:r>
     </w:p>
     <w:p>
@@ -3540,29 +3186,8 @@
           <w:numId w:val="12"/>
         </w:numPr>
       </w:pPr>
-      <w:proofErr w:type="spellStart"/>
-      <w:r>
-        <w:t>i</w:t>
-      </w:r>
-      <w:proofErr w:type="spellEnd"/>
-      <w:r>
-        <w:t xml:space="preserve"> = 2: </w:t>
-      </w:r>
-      <w:proofErr w:type="gramStart"/>
-      <w:r>
-        <w:t>T[</w:t>
-      </w:r>
-      <w:proofErr w:type="gramEnd"/>
-      <w:r>
-        <w:t xml:space="preserve">6] = 'a' vs </w:t>
-      </w:r>
-      <w:proofErr w:type="gramStart"/>
-      <w:r>
-        <w:t>P[</w:t>
-      </w:r>
-      <w:proofErr w:type="gramEnd"/>
-      <w:r>
-        <w:t xml:space="preserve">2] = 'a' → Match </w:t>
+      <w:r>
+        <w:t xml:space="preserve">i = 2: T[6] = 'a' vs P[2] = 'a' → Match </w:t>
       </w:r>
     </w:p>
     <w:p>
@@ -3572,29 +3197,8 @@
           <w:numId w:val="12"/>
         </w:numPr>
       </w:pPr>
-      <w:proofErr w:type="spellStart"/>
-      <w:r>
-        <w:t>i</w:t>
-      </w:r>
-      <w:proofErr w:type="spellEnd"/>
-      <w:r>
-        <w:t xml:space="preserve"> = 3: </w:t>
-      </w:r>
-      <w:proofErr w:type="gramStart"/>
-      <w:r>
-        <w:t>T[</w:t>
-      </w:r>
-      <w:proofErr w:type="gramEnd"/>
-      <w:r>
-        <w:t xml:space="preserve">7] = 'b' vs </w:t>
-      </w:r>
-      <w:proofErr w:type="gramStart"/>
-      <w:r>
-        <w:t>P[</w:t>
-      </w:r>
-      <w:proofErr w:type="gramEnd"/>
-      <w:r>
-        <w:t>3] = 'b' → Match</w:t>
+      <w:r>
+        <w:t>i = 3: T[7] = 'b' vs P[3] = 'b' → Match</w:t>
       </w:r>
     </w:p>
     <w:p>
@@ -3814,15 +3418,7 @@
               </w:rPr>
             </w:pPr>
             <w:r>
-              <w:t xml:space="preserve">Mismatch at </w:t>
-            </w:r>
-            <w:proofErr w:type="spellStart"/>
-            <w:r>
-              <w:t>i</w:t>
-            </w:r>
-            <w:proofErr w:type="spellEnd"/>
-            <w:r>
-              <w:t>=3</w:t>
+              <w:t>Mismatch at i=3</w:t>
             </w:r>
           </w:p>
         </w:tc>
@@ -3897,15 +3493,7 @@
               </w:rPr>
             </w:pPr>
             <w:r>
-              <w:t xml:space="preserve">Mismatch at </w:t>
-            </w:r>
-            <w:proofErr w:type="spellStart"/>
-            <w:r>
-              <w:t>i</w:t>
-            </w:r>
-            <w:proofErr w:type="spellEnd"/>
-            <w:r>
-              <w:t>=0</w:t>
+              <w:t>Mismatch at i=0</w:t>
             </w:r>
           </w:p>
         </w:tc>
@@ -3983,15 +3571,7 @@
               </w:rPr>
             </w:pPr>
             <w:r>
-              <w:t xml:space="preserve">Mismatch at </w:t>
-            </w:r>
-            <w:proofErr w:type="spellStart"/>
-            <w:r>
-              <w:t>i</w:t>
-            </w:r>
-            <w:proofErr w:type="spellEnd"/>
-            <w:r>
-              <w:t>=1</w:t>
+              <w:t>Mismatch at i=1</w:t>
             </w:r>
           </w:p>
         </w:tc>
@@ -4066,15 +3646,7 @@
               </w:rPr>
             </w:pPr>
             <w:r>
-              <w:t xml:space="preserve">Mismatch at </w:t>
-            </w:r>
-            <w:proofErr w:type="spellStart"/>
-            <w:r>
-              <w:t>i</w:t>
-            </w:r>
-            <w:proofErr w:type="spellEnd"/>
-            <w:r>
-              <w:t>=0</w:t>
+              <w:t>Mismatch at i=0</w:t>
             </w:r>
           </w:p>
         </w:tc>
@@ -4519,15 +4091,7 @@
     </w:tbl>
     <w:p>
       <w:r>
-        <w:t xml:space="preserve">No preprocessing is required. The space complexity is </w:t>
-      </w:r>
-      <w:proofErr w:type="gramStart"/>
-      <w:r>
-        <w:t>O(</w:t>
-      </w:r>
-      <w:proofErr w:type="gramEnd"/>
-      <w:r>
-        <w:t xml:space="preserve">1) as the algorithm operates entirely </w:t>
+        <w:t xml:space="preserve">No preprocessing is required. The space complexity is O(1) as the algorithm operates entirely </w:t>
       </w:r>
       <w:r>
         <w:rPr>
@@ -4571,23 +4135,7 @@
     </w:p>
     <w:p>
       <w:r>
-        <w:t>Conversely, the algorithm degrades severely when the text and pattern share a high degree of repetition over a small alphabet. The canonical worst-case example is T = "</w:t>
-      </w:r>
-      <w:proofErr w:type="spellStart"/>
-      <w:r>
-        <w:t>aaaa</w:t>
-      </w:r>
-      <w:proofErr w:type="spellEnd"/>
-      <w:r>
-        <w:t>...</w:t>
-      </w:r>
-      <w:proofErr w:type="spellStart"/>
-      <w:r>
-        <w:t>aab</w:t>
-      </w:r>
-      <w:proofErr w:type="spellEnd"/>
-      <w:r>
-        <w:t xml:space="preserve">" </w:t>
+        <w:t xml:space="preserve">Conversely, the algorithm degrades severely when the text and pattern share a high degree of repetition over a small alphabet. The canonical worst-case example is T = "aaaa...aab" </w:t>
       </w:r>
       <w:r>
         <w:rPr>
@@ -4596,17 +4144,8 @@
         <w:br/>
       </w:r>
       <w:r>
-        <w:t>(n characters) and P = "</w:t>
-      </w:r>
-      <w:proofErr w:type="spellStart"/>
-      <w:r>
-        <w:t>aab</w:t>
-      </w:r>
-      <w:proofErr w:type="spellEnd"/>
-      <w:r>
-        <w:t xml:space="preserve">" (m characters). At each of the n − m + 1 candidate shifts, the algorithm performs m − 1 successful comparisons before encountering the mismatch on the final character, yielding a total of </w:t>
-      </w:r>
-      <w:proofErr w:type="gramStart"/>
+        <w:t xml:space="preserve">(n characters) and P = "aab" (m characters). At each of the n − m + 1 candidate shifts, the algorithm performs m − 1 successful comparisons before encountering the mismatch on the final character, yielding a total of </w:t>
+      </w:r>
       <w:r>
         <w:rPr>
           <w:rFonts w:cs="Times New Roman"/>
@@ -4614,11 +4153,7 @@
         <w:t>ϴ</w:t>
       </w:r>
       <w:r>
-        <w:t>(</w:t>
-      </w:r>
-      <w:proofErr w:type="gramEnd"/>
-      <w:r>
-        <w:t>n * m) comparisons. In the context of this project, this worst-case scenario can arise when searching for a pattern within a highly uniform character grid (e.g., a grid composed predominantly of a single repeated character).</w:t>
+        <w:t>(n * m) comparisons. In the context of this project, this worst-case scenario can arise when searching for a pattern within a highly uniform character grid (e.g., a grid composed predominantly of a single repeated character).</w:t>
       </w:r>
     </w:p>
     <w:p>
@@ -4685,15 +4220,7 @@
         <w:t>spurious hit</w:t>
       </w:r>
       <w:r>
-        <w:t xml:space="preserve"> if the strings do not actually match. When a high-quality hash function is used, spurious hits are rare, and the algorithm's expected running time approaches </w:t>
-      </w:r>
-      <w:proofErr w:type="gramStart"/>
-      <w:r>
-        <w:t>O(</w:t>
-      </w:r>
-      <w:proofErr w:type="gramEnd"/>
-      <w:r>
-        <w:t>n + m).</w:t>
+        <w:t xml:space="preserve"> if the strings do not actually match. When a high-quality hash function is used, spurious hits are rare, and the algorithm's expected running time approaches O(n + m).</w:t>
       </w:r>
     </w:p>
     <w:p>
@@ -4717,53 +4244,8 @@
         </w:rPr>
         <w:br/>
       </w:r>
-      <w:proofErr w:type="gramStart"/>
-      <w:r>
-        <w:t>T[</w:t>
-      </w:r>
-      <w:proofErr w:type="gramEnd"/>
-      <w:r>
-        <w:t>s+1</w:t>
-      </w:r>
-      <w:proofErr w:type="gramStart"/>
-      <w:r>
-        <w:t xml:space="preserve"> ..</w:t>
-      </w:r>
-      <w:proofErr w:type="gramEnd"/>
-      <w:r>
-        <w:t xml:space="preserve"> </w:t>
-      </w:r>
-      <w:proofErr w:type="spellStart"/>
-      <w:r>
-        <w:t>s+m</w:t>
-      </w:r>
-      <w:proofErr w:type="spellEnd"/>
-      <w:r>
-        <w:t xml:space="preserve">] from the hash value for </w:t>
-      </w:r>
-      <w:proofErr w:type="gramStart"/>
-      <w:r>
-        <w:t>T[</w:t>
-      </w:r>
-      <w:proofErr w:type="gramEnd"/>
-      <w:r>
-        <w:t>s</w:t>
-      </w:r>
-      <w:proofErr w:type="gramStart"/>
-      <w:r>
-        <w:t xml:space="preserve"> ..</w:t>
-      </w:r>
-      <w:proofErr w:type="gramEnd"/>
-      <w:r>
-        <w:t xml:space="preserve"> s+m-1] in </w:t>
-      </w:r>
-      <w:proofErr w:type="gramStart"/>
-      <w:r>
-        <w:t>O(</w:t>
-      </w:r>
-      <w:proofErr w:type="gramEnd"/>
-      <w:r>
-        <w:t xml:space="preserve">1) time using the following recurrence, known as the </w:t>
+      <w:r>
+        <w:t xml:space="preserve">T[s+1 .. s+m] from the hash value for T[s .. s+m-1] in O(1) time using the following recurrence, known as the </w:t>
       </w:r>
       <w:r>
         <w:rPr>
@@ -4780,29 +4262,8 @@
       <w:pPr>
         <w:pStyle w:val="Pseudocode"/>
       </w:pPr>
-      <w:proofErr w:type="spellStart"/>
-      <w:r>
-        <w:t>t_hash</w:t>
-      </w:r>
-      <w:proofErr w:type="spellEnd"/>
-      <w:r>
-        <w:t>(s+1) = (d * (</w:t>
-      </w:r>
-      <w:proofErr w:type="spellStart"/>
-      <w:r>
-        <w:t>t_hash</w:t>
-      </w:r>
-      <w:proofErr w:type="spellEnd"/>
-      <w:r>
-        <w:t>(s) - T[s] * h) + T[</w:t>
-      </w:r>
-      <w:proofErr w:type="spellStart"/>
-      <w:r>
-        <w:t>s+m</w:t>
-      </w:r>
-      <w:proofErr w:type="spellEnd"/>
-      <w:r>
-        <w:t>]) mod q</w:t>
+      <w:r>
+        <w:t>t_hash(s+1) = (d * (t_hash(s) - T[s] * h) + T[s+m]) mod q</w:t>
       </w:r>
     </w:p>
     <w:p>
@@ -4823,15 +4284,7 @@
         <w:t>–</w:t>
       </w:r>
       <w:r>
-        <w:t xml:space="preserve"> cases where a window's hash matches </w:t>
-      </w:r>
-      <w:proofErr w:type="spellStart"/>
-      <w:r>
-        <w:t>p_hash</w:t>
-      </w:r>
-      <w:proofErr w:type="spellEnd"/>
-      <w:r>
-        <w:t xml:space="preserve"> but the actual characters do not, forcing an unnecessary verification. If such collisions occur frequently due to a poorly chosen prime modulus, performance degrades to O(nm). For single-pattern search where worst-case guarantees are required, KMP or Boyer-Moore are generally preferable.</w:t>
+        <w:t xml:space="preserve"> cases where a window's hash matches p_hash but the actual characters do not, forcing an unnecessary verification. If such collisions occur frequently due to a poorly chosen prime modulus, performance degrades to O(nm). For single-pattern search where worst-case guarantees are required, KMP or Boyer-Moore are generally preferable.</w:t>
       </w:r>
     </w:p>
     <w:p>
@@ -4867,15 +4320,7 @@
         </w:rPr>
       </w:pPr>
       <w:r>
-        <w:t>RABIN-KARP-</w:t>
-      </w:r>
-      <w:proofErr w:type="gramStart"/>
-      <w:r>
-        <w:t>MATCHER(</w:t>
-      </w:r>
-      <w:proofErr w:type="gramEnd"/>
-      <w:r>
-        <w:t xml:space="preserve">T, P, d, q): </w:t>
+        <w:t xml:space="preserve">RABIN-KARP-MATCHER(T, P, d, q): </w:t>
       </w:r>
     </w:p>
     <w:p>
@@ -4969,13 +4414,8 @@
           <w:lang w:val="vi-VN"/>
         </w:rPr>
       </w:pPr>
-      <w:proofErr w:type="spellStart"/>
-      <w:r>
-        <w:t>p_hash</w:t>
-      </w:r>
-      <w:proofErr w:type="spellEnd"/>
-      <w:r>
-        <w:t xml:space="preserve"> = 0</w:t>
+      <w:r>
+        <w:t>p_hash = 0</w:t>
       </w:r>
     </w:p>
     <w:p>
@@ -4986,13 +4426,8 @@
           <w:lang w:val="vi-VN"/>
         </w:rPr>
       </w:pPr>
-      <w:proofErr w:type="spellStart"/>
-      <w:r>
-        <w:t>t_hash</w:t>
-      </w:r>
-      <w:proofErr w:type="spellEnd"/>
-      <w:r>
-        <w:t xml:space="preserve"> = 0</w:t>
+      <w:r>
+        <w:t>t_hash = 0</w:t>
       </w:r>
     </w:p>
     <w:p>
@@ -5013,15 +4448,7 @@
         </w:rPr>
       </w:pPr>
       <w:r>
-        <w:t xml:space="preserve">for </w:t>
-      </w:r>
-      <w:proofErr w:type="spellStart"/>
-      <w:r>
-        <w:t>i</w:t>
-      </w:r>
-      <w:proofErr w:type="spellEnd"/>
-      <w:r>
-        <w:t xml:space="preserve"> = 0 to (m - 1): </w:t>
+        <w:t xml:space="preserve">for i = 0 to (m - 1): </w:t>
       </w:r>
     </w:p>
     <w:p>
@@ -5032,29 +4459,8 @@
           <w:lang w:val="vi-VN"/>
         </w:rPr>
       </w:pPr>
-      <w:proofErr w:type="spellStart"/>
-      <w:r>
-        <w:t>p_hash</w:t>
-      </w:r>
-      <w:proofErr w:type="spellEnd"/>
-      <w:r>
-        <w:t xml:space="preserve"> = (d * </w:t>
-      </w:r>
-      <w:proofErr w:type="spellStart"/>
-      <w:r>
-        <w:t>p_hash</w:t>
-      </w:r>
-      <w:proofErr w:type="spellEnd"/>
-      <w:r>
-        <w:t xml:space="preserve"> + P[</w:t>
-      </w:r>
-      <w:proofErr w:type="spellStart"/>
-      <w:r>
-        <w:t>i</w:t>
-      </w:r>
-      <w:proofErr w:type="spellEnd"/>
-      <w:r>
-        <w:t xml:space="preserve">]) mod q </w:t>
+      <w:r>
+        <w:t xml:space="preserve">p_hash = (d * p_hash + P[i]) mod q </w:t>
       </w:r>
     </w:p>
     <w:p>
@@ -5065,29 +4471,8 @@
           <w:lang w:val="vi-VN"/>
         </w:rPr>
       </w:pPr>
-      <w:proofErr w:type="spellStart"/>
-      <w:r>
-        <w:t>t_hash</w:t>
-      </w:r>
-      <w:proofErr w:type="spellEnd"/>
-      <w:r>
-        <w:t xml:space="preserve"> = (d * </w:t>
-      </w:r>
-      <w:proofErr w:type="spellStart"/>
-      <w:r>
-        <w:t>t_hash</w:t>
-      </w:r>
-      <w:proofErr w:type="spellEnd"/>
-      <w:r>
-        <w:t xml:space="preserve"> + T[</w:t>
-      </w:r>
-      <w:proofErr w:type="spellStart"/>
-      <w:r>
-        <w:t>i</w:t>
-      </w:r>
-      <w:proofErr w:type="spellEnd"/>
-      <w:r>
-        <w:t xml:space="preserve">]) mod q </w:t>
+      <w:r>
+        <w:t xml:space="preserve">t_hash = (d * t_hash + T[i]) mod q </w:t>
       </w:r>
     </w:p>
     <w:p>
@@ -5120,23 +4505,7 @@
         </w:rPr>
       </w:pPr>
       <w:r>
-        <w:t xml:space="preserve">if </w:t>
-      </w:r>
-      <w:proofErr w:type="spellStart"/>
-      <w:r>
-        <w:t>p_hash</w:t>
-      </w:r>
-      <w:proofErr w:type="spellEnd"/>
-      <w:r>
-        <w:t xml:space="preserve"> == </w:t>
-      </w:r>
-      <w:proofErr w:type="spellStart"/>
-      <w:r>
-        <w:t>t_hash</w:t>
-      </w:r>
-      <w:proofErr w:type="spellEnd"/>
-      <w:r>
-        <w:t>:</w:t>
+        <w:t>if p_hash == t_hash:</w:t>
       </w:r>
     </w:p>
     <w:p>
@@ -5154,39 +4523,7 @@
         <w:t xml:space="preserve">   </w:t>
       </w:r>
       <w:r>
-        <w:t xml:space="preserve">if </w:t>
-      </w:r>
-      <w:proofErr w:type="gramStart"/>
-      <w:r>
-        <w:t>T[</w:t>
-      </w:r>
-      <w:proofErr w:type="gramEnd"/>
-      <w:r>
-        <w:t>s</w:t>
-      </w:r>
-      <w:proofErr w:type="gramStart"/>
-      <w:r>
-        <w:t xml:space="preserve"> ..</w:t>
-      </w:r>
-      <w:proofErr w:type="gramEnd"/>
-      <w:r>
-        <w:t xml:space="preserve"> s+m-1] == </w:t>
-      </w:r>
-      <w:proofErr w:type="gramStart"/>
-      <w:r>
-        <w:t>P[</w:t>
-      </w:r>
-      <w:proofErr w:type="gramEnd"/>
-      <w:r>
-        <w:t>0</w:t>
-      </w:r>
-      <w:proofErr w:type="gramStart"/>
-      <w:r>
-        <w:t xml:space="preserve"> ..</w:t>
-      </w:r>
-      <w:proofErr w:type="gramEnd"/>
-      <w:r>
-        <w:t xml:space="preserve"> m-1]: </w:t>
+        <w:t xml:space="preserve">if T[s .. s+m-1] == P[0 .. m-1]: </w:t>
       </w:r>
     </w:p>
     <w:p>
@@ -5242,29 +4579,8 @@
         </w:rPr>
         <w:t xml:space="preserve">   </w:t>
       </w:r>
-      <w:proofErr w:type="spellStart"/>
-      <w:r>
-        <w:t>t_hash</w:t>
-      </w:r>
-      <w:proofErr w:type="spellEnd"/>
-      <w:r>
-        <w:t xml:space="preserve"> = (d * (</w:t>
-      </w:r>
-      <w:proofErr w:type="spellStart"/>
-      <w:r>
-        <w:t>t_hash</w:t>
-      </w:r>
-      <w:proofErr w:type="spellEnd"/>
-      <w:r>
-        <w:t xml:space="preserve"> - T[s] * h) + </w:t>
-      </w:r>
-      <w:proofErr w:type="gramStart"/>
-      <w:r>
-        <w:t>T[</w:t>
-      </w:r>
-      <w:proofErr w:type="gramEnd"/>
-      <w:r>
-        <w:t xml:space="preserve">s + m]) mod q </w:t>
+      <w:r>
+        <w:t xml:space="preserve">t_hash = (d * (t_hash - T[s] * h) + T[s + m]) mod q </w:t>
       </w:r>
     </w:p>
     <w:p>
@@ -5282,15 +4598,7 @@
         <w:t xml:space="preserve">   </w:t>
       </w:r>
       <w:r>
-        <w:t xml:space="preserve">if </w:t>
-      </w:r>
-      <w:proofErr w:type="spellStart"/>
-      <w:r>
-        <w:t>t_hash</w:t>
-      </w:r>
-      <w:proofErr w:type="spellEnd"/>
-      <w:r>
-        <w:t xml:space="preserve"> &lt; 0: </w:t>
+        <w:t xml:space="preserve">if t_hash &lt; 0: </w:t>
       </w:r>
     </w:p>
     <w:p>
@@ -5307,21 +4615,8 @@
         </w:rPr>
         <w:t xml:space="preserve">      </w:t>
       </w:r>
-      <w:proofErr w:type="spellStart"/>
-      <w:r>
-        <w:t>t_hash</w:t>
-      </w:r>
-      <w:proofErr w:type="spellEnd"/>
-      <w:r>
-        <w:t xml:space="preserve"> = </w:t>
-      </w:r>
-      <w:proofErr w:type="spellStart"/>
-      <w:r>
-        <w:t>t_hash</w:t>
-      </w:r>
-      <w:proofErr w:type="spellEnd"/>
-      <w:r>
-        <w:t xml:space="preserve"> + q</w:t>
+      <w:r>
+        <w:t>t_hash = t_hash + q</w:t>
       </w:r>
     </w:p>
     <w:p>
@@ -5366,15 +4661,7 @@
         <w:t xml:space="preserve"> </w:t>
       </w:r>
       <w:r>
-        <w:t>T = "</w:t>
-      </w:r>
-      <w:proofErr w:type="spellStart"/>
-      <w:r>
-        <w:t>abacabab</w:t>
-      </w:r>
-      <w:proofErr w:type="spellEnd"/>
-      <w:r>
-        <w:t>"</w:t>
+        <w:t>T = "abacabab"</w:t>
       </w:r>
       <w:r>
         <w:rPr>
@@ -5383,15 +4670,7 @@
         <w:t xml:space="preserve"> (n = 8)</w:t>
       </w:r>
       <w:r>
-        <w:t xml:space="preserve"> and P = "</w:t>
-      </w:r>
-      <w:proofErr w:type="spellStart"/>
-      <w:r>
-        <w:t>abab</w:t>
-      </w:r>
-      <w:proofErr w:type="spellEnd"/>
-      <w:r>
-        <w:t>"</w:t>
+        <w:t xml:space="preserve"> and P = "abab"</w:t>
       </w:r>
       <w:r>
         <w:rPr>
@@ -5475,15 +4754,7 @@
         </w:rPr>
       </w:pPr>
       <w:r>
-        <w:t xml:space="preserve">The pattern hash </w:t>
-      </w:r>
-      <w:proofErr w:type="spellStart"/>
-      <w:r>
-        <w:t>p_hash</w:t>
-      </w:r>
-      <w:proofErr w:type="spellEnd"/>
-      <w:r>
-        <w:t xml:space="preserve"> is computed using Horner's method:</w:t>
+        <w:t>The pattern hash p_hash is computed using Horner's method:</w:t>
       </w:r>
     </w:p>
     <w:p>
@@ -5493,13 +4764,8 @@
           <w:lang w:val="vi-VN"/>
         </w:rPr>
       </w:pPr>
-      <w:proofErr w:type="spellStart"/>
-      <w:r>
-        <w:t>p_hash</w:t>
-      </w:r>
-      <w:proofErr w:type="spellEnd"/>
-      <w:r>
-        <w:t xml:space="preserve"> = (((1 * 10 + 2) * 10 + 1) * 10 + 2) mod 13 </w:t>
+      <w:r>
+        <w:t xml:space="preserve">p_hash = (((1 * 10 + 2) * 10 + 1) * 10 + 2) mod 13 </w:t>
       </w:r>
     </w:p>
     <w:p>
@@ -5636,205 +4902,258 @@
       <w:r>
         <w:t xml:space="preserve">The initial text window hash </w:t>
       </w:r>
-      <w:proofErr w:type="spellStart"/>
       <w:r>
         <w:rPr>
           <w:b/>
           <w:bCs/>
         </w:rPr>
-        <w:t>t_</w:t>
-      </w:r>
-      <w:proofErr w:type="gramStart"/>
+        <w:t>t_hash(0)</w:t>
+      </w:r>
+      <w:r>
+        <w:t xml:space="preserve"> for T[0..3] = "abac" is computed as:</w:t>
+      </w:r>
+    </w:p>
+    <w:p>
+      <w:pPr>
+        <w:pStyle w:val="Pseudocode"/>
+        <w:rPr>
+          <w:lang w:val="vi-VN"/>
+        </w:rPr>
+      </w:pPr>
+      <w:r>
+        <w:t xml:space="preserve">t_hash(0) = (((1 * 10 + 2) * 10 + 1) * 10 + 3) mod 13 </w:t>
+      </w:r>
+    </w:p>
+    <w:p>
+      <w:pPr>
+        <w:pStyle w:val="Pseudocode"/>
+        <w:ind w:firstLine="720"/>
+        <w:rPr>
+          <w:lang w:val="vi-VN"/>
+        </w:rPr>
+      </w:pPr>
+      <w:r>
+        <w:rPr>
+          <w:lang w:val="vi-VN"/>
+        </w:rPr>
+        <w:t xml:space="preserve">    </w:t>
+      </w:r>
+      <w:r>
+        <w:t xml:space="preserve">= 1213 mod 13 </w:t>
+      </w:r>
+    </w:p>
+    <w:p>
+      <w:pPr>
+        <w:pStyle w:val="Pseudocode"/>
+        <w:ind w:firstLine="720"/>
+        <w:rPr>
+          <w:lang w:val="vi-VN"/>
+        </w:rPr>
+      </w:pPr>
+      <w:r>
+        <w:rPr>
+          <w:lang w:val="vi-VN"/>
+        </w:rPr>
+        <w:t xml:space="preserve">    </w:t>
+      </w:r>
+      <w:r>
+        <w:t>= 4</w:t>
+      </w:r>
+    </w:p>
+    <w:p>
+      <w:pPr>
+        <w:rPr>
+          <w:lang w:val="vi-VN"/>
+        </w:rPr>
+      </w:pPr>
+    </w:p>
+    <w:p>
       <w:r>
         <w:rPr>
           <w:b/>
           <w:bCs/>
         </w:rPr>
-        <w:t>hash</w:t>
-      </w:r>
-      <w:proofErr w:type="spellEnd"/>
+        <w:t>t_hash(1)</w:t>
+      </w:r>
+      <w:r>
+        <w:t xml:space="preserve"> for window "baca" (removing T[0]='a'=1, adding T[4]='a'=1):</w:t>
+      </w:r>
+    </w:p>
+    <w:p>
+      <w:pPr>
+        <w:pStyle w:val="Pseudocode"/>
+      </w:pPr>
+      <w:r>
+        <w:t>t_hash(1) = (10 * (4 - 1 * 12) + 1) mod 13</w:t>
+      </w:r>
+    </w:p>
+    <w:p>
+      <w:pPr>
+        <w:pStyle w:val="Pseudocode"/>
+      </w:pPr>
+      <w:r>
+        <w:t xml:space="preserve">          = (10 * (-8) + 1) mod 13</w:t>
+      </w:r>
+    </w:p>
+    <w:p>
+      <w:pPr>
+        <w:pStyle w:val="Pseudocode"/>
+      </w:pPr>
+      <w:r>
+        <w:t xml:space="preserve">          = (-79) mod 13</w:t>
+      </w:r>
+    </w:p>
+    <w:p>
+      <w:pPr>
+        <w:pStyle w:val="Pseudocode"/>
+        <w:rPr>
+          <w:lang w:val="vi-VN"/>
+        </w:rPr>
+      </w:pPr>
+      <w:r>
+        <w:t xml:space="preserve">          = (-79 + 7 * 13) mod 13 = 12</w:t>
+      </w:r>
+    </w:p>
+    <w:p>
+      <w:pPr>
+        <w:rPr>
+          <w:lang w:val="vi-VN"/>
+        </w:rPr>
+      </w:pPr>
+    </w:p>
+    <w:p>
       <w:r>
         <w:rPr>
           <w:b/>
           <w:bCs/>
         </w:rPr>
-        <w:t>(</w:t>
-      </w:r>
-      <w:proofErr w:type="gramEnd"/>
+        <w:t>t_hash(2)</w:t>
+      </w:r>
+      <w:r>
+        <w:t xml:space="preserve"> for window "acab" (removing T[1]='b'=2, adding T[5]='b'=2):</w:t>
+      </w:r>
+    </w:p>
+    <w:p>
+      <w:pPr>
+        <w:pStyle w:val="Pseudocode"/>
+      </w:pPr>
+      <w:r>
+        <w:t>t_hash(2) = (10 * (12 - 2 * 12) + 2) mod 13</w:t>
+      </w:r>
+    </w:p>
+    <w:p>
+      <w:pPr>
+        <w:pStyle w:val="Pseudocode"/>
+      </w:pPr>
+      <w:r>
+        <w:t xml:space="preserve">          = (10 * (-12) + 2) mod 13</w:t>
+      </w:r>
+    </w:p>
+    <w:p>
+      <w:pPr>
+        <w:pStyle w:val="Pseudocode"/>
+      </w:pPr>
+      <w:r>
+        <w:t xml:space="preserve">          = (-118) mod 13</w:t>
+      </w:r>
+    </w:p>
+    <w:p>
+      <w:pPr>
+        <w:pStyle w:val="Pseudocode"/>
+        <w:rPr>
+          <w:lang w:val="vi-VN"/>
+        </w:rPr>
+      </w:pPr>
+      <w:r>
+        <w:t xml:space="preserve">          = (-118 + 10 * 13) mod 13 = 12</w:t>
+      </w:r>
+    </w:p>
+    <w:p>
+      <w:pPr>
+        <w:rPr>
+          <w:lang w:val="vi-VN"/>
+        </w:rPr>
+      </w:pPr>
+    </w:p>
+    <w:p>
+      <w:pPr>
+        <w:rPr>
+          <w:lang w:val="vi-VN"/>
+        </w:rPr>
+      </w:pPr>
+    </w:p>
+    <w:p>
+      <w:pPr>
+        <w:rPr>
+          <w:lang w:val="vi-VN"/>
+        </w:rPr>
+      </w:pPr>
+    </w:p>
+    <w:p>
       <w:r>
         <w:rPr>
           <w:b/>
           <w:bCs/>
         </w:rPr>
-        <w:t>0)</w:t>
-      </w:r>
-      <w:r>
-        <w:t xml:space="preserve"> for </w:t>
-      </w:r>
-      <w:proofErr w:type="gramStart"/>
-      <w:r>
-        <w:t>T[0..</w:t>
-      </w:r>
-      <w:proofErr w:type="gramEnd"/>
-      <w:r>
-        <w:t>3] = "</w:t>
-      </w:r>
-      <w:proofErr w:type="spellStart"/>
-      <w:r>
-        <w:t>abac</w:t>
-      </w:r>
-      <w:proofErr w:type="spellEnd"/>
-      <w:r>
-        <w:t>" is computed as:</w:t>
+        <w:lastRenderedPageBreak/>
+        <w:t>t_hash(3)</w:t>
+      </w:r>
+      <w:r>
+        <w:t xml:space="preserve"> for window "caba" (removing T[2]='a'=1, adding T[6]='a'=1):</w:t>
       </w:r>
     </w:p>
     <w:p>
       <w:pPr>
         <w:pStyle w:val="Pseudocode"/>
-        <w:rPr>
-          <w:lang w:val="vi-VN"/>
-        </w:rPr>
-      </w:pPr>
-      <w:proofErr w:type="spellStart"/>
-      <w:r>
-        <w:t>t_</w:t>
-      </w:r>
-      <w:proofErr w:type="gramStart"/>
-      <w:r>
-        <w:t>hash</w:t>
-      </w:r>
-      <w:proofErr w:type="spellEnd"/>
-      <w:r>
-        <w:t>(</w:t>
-      </w:r>
-      <w:proofErr w:type="gramEnd"/>
-      <w:r>
-        <w:t xml:space="preserve">0) = (((1 * 10 + 2) * 10 + 1) * 10 + 3) mod 13 </w:t>
+      </w:pPr>
+      <w:r>
+        <w:t>t_hash(3) = (10 * (12 - 1 * 12) + 1) mod 13</w:t>
       </w:r>
     </w:p>
     <w:p>
       <w:pPr>
         <w:pStyle w:val="Pseudocode"/>
-        <w:ind w:firstLine="720"/>
-        <w:rPr>
-          <w:lang w:val="vi-VN"/>
-        </w:rPr>
-      </w:pPr>
-      <w:r>
-        <w:rPr>
-          <w:lang w:val="vi-VN"/>
-        </w:rPr>
-        <w:t xml:space="preserve">    </w:t>
-      </w:r>
-      <w:r>
-        <w:t xml:space="preserve">= 1213 mod 13 </w:t>
+      </w:pPr>
+      <w:r>
+        <w:t xml:space="preserve">          = (10 * 0 + 1) mod 13</w:t>
       </w:r>
     </w:p>
     <w:p>
       <w:pPr>
         <w:pStyle w:val="Pseudocode"/>
-        <w:ind w:firstLine="720"/>
-        <w:rPr>
-          <w:lang w:val="vi-VN"/>
-        </w:rPr>
-      </w:pPr>
-      <w:r>
-        <w:rPr>
-          <w:lang w:val="vi-VN"/>
-        </w:rPr>
-        <w:t xml:space="preserve">    </w:t>
-      </w:r>
-      <w:r>
-        <w:t>= 4</w:t>
-      </w:r>
-    </w:p>
-    <w:p>
-      <w:pPr>
-        <w:rPr>
-          <w:lang w:val="vi-VN"/>
-        </w:rPr>
-      </w:pPr>
-    </w:p>
-    <w:p>
-      <w:proofErr w:type="spellStart"/>
+        <w:rPr>
+          <w:lang w:val="vi-VN"/>
+        </w:rPr>
+      </w:pPr>
+      <w:r>
+        <w:t xml:space="preserve">          = 1</w:t>
+      </w:r>
+    </w:p>
+    <w:p>
+      <w:pPr>
+        <w:rPr>
+          <w:lang w:val="vi-VN"/>
+        </w:rPr>
+      </w:pPr>
+    </w:p>
+    <w:p>
       <w:r>
         <w:rPr>
           <w:b/>
           <w:bCs/>
         </w:rPr>
-        <w:t>t_</w:t>
-      </w:r>
-      <w:proofErr w:type="gramStart"/>
-      <w:r>
-        <w:rPr>
-          <w:b/>
-          <w:bCs/>
-        </w:rPr>
-        <w:t>hash</w:t>
-      </w:r>
-      <w:proofErr w:type="spellEnd"/>
-      <w:r>
-        <w:rPr>
-          <w:b/>
-          <w:bCs/>
-        </w:rPr>
-        <w:t>(</w:t>
-      </w:r>
-      <w:proofErr w:type="gramEnd"/>
-      <w:r>
-        <w:rPr>
-          <w:b/>
-          <w:bCs/>
-        </w:rPr>
-        <w:t>1)</w:t>
-      </w:r>
-      <w:r>
-        <w:t xml:space="preserve"> for window "</w:t>
-      </w:r>
-      <w:proofErr w:type="spellStart"/>
-      <w:r>
-        <w:t>baca</w:t>
-      </w:r>
-      <w:proofErr w:type="spellEnd"/>
-      <w:r>
-        <w:t xml:space="preserve">" (removing </w:t>
-      </w:r>
-      <w:proofErr w:type="gramStart"/>
-      <w:r>
-        <w:t>T[0]=</w:t>
-      </w:r>
-      <w:proofErr w:type="gramEnd"/>
-      <w:r>
-        <w:t>'a'=1, adding T[</w:t>
-      </w:r>
-      <w:proofErr w:type="gramStart"/>
-      <w:r>
-        <w:t>4]=</w:t>
-      </w:r>
-      <w:proofErr w:type="gramEnd"/>
-      <w:r>
-        <w:t>'a'=1):</w:t>
+        <w:t>t_hash(4)</w:t>
+      </w:r>
+      <w:r>
+        <w:t xml:space="preserve"> for window "abab" (removing T[3]='c'=3, adding T[7]='b'=2):</w:t>
       </w:r>
     </w:p>
     <w:p>
       <w:pPr>
         <w:pStyle w:val="Pseudocode"/>
       </w:pPr>
-      <w:proofErr w:type="spellStart"/>
-      <w:r>
-        <w:t>t_</w:t>
-      </w:r>
-      <w:proofErr w:type="gramStart"/>
-      <w:r>
-        <w:t>hash</w:t>
-      </w:r>
-      <w:proofErr w:type="spellEnd"/>
-      <w:r>
-        <w:t>(</w:t>
-      </w:r>
-      <w:proofErr w:type="gramEnd"/>
-      <w:r>
-        <w:t>1) = (10 * (4 - 1 * 12) + 1) mod 13</w:t>
+      <w:r>
+        <w:t>t_hash(4) = (10 * (1 - 3 * 12) + 2) mod 13</w:t>
       </w:r>
     </w:p>
     <w:p>
@@ -5842,7 +5161,7 @@
         <w:pStyle w:val="Pseudocode"/>
       </w:pPr>
       <w:r>
-        <w:t xml:space="preserve">          = (10 * (-8) + 1) mod 13</w:t>
+        <w:t xml:space="preserve">          = (10 * (-35) + 2) mod 13</w:t>
       </w:r>
     </w:p>
     <w:p>
@@ -5850,7 +5169,7 @@
         <w:pStyle w:val="Pseudocode"/>
       </w:pPr>
       <w:r>
-        <w:t xml:space="preserve">          = (-79) mod 13</w:t>
+        <w:t xml:space="preserve">          = (-348) mod 13</w:t>
       </w:r>
     </w:p>
     <w:p>
@@ -5861,353 +5180,6 @@
         </w:rPr>
       </w:pPr>
       <w:r>
-        <w:t xml:space="preserve">          = (-79 + 7 * 13) mod 13 = 12</w:t>
-      </w:r>
-    </w:p>
-    <w:p>
-      <w:pPr>
-        <w:rPr>
-          <w:lang w:val="vi-VN"/>
-        </w:rPr>
-      </w:pPr>
-    </w:p>
-    <w:p>
-      <w:proofErr w:type="spellStart"/>
-      <w:r>
-        <w:rPr>
-          <w:b/>
-          <w:bCs/>
-        </w:rPr>
-        <w:t>t_</w:t>
-      </w:r>
-      <w:proofErr w:type="gramStart"/>
-      <w:r>
-        <w:rPr>
-          <w:b/>
-          <w:bCs/>
-        </w:rPr>
-        <w:t>hash</w:t>
-      </w:r>
-      <w:proofErr w:type="spellEnd"/>
-      <w:r>
-        <w:rPr>
-          <w:b/>
-          <w:bCs/>
-        </w:rPr>
-        <w:t>(</w:t>
-      </w:r>
-      <w:proofErr w:type="gramEnd"/>
-      <w:r>
-        <w:rPr>
-          <w:b/>
-          <w:bCs/>
-        </w:rPr>
-        <w:t>2)</w:t>
-      </w:r>
-      <w:r>
-        <w:t xml:space="preserve"> for window "</w:t>
-      </w:r>
-      <w:proofErr w:type="spellStart"/>
-      <w:r>
-        <w:t>acab</w:t>
-      </w:r>
-      <w:proofErr w:type="spellEnd"/>
-      <w:r>
-        <w:t xml:space="preserve">" (removing </w:t>
-      </w:r>
-      <w:proofErr w:type="gramStart"/>
-      <w:r>
-        <w:t>T[1]=</w:t>
-      </w:r>
-      <w:proofErr w:type="gramEnd"/>
-      <w:r>
-        <w:t>'b'=2, adding T[</w:t>
-      </w:r>
-      <w:proofErr w:type="gramStart"/>
-      <w:r>
-        <w:t>5]=</w:t>
-      </w:r>
-      <w:proofErr w:type="gramEnd"/>
-      <w:r>
-        <w:t>'b'=2):</w:t>
-      </w:r>
-    </w:p>
-    <w:p>
-      <w:pPr>
-        <w:pStyle w:val="Pseudocode"/>
-      </w:pPr>
-      <w:proofErr w:type="spellStart"/>
-      <w:r>
-        <w:t>t_</w:t>
-      </w:r>
-      <w:proofErr w:type="gramStart"/>
-      <w:r>
-        <w:t>hash</w:t>
-      </w:r>
-      <w:proofErr w:type="spellEnd"/>
-      <w:r>
-        <w:t>(</w:t>
-      </w:r>
-      <w:proofErr w:type="gramEnd"/>
-      <w:r>
-        <w:t>2) = (10 * (12 - 2 * 12) + 2) mod 13</w:t>
-      </w:r>
-    </w:p>
-    <w:p>
-      <w:pPr>
-        <w:pStyle w:val="Pseudocode"/>
-      </w:pPr>
-      <w:r>
-        <w:t xml:space="preserve">          = (10 * (-12) + 2) mod 13</w:t>
-      </w:r>
-    </w:p>
-    <w:p>
-      <w:pPr>
-        <w:pStyle w:val="Pseudocode"/>
-      </w:pPr>
-      <w:r>
-        <w:t xml:space="preserve">          = (-118) mod 13</w:t>
-      </w:r>
-    </w:p>
-    <w:p>
-      <w:pPr>
-        <w:pStyle w:val="Pseudocode"/>
-        <w:rPr>
-          <w:lang w:val="vi-VN"/>
-        </w:rPr>
-      </w:pPr>
-      <w:r>
-        <w:t xml:space="preserve">          = (-118 + 10 * 13) mod 13 = 12</w:t>
-      </w:r>
-    </w:p>
-    <w:p>
-      <w:pPr>
-        <w:rPr>
-          <w:lang w:val="vi-VN"/>
-        </w:rPr>
-      </w:pPr>
-    </w:p>
-    <w:p>
-      <w:pPr>
-        <w:rPr>
-          <w:lang w:val="vi-VN"/>
-        </w:rPr>
-      </w:pPr>
-    </w:p>
-    <w:p>
-      <w:pPr>
-        <w:rPr>
-          <w:lang w:val="vi-VN"/>
-        </w:rPr>
-      </w:pPr>
-    </w:p>
-    <w:p>
-      <w:proofErr w:type="spellStart"/>
-      <w:r>
-        <w:rPr>
-          <w:b/>
-          <w:bCs/>
-        </w:rPr>
-        <w:lastRenderedPageBreak/>
-        <w:t>t_</w:t>
-      </w:r>
-      <w:proofErr w:type="gramStart"/>
-      <w:r>
-        <w:rPr>
-          <w:b/>
-          <w:bCs/>
-        </w:rPr>
-        <w:t>hash</w:t>
-      </w:r>
-      <w:proofErr w:type="spellEnd"/>
-      <w:r>
-        <w:rPr>
-          <w:b/>
-          <w:bCs/>
-        </w:rPr>
-        <w:t>(</w:t>
-      </w:r>
-      <w:proofErr w:type="gramEnd"/>
-      <w:r>
-        <w:rPr>
-          <w:b/>
-          <w:bCs/>
-        </w:rPr>
-        <w:t>3)</w:t>
-      </w:r>
-      <w:r>
-        <w:t xml:space="preserve"> for window "caba" (removing </w:t>
-      </w:r>
-      <w:proofErr w:type="gramStart"/>
-      <w:r>
-        <w:t>T[2]=</w:t>
-      </w:r>
-      <w:proofErr w:type="gramEnd"/>
-      <w:r>
-        <w:t>'a'=1, adding T[</w:t>
-      </w:r>
-      <w:proofErr w:type="gramStart"/>
-      <w:r>
-        <w:t>6]=</w:t>
-      </w:r>
-      <w:proofErr w:type="gramEnd"/>
-      <w:r>
-        <w:t>'a'=1):</w:t>
-      </w:r>
-    </w:p>
-    <w:p>
-      <w:pPr>
-        <w:pStyle w:val="Pseudocode"/>
-      </w:pPr>
-      <w:proofErr w:type="spellStart"/>
-      <w:r>
-        <w:t>t_</w:t>
-      </w:r>
-      <w:proofErr w:type="gramStart"/>
-      <w:r>
-        <w:t>hash</w:t>
-      </w:r>
-      <w:proofErr w:type="spellEnd"/>
-      <w:r>
-        <w:t>(</w:t>
-      </w:r>
-      <w:proofErr w:type="gramEnd"/>
-      <w:r>
-        <w:t>3) = (10 * (12 - 1 * 12) + 1) mod 13</w:t>
-      </w:r>
-    </w:p>
-    <w:p>
-      <w:pPr>
-        <w:pStyle w:val="Pseudocode"/>
-      </w:pPr>
-      <w:r>
-        <w:t xml:space="preserve">          = (10 * 0 + 1) mod 13</w:t>
-      </w:r>
-    </w:p>
-    <w:p>
-      <w:pPr>
-        <w:pStyle w:val="Pseudocode"/>
-        <w:rPr>
-          <w:lang w:val="vi-VN"/>
-        </w:rPr>
-      </w:pPr>
-      <w:r>
-        <w:t xml:space="preserve">          = 1</w:t>
-      </w:r>
-    </w:p>
-    <w:p>
-      <w:pPr>
-        <w:rPr>
-          <w:lang w:val="vi-VN"/>
-        </w:rPr>
-      </w:pPr>
-    </w:p>
-    <w:p>
-      <w:proofErr w:type="spellStart"/>
-      <w:r>
-        <w:rPr>
-          <w:b/>
-          <w:bCs/>
-        </w:rPr>
-        <w:t>t_</w:t>
-      </w:r>
-      <w:proofErr w:type="gramStart"/>
-      <w:r>
-        <w:rPr>
-          <w:b/>
-          <w:bCs/>
-        </w:rPr>
-        <w:t>hash</w:t>
-      </w:r>
-      <w:proofErr w:type="spellEnd"/>
-      <w:r>
-        <w:rPr>
-          <w:b/>
-          <w:bCs/>
-        </w:rPr>
-        <w:t>(</w:t>
-      </w:r>
-      <w:proofErr w:type="gramEnd"/>
-      <w:r>
-        <w:rPr>
-          <w:b/>
-          <w:bCs/>
-        </w:rPr>
-        <w:t>4)</w:t>
-      </w:r>
-      <w:r>
-        <w:t xml:space="preserve"> for window "</w:t>
-      </w:r>
-      <w:proofErr w:type="spellStart"/>
-      <w:r>
-        <w:t>abab</w:t>
-      </w:r>
-      <w:proofErr w:type="spellEnd"/>
-      <w:r>
-        <w:t xml:space="preserve">" (removing </w:t>
-      </w:r>
-      <w:proofErr w:type="gramStart"/>
-      <w:r>
-        <w:t>T[3]=</w:t>
-      </w:r>
-      <w:proofErr w:type="gramEnd"/>
-      <w:r>
-        <w:t>'c'=3, adding T[</w:t>
-      </w:r>
-      <w:proofErr w:type="gramStart"/>
-      <w:r>
-        <w:t>7]=</w:t>
-      </w:r>
-      <w:proofErr w:type="gramEnd"/>
-      <w:r>
-        <w:t>'b'=2):</w:t>
-      </w:r>
-    </w:p>
-    <w:p>
-      <w:pPr>
-        <w:pStyle w:val="Pseudocode"/>
-      </w:pPr>
-      <w:proofErr w:type="spellStart"/>
-      <w:r>
-        <w:t>t_</w:t>
-      </w:r>
-      <w:proofErr w:type="gramStart"/>
-      <w:r>
-        <w:t>hash</w:t>
-      </w:r>
-      <w:proofErr w:type="spellEnd"/>
-      <w:r>
-        <w:t>(</w:t>
-      </w:r>
-      <w:proofErr w:type="gramEnd"/>
-      <w:r>
-        <w:t>4) = (10 * (1 - 3 * 12) + 2) mod 13</w:t>
-      </w:r>
-    </w:p>
-    <w:p>
-      <w:pPr>
-        <w:pStyle w:val="Pseudocode"/>
-      </w:pPr>
-      <w:r>
-        <w:t xml:space="preserve">          = (10 * (-35) + 2) mod 13</w:t>
-      </w:r>
-    </w:p>
-    <w:p>
-      <w:pPr>
-        <w:pStyle w:val="Pseudocode"/>
-      </w:pPr>
-      <w:r>
-        <w:t xml:space="preserve">          = (-348) mod 13</w:t>
-      </w:r>
-    </w:p>
-    <w:p>
-      <w:pPr>
-        <w:pStyle w:val="Pseudocode"/>
-        <w:rPr>
-          <w:lang w:val="vi-VN"/>
-        </w:rPr>
-      </w:pPr>
-      <w:r>
         <w:t xml:space="preserve">          = (-348 + 27 * 13) mod 13 = 3</w:t>
       </w:r>
     </w:p>
@@ -6225,63 +5197,7 @@
         </w:rPr>
       </w:pPr>
       <w:r>
-        <w:t xml:space="preserve">At shift s = 4, </w:t>
-      </w:r>
-      <w:proofErr w:type="spellStart"/>
-      <w:r>
-        <w:t>t_</w:t>
-      </w:r>
-      <w:proofErr w:type="gramStart"/>
-      <w:r>
-        <w:t>hash</w:t>
-      </w:r>
-      <w:proofErr w:type="spellEnd"/>
-      <w:r>
-        <w:t>(</w:t>
-      </w:r>
-      <w:proofErr w:type="gramEnd"/>
-      <w:r>
-        <w:t xml:space="preserve">4) = 3 = </w:t>
-      </w:r>
-      <w:proofErr w:type="spellStart"/>
-      <w:r>
-        <w:t>p_hash</w:t>
-      </w:r>
-      <w:proofErr w:type="spellEnd"/>
-      <w:r>
-        <w:t xml:space="preserve">. A character-by-character verification is triggered: </w:t>
-      </w:r>
-      <w:proofErr w:type="gramStart"/>
-      <w:r>
-        <w:t>T[4..</w:t>
-      </w:r>
-      <w:proofErr w:type="gramEnd"/>
-      <w:r>
-        <w:t>7] = "</w:t>
-      </w:r>
-      <w:proofErr w:type="spellStart"/>
-      <w:r>
-        <w:t>abab</w:t>
-      </w:r>
-      <w:proofErr w:type="spellEnd"/>
-      <w:r>
-        <w:t xml:space="preserve">" matches </w:t>
-      </w:r>
-      <w:proofErr w:type="gramStart"/>
-      <w:r>
-        <w:t>P[0..</w:t>
-      </w:r>
-      <w:proofErr w:type="gramEnd"/>
-      <w:r>
-        <w:t>3] = "</w:t>
-      </w:r>
-      <w:proofErr w:type="spellStart"/>
-      <w:r>
-        <w:t>abab</w:t>
-      </w:r>
-      <w:proofErr w:type="spellEnd"/>
-      <w:r>
-        <w:t xml:space="preserve">". </w:t>
+        <w:t xml:space="preserve">At shift s = 4, t_hash(4) = 3 = p_hash. A character-by-character verification is triggered: T[4..7] = "abab" matches P[0..3] = "abab". </w:t>
       </w:r>
       <w:r>
         <w:rPr>
@@ -7541,15 +6457,7 @@
         </w:rPr>
       </w:pPr>
       <w:r>
-        <w:t xml:space="preserve">Rabin-Karp achieves strong average-case performance and excels when multiple patterns are searched simultaneously, as the cost of extending to k patterns is marginal once the rolling hash infrastructure is in place. Its </w:t>
-      </w:r>
-      <w:proofErr w:type="gramStart"/>
-      <w:r>
-        <w:t>O(</w:t>
-      </w:r>
-      <w:proofErr w:type="gramEnd"/>
-      <w:r>
-        <w:t>1) window-advance step and low constant factor make it efficient in practice for most real-world inputs.</w:t>
+        <w:t>Rabin-Karp achieves strong average-case performance and excels when multiple patterns are searched simultaneously, as the cost of extending to k patterns is marginal once the rolling hash infrastructure is in place. Its O(1) window-advance step and low constant factor make it efficient in practice for most real-world inputs.</w:t>
       </w:r>
     </w:p>
     <w:p>
@@ -7568,23 +6476,7 @@
         <w:t xml:space="preserve"> – cases </w:t>
       </w:r>
       <w:r>
-        <w:t xml:space="preserve">where a window's hash matches </w:t>
-      </w:r>
-      <w:proofErr w:type="spellStart"/>
-      <w:r>
-        <w:t>p_hash</w:t>
-      </w:r>
-      <w:proofErr w:type="spellEnd"/>
-      <w:r>
-        <w:t xml:space="preserve"> but the actual characters do not, forcing an unnecessary verification. If such collisions occur frequently due to a poorly chosen prime modulus, performance degrades to </w:t>
-      </w:r>
-      <w:proofErr w:type="gramStart"/>
-      <w:r>
-        <w:t>O(</w:t>
-      </w:r>
-      <w:proofErr w:type="gramEnd"/>
-      <w:r>
-        <w:t>n</w:t>
+        <w:t>where a window's hash matches p_hash but the actual characters do not, forcing an unnecessary verification. If such collisions occur frequently due to a poorly chosen prime modulus, performance degrades to O(n</w:t>
       </w:r>
       <w:r>
         <w:rPr>
@@ -7672,15 +6564,7 @@
         <w:t>–</w:t>
       </w:r>
       <w:r>
-        <w:t xml:space="preserve"> where each entry at index j stores the length of the longest proper prefix of the substring P[</w:t>
-      </w:r>
-      <w:proofErr w:type="gramStart"/>
-      <w:r>
-        <w:t>0..</w:t>
-      </w:r>
-      <w:proofErr w:type="gramEnd"/>
-      <w:r>
-        <w:t>j] that is also a suffix of the same substring. A proper prefix is defined as any prefix that is strictly shorter than the full string. This information encodes the maximum safe backward jump within the pattern upon encountering a mismatch: rather than resetting to position 0, the algorithm can resume comparison from the position indicated by the failure function array, preserving as many of the previously matched characters as possible.</w:t>
+        <w:t xml:space="preserve"> where each entry at index j stores the length of the longest proper prefix of the substring P[0..j] that is also a suffix of the same substring. A proper prefix is defined as any prefix that is strictly shorter than the full string. This information encodes the maximum safe backward jump within the pattern upon encountering a mismatch: rather than resetting to position 0, the algorithm can resume comparison from the position indicated by the failure function array, preserving as many of the previously matched characters as possible.</w:t>
       </w:r>
     </w:p>
     <w:p>
@@ -7768,13 +6652,8 @@
           <w:lang w:val="vi-VN"/>
         </w:rPr>
       </w:pPr>
-      <w:proofErr w:type="gramStart"/>
-      <w:r>
-        <w:t>failure[</w:t>
-      </w:r>
-      <w:proofErr w:type="gramEnd"/>
-      <w:r>
-        <w:t xml:space="preserve">0] = 0 </w:t>
+      <w:r>
+        <w:t xml:space="preserve">failure[0] = 0 </w:t>
       </w:r>
     </w:p>
     <w:p>
@@ -7819,15 +6698,7 @@
         </w:rPr>
       </w:pPr>
       <w:r>
-        <w:t>while k &gt; 0 and P[k</w:t>
-      </w:r>
-      <w:proofErr w:type="gramStart"/>
-      <w:r>
-        <w:t>] !</w:t>
-      </w:r>
-      <w:proofErr w:type="gramEnd"/>
-      <w:r>
-        <w:t xml:space="preserve">= P[q]: </w:t>
+        <w:t xml:space="preserve">while k &gt; 0 and P[k] != P[q]: </w:t>
       </w:r>
     </w:p>
     <w:p>
@@ -7845,15 +6716,7 @@
         <w:t xml:space="preserve">   </w:t>
       </w:r>
       <w:r>
-        <w:t xml:space="preserve">k = </w:t>
-      </w:r>
-      <w:proofErr w:type="gramStart"/>
-      <w:r>
-        <w:t>failure[</w:t>
-      </w:r>
-      <w:proofErr w:type="gramEnd"/>
-      <w:r>
-        <w:t xml:space="preserve">k - 1] </w:t>
+        <w:t xml:space="preserve">k = failure[k - 1] </w:t>
       </w:r>
     </w:p>
     <w:p>
@@ -7925,15 +6788,7 @@
         </w:rPr>
       </w:pPr>
       <w:r>
-        <w:t>KMP-</w:t>
-      </w:r>
-      <w:proofErr w:type="gramStart"/>
-      <w:r>
-        <w:t>MATCHER(</w:t>
-      </w:r>
-      <w:proofErr w:type="gramEnd"/>
-      <w:r>
-        <w:t xml:space="preserve">T, P): </w:t>
+        <w:t xml:space="preserve">KMP-MATCHER(T, P): </w:t>
       </w:r>
     </w:p>
     <w:p>
@@ -8007,15 +6862,7 @@
         </w:rPr>
       </w:pPr>
       <w:r>
-        <w:t xml:space="preserve">for </w:t>
-      </w:r>
-      <w:proofErr w:type="spellStart"/>
-      <w:r>
-        <w:t>i</w:t>
-      </w:r>
-      <w:proofErr w:type="spellEnd"/>
-      <w:r>
-        <w:t xml:space="preserve"> = 0 to (n - 1): </w:t>
+        <w:t xml:space="preserve">for i = 0 to (n - 1): </w:t>
       </w:r>
     </w:p>
     <w:p>
@@ -8033,23 +6880,7 @@
         <w:t xml:space="preserve">   </w:t>
       </w:r>
       <w:r>
-        <w:t>while q &gt; 0 and P[q</w:t>
-      </w:r>
-      <w:proofErr w:type="gramStart"/>
-      <w:r>
-        <w:t>] !</w:t>
-      </w:r>
-      <w:proofErr w:type="gramEnd"/>
-      <w:r>
-        <w:t>= T[</w:t>
-      </w:r>
-      <w:proofErr w:type="spellStart"/>
-      <w:r>
-        <w:t>i</w:t>
-      </w:r>
-      <w:proofErr w:type="spellEnd"/>
-      <w:r>
-        <w:t xml:space="preserve">]: </w:t>
+        <w:t xml:space="preserve">while q &gt; 0 and P[q] != T[i]: </w:t>
       </w:r>
     </w:p>
     <w:p>
@@ -8067,15 +6898,7 @@
         <w:t xml:space="preserve">   </w:t>
       </w:r>
       <w:r>
-        <w:t xml:space="preserve">q = </w:t>
-      </w:r>
-      <w:proofErr w:type="gramStart"/>
-      <w:r>
-        <w:t>failure[</w:t>
-      </w:r>
-      <w:proofErr w:type="gramEnd"/>
-      <w:r>
-        <w:t xml:space="preserve">q - 1] </w:t>
+        <w:t xml:space="preserve">q = failure[q - 1] </w:t>
       </w:r>
     </w:p>
     <w:p>
@@ -8087,15 +6910,7 @@
         </w:rPr>
       </w:pPr>
       <w:r>
-        <w:t>if P[q] == T[</w:t>
-      </w:r>
-      <w:proofErr w:type="spellStart"/>
-      <w:r>
-        <w:t>i</w:t>
-      </w:r>
-      <w:proofErr w:type="spellEnd"/>
-      <w:r>
-        <w:t xml:space="preserve">]: </w:t>
+        <w:t xml:space="preserve">if P[q] == T[i]: </w:t>
       </w:r>
     </w:p>
     <w:p>
@@ -8143,15 +6958,7 @@
         <w:t xml:space="preserve">   </w:t>
       </w:r>
       <w:r>
-        <w:t>print "Pattern found at shift" (</w:t>
-      </w:r>
-      <w:proofErr w:type="spellStart"/>
-      <w:r>
-        <w:t>i</w:t>
-      </w:r>
-      <w:proofErr w:type="spellEnd"/>
-      <w:r>
-        <w:t xml:space="preserve"> - m + 1) </w:t>
+        <w:t xml:space="preserve">print "Pattern found at shift" (i - m + 1) </w:t>
       </w:r>
     </w:p>
     <w:p>
@@ -8169,15 +6976,7 @@
         <w:t xml:space="preserve">   </w:t>
       </w:r>
       <w:r>
-        <w:t xml:space="preserve">q = </w:t>
-      </w:r>
-      <w:proofErr w:type="gramStart"/>
-      <w:r>
-        <w:t>failure[</w:t>
-      </w:r>
-      <w:proofErr w:type="gramEnd"/>
-      <w:r>
-        <w:t>q - 1]</w:t>
+        <w:t>q = failure[q - 1]</w:t>
       </w:r>
     </w:p>
     <w:p>
@@ -8212,15 +7011,7 @@
         </w:rPr>
       </w:pPr>
       <w:r>
-        <w:t>Using T = "</w:t>
-      </w:r>
-      <w:proofErr w:type="spellStart"/>
-      <w:r>
-        <w:t>abacabab</w:t>
-      </w:r>
-      <w:proofErr w:type="spellEnd"/>
-      <w:r>
-        <w:t>" (n = 8)</w:t>
+        <w:t>Using T = "abacabab" (n = 8)</w:t>
       </w:r>
       <w:r>
         <w:rPr>
@@ -8229,15 +7020,7 @@
         <w:t xml:space="preserve"> and </w:t>
       </w:r>
       <w:r>
-        <w:t>P = "</w:t>
-      </w:r>
-      <w:proofErr w:type="spellStart"/>
-      <w:r>
-        <w:t>abab</w:t>
-      </w:r>
-      <w:proofErr w:type="spellEnd"/>
-      <w:r>
-        <w:t>" (m = 4)</w:t>
+        <w:t>P = "abab" (m = 4)</w:t>
       </w:r>
       <w:r>
         <w:rPr>
@@ -8427,15 +7210,7 @@
         <w:t>Index 2, P[2] = 'a' (examining P[0..2] = "aba"):</w:t>
       </w:r>
       <w:r>
-        <w:t xml:space="preserve"> The proper prefixes of "aba" are: {"a", "ab"}. The proper suffixes are: {"a", "</w:t>
-      </w:r>
-      <w:proofErr w:type="spellStart"/>
-      <w:r>
-        <w:t>ba</w:t>
-      </w:r>
-      <w:proofErr w:type="spellEnd"/>
-      <w:r>
-        <w:t>"}. The longest string appearing in both sets is "a" (length 1).</w:t>
+        <w:t xml:space="preserve"> The proper prefixes of "aba" are: {"a", "ab"}. The proper suffixes are: {"a", "ba"}. The longest string appearing in both sets is "a" (length 1).</w:t>
       </w:r>
     </w:p>
     <w:p>
@@ -8494,314 +7269,246 @@
           <w:b/>
           <w:bCs/>
         </w:rPr>
-        <w:t>Index 3, P[3] = 'b' (examining P[0..3] = "</w:t>
-      </w:r>
-      <w:proofErr w:type="spellStart"/>
-      <w:r>
+        <w:t>Index 3, P[3] = 'b' (examining P[0..3] = "abab"):</w:t>
+      </w:r>
+      <w:r>
+        <w:t xml:space="preserve"> The proper prefixes of "abab" are: {"a", "ab", "aba"}. The proper suffixes are: {"b", "ab", "bab"}. The longest string appearing in both sets is "ab" (length 2).</w:t>
+      </w:r>
+    </w:p>
+    <w:p>
+      <w:pPr>
+        <w:pStyle w:val="Pseudocode"/>
+        <w:rPr>
+          <w:lang w:val="vi-VN"/>
+        </w:rPr>
+      </w:pPr>
+      <w:r>
+        <w:rPr>
+          <w:lang w:val="vi-VN"/>
+        </w:rPr>
+        <w:t>failure[</w:t>
+      </w:r>
+      <w:r>
+        <w:rPr>
+          <w:lang w:val="vi-VN"/>
+        </w:rPr>
+        <w:t>3</w:t>
+      </w:r>
+      <w:r>
+        <w:rPr>
+          <w:lang w:val="vi-VN"/>
+        </w:rPr>
+        <w:t xml:space="preserve">] = </w:t>
+      </w:r>
+      <w:r>
+        <w:rPr>
+          <w:lang w:val="vi-VN"/>
+        </w:rPr>
+        <w:t>2</w:t>
+      </w:r>
+    </w:p>
+    <w:p>
+      <w:pPr>
+        <w:rPr>
+          <w:lang w:val="vi-VN"/>
+        </w:rPr>
+      </w:pPr>
+    </w:p>
+    <w:p>
+      <w:pPr>
         <w:rPr>
           <w:b/>
           <w:bCs/>
-        </w:rPr>
-        <w:t>abab</w:t>
-      </w:r>
-      <w:proofErr w:type="spellEnd"/>
+          <w:lang w:val="vi-VN"/>
+        </w:rPr>
+      </w:pPr>
       <w:r>
         <w:rPr>
           <w:b/>
           <w:bCs/>
         </w:rPr>
-        <w:t>"):</w:t>
-      </w:r>
-      <w:r>
-        <w:t xml:space="preserve"> The proper prefixes of "</w:t>
-      </w:r>
-      <w:proofErr w:type="spellStart"/>
-      <w:r>
-        <w:t>abab</w:t>
-      </w:r>
-      <w:proofErr w:type="spellEnd"/>
-      <w:r>
-        <w:t>" are: {"a", "ab", "aba"}. The proper suffixes are: {"b", "ab", "</w:t>
-      </w:r>
-      <w:proofErr w:type="spellStart"/>
-      <w:r>
-        <w:t>bab</w:t>
-      </w:r>
-      <w:proofErr w:type="spellEnd"/>
-      <w:r>
-        <w:t>"}. The longest string appearing in both sets is "ab" (length 2).</w:t>
-      </w:r>
-    </w:p>
-    <w:p>
-      <w:pPr>
-        <w:pStyle w:val="Pseudocode"/>
-        <w:rPr>
-          <w:lang w:val="vi-VN"/>
-        </w:rPr>
-      </w:pPr>
-      <w:r>
-        <w:rPr>
-          <w:lang w:val="vi-VN"/>
-        </w:rPr>
-        <w:t>failure[</w:t>
-      </w:r>
-      <w:r>
-        <w:rPr>
-          <w:lang w:val="vi-VN"/>
-        </w:rPr>
-        <w:t>3</w:t>
-      </w:r>
-      <w:r>
-        <w:rPr>
-          <w:lang w:val="vi-VN"/>
-        </w:rPr>
-        <w:t xml:space="preserve">] = </w:t>
-      </w:r>
-      <w:r>
-        <w:rPr>
-          <w:lang w:val="vi-VN"/>
-        </w:rPr>
-        <w:t>2</w:t>
-      </w:r>
-    </w:p>
-    <w:p>
-      <w:pPr>
-        <w:rPr>
-          <w:lang w:val="vi-VN"/>
-        </w:rPr>
-      </w:pPr>
-    </w:p>
-    <w:p>
-      <w:pPr>
+        <w:t>Search Phase</w:t>
+      </w:r>
+      <w:r>
         <w:rPr>
           <w:b/>
           <w:bCs/>
           <w:lang w:val="vi-VN"/>
         </w:rPr>
-      </w:pPr>
+        <w:t xml:space="preserve"> –</w:t>
+      </w:r>
       <w:r>
         <w:rPr>
           <w:b/>
           <w:bCs/>
         </w:rPr>
-        <w:t>Search Phase</w:t>
+        <w:t xml:space="preserve"> </w:t>
       </w:r>
       <w:r>
         <w:rPr>
           <w:b/>
           <w:bCs/>
-          <w:lang w:val="vi-VN"/>
-        </w:rPr>
-        <w:t xml:space="preserve"> –</w:t>
+        </w:rPr>
+        <w:t>Matching Against Text T</w:t>
       </w:r>
       <w:r>
         <w:rPr>
           <w:b/>
           <w:bCs/>
         </w:rPr>
-        <w:t xml:space="preserve"> </w:t>
+        <w:t>:</w:t>
+      </w:r>
+    </w:p>
+    <w:p>
+      <w:pPr>
+        <w:rPr>
+          <w:lang w:val="vi-VN"/>
+        </w:rPr>
+      </w:pPr>
+      <w:r>
+        <w:t>The variable q tracks how many characters of P have been successfully matched against the current position in T.</w:t>
+      </w:r>
+    </w:p>
+    <w:p>
+      <w:pPr>
+        <w:rPr>
+          <w:lang w:val="vi-VN"/>
+        </w:rPr>
+      </w:pPr>
+      <w:r>
+        <w:rPr>
+          <w:lang w:val="vi-VN"/>
+        </w:rPr>
+        <w:t xml:space="preserve">- </w:t>
       </w:r>
       <w:r>
         <w:rPr>
           <w:b/>
           <w:bCs/>
         </w:rPr>
-        <w:t>Matching Against Text T</w:t>
+        <w:t>i = 0, T[0] = 'a':</w:t>
+      </w:r>
+      <w:r>
+        <w:t xml:space="preserve"> Compare P[q] = P[0] = 'a' with T[0] = 'a'. → Match. q advances from 0 to 1.</w:t>
+      </w:r>
+    </w:p>
+    <w:p>
+      <w:pPr>
+        <w:pStyle w:val="Pseudocode"/>
+        <w:rPr>
+          <w:lang w:val="vi-VN"/>
+        </w:rPr>
+      </w:pPr>
+      <w:r>
+        <w:rPr>
+          <w:lang w:val="vi-VN"/>
+        </w:rPr>
+        <w:t>q = 1</w:t>
+      </w:r>
+    </w:p>
+    <w:p>
+      <w:pPr>
+        <w:rPr>
+          <w:lang w:val="vi-VN"/>
+        </w:rPr>
+      </w:pPr>
+    </w:p>
+    <w:p>
+      <w:r>
+        <w:rPr>
+          <w:lang w:val="vi-VN"/>
+        </w:rPr>
+        <w:t xml:space="preserve">- </w:t>
       </w:r>
       <w:r>
         <w:rPr>
           <w:b/>
           <w:bCs/>
         </w:rPr>
-        <w:t>:</w:t>
-      </w:r>
-    </w:p>
-    <w:p>
-      <w:pPr>
-        <w:rPr>
-          <w:lang w:val="vi-VN"/>
-        </w:rPr>
-      </w:pPr>
-      <w:r>
-        <w:t>The variable q tracks how many characters of P have been successfully matched against the current position in T.</w:t>
-      </w:r>
-    </w:p>
-    <w:p>
-      <w:pPr>
-        <w:rPr>
-          <w:lang w:val="vi-VN"/>
-        </w:rPr>
-      </w:pPr>
+        <w:t>i = 1, T[1] = 'b':</w:t>
+      </w:r>
+      <w:r>
+        <w:t xml:space="preserve"> Compare P[q] = P[1] = 'b' with T[1] = 'b'. → Match. q advances from 1 to 2. </w:t>
+      </w:r>
+    </w:p>
+    <w:p>
+      <w:pPr>
+        <w:pStyle w:val="Pseudocode"/>
+        <w:rPr>
+          <w:lang w:val="vi-VN"/>
+        </w:rPr>
+      </w:pPr>
+      <w:r>
+        <w:rPr>
+          <w:lang w:val="vi-VN"/>
+        </w:rPr>
+        <w:t>q = 2</w:t>
+      </w:r>
+    </w:p>
+    <w:p>
+      <w:pPr>
+        <w:rPr>
+          <w:lang w:val="vi-VN"/>
+        </w:rPr>
+      </w:pPr>
+    </w:p>
+    <w:p>
       <w:r>
         <w:rPr>
           <w:lang w:val="vi-VN"/>
         </w:rPr>
         <w:t xml:space="preserve">- </w:t>
       </w:r>
-      <w:proofErr w:type="spellStart"/>
       <w:r>
         <w:rPr>
           <w:b/>
           <w:bCs/>
         </w:rPr>
-        <w:t>i</w:t>
-      </w:r>
-      <w:proofErr w:type="spellEnd"/>
+        <w:t>i = 2, T[2] = 'a':</w:t>
+      </w:r>
+      <w:r>
+        <w:t xml:space="preserve"> Compare P[q] = P[2] = 'a' with T[2] = 'a'. → Match. q advances from 2 to 3. </w:t>
+      </w:r>
+    </w:p>
+    <w:p>
+      <w:pPr>
+        <w:pStyle w:val="Pseudocode"/>
+        <w:rPr>
+          <w:lang w:val="vi-VN"/>
+        </w:rPr>
+      </w:pPr>
+      <w:r>
+        <w:rPr>
+          <w:lang w:val="vi-VN"/>
+        </w:rPr>
+        <w:t>q = 3</w:t>
+      </w:r>
+    </w:p>
+    <w:p>
+      <w:pPr>
+        <w:rPr>
+          <w:lang w:val="vi-VN"/>
+        </w:rPr>
+      </w:pPr>
+    </w:p>
+    <w:p>
+      <w:pPr>
+        <w:rPr>
+          <w:lang w:val="vi-VN"/>
+        </w:rPr>
+      </w:pPr>
+      <w:r>
+        <w:rPr>
+          <w:lang w:val="vi-VN"/>
+        </w:rPr>
+        <w:t xml:space="preserve">- </w:t>
+      </w:r>
       <w:r>
         <w:rPr>
           <w:b/>
           <w:bCs/>
         </w:rPr>
-        <w:t xml:space="preserve"> = 0, T[0] = 'a':</w:t>
-      </w:r>
-      <w:r>
-        <w:t xml:space="preserve"> Compare P[q] = P[0] = 'a' with T[0] = 'a'. → Match. q advances from 0 to 1.</w:t>
-      </w:r>
-    </w:p>
-    <w:p>
-      <w:pPr>
-        <w:pStyle w:val="Pseudocode"/>
-        <w:rPr>
-          <w:lang w:val="vi-VN"/>
-        </w:rPr>
-      </w:pPr>
-      <w:r>
-        <w:rPr>
-          <w:lang w:val="vi-VN"/>
-        </w:rPr>
-        <w:t>q = 1</w:t>
-      </w:r>
-    </w:p>
-    <w:p>
-      <w:pPr>
-        <w:rPr>
-          <w:lang w:val="vi-VN"/>
-        </w:rPr>
-      </w:pPr>
-    </w:p>
-    <w:p>
-      <w:r>
-        <w:rPr>
-          <w:lang w:val="vi-VN"/>
-        </w:rPr>
-        <w:t xml:space="preserve">- </w:t>
-      </w:r>
-      <w:proofErr w:type="spellStart"/>
-      <w:r>
-        <w:rPr>
-          <w:b/>
-          <w:bCs/>
-        </w:rPr>
-        <w:t>i</w:t>
-      </w:r>
-      <w:proofErr w:type="spellEnd"/>
-      <w:r>
-        <w:rPr>
-          <w:b/>
-          <w:bCs/>
-        </w:rPr>
-        <w:t xml:space="preserve"> = 1, T[1] = 'b':</w:t>
-      </w:r>
-      <w:r>
-        <w:t xml:space="preserve"> Compare P[q] = P[1] = 'b' with T[1] = 'b'. → Match. q advances from 1 to 2. </w:t>
-      </w:r>
-    </w:p>
-    <w:p>
-      <w:pPr>
-        <w:pStyle w:val="Pseudocode"/>
-        <w:rPr>
-          <w:lang w:val="vi-VN"/>
-        </w:rPr>
-      </w:pPr>
-      <w:r>
-        <w:rPr>
-          <w:lang w:val="vi-VN"/>
-        </w:rPr>
-        <w:t>q = 2</w:t>
-      </w:r>
-    </w:p>
-    <w:p>
-      <w:pPr>
-        <w:rPr>
-          <w:lang w:val="vi-VN"/>
-        </w:rPr>
-      </w:pPr>
-    </w:p>
-    <w:p>
-      <w:r>
-        <w:rPr>
-          <w:lang w:val="vi-VN"/>
-        </w:rPr>
-        <w:t xml:space="preserve">- </w:t>
-      </w:r>
-      <w:proofErr w:type="spellStart"/>
-      <w:r>
-        <w:rPr>
-          <w:b/>
-          <w:bCs/>
-        </w:rPr>
-        <w:t>i</w:t>
-      </w:r>
-      <w:proofErr w:type="spellEnd"/>
-      <w:r>
-        <w:rPr>
-          <w:b/>
-          <w:bCs/>
-        </w:rPr>
-        <w:t xml:space="preserve"> = 2, T[2] = 'a':</w:t>
-      </w:r>
-      <w:r>
-        <w:t xml:space="preserve"> Compare P[q] = P[2] = 'a' with T[2] = 'a'. → Match. q advances from 2 to 3. </w:t>
-      </w:r>
-    </w:p>
-    <w:p>
-      <w:pPr>
-        <w:pStyle w:val="Pseudocode"/>
-        <w:rPr>
-          <w:lang w:val="vi-VN"/>
-        </w:rPr>
-      </w:pPr>
-      <w:r>
-        <w:rPr>
-          <w:lang w:val="vi-VN"/>
-        </w:rPr>
-        <w:t>q = 3</w:t>
-      </w:r>
-    </w:p>
-    <w:p>
-      <w:pPr>
-        <w:rPr>
-          <w:lang w:val="vi-VN"/>
-        </w:rPr>
-      </w:pPr>
-    </w:p>
-    <w:p>
-      <w:pPr>
-        <w:rPr>
-          <w:lang w:val="vi-VN"/>
-        </w:rPr>
-      </w:pPr>
-      <w:r>
-        <w:rPr>
-          <w:lang w:val="vi-VN"/>
-        </w:rPr>
-        <w:t xml:space="preserve">- </w:t>
-      </w:r>
-      <w:proofErr w:type="spellStart"/>
-      <w:r>
-        <w:rPr>
-          <w:b/>
-          <w:bCs/>
-        </w:rPr>
-        <w:t>i</w:t>
-      </w:r>
-      <w:proofErr w:type="spellEnd"/>
-      <w:r>
-        <w:rPr>
-          <w:b/>
-          <w:bCs/>
-        </w:rPr>
-        <w:t xml:space="preserve"> = 3, T[3] = 'c':</w:t>
+        <w:t>i = 3, T[3] = 'c':</w:t>
       </w:r>
       <w:r>
         <w:t xml:space="preserve"> Compare P[q] = P[3] = 'b' with T[3] = 'c'. → Mismatch.</w:t>
@@ -8819,39 +7526,7 @@
         </w:rPr>
       </w:pPr>
       <w:r>
-        <w:t xml:space="preserve">Consult failure function: q = </w:t>
-      </w:r>
-      <w:proofErr w:type="gramStart"/>
-      <w:r>
-        <w:t>failure[</w:t>
-      </w:r>
-      <w:proofErr w:type="gramEnd"/>
-      <w:r>
-        <w:t xml:space="preserve">3 − 1] = </w:t>
-      </w:r>
-      <w:proofErr w:type="gramStart"/>
-      <w:r>
-        <w:t>failure[</w:t>
-      </w:r>
-      <w:proofErr w:type="gramEnd"/>
-      <w:r>
-        <w:t xml:space="preserve">2] = 1. Compare P[q] = </w:t>
-      </w:r>
-      <w:proofErr w:type="gramStart"/>
-      <w:r>
-        <w:t>P[</w:t>
-      </w:r>
-      <w:proofErr w:type="gramEnd"/>
-      <w:r>
-        <w:t xml:space="preserve">1] = 'b' with </w:t>
-      </w:r>
-      <w:proofErr w:type="gramStart"/>
-      <w:r>
-        <w:t>T[</w:t>
-      </w:r>
-      <w:proofErr w:type="gramEnd"/>
-      <w:r>
-        <w:t>3] = 'c'. → Still a mismatch.</w:t>
+        <w:t>Consult failure function: q = failure[3 − 1] = failure[2] = 1. Compare P[q] = P[1] = 'b' with T[3] = 'c'. → Still a mismatch.</w:t>
       </w:r>
     </w:p>
     <w:p>
@@ -8866,39 +7541,7 @@
         </w:rPr>
       </w:pPr>
       <w:r>
-        <w:t xml:space="preserve">Consult failure function: q = </w:t>
-      </w:r>
-      <w:proofErr w:type="gramStart"/>
-      <w:r>
-        <w:t>failure[</w:t>
-      </w:r>
-      <w:proofErr w:type="gramEnd"/>
-      <w:r>
-        <w:t xml:space="preserve">1 − 1] = </w:t>
-      </w:r>
-      <w:proofErr w:type="gramStart"/>
-      <w:r>
-        <w:t>failure[</w:t>
-      </w:r>
-      <w:proofErr w:type="gramEnd"/>
-      <w:r>
-        <w:t xml:space="preserve">0] = 0. Compare P[q] = </w:t>
-      </w:r>
-      <w:proofErr w:type="gramStart"/>
-      <w:r>
-        <w:t>P[</w:t>
-      </w:r>
-      <w:proofErr w:type="gramEnd"/>
-      <w:r>
-        <w:t xml:space="preserve">0] = 'a' with </w:t>
-      </w:r>
-      <w:proofErr w:type="gramStart"/>
-      <w:r>
-        <w:t>T[</w:t>
-      </w:r>
-      <w:proofErr w:type="gramEnd"/>
-      <w:r>
-        <w:t>3] = 'c'. → Still a mismatch.</w:t>
+        <w:t>Consult failure function: q = failure[1 − 1] = failure[0] = 0. Compare P[q] = P[0] = 'a' with T[3] = 'c'. → Still a mismatch.</w:t>
       </w:r>
     </w:p>
     <w:p>
@@ -8943,15 +7586,7 @@
         <w:t>:</w:t>
       </w:r>
       <w:r>
-        <w:t xml:space="preserve"> Unlike the Naïve algorithm, which would restart entirely at shift s = 1, KMP correctly determines there is no useful prefix of P that can be preserved, and simply advances </w:t>
-      </w:r>
-      <w:proofErr w:type="spellStart"/>
-      <w:r>
-        <w:t>i</w:t>
-      </w:r>
-      <w:proofErr w:type="spellEnd"/>
-      <w:r>
-        <w:t>. No shift is wasted on the intermediate positions.</w:t>
+        <w:t xml:space="preserve"> Unlike the Naïve algorithm, which would restart entirely at shift s = 1, KMP correctly determines there is no useful prefix of P that can be preserved, and simply advances i. No shift is wasted on the intermediate positions.</w:t>
       </w:r>
     </w:p>
     <w:p>
@@ -8987,30 +7622,69 @@
         </w:rPr>
         <w:t xml:space="preserve">- </w:t>
       </w:r>
-      <w:proofErr w:type="spellStart"/>
       <w:r>
         <w:rPr>
           <w:b/>
           <w:bCs/>
         </w:rPr>
-        <w:t>i</w:t>
-      </w:r>
-      <w:proofErr w:type="spellEnd"/>
+        <w:t>i = 4, T[4] = 'a':</w:t>
+      </w:r>
+      <w:r>
+        <w:t xml:space="preserve"> Compare </w:t>
+      </w:r>
+      <w:r>
+        <w:t xml:space="preserve">P[q] = </w:t>
+      </w:r>
+      <w:r>
+        <w:t>P[0] = 'a' with T[4] = 'a'. → Match. q advances from 0 to 1.</w:t>
+      </w:r>
+    </w:p>
+    <w:p>
+      <w:pPr>
+        <w:pStyle w:val="Pseudocode"/>
+        <w:rPr>
+          <w:lang w:val="vi-VN"/>
+        </w:rPr>
+      </w:pPr>
+      <w:r>
+        <w:rPr>
+          <w:lang w:val="vi-VN"/>
+        </w:rPr>
+        <w:t>q = 1</w:t>
+      </w:r>
+    </w:p>
+    <w:p>
+      <w:pPr>
+        <w:rPr>
+          <w:lang w:val="vi-VN"/>
+        </w:rPr>
+      </w:pPr>
+    </w:p>
+    <w:p>
+      <w:r>
+        <w:rPr>
+          <w:lang w:val="vi-VN"/>
+        </w:rPr>
+        <w:t xml:space="preserve">- </w:t>
+      </w:r>
       <w:r>
         <w:rPr>
           <w:b/>
           <w:bCs/>
         </w:rPr>
-        <w:t xml:space="preserve"> = 4, T[4] = 'a':</w:t>
-      </w:r>
-      <w:r>
-        <w:t xml:space="preserve"> Compare </w:t>
+        <w:t xml:space="preserve">i = 5, T[5] = 'b': </w:t>
+      </w:r>
+      <w:r>
+        <w:t xml:space="preserve">Compare </w:t>
       </w:r>
       <w:r>
         <w:t xml:space="preserve">P[q] = </w:t>
       </w:r>
       <w:r>
-        <w:t>P[0] = 'a' with T[4] = 'a'. → Match. q advances from 0 to 1.</w:t>
+        <w:t>P[1] = 'b' with T[5] = 'b'</w:t>
+      </w:r>
+      <w:r>
+        <w:t xml:space="preserve">. → Match. q advances from 1 to 2. </w:t>
       </w:r>
     </w:p>
     <w:p>
@@ -9024,50 +7698,51 @@
         <w:rPr>
           <w:lang w:val="vi-VN"/>
         </w:rPr>
-        <w:t>q = 1</w:t>
-      </w:r>
-    </w:p>
-    <w:p>
-      <w:pPr>
-        <w:rPr>
-          <w:lang w:val="vi-VN"/>
-        </w:rPr>
-      </w:pPr>
-    </w:p>
-    <w:p>
-      <w:r>
-        <w:rPr>
-          <w:lang w:val="vi-VN"/>
-        </w:rPr>
-        <w:t xml:space="preserve">- </w:t>
-      </w:r>
-      <w:proofErr w:type="spellStart"/>
+        <w:t>q = 2</w:t>
+      </w:r>
+    </w:p>
+    <w:p>
+      <w:pPr>
+        <w:rPr>
+          <w:lang w:val="vi-VN"/>
+        </w:rPr>
+      </w:pPr>
+    </w:p>
+    <w:p>
+      <w:pPr>
+        <w:rPr>
+          <w:lang w:val="vi-VN"/>
+        </w:rPr>
+      </w:pPr>
       <w:r>
         <w:rPr>
           <w:b/>
           <w:bCs/>
-        </w:rPr>
-        <w:t>i</w:t>
-      </w:r>
-      <w:proofErr w:type="spellEnd"/>
+          <w:lang w:val="vi-VN"/>
+        </w:rPr>
+        <w:t xml:space="preserve">- </w:t>
+      </w:r>
       <w:r>
         <w:rPr>
           <w:b/>
           <w:bCs/>
         </w:rPr>
-        <w:t xml:space="preserve"> = 5, T[5] = 'b': </w:t>
-      </w:r>
-      <w:r>
-        <w:t xml:space="preserve">Compare </w:t>
-      </w:r>
-      <w:r>
-        <w:t xml:space="preserve">P[q] = </w:t>
-      </w:r>
-      <w:r>
-        <w:t>P[1] = 'b' with T[5] = 'b'</w:t>
-      </w:r>
-      <w:r>
-        <w:t xml:space="preserve">. → Match. q advances from 1 to 2. </w:t>
+        <w:t>i = 6, T[6] = 'a':</w:t>
+      </w:r>
+      <w:r>
+        <w:t xml:space="preserve"> Compare </w:t>
+      </w:r>
+      <w:r>
+        <w:t xml:space="preserve">P[q] </w:t>
+      </w:r>
+      <w:r>
+        <w:rPr>
+          <w:lang w:val="vi-VN"/>
+        </w:rPr>
+        <w:t xml:space="preserve">= </w:t>
+      </w:r>
+      <w:r>
+        <w:t>P[2] = 'a' with T[6] = 'a'. → Match. q advances from 2 to 3.</w:t>
       </w:r>
     </w:p>
     <w:p>
@@ -9081,7 +7756,7 @@
         <w:rPr>
           <w:lang w:val="vi-VN"/>
         </w:rPr>
-        <w:t>q = 2</w:t>
+        <w:t>q = 3</w:t>
       </w:r>
     </w:p>
     <w:p>
@@ -9105,88 +7780,12 @@
         </w:rPr>
         <w:t xml:space="preserve">- </w:t>
       </w:r>
-      <w:proofErr w:type="spellStart"/>
       <w:r>
         <w:rPr>
           <w:b/>
           <w:bCs/>
         </w:rPr>
-        <w:t>i</w:t>
-      </w:r>
-      <w:proofErr w:type="spellEnd"/>
-      <w:r>
-        <w:rPr>
-          <w:b/>
-          <w:bCs/>
-        </w:rPr>
-        <w:t xml:space="preserve"> = 6, T[6] = 'a':</w:t>
-      </w:r>
-      <w:r>
-        <w:t xml:space="preserve"> Compare </w:t>
-      </w:r>
-      <w:r>
-        <w:t xml:space="preserve">P[q] </w:t>
-      </w:r>
-      <w:r>
-        <w:rPr>
-          <w:lang w:val="vi-VN"/>
-        </w:rPr>
-        <w:t xml:space="preserve">= </w:t>
-      </w:r>
-      <w:r>
-        <w:t>P[2] = 'a' with T[6] = 'a'. → Match. q advances from 2 to 3.</w:t>
-      </w:r>
-    </w:p>
-    <w:p>
-      <w:pPr>
-        <w:pStyle w:val="Pseudocode"/>
-        <w:rPr>
-          <w:lang w:val="vi-VN"/>
-        </w:rPr>
-      </w:pPr>
-      <w:r>
-        <w:rPr>
-          <w:lang w:val="vi-VN"/>
-        </w:rPr>
-        <w:t>q = 3</w:t>
-      </w:r>
-    </w:p>
-    <w:p>
-      <w:pPr>
-        <w:rPr>
-          <w:lang w:val="vi-VN"/>
-        </w:rPr>
-      </w:pPr>
-    </w:p>
-    <w:p>
-      <w:pPr>
-        <w:rPr>
-          <w:lang w:val="vi-VN"/>
-        </w:rPr>
-      </w:pPr>
-      <w:r>
-        <w:rPr>
-          <w:b/>
-          <w:bCs/>
-          <w:lang w:val="vi-VN"/>
-        </w:rPr>
-        <w:t xml:space="preserve">- </w:t>
-      </w:r>
-      <w:proofErr w:type="spellStart"/>
-      <w:r>
-        <w:rPr>
-          <w:b/>
-          <w:bCs/>
-        </w:rPr>
-        <w:t>i</w:t>
-      </w:r>
-      <w:proofErr w:type="spellEnd"/>
-      <w:r>
-        <w:rPr>
-          <w:b/>
-          <w:bCs/>
-        </w:rPr>
-        <w:t xml:space="preserve"> = 7, T[7] = 'b':</w:t>
+        <w:t>i = 7, T[7] = 'b':</w:t>
       </w:r>
       <w:r>
         <w:t xml:space="preserve"> Compare P[3] = 'b' with T[7] = 'b'. → Match. q advances from 3 to 4.</w:t>
@@ -9221,23 +7820,7 @@
           <w:b/>
           <w:bCs/>
         </w:rPr>
-        <w:t xml:space="preserve"> shift </w:t>
-      </w:r>
-      <w:proofErr w:type="spellStart"/>
-      <w:r>
-        <w:rPr>
-          <w:b/>
-          <w:bCs/>
-        </w:rPr>
-        <w:t>i</w:t>
-      </w:r>
-      <w:proofErr w:type="spellEnd"/>
-      <w:r>
-        <w:rPr>
-          <w:b/>
-          <w:bCs/>
-        </w:rPr>
-        <w:t xml:space="preserve"> − m + 1 = 7 − 4 + 1 = 4.</w:t>
+        <w:t xml:space="preserve"> shift i − m + 1 = 7 − 4 + 1 = 4.</w:t>
       </w:r>
     </w:p>
     <w:p>
@@ -9252,23 +7835,7 @@
         </w:rPr>
       </w:pPr>
       <w:r>
-        <w:t xml:space="preserve">q is then reset to </w:t>
-      </w:r>
-      <w:proofErr w:type="gramStart"/>
-      <w:r>
-        <w:t>failure[</w:t>
-      </w:r>
-      <w:proofErr w:type="gramEnd"/>
-      <w:r>
-        <w:t xml:space="preserve">4 − 1] = </w:t>
-      </w:r>
-      <w:proofErr w:type="gramStart"/>
-      <w:r>
-        <w:t>failure[</w:t>
-      </w:r>
-      <w:proofErr w:type="gramEnd"/>
-      <w:r>
-        <w:t>3] = 2 for the next potential match</w:t>
+        <w:t>q is then reset to failure[4 − 1] = failure[3] = 2 for the next potential match</w:t>
       </w:r>
       <w:r>
         <w:rPr>
@@ -9514,13 +8081,8 @@
                 <w:lang w:val="vi-VN"/>
               </w:rPr>
             </w:pPr>
-            <w:proofErr w:type="gramStart"/>
-            <w:r>
-              <w:t>P[0]=</w:t>
-            </w:r>
-            <w:proofErr w:type="gramEnd"/>
-            <w:r>
-              <w:t>'a' vs 'a'</w:t>
+            <w:r>
+              <w:t>P[0]='a' vs 'a'</w:t>
             </w:r>
           </w:p>
         </w:tc>
@@ -9626,13 +8188,8 @@
                 <w:lang w:val="vi-VN"/>
               </w:rPr>
             </w:pPr>
-            <w:proofErr w:type="gramStart"/>
-            <w:r>
-              <w:t>P[1]=</w:t>
-            </w:r>
-            <w:proofErr w:type="gramEnd"/>
-            <w:r>
-              <w:t>'b' vs 'b'</w:t>
+            <w:r>
+              <w:t>P[1]='b' vs 'b'</w:t>
             </w:r>
           </w:p>
         </w:tc>
@@ -9741,13 +8298,8 @@
                 <w:lang w:val="vi-VN"/>
               </w:rPr>
             </w:pPr>
-            <w:proofErr w:type="gramStart"/>
-            <w:r>
-              <w:t>P[1]=</w:t>
-            </w:r>
-            <w:proofErr w:type="gramEnd"/>
-            <w:r>
-              <w:t>'b' vs 'b'</w:t>
+            <w:r>
+              <w:t>P[1]='b' vs 'b'</w:t>
             </w:r>
           </w:p>
         </w:tc>
@@ -9853,13 +8405,8 @@
                 <w:lang w:val="vi-VN"/>
               </w:rPr>
             </w:pPr>
-            <w:proofErr w:type="gramStart"/>
-            <w:r>
-              <w:t>P[3]=</w:t>
-            </w:r>
-            <w:proofErr w:type="gramEnd"/>
-            <w:r>
-              <w:t>'b' vs 'c'</w:t>
+            <w:r>
+              <w:t>P[3]='b' vs 'c'</w:t>
             </w:r>
           </w:p>
         </w:tc>
@@ -9876,39 +8423,7 @@
               </w:rPr>
             </w:pPr>
             <w:r>
-              <w:t>Mismatch; q=</w:t>
-            </w:r>
-            <w:proofErr w:type="gramStart"/>
-            <w:r>
-              <w:t>failure[2]=</w:t>
-            </w:r>
-            <w:proofErr w:type="gramEnd"/>
-            <w:r>
-              <w:t xml:space="preserve">1; </w:t>
-            </w:r>
-            <w:proofErr w:type="gramStart"/>
-            <w:r>
-              <w:t>P[1]=</w:t>
-            </w:r>
-            <w:proofErr w:type="gramEnd"/>
-            <w:r>
-              <w:t>'b' vs 'c'; q=</w:t>
-            </w:r>
-            <w:proofErr w:type="gramStart"/>
-            <w:r>
-              <w:t>failure[0]=</w:t>
-            </w:r>
-            <w:proofErr w:type="gramEnd"/>
-            <w:r>
-              <w:t xml:space="preserve">0; </w:t>
-            </w:r>
-            <w:proofErr w:type="gramStart"/>
-            <w:r>
-              <w:t>P[0]=</w:t>
-            </w:r>
-            <w:proofErr w:type="gramEnd"/>
-            <w:r>
-              <w:t>'a' vs 'c'; q stays 0</w:t>
+              <w:t>Mismatch; q=failure[2]=1; P[1]='b' vs 'c'; q=failure[0]=0; P[0]='a' vs 'c'; q stays 0</w:t>
             </w:r>
           </w:p>
         </w:tc>
@@ -10001,13 +8516,8 @@
                 <w:lang w:val="vi-VN"/>
               </w:rPr>
             </w:pPr>
-            <w:proofErr w:type="gramStart"/>
-            <w:r>
-              <w:t>P[0]=</w:t>
-            </w:r>
-            <w:proofErr w:type="gramEnd"/>
-            <w:r>
-              <w:t>'a' vs 'a'</w:t>
+            <w:r>
+              <w:t>P[0]='a' vs 'a'</w:t>
             </w:r>
           </w:p>
         </w:tc>
@@ -10116,13 +8626,8 @@
                 <w:lang w:val="vi-VN"/>
               </w:rPr>
             </w:pPr>
-            <w:proofErr w:type="gramStart"/>
-            <w:r>
-              <w:t>P[1]=</w:t>
-            </w:r>
-            <w:proofErr w:type="gramEnd"/>
-            <w:r>
-              <w:t>'b' vs 'b'</w:t>
+            <w:r>
+              <w:t>P[1]='b' vs 'b'</w:t>
             </w:r>
           </w:p>
         </w:tc>
@@ -10234,13 +8739,8 @@
                 <w:lang w:val="vi-VN"/>
               </w:rPr>
             </w:pPr>
-            <w:proofErr w:type="gramStart"/>
-            <w:r>
-              <w:t>P[2]=</w:t>
-            </w:r>
-            <w:proofErr w:type="gramEnd"/>
-            <w:r>
-              <w:t>'a' vs 'a'</w:t>
+            <w:r>
+              <w:t>P[2]='a' vs 'a'</w:t>
             </w:r>
           </w:p>
         </w:tc>
@@ -10349,13 +8849,8 @@
                 <w:lang w:val="vi-VN"/>
               </w:rPr>
             </w:pPr>
-            <w:proofErr w:type="gramStart"/>
-            <w:r>
-              <w:t>P[3]=</w:t>
-            </w:r>
-            <w:proofErr w:type="gramEnd"/>
-            <w:r>
-              <w:t>'b' vs 'b'</w:t>
+            <w:r>
+              <w:t>P[3]='b' vs 'b'</w:t>
             </w:r>
           </w:p>
         </w:tc>
@@ -10382,15 +8877,7 @@
               <w:t>Match at s=4</w:t>
             </w:r>
             <w:r>
-              <w:t>; q=</w:t>
-            </w:r>
-            <w:proofErr w:type="gramStart"/>
-            <w:r>
-              <w:t>failure[3]=</w:t>
-            </w:r>
-            <w:proofErr w:type="gramEnd"/>
-            <w:r>
-              <w:t>2</w:t>
+              <w:t>; q=failure[3]=2</w:t>
             </w:r>
           </w:p>
         </w:tc>
@@ -10737,15 +9224,7 @@
         <w:t>(n + m)</w:t>
       </w:r>
       <w:r>
-        <w:t xml:space="preserve">, guaranteeing the </w:t>
-      </w:r>
-      <w:proofErr w:type="gramStart"/>
-      <w:r>
-        <w:t>O(</w:t>
-      </w:r>
-      <w:proofErr w:type="gramEnd"/>
-      <w:r>
-        <w:t>n + m) bound regardless of the alphabet size or input structure.</w:t>
+        <w:t>, guaranteeing the O(n + m) bound regardless of the alphabet size or input structure.</w:t>
       </w:r>
     </w:p>
     <w:p>
@@ -10784,15 +9263,7 @@
         <w:t xml:space="preserve"> </w:t>
       </w:r>
       <w:r>
-        <w:t xml:space="preserve">is the algorithm of choice when an unconditional worst-case performance guarantee is required. Its </w:t>
-      </w:r>
-      <w:proofErr w:type="gramStart"/>
-      <w:r>
-        <w:t>O(</w:t>
-      </w:r>
-      <w:proofErr w:type="gramEnd"/>
-      <w:r>
-        <w:t>n + m) bound is tight and holds across all possible inputs, making it suitable for safety-critical or real-time systems where unpredictable performance spikes are unacceptable. It is especially advantageous over small alphabets, where long partial matches are common and the failure function array yields the greatest savings.</w:t>
+        <w:t>is the algorithm of choice when an unconditional worst-case performance guarantee is required. Its O(n + m) bound is tight and holds across all possible inputs, making it suitable for safety-critical or real-time systems where unpredictable performance spikes are unacceptable. It is especially advantageous over small alphabets, where long partial matches are common and the failure function array yields the greatest savings.</w:t>
       </w:r>
     </w:p>
     <w:p>
@@ -10864,15 +9335,7 @@
         <w:t>from right to left</w:t>
       </w:r>
       <w:r>
-        <w:t xml:space="preserve"> rather than from left to right. This seemingly minor change, combined with two powerful shift heuristics, enables the algorithm to skip over large portions of the text with each mismatch, achieving sub-linear average-case </w:t>
-      </w:r>
-      <w:proofErr w:type="spellStart"/>
-      <w:r>
-        <w:t>behaviour</w:t>
-      </w:r>
-      <w:proofErr w:type="spellEnd"/>
-      <w:r>
-        <w:t xml:space="preserve"> </w:t>
+        <w:t xml:space="preserve"> rather than from left to right. This seemingly minor change, combined with two powerful shift heuristics, enables the algorithm to skip over large portions of the text with each mismatch, achieving sub-linear average-case behaviour </w:t>
       </w:r>
       <w:r>
         <w:t>–</w:t>
@@ -10933,15 +9396,7 @@
         <w:t>grep</w:t>
       </w:r>
       <w:r>
-        <w:t xml:space="preserve"> utility and is the default search engine in many text editors and word processors. Its sub-linear </w:t>
-      </w:r>
-      <w:proofErr w:type="spellStart"/>
-      <w:r>
-        <w:t>behaviour</w:t>
-      </w:r>
-      <w:proofErr w:type="spellEnd"/>
-      <w:r>
-        <w:t xml:space="preserve"> makes it the preferred choice for large-scale applications such as file content indexing, antivirus signature scanning, and network intrusion detection, where the text may be hundreds of megabytes in length.</w:t>
+        <w:t xml:space="preserve"> utility and is the default search engine in many text editors and word processors. Its sub-linear behaviour makes it the preferred choice for large-scale applications such as file content indexing, antivirus signature scanning, and network intrusion detection, where the text may be hundreds of megabytes in length.</w:t>
       </w:r>
     </w:p>
     <w:p>
@@ -10977,23 +9432,7 @@
         </w:rPr>
       </w:pPr>
       <w:r>
-        <w:t>BUILD-BAD-CHARACTER-</w:t>
-      </w:r>
-      <w:proofErr w:type="gramStart"/>
-      <w:r>
-        <w:t>TABLE(</w:t>
-      </w:r>
-      <w:proofErr w:type="gramEnd"/>
-      <w:r>
-        <w:t xml:space="preserve">P, </w:t>
-      </w:r>
-      <w:proofErr w:type="spellStart"/>
-      <w:r>
-        <w:t>alphabet_size</w:t>
-      </w:r>
-      <w:proofErr w:type="spellEnd"/>
-      <w:r>
-        <w:t xml:space="preserve">): </w:t>
+        <w:t xml:space="preserve">BUILD-BAD-CHARACTER-TABLE(P, alphabet_size): </w:t>
       </w:r>
     </w:p>
     <w:p>
@@ -11009,21 +9448,8 @@
         </w:rPr>
         <w:t xml:space="preserve">   </w:t>
       </w:r>
-      <w:proofErr w:type="spellStart"/>
-      <w:r>
-        <w:t>bad_char</w:t>
-      </w:r>
-      <w:proofErr w:type="spellEnd"/>
-      <w:r>
-        <w:t xml:space="preserve"> = array of size </w:t>
-      </w:r>
-      <w:proofErr w:type="spellStart"/>
-      <w:r>
-        <w:t>alphabet_size</w:t>
-      </w:r>
-      <w:proofErr w:type="spellEnd"/>
-      <w:r>
-        <w:t>, initialized to -1</w:t>
+      <w:r>
+        <w:t>bad_char = array of size alphabet_size, initialized to -1</w:t>
       </w:r>
     </w:p>
     <w:p>
@@ -11048,15 +9474,7 @@
         <w:t xml:space="preserve">   </w:t>
       </w:r>
       <w:r>
-        <w:t xml:space="preserve">for </w:t>
-      </w:r>
-      <w:proofErr w:type="spellStart"/>
-      <w:r>
-        <w:t>i</w:t>
-      </w:r>
-      <w:proofErr w:type="spellEnd"/>
-      <w:r>
-        <w:t xml:space="preserve"> = 0 to (length of P - 1): </w:t>
+        <w:t xml:space="preserve">for i = 0 to (length of P - 1): </w:t>
       </w:r>
     </w:p>
     <w:p>
@@ -11072,29 +9490,8 @@
         </w:rPr>
         <w:t xml:space="preserve">      </w:t>
       </w:r>
-      <w:proofErr w:type="spellStart"/>
-      <w:r>
-        <w:t>bad_char</w:t>
-      </w:r>
-      <w:proofErr w:type="spellEnd"/>
-      <w:r>
-        <w:t>[P[</w:t>
-      </w:r>
-      <w:proofErr w:type="spellStart"/>
-      <w:r>
-        <w:t>i</w:t>
-      </w:r>
-      <w:proofErr w:type="spellEnd"/>
-      <w:r>
-        <w:t xml:space="preserve">]] = </w:t>
-      </w:r>
-      <w:proofErr w:type="spellStart"/>
-      <w:r>
-        <w:t>i</w:t>
-      </w:r>
-      <w:proofErr w:type="spellEnd"/>
-      <w:r>
-        <w:t xml:space="preserve"> </w:t>
+      <w:r>
+        <w:t xml:space="preserve">bad_char[P[i]] = i </w:t>
       </w:r>
     </w:p>
     <w:p>
@@ -11119,13 +9516,8 @@
         <w:t xml:space="preserve">   </w:t>
       </w:r>
       <w:r>
-        <w:t xml:space="preserve">return </w:t>
-      </w:r>
-      <w:proofErr w:type="spellStart"/>
-      <w:r>
-        <w:t>bad_char</w:t>
-      </w:r>
-      <w:proofErr w:type="spellEnd"/>
+        <w:t>return bad_char</w:t>
+      </w:r>
     </w:p>
     <w:p>
       <w:pPr>
@@ -11182,13 +9574,8 @@
           <w:lang w:val="vi-VN"/>
         </w:rPr>
       </w:pPr>
-      <w:proofErr w:type="gramStart"/>
-      <w:r>
-        <w:t>suffix[</w:t>
-      </w:r>
-      <w:proofErr w:type="gramEnd"/>
-      <w:r>
-        <w:t xml:space="preserve">m - 1] = m </w:t>
+      <w:r>
+        <w:t xml:space="preserve">suffix[m - 1] = m </w:t>
       </w:r>
     </w:p>
     <w:p>
@@ -11233,23 +9620,7 @@
         </w:rPr>
       </w:pPr>
       <w:r>
-        <w:t xml:space="preserve">for </w:t>
-      </w:r>
-      <w:proofErr w:type="spellStart"/>
-      <w:r>
-        <w:t>i</w:t>
-      </w:r>
-      <w:proofErr w:type="spellEnd"/>
-      <w:r>
-        <w:t xml:space="preserve"> = m - 2 </w:t>
-      </w:r>
-      <w:proofErr w:type="spellStart"/>
-      <w:r>
-        <w:t>downto</w:t>
-      </w:r>
-      <w:proofErr w:type="spellEnd"/>
-      <w:r>
-        <w:t xml:space="preserve"> 0: </w:t>
+        <w:t xml:space="preserve">for i = m - 2 downto 0: </w:t>
       </w:r>
     </w:p>
     <w:p>
@@ -11267,36 +9638,7 @@
         <w:t xml:space="preserve">   </w:t>
       </w:r>
       <w:r>
-        <w:t xml:space="preserve">if </w:t>
-      </w:r>
-      <w:proofErr w:type="spellStart"/>
-      <w:r>
-        <w:t>i</w:t>
-      </w:r>
-      <w:proofErr w:type="spellEnd"/>
-      <w:r>
-        <w:t xml:space="preserve"> &gt; g and </w:t>
-      </w:r>
-      <w:proofErr w:type="gramStart"/>
-      <w:r>
-        <w:t>suffix[</w:t>
-      </w:r>
-      <w:proofErr w:type="spellStart"/>
-      <w:proofErr w:type="gramEnd"/>
-      <w:r>
-        <w:t>i</w:t>
-      </w:r>
-      <w:proofErr w:type="spellEnd"/>
-      <w:r>
-        <w:t xml:space="preserve"> + m - 1 - f] &lt; </w:t>
-      </w:r>
-      <w:proofErr w:type="spellStart"/>
-      <w:r>
-        <w:t>i</w:t>
-      </w:r>
-      <w:proofErr w:type="spellEnd"/>
-      <w:r>
-        <w:t xml:space="preserve"> - g: </w:t>
+        <w:t xml:space="preserve">if i &gt; g and suffix[i + m - 1 - f] &lt; i - g: </w:t>
       </w:r>
     </w:p>
     <w:p>
@@ -11314,28 +9656,7 @@
         <w:t xml:space="preserve">   </w:t>
       </w:r>
       <w:r>
-        <w:t>suffix[</w:t>
-      </w:r>
-      <w:proofErr w:type="spellStart"/>
-      <w:r>
-        <w:t>i</w:t>
-      </w:r>
-      <w:proofErr w:type="spellEnd"/>
-      <w:r>
-        <w:t xml:space="preserve">] = </w:t>
-      </w:r>
-      <w:proofErr w:type="gramStart"/>
-      <w:r>
-        <w:t>suffix[</w:t>
-      </w:r>
-      <w:proofErr w:type="spellStart"/>
-      <w:proofErr w:type="gramEnd"/>
-      <w:r>
-        <w:t>i</w:t>
-      </w:r>
-      <w:proofErr w:type="spellEnd"/>
-      <w:r>
-        <w:t xml:space="preserve"> + m - 1 - f] </w:t>
+        <w:t xml:space="preserve">suffix[i] = suffix[i + m - 1 - f] </w:t>
       </w:r>
     </w:p>
     <w:p>
@@ -11365,15 +9686,7 @@
         <w:t xml:space="preserve">   </w:t>
       </w:r>
       <w:r>
-        <w:t xml:space="preserve">if </w:t>
-      </w:r>
-      <w:proofErr w:type="spellStart"/>
-      <w:r>
-        <w:t>i</w:t>
-      </w:r>
-      <w:proofErr w:type="spellEnd"/>
-      <w:r>
-        <w:t xml:space="preserve"> &lt; g:</w:t>
+        <w:t>if i &lt; g:</w:t>
       </w:r>
     </w:p>
     <w:p>
@@ -11391,15 +9704,7 @@
         <w:t xml:space="preserve">      </w:t>
       </w:r>
       <w:r>
-        <w:t xml:space="preserve">g = </w:t>
-      </w:r>
-      <w:proofErr w:type="spellStart"/>
-      <w:r>
-        <w:t>i</w:t>
-      </w:r>
-      <w:proofErr w:type="spellEnd"/>
-      <w:r>
-        <w:t xml:space="preserve"> </w:t>
+        <w:t xml:space="preserve">g = i </w:t>
       </w:r>
     </w:p>
     <w:p>
@@ -11417,13 +9722,8 @@
         <w:t xml:space="preserve">   </w:t>
       </w:r>
       <w:r>
-        <w:t xml:space="preserve">f = </w:t>
-      </w:r>
-      <w:proofErr w:type="spellStart"/>
-      <w:r>
-        <w:t>i</w:t>
-      </w:r>
-      <w:proofErr w:type="spellEnd"/>
+        <w:t>f = i</w:t>
+      </w:r>
     </w:p>
     <w:p>
       <w:pPr>
@@ -11449,15 +9749,7 @@
         <w:t xml:space="preserve">   </w:t>
       </w:r>
       <w:r>
-        <w:t xml:space="preserve">while g &gt;= 0 and P[g] == </w:t>
-      </w:r>
-      <w:proofErr w:type="gramStart"/>
-      <w:r>
-        <w:t>P[</w:t>
-      </w:r>
-      <w:proofErr w:type="gramEnd"/>
-      <w:r>
-        <w:t xml:space="preserve">g + m - 1 - f]: </w:t>
+        <w:t xml:space="preserve">while g &gt;= 0 and P[g] == P[g + m - 1 - f]: </w:t>
       </w:r>
     </w:p>
     <w:p>
@@ -11502,15 +9794,7 @@
         <w:t xml:space="preserve">   </w:t>
       </w:r>
       <w:r>
-        <w:t>suffix[</w:t>
-      </w:r>
-      <w:proofErr w:type="spellStart"/>
-      <w:r>
-        <w:t>i</w:t>
-      </w:r>
-      <w:proofErr w:type="spellEnd"/>
-      <w:r>
-        <w:t>] = f - g</w:t>
+        <w:t>suffix[i] = f - g</w:t>
       </w:r>
     </w:p>
     <w:p>
@@ -11620,13 +9904,8 @@
         </w:rPr>
         <w:t xml:space="preserve">   </w:t>
       </w:r>
-      <w:proofErr w:type="spellStart"/>
-      <w:r>
-        <w:t>good_suffix</w:t>
-      </w:r>
-      <w:proofErr w:type="spellEnd"/>
-      <w:r>
-        <w:t xml:space="preserve"> = array of size (m + 1), initialized to m</w:t>
+      <w:r>
+        <w:t>good_suffix = array of size (m + 1), initialized to m</w:t>
       </w:r>
     </w:p>
     <w:p>
@@ -11651,23 +9930,7 @@
         <w:t xml:space="preserve">   </w:t>
       </w:r>
       <w:r>
-        <w:t xml:space="preserve">for </w:t>
-      </w:r>
-      <w:proofErr w:type="spellStart"/>
-      <w:r>
-        <w:t>i</w:t>
-      </w:r>
-      <w:proofErr w:type="spellEnd"/>
-      <w:r>
-        <w:t xml:space="preserve"> = m - 1 </w:t>
-      </w:r>
-      <w:proofErr w:type="spellStart"/>
-      <w:r>
-        <w:t>downto</w:t>
-      </w:r>
-      <w:proofErr w:type="spellEnd"/>
-      <w:r>
-        <w:t xml:space="preserve"> 0: </w:t>
+        <w:t xml:space="preserve">for i = m - 1 downto 0: </w:t>
       </w:r>
     </w:p>
     <w:p>
@@ -11685,23 +9948,7 @@
         <w:t xml:space="preserve">   </w:t>
       </w:r>
       <w:r>
-        <w:t>if suffix[</w:t>
-      </w:r>
-      <w:proofErr w:type="spellStart"/>
-      <w:r>
-        <w:t>i</w:t>
-      </w:r>
-      <w:proofErr w:type="spellEnd"/>
-      <w:r>
-        <w:t xml:space="preserve">] == </w:t>
-      </w:r>
-      <w:proofErr w:type="spellStart"/>
-      <w:r>
-        <w:t>i</w:t>
-      </w:r>
-      <w:proofErr w:type="spellEnd"/>
-      <w:r>
-        <w:t xml:space="preserve"> + 1: </w:t>
+        <w:t xml:space="preserve">if suffix[i] == i + 1: </w:t>
       </w:r>
     </w:p>
     <w:p>
@@ -11719,15 +9966,7 @@
         <w:t xml:space="preserve">   </w:t>
       </w:r>
       <w:r>
-        <w:t xml:space="preserve">for j = 0 to (m - 2 - </w:t>
-      </w:r>
-      <w:proofErr w:type="spellStart"/>
-      <w:r>
-        <w:t>i</w:t>
-      </w:r>
-      <w:proofErr w:type="spellEnd"/>
-      <w:r>
-        <w:t xml:space="preserve">): </w:t>
+        <w:t xml:space="preserve">for j = 0 to (m - 2 - i): </w:t>
       </w:r>
     </w:p>
     <w:p>
@@ -11745,15 +9984,7 @@
         <w:t xml:space="preserve">      </w:t>
       </w:r>
       <w:r>
-        <w:t xml:space="preserve">if </w:t>
-      </w:r>
-      <w:proofErr w:type="spellStart"/>
-      <w:r>
-        <w:t>good_suffix</w:t>
-      </w:r>
-      <w:proofErr w:type="spellEnd"/>
-      <w:r>
-        <w:t xml:space="preserve">[j] == m: </w:t>
+        <w:t xml:space="preserve">if good_suffix[j] == m: </w:t>
       </w:r>
     </w:p>
     <w:p>
@@ -11770,19 +10001,12 @@
         </w:rPr>
         <w:t xml:space="preserve">         </w:t>
       </w:r>
-      <w:proofErr w:type="spellStart"/>
-      <w:r>
-        <w:t>good_suffix</w:t>
-      </w:r>
-      <w:proofErr w:type="spellEnd"/>
-      <w:r>
-        <w:t xml:space="preserve">[j] = m - 1 - </w:t>
-      </w:r>
-      <w:proofErr w:type="spellStart"/>
+      <w:r>
+        <w:t xml:space="preserve">good_suffix[j] = m - 1 - </w:t>
+      </w:r>
       <w:r>
         <w:t>i</w:t>
       </w:r>
-      <w:proofErr w:type="spellEnd"/>
       <w:r>
         <w:rPr>
           <w:lang w:val="vi-VN"/>
@@ -11812,15 +10036,7 @@
         <w:t xml:space="preserve">   </w:t>
       </w:r>
       <w:r>
-        <w:t xml:space="preserve">for </w:t>
-      </w:r>
-      <w:proofErr w:type="spellStart"/>
-      <w:r>
-        <w:t>i</w:t>
-      </w:r>
-      <w:proofErr w:type="spellEnd"/>
-      <w:r>
-        <w:t xml:space="preserve"> = 0 to (m - 2): </w:t>
+        <w:t xml:space="preserve">for i = 0 to (m - 2): </w:t>
       </w:r>
     </w:p>
     <w:p>
@@ -11831,41 +10047,15 @@
           <w:lang w:val="vi-VN"/>
         </w:rPr>
       </w:pPr>
-      <w:proofErr w:type="spellStart"/>
-      <w:r>
-        <w:t>good_</w:t>
-      </w:r>
-      <w:proofErr w:type="gramStart"/>
-      <w:r>
-        <w:t>suffix</w:t>
-      </w:r>
-      <w:proofErr w:type="spellEnd"/>
-      <w:r>
-        <w:t>[</w:t>
-      </w:r>
-      <w:proofErr w:type="gramEnd"/>
-      <w:r>
-        <w:t>m - 1 - suffix[</w:t>
-      </w:r>
-      <w:proofErr w:type="spellStart"/>
-      <w:r>
-        <w:t>i</w:t>
-      </w:r>
-      <w:proofErr w:type="spellEnd"/>
-      <w:r>
-        <w:t xml:space="preserve">]] = m - 1 </w:t>
+      <w:r>
+        <w:t xml:space="preserve">good_suffix[m - 1 - suffix[i]] = m - 1 </w:t>
       </w:r>
       <w:r>
         <w:t>–</w:t>
       </w:r>
       <w:r>
-        <w:t xml:space="preserve"> </w:t>
-      </w:r>
-      <w:proofErr w:type="spellStart"/>
-      <w:r>
-        <w:t>i</w:t>
-      </w:r>
-      <w:proofErr w:type="spellEnd"/>
+        <w:t xml:space="preserve"> i</w:t>
+      </w:r>
     </w:p>
     <w:p>
       <w:pPr>
@@ -11890,13 +10080,8 @@
         <w:t xml:space="preserve">   </w:t>
       </w:r>
       <w:r>
-        <w:t xml:space="preserve">return </w:t>
-      </w:r>
-      <w:proofErr w:type="spellStart"/>
-      <w:r>
-        <w:t>good_suffix</w:t>
-      </w:r>
-      <w:proofErr w:type="spellEnd"/>
+        <w:t>return good_suffix</w:t>
+      </w:r>
     </w:p>
     <w:p>
       <w:pPr>
@@ -11913,15 +10098,7 @@
         </w:rPr>
       </w:pPr>
       <w:r>
-        <w:t>BOYER-MOORE-</w:t>
-      </w:r>
-      <w:proofErr w:type="gramStart"/>
-      <w:r>
-        <w:t>MATCHER(</w:t>
-      </w:r>
-      <w:proofErr w:type="gramEnd"/>
-      <w:r>
-        <w:t xml:space="preserve">T, P): </w:t>
+        <w:t xml:space="preserve">BOYER-MOORE-MATCHER(T, P): </w:t>
       </w:r>
     </w:p>
     <w:p>
@@ -11956,13 +10133,8 @@
           <w:lang w:val="vi-VN"/>
         </w:rPr>
       </w:pPr>
-      <w:proofErr w:type="spellStart"/>
-      <w:r>
-        <w:t>bad_char</w:t>
-      </w:r>
-      <w:proofErr w:type="spellEnd"/>
-      <w:r>
-        <w:t xml:space="preserve"> = BUILD-BAD-CHARACTER-TABLE(P) </w:t>
+      <w:r>
+        <w:t xml:space="preserve">bad_char = BUILD-BAD-CHARACTER-TABLE(P) </w:t>
       </w:r>
     </w:p>
     <w:p>
@@ -11973,13 +10145,8 @@
           <w:lang w:val="vi-VN"/>
         </w:rPr>
       </w:pPr>
-      <w:proofErr w:type="spellStart"/>
-      <w:r>
-        <w:t>good_suffix</w:t>
-      </w:r>
-      <w:proofErr w:type="spellEnd"/>
-      <w:r>
-        <w:t xml:space="preserve"> = BUILD-GOOD-SUFFIX-TABLE(P) </w:t>
+      <w:r>
+        <w:t xml:space="preserve">good_suffix = BUILD-GOOD-SUFFIX-TABLE(P) </w:t>
       </w:r>
     </w:p>
     <w:p>
@@ -12036,15 +10203,7 @@
         </w:rPr>
       </w:pPr>
       <w:r>
-        <w:t xml:space="preserve">while j &gt;= 0 and P[j] == </w:t>
-      </w:r>
-      <w:proofErr w:type="gramStart"/>
-      <w:r>
-        <w:t>T[</w:t>
-      </w:r>
-      <w:proofErr w:type="gramEnd"/>
-      <w:r>
-        <w:t xml:space="preserve">s + j]: </w:t>
+        <w:t xml:space="preserve">while j &gt;= 0 and P[j] == T[s + j]: </w:t>
       </w:r>
     </w:p>
     <w:p>
@@ -12119,23 +10278,7 @@
         <w:t xml:space="preserve">   </w:t>
       </w:r>
       <w:r>
-        <w:t xml:space="preserve">s = s + </w:t>
-      </w:r>
-      <w:proofErr w:type="spellStart"/>
-      <w:r>
-        <w:t>good_</w:t>
-      </w:r>
-      <w:proofErr w:type="gramStart"/>
-      <w:r>
-        <w:t>suffix</w:t>
-      </w:r>
-      <w:proofErr w:type="spellEnd"/>
-      <w:r>
-        <w:t>[</w:t>
-      </w:r>
-      <w:proofErr w:type="gramEnd"/>
-      <w:r>
-        <w:t xml:space="preserve">0] </w:t>
+        <w:t xml:space="preserve">s = s + good_suffix[0] </w:t>
       </w:r>
     </w:p>
     <w:p>
@@ -12164,29 +10307,8 @@
         </w:rPr>
         <w:t xml:space="preserve">   </w:t>
       </w:r>
-      <w:proofErr w:type="spellStart"/>
-      <w:r>
-        <w:t>bc_shift</w:t>
-      </w:r>
-      <w:proofErr w:type="spellEnd"/>
-      <w:r>
-        <w:t xml:space="preserve"> = j - </w:t>
-      </w:r>
-      <w:proofErr w:type="spellStart"/>
-      <w:r>
-        <w:t>bad_</w:t>
-      </w:r>
-      <w:proofErr w:type="gramStart"/>
-      <w:r>
-        <w:t>char</w:t>
-      </w:r>
-      <w:proofErr w:type="spellEnd"/>
-      <w:r>
-        <w:t>[T[</w:t>
-      </w:r>
-      <w:proofErr w:type="gramEnd"/>
-      <w:r>
-        <w:t xml:space="preserve">s + j]] </w:t>
+      <w:r>
+        <w:t xml:space="preserve">bc_shift = j - bad_char[T[s + j]] </w:t>
       </w:r>
     </w:p>
     <w:p>
@@ -12203,21 +10325,8 @@
         </w:rPr>
         <w:t xml:space="preserve">   </w:t>
       </w:r>
-      <w:proofErr w:type="spellStart"/>
-      <w:r>
-        <w:t>gs_shift</w:t>
-      </w:r>
-      <w:proofErr w:type="spellEnd"/>
-      <w:r>
-        <w:t xml:space="preserve"> = </w:t>
-      </w:r>
-      <w:proofErr w:type="spellStart"/>
-      <w:r>
-        <w:t>good_suffix</w:t>
-      </w:r>
-      <w:proofErr w:type="spellEnd"/>
-      <w:r>
-        <w:t xml:space="preserve">[j] </w:t>
+      <w:r>
+        <w:t xml:space="preserve">gs_shift = good_suffix[j] </w:t>
       </w:r>
     </w:p>
     <w:p>
@@ -12235,28 +10344,7 @@
         <w:t xml:space="preserve">   </w:t>
       </w:r>
       <w:r>
-        <w:t xml:space="preserve">s = s + </w:t>
-      </w:r>
-      <w:proofErr w:type="gramStart"/>
-      <w:r>
-        <w:t>max(</w:t>
-      </w:r>
-      <w:proofErr w:type="spellStart"/>
-      <w:proofErr w:type="gramEnd"/>
-      <w:r>
-        <w:t>bc_shift</w:t>
-      </w:r>
-      <w:proofErr w:type="spellEnd"/>
-      <w:r>
-        <w:t xml:space="preserve">, </w:t>
-      </w:r>
-      <w:proofErr w:type="spellStart"/>
-      <w:r>
-        <w:t>gs_shift</w:t>
-      </w:r>
-      <w:proofErr w:type="spellEnd"/>
-      <w:r>
-        <w:t>)</w:t>
+        <w:t>s = s + max(bc_shift, gs_shift)</w:t>
       </w:r>
     </w:p>
     <w:p>
@@ -12299,15 +10387,7 @@
         </w:rPr>
       </w:pPr>
       <w:r>
-        <w:t>Using T = "</w:t>
-      </w:r>
-      <w:proofErr w:type="spellStart"/>
-      <w:r>
-        <w:t>abacabab</w:t>
-      </w:r>
-      <w:proofErr w:type="spellEnd"/>
-      <w:r>
-        <w:t>" (n = 8)</w:t>
+        <w:t>Using T = "abacabab" (n = 8)</w:t>
       </w:r>
       <w:r>
         <w:rPr>
@@ -12316,15 +10396,7 @@
         <w:t xml:space="preserve"> and </w:t>
       </w:r>
       <w:r>
-        <w:t>P = "</w:t>
-      </w:r>
-      <w:proofErr w:type="spellStart"/>
-      <w:r>
-        <w:t>abab</w:t>
-      </w:r>
-      <w:proofErr w:type="spellEnd"/>
-      <w:r>
-        <w:t>" (m = 4)</w:t>
+        <w:t>P = "abab" (m = 4)</w:t>
       </w:r>
       <w:r>
         <w:rPr>
@@ -12395,21 +10467,8 @@
           <w:numId w:val="19"/>
         </w:numPr>
       </w:pPr>
-      <w:proofErr w:type="gramStart"/>
-      <w:r>
-        <w:t>P[</w:t>
-      </w:r>
-      <w:proofErr w:type="gramEnd"/>
-      <w:r>
-        <w:t xml:space="preserve">0] = 'a' → </w:t>
-      </w:r>
-      <w:proofErr w:type="spellStart"/>
-      <w:r>
-        <w:t>bad_char</w:t>
-      </w:r>
-      <w:proofErr w:type="spellEnd"/>
-      <w:r>
-        <w:t xml:space="preserve">['a'] = 0 </w:t>
+      <w:r>
+        <w:t xml:space="preserve">P[0] = 'a' → bad_char['a'] = 0 </w:t>
       </w:r>
     </w:p>
     <w:p>
@@ -12419,21 +10478,8 @@
           <w:numId w:val="19"/>
         </w:numPr>
       </w:pPr>
-      <w:proofErr w:type="gramStart"/>
-      <w:r>
-        <w:t>P[</w:t>
-      </w:r>
-      <w:proofErr w:type="gramEnd"/>
-      <w:r>
-        <w:t xml:space="preserve">1] = 'b' → </w:t>
-      </w:r>
-      <w:proofErr w:type="spellStart"/>
-      <w:r>
-        <w:t>bad_char</w:t>
-      </w:r>
-      <w:proofErr w:type="spellEnd"/>
-      <w:r>
-        <w:t xml:space="preserve">['b'] = 1 </w:t>
+      <w:r>
+        <w:t xml:space="preserve">P[1] = 'b' → bad_char['b'] = 1 </w:t>
       </w:r>
     </w:p>
     <w:p>
@@ -12443,21 +10489,8 @@
           <w:numId w:val="19"/>
         </w:numPr>
       </w:pPr>
-      <w:proofErr w:type="gramStart"/>
-      <w:r>
-        <w:t>P[</w:t>
-      </w:r>
-      <w:proofErr w:type="gramEnd"/>
-      <w:r>
-        <w:t xml:space="preserve">2] = 'a' → </w:t>
-      </w:r>
-      <w:proofErr w:type="spellStart"/>
-      <w:r>
-        <w:t>bad_char</w:t>
-      </w:r>
-      <w:proofErr w:type="spellEnd"/>
-      <w:r>
-        <w:t xml:space="preserve">['a'] = 2 (overwrites) </w:t>
+      <w:r>
+        <w:t xml:space="preserve">P[2] = 'a' → bad_char['a'] = 2 (overwrites) </w:t>
       </w:r>
     </w:p>
     <w:p>
@@ -12467,21 +10500,8 @@
           <w:numId w:val="19"/>
         </w:numPr>
       </w:pPr>
-      <w:proofErr w:type="gramStart"/>
-      <w:r>
-        <w:t>P[</w:t>
-      </w:r>
-      <w:proofErr w:type="gramEnd"/>
-      <w:r>
-        <w:t xml:space="preserve">3] = 'b' → </w:t>
-      </w:r>
-      <w:proofErr w:type="spellStart"/>
-      <w:r>
-        <w:t>bad_char</w:t>
-      </w:r>
-      <w:proofErr w:type="spellEnd"/>
-      <w:r>
-        <w:t>['b'] = 3 (overwrites)</w:t>
+      <w:r>
+        <w:t>P[3] = 'b' → bad_char['b'] = 3 (overwrites)</w:t>
       </w:r>
     </w:p>
     <w:p/>
@@ -12545,530 +10565,235 @@
           <w:kern w:val="0"/>
           <w14:ligatures w14:val="none"/>
         </w:rPr>
-        <w:t xml:space="preserve">The suffix array records for each position </w:t>
-      </w:r>
-      <w:proofErr w:type="spellStart"/>
-      <w:r>
+        <w:t>The suffix array records for each position i the length of the longest substring of P ending at position i that is also a suffix of the full pattern P.</w:t>
+      </w:r>
+    </w:p>
+    <w:p>
+      <w:pPr>
+        <w:spacing w:before="100" w:beforeAutospacing="1" w:after="100" w:afterAutospacing="1" w:line="240" w:lineRule="auto"/>
+        <w:jc w:val="left"/>
         <w:rPr>
           <w:rFonts w:eastAsia="Times New Roman" w:cs="Times New Roman"/>
           <w:kern w:val="0"/>
           <w14:ligatures w14:val="none"/>
         </w:rPr>
-        <w:t>i</w:t>
-      </w:r>
-      <w:proofErr w:type="spellEnd"/>
+      </w:pPr>
       <w:r>
         <w:rPr>
           <w:rFonts w:eastAsia="Times New Roman" w:cs="Times New Roman"/>
           <w:kern w:val="0"/>
           <w14:ligatures w14:val="none"/>
         </w:rPr>
-        <w:t xml:space="preserve"> the length of the longest substring of P ending at position </w:t>
-      </w:r>
-      <w:proofErr w:type="spellStart"/>
+        <w:t>P = "abab" (P[0]='a', P[1]='b', P[2]='a', P[3]='b').</w:t>
+      </w:r>
+    </w:p>
+    <w:p>
+      <w:pPr>
+        <w:spacing w:before="100" w:beforeAutospacing="1" w:after="100" w:afterAutospacing="1" w:line="240" w:lineRule="auto"/>
+        <w:jc w:val="left"/>
+        <w:rPr>
+          <w:rFonts w:eastAsia="Times New Roman" w:cs="Times New Roman"/>
+          <w:kern w:val="0"/>
+          <w:lang w:val="vi-VN"/>
+          <w14:ligatures w14:val="none"/>
+        </w:rPr>
+      </w:pPr>
+      <w:r>
+        <w:rPr>
+          <w:rFonts w:eastAsia="Times New Roman" w:cs="Times New Roman"/>
+          <w:kern w:val="0"/>
+          <w:lang w:val="vi-VN"/>
+          <w14:ligatures w14:val="none"/>
+        </w:rPr>
+        <w:t xml:space="preserve">- </w:t>
+      </w:r>
       <w:r>
         <w:rPr>
           <w:rFonts w:eastAsia="Times New Roman" w:cs="Times New Roman"/>
           <w:kern w:val="0"/>
           <w14:ligatures w14:val="none"/>
         </w:rPr>
-        <w:t>i</w:t>
-      </w:r>
-      <w:proofErr w:type="spellEnd"/>
+        <w:t>The full string "abab" ending at i=3 is trivially a suffix of itself</w:t>
+      </w:r>
+      <w:r>
+        <w:rPr>
+          <w:rFonts w:eastAsia="Times New Roman" w:cs="Times New Roman"/>
+          <w:kern w:val="0"/>
+          <w:lang w:val="vi-VN"/>
+          <w14:ligatures w14:val="none"/>
+        </w:rPr>
+        <w:t xml:space="preserve"> (length 4)</w:t>
+      </w:r>
       <w:r>
         <w:rPr>
           <w:rFonts w:eastAsia="Times New Roman" w:cs="Times New Roman"/>
           <w:kern w:val="0"/>
           <w14:ligatures w14:val="none"/>
         </w:rPr>
-        <w:t xml:space="preserve"> that is also a suffix of the full pattern P.</w:t>
-      </w:r>
-    </w:p>
-    <w:p>
-      <w:pPr>
-        <w:spacing w:before="100" w:beforeAutospacing="1" w:after="100" w:afterAutospacing="1" w:line="240" w:lineRule="auto"/>
-        <w:jc w:val="left"/>
+        <w:t xml:space="preserve">. </w:t>
+      </w:r>
+    </w:p>
+    <w:p>
+      <w:pPr>
+        <w:pStyle w:val="Pseudocode"/>
+        <w:rPr>
+          <w:rFonts w:eastAsia="Times New Roman" w:cs="Times New Roman"/>
+          <w:kern w:val="0"/>
+          <w:lang w:val="vi-VN"/>
+          <w14:ligatures w14:val="none"/>
+        </w:rPr>
+      </w:pPr>
+      <w:r>
         <w:rPr>
           <w:rFonts w:eastAsia="Times New Roman" w:cs="Times New Roman"/>
           <w:kern w:val="0"/>
           <w14:ligatures w14:val="none"/>
         </w:rPr>
-      </w:pPr>
+        <w:t>suffix[3] = 4</w:t>
+      </w:r>
+    </w:p>
+    <w:p>
+      <w:pPr>
+        <w:rPr>
+          <w:lang w:val="vi-VN"/>
+        </w:rPr>
+      </w:pPr>
+    </w:p>
+    <w:p>
+      <w:pPr>
+        <w:spacing w:before="100" w:beforeAutospacing="1" w:after="100" w:afterAutospacing="1" w:line="240" w:lineRule="auto"/>
+        <w:jc w:val="left"/>
+        <w:rPr>
+          <w:rFonts w:eastAsia="Times New Roman" w:cs="Times New Roman"/>
+          <w:kern w:val="0"/>
+          <w:lang w:val="vi-VN"/>
+          <w14:ligatures w14:val="none"/>
+        </w:rPr>
+      </w:pPr>
+      <w:r>
+        <w:rPr>
+          <w:rFonts w:eastAsia="Times New Roman" w:cs="Times New Roman"/>
+          <w:kern w:val="0"/>
+          <w:lang w:val="vi-VN"/>
+          <w14:ligatures w14:val="none"/>
+        </w:rPr>
+        <w:t xml:space="preserve">- </w:t>
+      </w:r>
       <w:r>
         <w:rPr>
           <w:rFonts w:eastAsia="Times New Roman" w:cs="Times New Roman"/>
           <w:kern w:val="0"/>
           <w14:ligatures w14:val="none"/>
         </w:rPr>
-        <w:t>P = "</w:t>
-      </w:r>
-      <w:proofErr w:type="spellStart"/>
+        <w:t>The substrings ending at i=2 are "a" and "ba" and "aba". The suffixes of P are "b", "ab", "bab", "abab". None match.</w:t>
+      </w:r>
+    </w:p>
+    <w:p>
+      <w:pPr>
+        <w:pStyle w:val="Pseudocode"/>
+        <w:rPr>
+          <w:rFonts w:eastAsia="Times New Roman" w:cs="Times New Roman"/>
+          <w:kern w:val="0"/>
+          <w:lang w:val="vi-VN"/>
+          <w14:ligatures w14:val="none"/>
+        </w:rPr>
+      </w:pPr>
       <w:r>
         <w:rPr>
           <w:rFonts w:eastAsia="Times New Roman" w:cs="Times New Roman"/>
           <w:kern w:val="0"/>
           <w14:ligatures w14:val="none"/>
         </w:rPr>
-        <w:t>abab</w:t>
-      </w:r>
-      <w:proofErr w:type="spellEnd"/>
+        <w:t>suffix[2] = 0</w:t>
+      </w:r>
+    </w:p>
+    <w:p>
+      <w:pPr>
+        <w:rPr>
+          <w:lang w:val="vi-VN"/>
+        </w:rPr>
+      </w:pPr>
+    </w:p>
+    <w:p>
+      <w:pPr>
+        <w:spacing w:before="100" w:beforeAutospacing="1" w:after="100" w:afterAutospacing="1" w:line="240" w:lineRule="auto"/>
+        <w:jc w:val="left"/>
+        <w:rPr>
+          <w:rFonts w:eastAsia="Times New Roman" w:cs="Times New Roman"/>
+          <w:kern w:val="0"/>
+          <w:lang w:val="vi-VN"/>
+          <w14:ligatures w14:val="none"/>
+        </w:rPr>
+      </w:pPr>
+      <w:r>
+        <w:rPr>
+          <w:rFonts w:eastAsia="Times New Roman" w:cs="Times New Roman"/>
+          <w:kern w:val="0"/>
+          <w:lang w:val="vi-VN"/>
+          <w14:ligatures w14:val="none"/>
+        </w:rPr>
+        <w:t xml:space="preserve">- </w:t>
+      </w:r>
       <w:r>
         <w:rPr>
           <w:rFonts w:eastAsia="Times New Roman" w:cs="Times New Roman"/>
           <w:kern w:val="0"/>
           <w14:ligatures w14:val="none"/>
         </w:rPr>
-        <w:t>" (</w:t>
-      </w:r>
-      <w:proofErr w:type="gramStart"/>
+        <w:t>The substrings ending at i=1 are "b" and "ab". Both "b" (length 1) and "ab" (length 2) are suffixes of P. The longest is "ab".</w:t>
+      </w:r>
+    </w:p>
+    <w:p>
+      <w:pPr>
+        <w:pStyle w:val="Pseudocode"/>
+        <w:rPr>
+          <w:rFonts w:eastAsia="Times New Roman" w:cs="Times New Roman"/>
+          <w:kern w:val="0"/>
+          <w:lang w:val="vi-VN"/>
+          <w14:ligatures w14:val="none"/>
+        </w:rPr>
+      </w:pPr>
       <w:r>
         <w:rPr>
           <w:rFonts w:eastAsia="Times New Roman" w:cs="Times New Roman"/>
           <w:kern w:val="0"/>
           <w14:ligatures w14:val="none"/>
         </w:rPr>
-        <w:t>P[0]=</w:t>
-      </w:r>
-      <w:proofErr w:type="gramEnd"/>
-      <w:r>
-        <w:rPr>
-          <w:rFonts w:eastAsia="Times New Roman" w:cs="Times New Roman"/>
-          <w:kern w:val="0"/>
-          <w14:ligatures w14:val="none"/>
-        </w:rPr>
-        <w:t xml:space="preserve">'a', </w:t>
-      </w:r>
-      <w:proofErr w:type="gramStart"/>
-      <w:r>
-        <w:rPr>
-          <w:rFonts w:eastAsia="Times New Roman" w:cs="Times New Roman"/>
-          <w:kern w:val="0"/>
-          <w14:ligatures w14:val="none"/>
-        </w:rPr>
-        <w:t>P[1]=</w:t>
-      </w:r>
-      <w:proofErr w:type="gramEnd"/>
-      <w:r>
-        <w:rPr>
-          <w:rFonts w:eastAsia="Times New Roman" w:cs="Times New Roman"/>
-          <w:kern w:val="0"/>
-          <w14:ligatures w14:val="none"/>
-        </w:rPr>
-        <w:t xml:space="preserve">'b', </w:t>
-      </w:r>
-      <w:proofErr w:type="gramStart"/>
-      <w:r>
-        <w:rPr>
-          <w:rFonts w:eastAsia="Times New Roman" w:cs="Times New Roman"/>
-          <w:kern w:val="0"/>
-          <w14:ligatures w14:val="none"/>
-        </w:rPr>
-        <w:t>P[2]=</w:t>
-      </w:r>
-      <w:proofErr w:type="gramEnd"/>
-      <w:r>
-        <w:rPr>
-          <w:rFonts w:eastAsia="Times New Roman" w:cs="Times New Roman"/>
-          <w:kern w:val="0"/>
-          <w14:ligatures w14:val="none"/>
-        </w:rPr>
-        <w:t>'a', P[</w:t>
-      </w:r>
-      <w:proofErr w:type="gramStart"/>
-      <w:r>
-        <w:rPr>
-          <w:rFonts w:eastAsia="Times New Roman" w:cs="Times New Roman"/>
-          <w:kern w:val="0"/>
-          <w14:ligatures w14:val="none"/>
-        </w:rPr>
-        <w:t>3]=</w:t>
-      </w:r>
-      <w:proofErr w:type="gramEnd"/>
-      <w:r>
-        <w:rPr>
-          <w:rFonts w:eastAsia="Times New Roman" w:cs="Times New Roman"/>
-          <w:kern w:val="0"/>
-          <w14:ligatures w14:val="none"/>
-        </w:rPr>
-        <w:t>'b').</w:t>
-      </w:r>
-    </w:p>
-    <w:p>
-      <w:pPr>
-        <w:spacing w:before="100" w:beforeAutospacing="1" w:after="100" w:afterAutospacing="1" w:line="240" w:lineRule="auto"/>
-        <w:jc w:val="left"/>
-        <w:rPr>
-          <w:rFonts w:eastAsia="Times New Roman" w:cs="Times New Roman"/>
-          <w:kern w:val="0"/>
-          <w:lang w:val="vi-VN"/>
-          <w14:ligatures w14:val="none"/>
-        </w:rPr>
-      </w:pPr>
-      <w:r>
-        <w:rPr>
-          <w:rFonts w:eastAsia="Times New Roman" w:cs="Times New Roman"/>
-          <w:kern w:val="0"/>
-          <w:lang w:val="vi-VN"/>
-          <w14:ligatures w14:val="none"/>
+        <w:t>suffix[1] = 2</w:t>
+      </w:r>
+    </w:p>
+    <w:p>
+      <w:pPr>
+        <w:rPr>
+          <w:lang w:val="vi-VN"/>
+        </w:rPr>
+      </w:pPr>
+    </w:p>
+    <w:p>
+      <w:pPr>
+        <w:rPr>
+          <w:lang w:val="vi-VN"/>
+        </w:rPr>
+      </w:pPr>
+      <w:r>
+        <w:rPr>
+          <w:lang w:val="vi-VN"/>
         </w:rPr>
         <w:t xml:space="preserve">- </w:t>
       </w:r>
       <w:r>
-        <w:rPr>
-          <w:rFonts w:eastAsia="Times New Roman" w:cs="Times New Roman"/>
-          <w:kern w:val="0"/>
-          <w14:ligatures w14:val="none"/>
-        </w:rPr>
-        <w:t>The full string "</w:t>
-      </w:r>
-      <w:proofErr w:type="spellStart"/>
-      <w:r>
-        <w:rPr>
-          <w:rFonts w:eastAsia="Times New Roman" w:cs="Times New Roman"/>
-          <w:kern w:val="0"/>
-          <w14:ligatures w14:val="none"/>
-        </w:rPr>
-        <w:t>abab</w:t>
-      </w:r>
-      <w:proofErr w:type="spellEnd"/>
-      <w:r>
-        <w:rPr>
-          <w:rFonts w:eastAsia="Times New Roman" w:cs="Times New Roman"/>
-          <w:kern w:val="0"/>
-          <w14:ligatures w14:val="none"/>
-        </w:rPr>
-        <w:t xml:space="preserve">" ending at </w:t>
-      </w:r>
-      <w:proofErr w:type="spellStart"/>
-      <w:r>
-        <w:rPr>
-          <w:rFonts w:eastAsia="Times New Roman" w:cs="Times New Roman"/>
-          <w:kern w:val="0"/>
-          <w14:ligatures w14:val="none"/>
-        </w:rPr>
-        <w:t>i</w:t>
-      </w:r>
-      <w:proofErr w:type="spellEnd"/>
-      <w:r>
-        <w:rPr>
-          <w:rFonts w:eastAsia="Times New Roman" w:cs="Times New Roman"/>
-          <w:kern w:val="0"/>
-          <w14:ligatures w14:val="none"/>
-        </w:rPr>
-        <w:t>=3 is trivially a suffix of itself</w:t>
-      </w:r>
-      <w:r>
-        <w:rPr>
-          <w:rFonts w:eastAsia="Times New Roman" w:cs="Times New Roman"/>
-          <w:kern w:val="0"/>
-          <w:lang w:val="vi-VN"/>
-          <w14:ligatures w14:val="none"/>
-        </w:rPr>
-        <w:t xml:space="preserve"> (length 4)</w:t>
-      </w:r>
-      <w:r>
-        <w:rPr>
-          <w:rFonts w:eastAsia="Times New Roman" w:cs="Times New Roman"/>
-          <w:kern w:val="0"/>
-          <w14:ligatures w14:val="none"/>
-        </w:rPr>
-        <w:t xml:space="preserve">. </w:t>
+        <w:t>The only substring ending at i=0 is "a". The length-1 suffix of P is "b". No match.</w:t>
       </w:r>
     </w:p>
     <w:p>
       <w:pPr>
         <w:pStyle w:val="Pseudocode"/>
         <w:rPr>
-          <w:rFonts w:eastAsia="Times New Roman" w:cs="Times New Roman"/>
-          <w:kern w:val="0"/>
-          <w:lang w:val="vi-VN"/>
-          <w14:ligatures w14:val="none"/>
-        </w:rPr>
-      </w:pPr>
-      <w:proofErr w:type="gramStart"/>
-      <w:r>
-        <w:rPr>
-          <w:rFonts w:eastAsia="Times New Roman" w:cs="Times New Roman"/>
-          <w:kern w:val="0"/>
-          <w14:ligatures w14:val="none"/>
-        </w:rPr>
-        <w:t>suffix[</w:t>
-      </w:r>
-      <w:proofErr w:type="gramEnd"/>
-      <w:r>
-        <w:rPr>
-          <w:rFonts w:eastAsia="Times New Roman" w:cs="Times New Roman"/>
-          <w:kern w:val="0"/>
-          <w14:ligatures w14:val="none"/>
-        </w:rPr>
-        <w:t>3] = 4</w:t>
-      </w:r>
-    </w:p>
-    <w:p>
-      <w:pPr>
-        <w:rPr>
-          <w:lang w:val="vi-VN"/>
-        </w:rPr>
-      </w:pPr>
-    </w:p>
-    <w:p>
-      <w:pPr>
-        <w:spacing w:before="100" w:beforeAutospacing="1" w:after="100" w:afterAutospacing="1" w:line="240" w:lineRule="auto"/>
-        <w:jc w:val="left"/>
-        <w:rPr>
-          <w:rFonts w:eastAsia="Times New Roman" w:cs="Times New Roman"/>
-          <w:kern w:val="0"/>
-          <w:lang w:val="vi-VN"/>
-          <w14:ligatures w14:val="none"/>
-        </w:rPr>
-      </w:pPr>
-      <w:r>
-        <w:rPr>
-          <w:rFonts w:eastAsia="Times New Roman" w:cs="Times New Roman"/>
-          <w:kern w:val="0"/>
-          <w:lang w:val="vi-VN"/>
-          <w14:ligatures w14:val="none"/>
-        </w:rPr>
-        <w:t xml:space="preserve">- </w:t>
-      </w:r>
-      <w:r>
-        <w:rPr>
-          <w:rFonts w:eastAsia="Times New Roman" w:cs="Times New Roman"/>
-          <w:kern w:val="0"/>
-          <w14:ligatures w14:val="none"/>
-        </w:rPr>
-        <w:t xml:space="preserve">The substrings ending at </w:t>
-      </w:r>
-      <w:proofErr w:type="spellStart"/>
-      <w:r>
-        <w:rPr>
-          <w:rFonts w:eastAsia="Times New Roman" w:cs="Times New Roman"/>
-          <w:kern w:val="0"/>
-          <w14:ligatures w14:val="none"/>
-        </w:rPr>
-        <w:t>i</w:t>
-      </w:r>
-      <w:proofErr w:type="spellEnd"/>
-      <w:r>
-        <w:rPr>
-          <w:rFonts w:eastAsia="Times New Roman" w:cs="Times New Roman"/>
-          <w:kern w:val="0"/>
-          <w14:ligatures w14:val="none"/>
-        </w:rPr>
-        <w:t>=2 are "a" and "</w:t>
-      </w:r>
-      <w:proofErr w:type="spellStart"/>
-      <w:r>
-        <w:rPr>
-          <w:rFonts w:eastAsia="Times New Roman" w:cs="Times New Roman"/>
-          <w:kern w:val="0"/>
-          <w14:ligatures w14:val="none"/>
-        </w:rPr>
-        <w:t>ba</w:t>
-      </w:r>
-      <w:proofErr w:type="spellEnd"/>
-      <w:r>
-        <w:rPr>
-          <w:rFonts w:eastAsia="Times New Roman" w:cs="Times New Roman"/>
-          <w:kern w:val="0"/>
-          <w14:ligatures w14:val="none"/>
-        </w:rPr>
-        <w:t>" and "aba". The suffixes of P are "b", "ab", "</w:t>
-      </w:r>
-      <w:proofErr w:type="spellStart"/>
-      <w:r>
-        <w:rPr>
-          <w:rFonts w:eastAsia="Times New Roman" w:cs="Times New Roman"/>
-          <w:kern w:val="0"/>
-          <w14:ligatures w14:val="none"/>
-        </w:rPr>
-        <w:t>bab</w:t>
-      </w:r>
-      <w:proofErr w:type="spellEnd"/>
-      <w:r>
-        <w:rPr>
-          <w:rFonts w:eastAsia="Times New Roman" w:cs="Times New Roman"/>
-          <w:kern w:val="0"/>
-          <w14:ligatures w14:val="none"/>
-        </w:rPr>
-        <w:t>", "</w:t>
-      </w:r>
-      <w:proofErr w:type="spellStart"/>
-      <w:r>
-        <w:rPr>
-          <w:rFonts w:eastAsia="Times New Roman" w:cs="Times New Roman"/>
-          <w:kern w:val="0"/>
-          <w14:ligatures w14:val="none"/>
-        </w:rPr>
-        <w:t>abab</w:t>
-      </w:r>
-      <w:proofErr w:type="spellEnd"/>
-      <w:r>
-        <w:rPr>
-          <w:rFonts w:eastAsia="Times New Roman" w:cs="Times New Roman"/>
-          <w:kern w:val="0"/>
-          <w14:ligatures w14:val="none"/>
-        </w:rPr>
-        <w:t>". None match.</w:t>
-      </w:r>
-    </w:p>
-    <w:p>
-      <w:pPr>
-        <w:pStyle w:val="Pseudocode"/>
-        <w:rPr>
-          <w:rFonts w:eastAsia="Times New Roman" w:cs="Times New Roman"/>
-          <w:kern w:val="0"/>
-          <w:lang w:val="vi-VN"/>
-          <w14:ligatures w14:val="none"/>
-        </w:rPr>
-      </w:pPr>
-      <w:proofErr w:type="gramStart"/>
-      <w:r>
-        <w:rPr>
-          <w:rFonts w:eastAsia="Times New Roman" w:cs="Times New Roman"/>
-          <w:kern w:val="0"/>
-          <w14:ligatures w14:val="none"/>
-        </w:rPr>
-        <w:t>suffix[</w:t>
-      </w:r>
-      <w:proofErr w:type="gramEnd"/>
-      <w:r>
-        <w:rPr>
-          <w:rFonts w:eastAsia="Times New Roman" w:cs="Times New Roman"/>
-          <w:kern w:val="0"/>
-          <w14:ligatures w14:val="none"/>
-        </w:rPr>
-        <w:t>2] = 0</w:t>
-      </w:r>
-    </w:p>
-    <w:p>
-      <w:pPr>
-        <w:rPr>
-          <w:lang w:val="vi-VN"/>
-        </w:rPr>
-      </w:pPr>
-    </w:p>
-    <w:p>
-      <w:pPr>
-        <w:spacing w:before="100" w:beforeAutospacing="1" w:after="100" w:afterAutospacing="1" w:line="240" w:lineRule="auto"/>
-        <w:jc w:val="left"/>
-        <w:rPr>
-          <w:rFonts w:eastAsia="Times New Roman" w:cs="Times New Roman"/>
-          <w:kern w:val="0"/>
-          <w:lang w:val="vi-VN"/>
-          <w14:ligatures w14:val="none"/>
-        </w:rPr>
-      </w:pPr>
-      <w:r>
-        <w:rPr>
-          <w:rFonts w:eastAsia="Times New Roman" w:cs="Times New Roman"/>
-          <w:kern w:val="0"/>
-          <w:lang w:val="vi-VN"/>
-          <w14:ligatures w14:val="none"/>
-        </w:rPr>
-        <w:t xml:space="preserve">- </w:t>
-      </w:r>
-      <w:r>
-        <w:rPr>
-          <w:rFonts w:eastAsia="Times New Roman" w:cs="Times New Roman"/>
-          <w:kern w:val="0"/>
-          <w14:ligatures w14:val="none"/>
-        </w:rPr>
-        <w:t xml:space="preserve">The substrings ending at </w:t>
-      </w:r>
-      <w:proofErr w:type="spellStart"/>
-      <w:r>
-        <w:rPr>
-          <w:rFonts w:eastAsia="Times New Roman" w:cs="Times New Roman"/>
-          <w:kern w:val="0"/>
-          <w14:ligatures w14:val="none"/>
-        </w:rPr>
-        <w:t>i</w:t>
-      </w:r>
-      <w:proofErr w:type="spellEnd"/>
-      <w:r>
-        <w:rPr>
-          <w:rFonts w:eastAsia="Times New Roman" w:cs="Times New Roman"/>
-          <w:kern w:val="0"/>
-          <w14:ligatures w14:val="none"/>
-        </w:rPr>
-        <w:t>=1 are "b" and "ab". Both "b" (length 1) and "ab" (length 2) are suffixes of P. The longest is "ab".</w:t>
-      </w:r>
-    </w:p>
-    <w:p>
-      <w:pPr>
-        <w:pStyle w:val="Pseudocode"/>
-        <w:rPr>
-          <w:rFonts w:eastAsia="Times New Roman" w:cs="Times New Roman"/>
-          <w:kern w:val="0"/>
-          <w:lang w:val="vi-VN"/>
-          <w14:ligatures w14:val="none"/>
-        </w:rPr>
-      </w:pPr>
-      <w:proofErr w:type="gramStart"/>
-      <w:r>
-        <w:rPr>
-          <w:rFonts w:eastAsia="Times New Roman" w:cs="Times New Roman"/>
-          <w:kern w:val="0"/>
-          <w14:ligatures w14:val="none"/>
-        </w:rPr>
-        <w:t>suffix[</w:t>
-      </w:r>
-      <w:proofErr w:type="gramEnd"/>
-      <w:r>
-        <w:rPr>
-          <w:rFonts w:eastAsia="Times New Roman" w:cs="Times New Roman"/>
-          <w:kern w:val="0"/>
-          <w14:ligatures w14:val="none"/>
-        </w:rPr>
-        <w:t>1] = 2</w:t>
-      </w:r>
-    </w:p>
-    <w:p>
-      <w:pPr>
-        <w:rPr>
-          <w:lang w:val="vi-VN"/>
-        </w:rPr>
-      </w:pPr>
-    </w:p>
-    <w:p>
-      <w:pPr>
-        <w:rPr>
-          <w:lang w:val="vi-VN"/>
-        </w:rPr>
-      </w:pPr>
-      <w:r>
-        <w:rPr>
-          <w:lang w:val="vi-VN"/>
-        </w:rPr>
-        <w:t xml:space="preserve">- </w:t>
-      </w:r>
-      <w:r>
-        <w:t xml:space="preserve">The only substring ending at </w:t>
-      </w:r>
-      <w:proofErr w:type="spellStart"/>
-      <w:r>
-        <w:t>i</w:t>
-      </w:r>
-      <w:proofErr w:type="spellEnd"/>
-      <w:r>
-        <w:t>=0 is "a". The length-1 suffix of P is "b". No match.</w:t>
-      </w:r>
-    </w:p>
-    <w:p>
-      <w:pPr>
-        <w:pStyle w:val="Pseudocode"/>
-        <w:rPr>
-          <w:lang w:val="vi-VN"/>
-        </w:rPr>
-      </w:pPr>
-      <w:proofErr w:type="gramStart"/>
-      <w:r>
-        <w:t>suffix[</w:t>
-      </w:r>
-      <w:proofErr w:type="gramEnd"/>
-      <w:r>
-        <w:t>0] = 0</w:t>
+          <w:lang w:val="vi-VN"/>
+        </w:rPr>
+      </w:pPr>
+      <w:r>
+        <w:t>suffix[0] = 0</w:t>
       </w:r>
     </w:p>
     <w:p>
@@ -13138,15 +10863,7 @@
     </w:p>
     <w:p>
       <w:r>
-        <w:t xml:space="preserve">The good suffix table has size m + 1 = 5, </w:t>
-      </w:r>
-      <w:proofErr w:type="spellStart"/>
-      <w:r>
-        <w:t>initialised</w:t>
-      </w:r>
-      <w:proofErr w:type="spellEnd"/>
-      <w:r>
-        <w:t xml:space="preserve"> entirely to m = 4.</w:t>
+        <w:t>The good suffix table has size m + 1 = 5, initialised entirely to m = 4.</w:t>
       </w:r>
     </w:p>
     <w:p>
@@ -13156,13 +10873,8 @@
           <w:lang w:val="vi-VN"/>
         </w:rPr>
       </w:pPr>
-      <w:proofErr w:type="spellStart"/>
-      <w:r>
-        <w:t>good_suffix</w:t>
-      </w:r>
-      <w:proofErr w:type="spellEnd"/>
-      <w:r>
-        <w:t xml:space="preserve"> = [4, 4, 4, 4, 4]</w:t>
+      <w:r>
+        <w:t>good_suffix = [4, 4, 4, 4, 4]</w:t>
       </w:r>
     </w:p>
     <w:p>
@@ -13196,23 +10908,7 @@
         <w:t>No</w:t>
       </w:r>
       <w:r>
-        <w:t xml:space="preserve"> copy of the matched suffix exists elsewhere in P. For each </w:t>
-      </w:r>
-      <w:proofErr w:type="spellStart"/>
-      <w:r>
-        <w:t>i</w:t>
-      </w:r>
-      <w:proofErr w:type="spellEnd"/>
-      <w:r>
-        <w:t xml:space="preserve"> where suffix[</w:t>
-      </w:r>
-      <w:proofErr w:type="spellStart"/>
-      <w:r>
-        <w:t>i</w:t>
-      </w:r>
-      <w:proofErr w:type="spellEnd"/>
-      <w:r>
-        <w:t xml:space="preserve">] equals </w:t>
+        <w:t xml:space="preserve"> copy of the matched suffix exists elsewhere in P. For each i where suffix[i] equals </w:t>
       </w:r>
       <w:r>
         <w:rPr>
@@ -13220,13 +10916,8 @@
         </w:rPr>
         <w:br/>
       </w:r>
-      <w:proofErr w:type="spellStart"/>
-      <w:r>
-        <w:t>i</w:t>
-      </w:r>
-      <w:proofErr w:type="spellEnd"/>
-      <w:r>
-        <w:t xml:space="preserve"> + 1, fill shift values for all positions to the left of i:</w:t>
+      <w:r>
+        <w:t>i + 1, fill shift values for all positions to the left of i:</w:t>
       </w:r>
     </w:p>
     <w:p>
@@ -13236,29 +10927,8 @@
           <w:numId w:val="21"/>
         </w:numPr>
       </w:pPr>
-      <w:proofErr w:type="spellStart"/>
-      <w:r>
-        <w:t>i</w:t>
-      </w:r>
-      <w:proofErr w:type="spellEnd"/>
-      <w:r>
-        <w:t xml:space="preserve"> = 3: </w:t>
-      </w:r>
-      <w:proofErr w:type="gramStart"/>
-      <w:r>
-        <w:t>suffix[</w:t>
-      </w:r>
-      <w:proofErr w:type="gramEnd"/>
-      <w:r>
-        <w:t xml:space="preserve">3] = 4 = 3 + 1 = 4. The range j = 0 to (m − 2 − </w:t>
-      </w:r>
-      <w:proofErr w:type="spellStart"/>
-      <w:r>
-        <w:t>i</w:t>
-      </w:r>
-      <w:proofErr w:type="spellEnd"/>
-      <w:r>
-        <w:t>) = (4 − 2 − 3) = −1 is empty. No update.</w:t>
+      <w:r>
+        <w:t>i = 3: suffix[3] = 4 = 3 + 1 = 4. The range j = 0 to (m − 2 − i) = (4 − 2 − 3) = −1 is empty. No update.</w:t>
       </w:r>
     </w:p>
     <w:p>
@@ -13268,21 +10938,8 @@
           <w:numId w:val="21"/>
         </w:numPr>
       </w:pPr>
-      <w:proofErr w:type="spellStart"/>
-      <w:r>
-        <w:t>i</w:t>
-      </w:r>
-      <w:proofErr w:type="spellEnd"/>
-      <w:r>
-        <w:t xml:space="preserve"> = 2: </w:t>
-      </w:r>
-      <w:proofErr w:type="gramStart"/>
-      <w:r>
-        <w:t>suffix[</w:t>
-      </w:r>
-      <w:proofErr w:type="gramEnd"/>
-      <w:r>
-        <w:t xml:space="preserve">2] = 0 ≠ 3. Skip. </w:t>
+      <w:r>
+        <w:t xml:space="preserve">i = 2: suffix[2] = 0 ≠ 3. Skip. </w:t>
       </w:r>
     </w:p>
     <w:p>
@@ -13292,29 +10949,8 @@
           <w:numId w:val="21"/>
         </w:numPr>
       </w:pPr>
-      <w:proofErr w:type="spellStart"/>
-      <w:r>
-        <w:t>i</w:t>
-      </w:r>
-      <w:proofErr w:type="spellEnd"/>
-      <w:r>
-        <w:t xml:space="preserve"> = 1: </w:t>
-      </w:r>
-      <w:proofErr w:type="gramStart"/>
-      <w:r>
-        <w:t>suffix[</w:t>
-      </w:r>
-      <w:proofErr w:type="gramEnd"/>
-      <w:r>
-        <w:t xml:space="preserve">1] = 2 = 1 + 1 = 2. The range j = 0 to (m − 2 − </w:t>
-      </w:r>
-      <w:proofErr w:type="spellStart"/>
-      <w:r>
-        <w:t>i</w:t>
-      </w:r>
-      <w:proofErr w:type="spellEnd"/>
-      <w:r>
-        <w:t>) = 1:</w:t>
+      <w:r>
+        <w:t>i = 1: suffix[1] = 2 = 1 + 1 = 2. The range j = 0 to (m − 2 − i) = 1:</w:t>
       </w:r>
     </w:p>
     <w:p>
@@ -13325,47 +10961,7 @@
         </w:numPr>
       </w:pPr>
       <w:r>
-        <w:t xml:space="preserve">j = 0: </w:t>
-      </w:r>
-      <w:proofErr w:type="spellStart"/>
-      <w:r>
-        <w:t>good_</w:t>
-      </w:r>
-      <w:proofErr w:type="gramStart"/>
-      <w:r>
-        <w:t>suffix</w:t>
-      </w:r>
-      <w:proofErr w:type="spellEnd"/>
-      <w:r>
-        <w:t>[</w:t>
-      </w:r>
-      <w:proofErr w:type="gramEnd"/>
-      <w:r>
-        <w:t xml:space="preserve">0] = 4 (unchanged) → set </w:t>
-      </w:r>
-      <w:proofErr w:type="spellStart"/>
-      <w:r>
-        <w:t>good_</w:t>
-      </w:r>
-      <w:proofErr w:type="gramStart"/>
-      <w:r>
-        <w:t>suffix</w:t>
-      </w:r>
-      <w:proofErr w:type="spellEnd"/>
-      <w:r>
-        <w:t>[</w:t>
-      </w:r>
-      <w:proofErr w:type="gramEnd"/>
-      <w:r>
-        <w:t xml:space="preserve">0] = m − 1 − </w:t>
-      </w:r>
-      <w:proofErr w:type="spellStart"/>
-      <w:r>
-        <w:t>i</w:t>
-      </w:r>
-      <w:proofErr w:type="spellEnd"/>
-      <w:r>
-        <w:t xml:space="preserve"> = 2 </w:t>
+        <w:t xml:space="preserve">j = 0: good_suffix[0] = 4 (unchanged) → set good_suffix[0] = m − 1 − i = 2 </w:t>
       </w:r>
     </w:p>
     <w:p>
@@ -13376,47 +10972,7 @@
         </w:numPr>
       </w:pPr>
       <w:r>
-        <w:t xml:space="preserve">j = 1: </w:t>
-      </w:r>
-      <w:proofErr w:type="spellStart"/>
-      <w:r>
-        <w:t>good_</w:t>
-      </w:r>
-      <w:proofErr w:type="gramStart"/>
-      <w:r>
-        <w:t>suffix</w:t>
-      </w:r>
-      <w:proofErr w:type="spellEnd"/>
-      <w:r>
-        <w:t>[</w:t>
-      </w:r>
-      <w:proofErr w:type="gramEnd"/>
-      <w:r>
-        <w:t xml:space="preserve">1] = 4 (unchanged) → set </w:t>
-      </w:r>
-      <w:proofErr w:type="spellStart"/>
-      <w:r>
-        <w:t>good_</w:t>
-      </w:r>
-      <w:proofErr w:type="gramStart"/>
-      <w:r>
-        <w:t>suffix</w:t>
-      </w:r>
-      <w:proofErr w:type="spellEnd"/>
-      <w:r>
-        <w:t>[</w:t>
-      </w:r>
-      <w:proofErr w:type="gramEnd"/>
-      <w:r>
-        <w:t xml:space="preserve">1] = m − 1 − </w:t>
-      </w:r>
-      <w:proofErr w:type="spellStart"/>
-      <w:r>
-        <w:t>i</w:t>
-      </w:r>
-      <w:proofErr w:type="spellEnd"/>
-      <w:r>
-        <w:t xml:space="preserve"> = 2</w:t>
+        <w:t>j = 1: good_suffix[1] = 4 (unchanged) → set good_suffix[1] = m − 1 − i = 2</w:t>
       </w:r>
     </w:p>
     <w:p>
@@ -13427,21 +10983,8 @@
           <w:numId w:val="21"/>
         </w:numPr>
       </w:pPr>
-      <w:proofErr w:type="spellStart"/>
-      <w:r>
-        <w:t>i</w:t>
-      </w:r>
-      <w:proofErr w:type="spellEnd"/>
-      <w:r>
-        <w:t xml:space="preserve"> = 0: </w:t>
-      </w:r>
-      <w:proofErr w:type="gramStart"/>
-      <w:r>
-        <w:t>suffix[</w:t>
-      </w:r>
-      <w:proofErr w:type="gramEnd"/>
-      <w:r>
-        <w:t>0] = 0 ≠ 1. Skip.</w:t>
+      <w:r>
+        <w:t>i = 0: suffix[0] = 0 ≠ 1. Skip.</w:t>
       </w:r>
       <w:r>
         <w:t xml:space="preserve"> </w:t>
@@ -13455,13 +10998,8 @@
           <w:lang w:val="vi-VN"/>
         </w:rPr>
       </w:pPr>
-      <w:proofErr w:type="spellStart"/>
-      <w:r>
-        <w:t>good_suffix</w:t>
-      </w:r>
-      <w:proofErr w:type="spellEnd"/>
-      <w:r>
-        <w:t xml:space="preserve"> = </w:t>
+      <w:r>
+        <w:t xml:space="preserve">good_suffix = </w:t>
       </w:r>
       <w:r>
         <w:t>[2, 2, 4, 4, 4]</w:t>
@@ -13495,39 +11033,7 @@
         <w:t>–</w:t>
       </w:r>
       <w:r>
-        <w:t xml:space="preserve"> A copy of the matched suffix exists at another position in P. For each </w:t>
-      </w:r>
-      <w:proofErr w:type="spellStart"/>
-      <w:r>
-        <w:t>i</w:t>
-      </w:r>
-      <w:proofErr w:type="spellEnd"/>
-      <w:r>
-        <w:t xml:space="preserve"> from 0 to m − 2, set </w:t>
-      </w:r>
-      <w:proofErr w:type="spellStart"/>
-      <w:r>
-        <w:t>good_</w:t>
-      </w:r>
-      <w:proofErr w:type="gramStart"/>
-      <w:r>
-        <w:t>suffix</w:t>
-      </w:r>
-      <w:proofErr w:type="spellEnd"/>
-      <w:r>
-        <w:t>[</w:t>
-      </w:r>
-      <w:proofErr w:type="gramEnd"/>
-      <w:r>
-        <w:t>m − 1 − suffix[</w:t>
-      </w:r>
-      <w:proofErr w:type="spellStart"/>
-      <w:r>
-        <w:t>i</w:t>
-      </w:r>
-      <w:proofErr w:type="spellEnd"/>
-      <w:r>
-        <w:t>]] = m − 1 − i:</w:t>
+        <w:t xml:space="preserve"> A copy of the matched suffix exists at another position in P. For each i from 0 to m − 2, set good_suffix[m − 1 − suffix[i]] = m − 1 − i:</w:t>
       </w:r>
     </w:p>
     <w:p>
@@ -13537,53 +11043,8 @@
           <w:numId w:val="23"/>
         </w:numPr>
       </w:pPr>
-      <w:proofErr w:type="spellStart"/>
-      <w:r>
-        <w:t>i</w:t>
-      </w:r>
-      <w:proofErr w:type="spellEnd"/>
-      <w:r>
-        <w:t xml:space="preserve"> = 0: </w:t>
-      </w:r>
-      <w:proofErr w:type="gramStart"/>
-      <w:r>
-        <w:t>suffix[</w:t>
-      </w:r>
-      <w:proofErr w:type="gramEnd"/>
-      <w:r>
-        <w:t xml:space="preserve">0] = 0. </w:t>
-      </w:r>
-      <w:proofErr w:type="spellStart"/>
-      <w:r>
-        <w:t>good_</w:t>
-      </w:r>
-      <w:proofErr w:type="gramStart"/>
-      <w:r>
-        <w:t>suffix</w:t>
-      </w:r>
-      <w:proofErr w:type="spellEnd"/>
-      <w:r>
-        <w:t>[</w:t>
-      </w:r>
-      <w:proofErr w:type="gramEnd"/>
-      <w:r>
-        <w:t xml:space="preserve">m − 1 − 0] = </w:t>
-      </w:r>
-      <w:proofErr w:type="spellStart"/>
-      <w:r>
-        <w:t>good_</w:t>
-      </w:r>
-      <w:proofErr w:type="gramStart"/>
-      <w:r>
-        <w:t>suffix</w:t>
-      </w:r>
-      <w:proofErr w:type="spellEnd"/>
-      <w:r>
-        <w:t>[</w:t>
-      </w:r>
-      <w:proofErr w:type="gramEnd"/>
-      <w:r>
-        <w:t>3] = m − 1 − 0 = 3</w:t>
+      <w:r>
+        <w:t>i = 0: suffix[0] = 0. good_suffix[m − 1 − 0] = good_suffix[3] = m − 1 − 0 = 3</w:t>
       </w:r>
     </w:p>
     <w:p>
@@ -13593,53 +11054,8 @@
           <w:numId w:val="23"/>
         </w:numPr>
       </w:pPr>
-      <w:proofErr w:type="spellStart"/>
-      <w:r>
-        <w:t>i</w:t>
-      </w:r>
-      <w:proofErr w:type="spellEnd"/>
-      <w:r>
-        <w:t xml:space="preserve"> = 1: </w:t>
-      </w:r>
-      <w:proofErr w:type="gramStart"/>
-      <w:r>
-        <w:t>suffix[</w:t>
-      </w:r>
-      <w:proofErr w:type="gramEnd"/>
-      <w:r>
-        <w:t xml:space="preserve">1] = 2. </w:t>
-      </w:r>
-      <w:proofErr w:type="spellStart"/>
-      <w:r>
-        <w:t>good_</w:t>
-      </w:r>
-      <w:proofErr w:type="gramStart"/>
-      <w:r>
-        <w:t>suffix</w:t>
-      </w:r>
-      <w:proofErr w:type="spellEnd"/>
-      <w:r>
-        <w:t>[</w:t>
-      </w:r>
-      <w:proofErr w:type="gramEnd"/>
-      <w:r>
-        <w:t xml:space="preserve">m − 1 − 2] = </w:t>
-      </w:r>
-      <w:proofErr w:type="spellStart"/>
-      <w:r>
-        <w:t>good_</w:t>
-      </w:r>
-      <w:proofErr w:type="gramStart"/>
-      <w:r>
-        <w:t>suffix</w:t>
-      </w:r>
-      <w:proofErr w:type="spellEnd"/>
-      <w:r>
-        <w:t>[</w:t>
-      </w:r>
-      <w:proofErr w:type="gramEnd"/>
-      <w:r>
-        <w:t>1] = m − 1 − 1 = 2 (no change)</w:t>
+      <w:r>
+        <w:t>i = 1: suffix[1] = 2. good_suffix[m − 1 − 2] = good_suffix[1] = m − 1 − 1 = 2 (no change)</w:t>
       </w:r>
     </w:p>
     <w:p>
@@ -13649,53 +11065,8 @@
           <w:numId w:val="23"/>
         </w:numPr>
       </w:pPr>
-      <w:proofErr w:type="spellStart"/>
-      <w:r>
-        <w:t>i</w:t>
-      </w:r>
-      <w:proofErr w:type="spellEnd"/>
-      <w:r>
-        <w:t xml:space="preserve"> = 2: </w:t>
-      </w:r>
-      <w:proofErr w:type="gramStart"/>
-      <w:r>
-        <w:t>suffix[</w:t>
-      </w:r>
-      <w:proofErr w:type="gramEnd"/>
-      <w:r>
-        <w:t xml:space="preserve">2] = 0. </w:t>
-      </w:r>
-      <w:proofErr w:type="spellStart"/>
-      <w:r>
-        <w:t>good_</w:t>
-      </w:r>
-      <w:proofErr w:type="gramStart"/>
-      <w:r>
-        <w:t>suffix</w:t>
-      </w:r>
-      <w:proofErr w:type="spellEnd"/>
-      <w:r>
-        <w:t>[</w:t>
-      </w:r>
-      <w:proofErr w:type="gramEnd"/>
-      <w:r>
-        <w:t xml:space="preserve">m − 1 − 0] = </w:t>
-      </w:r>
-      <w:proofErr w:type="spellStart"/>
-      <w:r>
-        <w:t>good_</w:t>
-      </w:r>
-      <w:proofErr w:type="gramStart"/>
-      <w:r>
-        <w:t>suffix</w:t>
-      </w:r>
-      <w:proofErr w:type="spellEnd"/>
-      <w:r>
-        <w:t>[</w:t>
-      </w:r>
-      <w:proofErr w:type="gramEnd"/>
-      <w:r>
-        <w:t>3] = m − 1 − 2 = 1 (</w:t>
+      <w:r>
+        <w:t>i = 2: suffix[2] = 0. good_suffix[m − 1 − 0] = good_suffix[3] = m − 1 − 2 = 1 (</w:t>
       </w:r>
       <w:r>
         <w:t>overwrites</w:t>
@@ -13715,13 +11086,8 @@
           <w:lang w:val="vi-VN"/>
         </w:rPr>
       </w:pPr>
-      <w:proofErr w:type="spellStart"/>
-      <w:r>
-        <w:t>good_suffix</w:t>
-      </w:r>
-      <w:proofErr w:type="spellEnd"/>
-      <w:r>
-        <w:t xml:space="preserve"> = </w:t>
+      <w:r>
+        <w:t xml:space="preserve">good_suffix = </w:t>
       </w:r>
       <w:r>
         <w:t>[2, 2, 4, 1, 4]</w:t>
@@ -13784,13 +11150,8 @@
         </w:rPr>
         <w:t xml:space="preserve">- </w:t>
       </w:r>
-      <w:proofErr w:type="spellStart"/>
-      <w:r>
-        <w:t>good_suffix</w:t>
-      </w:r>
-      <w:proofErr w:type="spellEnd"/>
-      <w:r>
-        <w:t>[0] = 2</w:t>
+      <w:r>
+        <w:t>good_suffix[0] = 2</w:t>
       </w:r>
       <w:r>
         <w:rPr>
@@ -13817,13 +11178,8 @@
         </w:rPr>
         <w:t xml:space="preserve">- </w:t>
       </w:r>
-      <w:proofErr w:type="spellStart"/>
-      <w:r>
-        <w:t>good_suffix</w:t>
-      </w:r>
-      <w:proofErr w:type="spellEnd"/>
-      <w:r>
-        <w:t>[1] = 2</w:t>
+      <w:r>
+        <w:t>good_suffix[1] = 2</w:t>
       </w:r>
       <w:r>
         <w:rPr>
@@ -13832,15 +11188,7 @@
         <w:t xml:space="preserve"> – </w:t>
       </w:r>
       <w:r>
-        <w:t xml:space="preserve">Mismatch at j=1 after matching P[2..3]="ab". The suffix "ab" reappears starting at </w:t>
-      </w:r>
-      <w:proofErr w:type="gramStart"/>
-      <w:r>
-        <w:t>P[</w:t>
-      </w:r>
-      <w:proofErr w:type="gramEnd"/>
-      <w:r>
-        <w:t>0]. Shift by 2 to align it.</w:t>
+        <w:t>Mismatch at j=1 after matching P[2..3]="ab". The suffix "ab" reappears starting at P[0]. Shift by 2 to align it.</w:t>
       </w:r>
     </w:p>
     <w:p>
@@ -13855,13 +11203,8 @@
         </w:rPr>
         <w:t xml:space="preserve">- </w:t>
       </w:r>
-      <w:proofErr w:type="spellStart"/>
-      <w:r>
-        <w:t>good_suffix</w:t>
-      </w:r>
-      <w:proofErr w:type="spellEnd"/>
-      <w:r>
-        <w:t>[2] = 4</w:t>
+      <w:r>
+        <w:t>good_suffix[2] = 4</w:t>
       </w:r>
       <w:r>
         <w:rPr>
@@ -13886,13 +11229,8 @@
         <w:lastRenderedPageBreak/>
         <w:t xml:space="preserve">- </w:t>
       </w:r>
-      <w:proofErr w:type="spellStart"/>
-      <w:r>
-        <w:t>good_suffix</w:t>
-      </w:r>
-      <w:proofErr w:type="spellEnd"/>
-      <w:r>
-        <w:t>[3] = 1</w:t>
+      <w:r>
+        <w:t>good_suffix[3] = 1</w:t>
       </w:r>
       <w:r>
         <w:rPr>
@@ -13997,15 +11335,7 @@
         <w:t>–</w:t>
       </w:r>
       <w:r>
-        <w:t xml:space="preserve"> Aligning P at T[0..3] = "</w:t>
-      </w:r>
-      <w:proofErr w:type="spellStart"/>
-      <w:r>
-        <w:t>abac</w:t>
-      </w:r>
-      <w:proofErr w:type="spellEnd"/>
-      <w:r>
-        <w:t>", comparing right to left:</w:t>
+        <w:t xml:space="preserve"> Aligning P at T[0..3] = "abac", comparing right to left:</w:t>
       </w:r>
     </w:p>
     <w:p>
@@ -14017,23 +11347,7 @@
         </w:numPr>
       </w:pPr>
       <w:r>
-        <w:t xml:space="preserve">j = 3: </w:t>
-      </w:r>
-      <w:proofErr w:type="gramStart"/>
-      <w:r>
-        <w:t>P[3]=</w:t>
-      </w:r>
-      <w:proofErr w:type="gramEnd"/>
-      <w:r>
-        <w:t xml:space="preserve">'b' vs </w:t>
-      </w:r>
-      <w:proofErr w:type="gramStart"/>
-      <w:r>
-        <w:t>T[3]=</w:t>
-      </w:r>
-      <w:proofErr w:type="gramEnd"/>
-      <w:r>
-        <w:t xml:space="preserve">'c' → </w:t>
+        <w:t xml:space="preserve">j = 3: P[3]='b' vs T[3]='c' → </w:t>
       </w:r>
       <w:r>
         <w:rPr>
@@ -14055,31 +11369,7 @@
         </w:numPr>
       </w:pPr>
       <w:r>
-        <w:t xml:space="preserve">Bad Character Rule: </w:t>
-      </w:r>
-      <w:proofErr w:type="spellStart"/>
-      <w:r>
-        <w:t>bad_char</w:t>
-      </w:r>
-      <w:proofErr w:type="spellEnd"/>
-      <w:r>
-        <w:t xml:space="preserve">['c'] = −1. </w:t>
-      </w:r>
-      <w:proofErr w:type="spellStart"/>
-      <w:r>
-        <w:t>bc_shift</w:t>
-      </w:r>
-      <w:proofErr w:type="spellEnd"/>
-      <w:r>
-        <w:t xml:space="preserve"> = j − </w:t>
-      </w:r>
-      <w:proofErr w:type="spellStart"/>
-      <w:r>
-        <w:t>bad_char</w:t>
-      </w:r>
-      <w:proofErr w:type="spellEnd"/>
-      <w:r>
-        <w:t xml:space="preserve">['c'] = 3 − (−1) = </w:t>
+        <w:t xml:space="preserve">Bad Character Rule: bad_char['c'] = −1. bc_shift = j − bad_char['c'] = 3 − (−1) = </w:t>
       </w:r>
       <w:r>
         <w:rPr>
@@ -14101,31 +11391,7 @@
         </w:numPr>
       </w:pPr>
       <w:r>
-        <w:t xml:space="preserve">Good Suffix Rule: </w:t>
-      </w:r>
-      <w:proofErr w:type="spellStart"/>
-      <w:r>
-        <w:t>gs_shift</w:t>
-      </w:r>
-      <w:proofErr w:type="spellEnd"/>
-      <w:r>
-        <w:t xml:space="preserve"> = </w:t>
-      </w:r>
-      <w:proofErr w:type="spellStart"/>
-      <w:r>
-        <w:t>good_</w:t>
-      </w:r>
-      <w:proofErr w:type="gramStart"/>
-      <w:r>
-        <w:t>suffix</w:t>
-      </w:r>
-      <w:proofErr w:type="spellEnd"/>
-      <w:r>
-        <w:t>[</w:t>
-      </w:r>
-      <w:proofErr w:type="gramEnd"/>
-      <w:r>
-        <w:t>3] =</w:t>
+        <w:t>Good Suffix Rule: gs_shift = good_suffix[3] =</w:t>
       </w:r>
       <w:r>
         <w:rPr>
@@ -14156,15 +11422,7 @@
         </w:rPr>
       </w:pPr>
       <w:r>
-        <w:t xml:space="preserve">Shift = </w:t>
-      </w:r>
-      <w:proofErr w:type="gramStart"/>
-      <w:r>
-        <w:t>max(</w:t>
-      </w:r>
-      <w:proofErr w:type="gramEnd"/>
-      <w:r>
-        <w:t xml:space="preserve">4, 1) = </w:t>
+        <w:t xml:space="preserve">Shift = max(4, 1) = </w:t>
       </w:r>
       <w:r>
         <w:rPr>
@@ -14204,15 +11462,7 @@
         <w:t>–</w:t>
       </w:r>
       <w:r>
-        <w:t xml:space="preserve"> Aligning P at T[4..7] = "</w:t>
-      </w:r>
-      <w:proofErr w:type="spellStart"/>
-      <w:r>
-        <w:t>abab</w:t>
-      </w:r>
-      <w:proofErr w:type="spellEnd"/>
-      <w:r>
-        <w:t>", comparing right to left:</w:t>
+        <w:t xml:space="preserve"> Aligning P at T[4..7] = "abab", comparing right to left:</w:t>
       </w:r>
     </w:p>
     <w:p>
@@ -14227,23 +11477,7 @@
         </w:rPr>
       </w:pPr>
       <w:r>
-        <w:t xml:space="preserve">j = 3: </w:t>
-      </w:r>
-      <w:proofErr w:type="gramStart"/>
-      <w:r>
-        <w:t>P[3]=</w:t>
-      </w:r>
-      <w:proofErr w:type="gramEnd"/>
-      <w:r>
-        <w:t xml:space="preserve">'b' vs </w:t>
-      </w:r>
-      <w:proofErr w:type="gramStart"/>
-      <w:r>
-        <w:t>T[7]=</w:t>
-      </w:r>
-      <w:proofErr w:type="gramEnd"/>
-      <w:r>
-        <w:t>'b' → Match.</w:t>
+        <w:t>j = 3: P[3]='b' vs T[7]='b' → Match.</w:t>
       </w:r>
     </w:p>
     <w:p>
@@ -14258,23 +11492,7 @@
         </w:rPr>
       </w:pPr>
       <w:r>
-        <w:t xml:space="preserve">j = 2: </w:t>
-      </w:r>
-      <w:proofErr w:type="gramStart"/>
-      <w:r>
-        <w:t>P[2]=</w:t>
-      </w:r>
-      <w:proofErr w:type="gramEnd"/>
-      <w:r>
-        <w:t xml:space="preserve">'a' vs </w:t>
-      </w:r>
-      <w:proofErr w:type="gramStart"/>
-      <w:r>
-        <w:t>T[6]=</w:t>
-      </w:r>
-      <w:proofErr w:type="gramEnd"/>
-      <w:r>
-        <w:t>'a' → Match.</w:t>
+        <w:t>j = 2: P[2]='a' vs T[6]='a' → Match.</w:t>
       </w:r>
     </w:p>
     <w:p>
@@ -14289,23 +11507,7 @@
         </w:rPr>
       </w:pPr>
       <w:r>
-        <w:t xml:space="preserve">j = 1: </w:t>
-      </w:r>
-      <w:proofErr w:type="gramStart"/>
-      <w:r>
-        <w:t>P[1]=</w:t>
-      </w:r>
-      <w:proofErr w:type="gramEnd"/>
-      <w:r>
-        <w:t xml:space="preserve">'b' vs </w:t>
-      </w:r>
-      <w:proofErr w:type="gramStart"/>
-      <w:r>
-        <w:t>T[5]=</w:t>
-      </w:r>
-      <w:proofErr w:type="gramEnd"/>
-      <w:r>
-        <w:t>'b' → Match.</w:t>
+        <w:t>j = 1: P[1]='b' vs T[5]='b' → Match.</w:t>
       </w:r>
     </w:p>
     <w:p>
@@ -14320,23 +11522,7 @@
         </w:rPr>
       </w:pPr>
       <w:r>
-        <w:t xml:space="preserve">j = 0: </w:t>
-      </w:r>
-      <w:proofErr w:type="gramStart"/>
-      <w:r>
-        <w:t>P[0]=</w:t>
-      </w:r>
-      <w:proofErr w:type="gramEnd"/>
-      <w:r>
-        <w:t xml:space="preserve">'a' vs </w:t>
-      </w:r>
-      <w:proofErr w:type="gramStart"/>
-      <w:r>
-        <w:t>T[4]=</w:t>
-      </w:r>
-      <w:proofErr w:type="gramEnd"/>
-      <w:r>
-        <w:t>'a' → Match.</w:t>
+        <w:t>j = 0: P[0]='a' vs T[4]='a' → Match.</w:t>
       </w:r>
     </w:p>
     <w:p>
@@ -14374,43 +11560,7 @@
           <w:kern w:val="0"/>
           <w14:ligatures w14:val="none"/>
         </w:rPr>
-        <w:t xml:space="preserve"> The algorithm then applies </w:t>
-      </w:r>
-      <w:proofErr w:type="spellStart"/>
-      <w:r>
-        <w:rPr>
-          <w:rFonts w:eastAsia="Times New Roman" w:cs="Times New Roman"/>
-          <w:kern w:val="0"/>
-          <w14:ligatures w14:val="none"/>
-        </w:rPr>
-        <w:t>good_</w:t>
-      </w:r>
-      <w:proofErr w:type="gramStart"/>
-      <w:r>
-        <w:rPr>
-          <w:rFonts w:eastAsia="Times New Roman" w:cs="Times New Roman"/>
-          <w:kern w:val="0"/>
-          <w14:ligatures w14:val="none"/>
-        </w:rPr>
-        <w:t>suffix</w:t>
-      </w:r>
-      <w:proofErr w:type="spellEnd"/>
-      <w:r>
-        <w:rPr>
-          <w:rFonts w:eastAsia="Times New Roman" w:cs="Times New Roman"/>
-          <w:kern w:val="0"/>
-          <w14:ligatures w14:val="none"/>
-        </w:rPr>
-        <w:t>[</w:t>
-      </w:r>
-      <w:proofErr w:type="gramEnd"/>
-      <w:r>
-        <w:rPr>
-          <w:rFonts w:eastAsia="Times New Roman" w:cs="Times New Roman"/>
-          <w:kern w:val="0"/>
-          <w14:ligatures w14:val="none"/>
-        </w:rPr>
-        <w:t>0] = 2, yielding s = 4 + 2 = 6 &gt; n − m = 4. The while loop terminates.</w:t>
+        <w:t xml:space="preserve"> The algorithm then applies good_suffix[0] = 2, yielding s = 4 + 2 = 6 &gt; n − m = 4. The while loop terminates.</w:t>
       </w:r>
     </w:p>
     <w:p>
@@ -14524,11 +11674,9 @@
                 <w:lang w:val="vi-VN"/>
               </w:rPr>
             </w:pPr>
-            <w:proofErr w:type="spellStart"/>
             <w:r>
               <w:t>bc_shift</w:t>
             </w:r>
-            <w:proofErr w:type="spellEnd"/>
           </w:p>
         </w:tc>
         <w:tc>
@@ -14544,11 +11692,9 @@
                 <w:lang w:val="vi-VN"/>
               </w:rPr>
             </w:pPr>
-            <w:proofErr w:type="spellStart"/>
             <w:r>
               <w:t>gs_shift</w:t>
             </w:r>
-            <w:proofErr w:type="spellEnd"/>
           </w:p>
         </w:tc>
         <w:tc>
@@ -14696,13 +11842,8 @@
                 <w:lang w:val="vi-VN"/>
               </w:rPr>
             </w:pPr>
-            <w:proofErr w:type="gramStart"/>
-            <w:r>
-              <w:t>max(</w:t>
-            </w:r>
-            <w:proofErr w:type="gramEnd"/>
-            <w:r>
-              <w:t>4,1) = 4</w:t>
+            <w:r>
+              <w:t>max(4,1) = 4</w:t>
             </w:r>
           </w:p>
         </w:tc>
@@ -14836,21 +11977,8 @@
                 <w:lang w:val="vi-VN"/>
               </w:rPr>
             </w:pPr>
-            <w:proofErr w:type="spellStart"/>
-            <w:r>
-              <w:t>good_</w:t>
-            </w:r>
-            <w:proofErr w:type="gramStart"/>
-            <w:r>
-              <w:t>suffix</w:t>
-            </w:r>
-            <w:proofErr w:type="spellEnd"/>
-            <w:r>
-              <w:t>[0]=</w:t>
-            </w:r>
-            <w:proofErr w:type="gramEnd"/>
-            <w:r>
-              <w:t>2</w:t>
+            <w:r>
+              <w:t>good_suffix[0]=2</w:t>
             </w:r>
           </w:p>
         </w:tc>
@@ -15277,13 +12405,8 @@
                 <w:lang w:val="vi-VN"/>
               </w:rPr>
             </w:pPr>
-            <w:proofErr w:type="gramStart"/>
-            <w:r>
-              <w:t>O(</w:t>
-            </w:r>
-            <w:proofErr w:type="gramEnd"/>
-            <w:r>
-              <w:t>1)</w:t>
+            <w:r>
+              <w:t>O(1)</w:t>
             </w:r>
           </w:p>
         </w:tc>
@@ -15319,13 +12442,8 @@
                 <w:lang w:val="vi-VN"/>
               </w:rPr>
             </w:pPr>
-            <w:proofErr w:type="gramStart"/>
-            <w:r>
-              <w:t>O(</w:t>
-            </w:r>
-            <w:proofErr w:type="gramEnd"/>
-            <w:r>
-              <w:t>n + m)</w:t>
+            <w:r>
+              <w:t>O(n + m)</w:t>
             </w:r>
           </w:p>
         </w:tc>
@@ -15340,13 +12458,8 @@
                 <w:lang w:val="vi-VN"/>
               </w:rPr>
             </w:pPr>
-            <w:proofErr w:type="gramStart"/>
-            <w:r>
-              <w:t>O(</w:t>
-            </w:r>
-            <w:proofErr w:type="gramEnd"/>
-            <w:r>
-              <w:t>1)</w:t>
+            <w:r>
+              <w:t>O(1)</w:t>
             </w:r>
           </w:p>
         </w:tc>
@@ -15382,13 +12495,8 @@
                 <w:lang w:val="vi-VN"/>
               </w:rPr>
             </w:pPr>
-            <w:proofErr w:type="gramStart"/>
-            <w:r>
-              <w:t>O(</w:t>
-            </w:r>
-            <w:proofErr w:type="gramEnd"/>
-            <w:r>
-              <w:t>n/m + m + |</w:t>
+            <w:r>
+              <w:t>O(n/m + m + |</w:t>
             </w:r>
             <w:r>
               <w:rPr>
@@ -15412,13 +12520,8 @@
                 <w:lang w:val="vi-VN"/>
               </w:rPr>
             </w:pPr>
-            <w:proofErr w:type="gramStart"/>
-            <w:r>
-              <w:t>O(</w:t>
-            </w:r>
-            <w:proofErr w:type="gramEnd"/>
-            <w:r>
-              <w:t>m + |</w:t>
+            <w:r>
+              <w:t>O(m + |</w:t>
             </w:r>
             <w:r>
               <w:rPr>
@@ -15463,13 +12566,8 @@
                 <w:lang w:val="vi-VN"/>
               </w:rPr>
             </w:pPr>
-            <w:proofErr w:type="gramStart"/>
-            <w:r>
-              <w:t>O(</w:t>
-            </w:r>
-            <w:proofErr w:type="gramEnd"/>
-            <w:r>
-              <w:t>n + m + |</w:t>
+            <w:r>
+              <w:t>O(n + m + |</w:t>
             </w:r>
             <w:r>
               <w:rPr>
@@ -15493,13 +12591,8 @@
                 <w:lang w:val="vi-VN"/>
               </w:rPr>
             </w:pPr>
-            <w:proofErr w:type="gramStart"/>
-            <w:r>
-              <w:t>O(</w:t>
-            </w:r>
-            <w:proofErr w:type="gramEnd"/>
-            <w:r>
-              <w:t>m + |</w:t>
+            <w:r>
+              <w:t>O(m + |</w:t>
             </w:r>
             <w:r>
               <w:rPr>
@@ -15524,23 +12617,7 @@
     <w:p>
       <w:r>
         <w:lastRenderedPageBreak/>
-        <w:t xml:space="preserve">The inclusion of the Good Suffix Rule is what eliminates the quadratic </w:t>
-      </w:r>
-      <w:proofErr w:type="gramStart"/>
-      <w:r>
-        <w:t>worst case</w:t>
-      </w:r>
-      <w:proofErr w:type="gramEnd"/>
-      <w:r>
-        <w:t xml:space="preserve"> present in Bad Character-only implementations, reducing it from </w:t>
-      </w:r>
-      <w:proofErr w:type="gramStart"/>
-      <w:r>
-        <w:t>O(</w:t>
-      </w:r>
-      <w:proofErr w:type="gramEnd"/>
-      <w:r>
-        <w:t>n</w:t>
+        <w:t>The inclusion of the Good Suffix Rule is what eliminates the quadratic worst case present in Bad Character-only implementations, reducing it from O(n</w:t>
       </w:r>
       <w:r>
         <w:rPr>
@@ -15549,15 +12626,7 @@
         <w:t xml:space="preserve"> * </w:t>
       </w:r>
       <w:r>
-        <w:t xml:space="preserve">m) to a guaranteed </w:t>
-      </w:r>
-      <w:proofErr w:type="gramStart"/>
-      <w:r>
-        <w:t>O(</w:t>
-      </w:r>
-      <w:proofErr w:type="gramEnd"/>
-      <w:r>
-        <w:t xml:space="preserve">n + m). The </w:t>
+        <w:t xml:space="preserve">m) to a guaranteed O(n + m). The </w:t>
       </w:r>
       <w:r>
         <w:rPr>
@@ -15566,15 +12635,7 @@
         <w:br/>
       </w:r>
       <w:r>
-        <w:t xml:space="preserve">sub-linear average-case </w:t>
-      </w:r>
-      <w:proofErr w:type="spellStart"/>
-      <w:r>
-        <w:t>behaviour</w:t>
-      </w:r>
-      <w:proofErr w:type="spellEnd"/>
-      <w:r>
-        <w:t xml:space="preserve"> of O(n/m) is preserved regardless, as it arises from the large skips produced by both heuristics on typical inputs.</w:t>
+        <w:t>sub-linear average-case behaviour of O(n/m) is preserved regardless, as it arises from the large skips produced by both heuristics on typical inputs.</w:t>
       </w:r>
     </w:p>
     <w:p>
@@ -15625,15 +12686,7 @@
         <w:br/>
       </w:r>
       <w:r>
-        <w:t xml:space="preserve">sub-linear </w:t>
-      </w:r>
-      <w:proofErr w:type="spellStart"/>
-      <w:r>
-        <w:t>behaviour</w:t>
-      </w:r>
-      <w:proofErr w:type="spellEnd"/>
-      <w:r>
-        <w:t xml:space="preserve"> becomes increasingly pronounced as m grows larger.</w:t>
+        <w:t>sub-linear behaviour becomes increasingly pronounced as m grows larger.</w:t>
       </w:r>
     </w:p>
     <w:p>
@@ -15661,15 +12714,7 @@
       </w:pPr>
       <w:bookmarkStart w:id="8" w:name="_Toc226227374"/>
       <w:r>
-        <w:t>Aho-</w:t>
-      </w:r>
-      <w:proofErr w:type="spellStart"/>
-      <w:r>
-        <w:t>Corasick</w:t>
-      </w:r>
-      <w:proofErr w:type="spellEnd"/>
-      <w:r>
-        <w:t xml:space="preserve"> Algorithm</w:t>
+        <w:t>Aho-Corasick Algorithm</w:t>
       </w:r>
       <w:bookmarkEnd w:id="8"/>
     </w:p>
@@ -15693,23 +12738,7 @@
     </w:p>
     <w:p>
       <w:r>
-        <w:t>The Aho-</w:t>
-      </w:r>
-      <w:proofErr w:type="spellStart"/>
-      <w:r>
-        <w:t>Corasick</w:t>
-      </w:r>
-      <w:proofErr w:type="spellEnd"/>
-      <w:r>
-        <w:t xml:space="preserve"> algorithm, introduced by Alfred V. Aho and Margaret J. </w:t>
-      </w:r>
-      <w:proofErr w:type="spellStart"/>
-      <w:r>
-        <w:t>Corasick</w:t>
-      </w:r>
-      <w:proofErr w:type="spellEnd"/>
-      <w:r>
-        <w:t xml:space="preserve"> in 1975, is a multi-pattern string-matching algorithm that extends the principles of KMP to handle an arbitrary number of patterns simultaneously. Rather than searching for each keyword independently, the algorithm constructs a finite-state automaton </w:t>
+        <w:t xml:space="preserve">The Aho-Corasick algorithm, introduced by Alfred V. Aho and Margaret J. Corasick in 1975, is a multi-pattern string-matching algorithm that extends the principles of KMP to handle an arbitrary number of patterns simultaneously. Rather than searching for each keyword independently, the algorithm constructs a finite-state automaton </w:t>
       </w:r>
       <w:r>
         <w:t>–</w:t>
@@ -15722,67 +12751,42 @@
           <w:b/>
           <w:bCs/>
         </w:rPr>
-        <w:t>Aho-</w:t>
-      </w:r>
-      <w:proofErr w:type="spellStart"/>
+        <w:t>Aho-Corasick automaton</w:t>
+      </w:r>
+      <w:r>
+        <w:t xml:space="preserve"> </w:t>
+      </w:r>
+      <w:r>
+        <w:t>–</w:t>
+      </w:r>
+      <w:r>
+        <w:t xml:space="preserve"> from the complete set of K patterns during preprocessing. This automaton consists of three components: a </w:t>
+      </w:r>
       <w:r>
         <w:rPr>
           <w:b/>
           <w:bCs/>
         </w:rPr>
-        <w:t>Corasick</w:t>
-      </w:r>
-      <w:proofErr w:type="spellEnd"/>
+        <w:t>goto function</w:t>
+      </w:r>
+      <w:r>
+        <w:t xml:space="preserve"> that defines forward transitions between states upon matching a character, a </w:t>
+      </w:r>
       <w:r>
         <w:rPr>
           <w:b/>
           <w:bCs/>
         </w:rPr>
-        <w:t xml:space="preserve"> automaton</w:t>
-      </w:r>
-      <w:r>
-        <w:t xml:space="preserve"> </w:t>
-      </w:r>
-      <w:r>
-        <w:t>–</w:t>
-      </w:r>
-      <w:r>
-        <w:t xml:space="preserve"> from the complete set of K patterns during preprocessing. This automaton consists of three components: a </w:t>
-      </w:r>
-      <w:proofErr w:type="spellStart"/>
+        <w:t>failure function</w:t>
+      </w:r>
+      <w:r>
+        <w:t xml:space="preserve"> that defines fallback transitions upon a mismatch (analogous to the failure function array in KMP), and an </w:t>
+      </w:r>
       <w:r>
         <w:rPr>
           <w:b/>
           <w:bCs/>
         </w:rPr>
-        <w:t>goto</w:t>
-      </w:r>
-      <w:proofErr w:type="spellEnd"/>
-      <w:r>
-        <w:rPr>
-          <w:b/>
-          <w:bCs/>
-        </w:rPr>
-        <w:t xml:space="preserve"> function</w:t>
-      </w:r>
-      <w:r>
-        <w:t xml:space="preserve"> that defines forward transitions between states upon matching a character, a </w:t>
-      </w:r>
-      <w:r>
-        <w:rPr>
-          <w:b/>
-          <w:bCs/>
-        </w:rPr>
-        <w:t>failure function</w:t>
-      </w:r>
-      <w:r>
-        <w:t xml:space="preserve"> that defines fallback transitions upon a mismatch (analogous to the failure function array in KMP), and an </w:t>
-      </w:r>
-      <w:r>
-        <w:rPr>
-          <w:b/>
-          <w:bCs/>
-        </w:rPr>
         <w:t>output function</w:t>
       </w:r>
       <w:r>
@@ -15791,38 +12795,20 @@
     </w:p>
     <w:p>
       <w:r>
-        <w:t>The Aho-</w:t>
-      </w:r>
-      <w:proofErr w:type="spellStart"/>
-      <w:r>
-        <w:t>Corasick</w:t>
-      </w:r>
-      <w:proofErr w:type="spellEnd"/>
-      <w:r>
-        <w:t xml:space="preserve"> algorithm is the standard solution for multi-pattern search in performance-critical applications. It is the underlying algorithm of the Unix </w:t>
-      </w:r>
-      <w:proofErr w:type="spellStart"/>
+        <w:t xml:space="preserve">The Aho-Corasick algorithm is the standard solution for multi-pattern search in performance-critical applications. It is the underlying algorithm of the Unix </w:t>
+      </w:r>
       <w:r>
         <w:rPr>
           <w:rStyle w:val="PseudocodeChar"/>
         </w:rPr>
         <w:t>fgrep</w:t>
       </w:r>
-      <w:proofErr w:type="spellEnd"/>
       <w:r>
         <w:t xml:space="preserve"> command, which searches for multiple fixed strings simultaneously. It is also extensively used in network intrusion detection systems such as Snort, where incoming packets must be scanned against thousands of known attack </w:t>
       </w:r>
       <w:r>
         <w:lastRenderedPageBreak/>
-        <w:t>signatures in real time. In the context of this project, Aho-</w:t>
-      </w:r>
-      <w:proofErr w:type="spellStart"/>
-      <w:r>
-        <w:t>Corasick</w:t>
-      </w:r>
-      <w:proofErr w:type="spellEnd"/>
-      <w:r>
-        <w:t xml:space="preserve"> is particularly well-suited for </w:t>
+        <w:t xml:space="preserve">signatures in real time. In the context of this project, Aho-Corasick is particularly well-suited for </w:t>
       </w:r>
       <w:r>
         <w:t>s</w:t>
@@ -16798,43 +13784,7 @@
           <w:kern w:val="0"/>
           <w14:ligatures w14:val="none"/>
         </w:rPr>
-        <w:t>The following trace uses two patterns P1 = "ab" and P2 = "</w:t>
-      </w:r>
-      <w:proofErr w:type="spellStart"/>
-      <w:r>
-        <w:rPr>
-          <w:rFonts w:eastAsia="Times New Roman" w:cs="Times New Roman"/>
-          <w:kern w:val="0"/>
-          <w14:ligatures w14:val="none"/>
-        </w:rPr>
-        <w:t>bc</w:t>
-      </w:r>
-      <w:proofErr w:type="spellEnd"/>
-      <w:r>
-        <w:rPr>
-          <w:rFonts w:eastAsia="Times New Roman" w:cs="Times New Roman"/>
-          <w:kern w:val="0"/>
-          <w14:ligatures w14:val="none"/>
-        </w:rPr>
-        <w:t>", and text T = "</w:t>
-      </w:r>
-      <w:proofErr w:type="spellStart"/>
-      <w:r>
-        <w:rPr>
-          <w:rFonts w:eastAsia="Times New Roman" w:cs="Times New Roman"/>
-          <w:kern w:val="0"/>
-          <w14:ligatures w14:val="none"/>
-        </w:rPr>
-        <w:t>abcab</w:t>
-      </w:r>
-      <w:proofErr w:type="spellEnd"/>
-      <w:r>
-        <w:rPr>
-          <w:rFonts w:eastAsia="Times New Roman" w:cs="Times New Roman"/>
-          <w:kern w:val="0"/>
-          <w14:ligatures w14:val="none"/>
-        </w:rPr>
-        <w:t>" (n = 5).</w:t>
+        <w:t>The following trace uses two patterns P1 = "ab" and P2 = "bc", and text T = "abcab" (n = 5).</w:t>
       </w:r>
     </w:p>
     <w:p>
@@ -16892,15 +13842,7 @@
     </w:p>
     <w:p>
       <w:r>
-        <w:t xml:space="preserve">Each pattern is inserted into a </w:t>
-      </w:r>
-      <w:proofErr w:type="spellStart"/>
-      <w:r>
-        <w:t>trie</w:t>
-      </w:r>
-      <w:proofErr w:type="spellEnd"/>
-      <w:r>
-        <w:t xml:space="preserve"> beginning from the root (state 0), with a new state created for each character that does not yet have a defined transition.</w:t>
+        <w:t>Each pattern is inserted into a trie beginning from the root (state 0), with a new state created for each character that does not yet have a defined transition.</w:t>
       </w:r>
     </w:p>
     <w:p>
@@ -16923,11 +13865,7 @@
         </w:numPr>
       </w:pPr>
       <w:r>
-        <w:t xml:space="preserve">State </w:t>
-      </w:r>
-      <w:proofErr w:type="gramStart"/>
-      <w:r>
-        <w:t xml:space="preserve">0 </w:t>
+        <w:t xml:space="preserve">State 0 </w:t>
       </w:r>
       <w:r>
         <w:rPr>
@@ -16942,7 +13880,6 @@
         </w:rPr>
         <w:t>–</w:t>
       </w:r>
-      <w:proofErr w:type="gramEnd"/>
       <w:r>
         <w:t>'a'</w:t>
       </w:r>
@@ -17007,13 +13944,8 @@
           <w:numId w:val="29"/>
         </w:numPr>
       </w:pPr>
-      <w:proofErr w:type="gramStart"/>
-      <w:r>
-        <w:t>output[</w:t>
-      </w:r>
-      <w:proofErr w:type="gramEnd"/>
-      <w:r>
-        <w:t>2] = {"ab"}</w:t>
+      <w:r>
+        <w:t>output[2] = {"ab"}</w:t>
       </w:r>
     </w:p>
     <w:p>
@@ -17024,15 +13956,7 @@
         <w:t xml:space="preserve">- </w:t>
       </w:r>
       <w:r>
-        <w:t>Inserting P2 = "</w:t>
-      </w:r>
-      <w:proofErr w:type="spellStart"/>
-      <w:r>
-        <w:t>bc</w:t>
-      </w:r>
-      <w:proofErr w:type="spellEnd"/>
-      <w:r>
-        <w:t>":</w:t>
+        <w:t>Inserting P2 = "bc":</w:t>
       </w:r>
     </w:p>
     <w:p>
@@ -17044,11 +13968,7 @@
         </w:numPr>
       </w:pPr>
       <w:r>
-        <w:t xml:space="preserve">State </w:t>
-      </w:r>
-      <w:proofErr w:type="gramStart"/>
-      <w:r>
-        <w:t xml:space="preserve">0 </w:t>
+        <w:t xml:space="preserve">State 0 </w:t>
       </w:r>
       <w:r>
         <w:rPr>
@@ -17063,7 +13983,6 @@
         </w:rPr>
         <w:t>–</w:t>
       </w:r>
-      <w:proofErr w:type="gramEnd"/>
       <w:r>
         <w:t>'</w:t>
       </w:r>
@@ -17158,22 +14077,18 @@
           <w:numId w:val="29"/>
         </w:numPr>
       </w:pPr>
-      <w:proofErr w:type="gramStart"/>
       <w:r>
         <w:t>output[</w:t>
       </w:r>
-      <w:proofErr w:type="gramEnd"/>
       <w:r>
         <w:t>4</w:t>
       </w:r>
       <w:r>
         <w:t>] = {"</w:t>
       </w:r>
-      <w:proofErr w:type="spellStart"/>
       <w:r>
         <w:t>bc</w:t>
       </w:r>
-      <w:proofErr w:type="spellEnd"/>
       <w:r>
         <w:t>"}</w:t>
       </w:r>
@@ -17304,15 +14219,7 @@
         <w:t>Depth-1 states</w:t>
       </w:r>
       <w:r>
-        <w:t xml:space="preserve"> are </w:t>
-      </w:r>
-      <w:proofErr w:type="spellStart"/>
-      <w:r>
-        <w:t>initialised</w:t>
-      </w:r>
-      <w:proofErr w:type="spellEnd"/>
-      <w:r>
-        <w:t xml:space="preserve"> with failure links pointing to root (state 0):</w:t>
+        <w:t xml:space="preserve"> are initialised with failure links pointing to root (state 0):</w:t>
       </w:r>
     </w:p>
     <w:p>
@@ -17323,21 +14230,8 @@
           <w:numId w:val="31"/>
         </w:numPr>
       </w:pPr>
-      <w:proofErr w:type="gramStart"/>
-      <w:r>
-        <w:t>failure[</w:t>
-      </w:r>
-      <w:proofErr w:type="gramEnd"/>
-      <w:r>
-        <w:t xml:space="preserve">1] = 0 (state 1 represents "a"; no proper suffix of "a" is a </w:t>
-      </w:r>
-      <w:proofErr w:type="spellStart"/>
-      <w:r>
-        <w:t>recognised</w:t>
-      </w:r>
-      <w:proofErr w:type="spellEnd"/>
-      <w:r>
-        <w:t xml:space="preserve"> prefix in the automaton other than the empty string)</w:t>
+      <w:r>
+        <w:t>failure[1] = 0 (state 1 represents "a"; no proper suffix of "a" is a recognised prefix in the automaton other than the empty string)</w:t>
       </w:r>
     </w:p>
     <w:p>
@@ -17348,13 +14242,8 @@
           <w:numId w:val="31"/>
         </w:numPr>
       </w:pPr>
-      <w:proofErr w:type="gramStart"/>
-      <w:r>
-        <w:t>failure[</w:t>
-      </w:r>
-      <w:proofErr w:type="gramEnd"/>
-      <w:r>
-        <w:t>3] = 0 (state 3 represents "b"; similarly falls back to root)</w:t>
+      <w:r>
+        <w:t>failure[3] = 0 (state 3 represents "b"; similarly falls back to root)</w:t>
       </w:r>
     </w:p>
     <w:p>
@@ -17441,36 +14330,7 @@
         </w:rPr>
       </w:pPr>
       <w:r>
-        <w:t xml:space="preserve">To compute </w:t>
-      </w:r>
-      <w:proofErr w:type="gramStart"/>
-      <w:r>
-        <w:t>failure[</w:t>
-      </w:r>
-      <w:proofErr w:type="gramEnd"/>
-      <w:r>
-        <w:t xml:space="preserve">2]: follow </w:t>
-      </w:r>
-      <w:proofErr w:type="gramStart"/>
-      <w:r>
-        <w:t>failure[</w:t>
-      </w:r>
-      <w:proofErr w:type="gramEnd"/>
-      <w:r>
-        <w:t xml:space="preserve">1] = 0, then check </w:t>
-      </w:r>
-      <w:proofErr w:type="spellStart"/>
-      <w:proofErr w:type="gramStart"/>
-      <w:r>
-        <w:t>goto</w:t>
-      </w:r>
-      <w:proofErr w:type="spellEnd"/>
-      <w:r>
-        <w:t>[</w:t>
-      </w:r>
-      <w:proofErr w:type="gramEnd"/>
-      <w:r>
-        <w:t>(0, 'b')] = 3. State 3 exists and is not state 2 itself.</w:t>
+        <w:t>To compute failure[2]: follow failure[1] = 0, then check goto[(0, 'b')] = 3. State 3 exists and is not state 2 itself.</w:t>
       </w:r>
     </w:p>
     <w:p>
@@ -17484,13 +14344,8 @@
           <w:lang w:val="vi-VN"/>
         </w:rPr>
       </w:pPr>
-      <w:proofErr w:type="gramStart"/>
-      <w:r>
-        <w:t>failure[</w:t>
-      </w:r>
-      <w:proofErr w:type="gramEnd"/>
-      <w:r>
-        <w:t>2] = 3.</w:t>
+      <w:r>
+        <w:t>failure[2] = 3.</w:t>
       </w:r>
     </w:p>
     <w:p>
@@ -17509,62 +14364,26 @@
         <w:rPr>
           <w:rFonts w:cs="Times New Roman"/>
         </w:rPr>
-        <w:t xml:space="preserve">Propagate output: </w:t>
-      </w:r>
-      <w:proofErr w:type="gramStart"/>
+        <w:t xml:space="preserve">Propagate output: output[2] = output[2] </w:t>
+      </w:r>
+      <w:r>
+        <w:rPr>
+          <w:rFonts w:ascii="Cambria Math" w:hAnsi="Cambria Math" w:cs="Cambria Math"/>
+        </w:rPr>
+        <w:t>⋃</w:t>
+      </w:r>
       <w:r>
         <w:rPr>
           <w:rFonts w:cs="Times New Roman"/>
-        </w:rPr>
-        <w:t>output[</w:t>
-      </w:r>
-      <w:proofErr w:type="gramEnd"/>
+          <w:lang w:val="vi-VN"/>
+        </w:rPr>
+        <w:t xml:space="preserve"> </w:t>
+      </w:r>
       <w:r>
         <w:rPr>
           <w:rFonts w:cs="Times New Roman"/>
         </w:rPr>
-        <w:t xml:space="preserve">2] = </w:t>
-      </w:r>
-      <w:proofErr w:type="gramStart"/>
-      <w:r>
-        <w:rPr>
-          <w:rFonts w:cs="Times New Roman"/>
-        </w:rPr>
-        <w:t>output[</w:t>
-      </w:r>
-      <w:proofErr w:type="gramEnd"/>
-      <w:r>
-        <w:rPr>
-          <w:rFonts w:cs="Times New Roman"/>
-        </w:rPr>
-        <w:t xml:space="preserve">2] </w:t>
-      </w:r>
-      <w:r>
-        <w:rPr>
-          <w:rFonts w:ascii="Cambria Math" w:hAnsi="Cambria Math" w:cs="Cambria Math"/>
-        </w:rPr>
-        <w:t>⋃</w:t>
-      </w:r>
-      <w:r>
-        <w:rPr>
-          <w:rFonts w:cs="Times New Roman"/>
-          <w:lang w:val="vi-VN"/>
-        </w:rPr>
-        <w:t xml:space="preserve"> </w:t>
-      </w:r>
-      <w:proofErr w:type="gramStart"/>
-      <w:r>
-        <w:rPr>
-          <w:rFonts w:cs="Times New Roman"/>
-        </w:rPr>
-        <w:t>output[</w:t>
-      </w:r>
-      <w:proofErr w:type="gramEnd"/>
-      <w:r>
-        <w:rPr>
-          <w:rFonts w:cs="Times New Roman"/>
-        </w:rPr>
-        <w:t xml:space="preserve">3] = {"ab"} </w:t>
+        <w:t xml:space="preserve">output[3] = {"ab"} </w:t>
       </w:r>
       <w:r>
         <w:rPr>
@@ -17652,15 +14471,7 @@
         </w:rPr>
       </w:pPr>
       <w:r>
-        <w:t>Transition on 'c' leads to state 4 (representing "</w:t>
-      </w:r>
-      <w:proofErr w:type="spellStart"/>
-      <w:r>
-        <w:t>bc</w:t>
-      </w:r>
-      <w:proofErr w:type="spellEnd"/>
-      <w:r>
-        <w:t>").</w:t>
+        <w:t>Transition on 'c' leads to state 4 (representing "bc").</w:t>
       </w:r>
     </w:p>
     <w:p>
@@ -17672,36 +14483,7 @@
         </w:numPr>
       </w:pPr>
       <w:r>
-        <w:t xml:space="preserve">To compute </w:t>
-      </w:r>
-      <w:proofErr w:type="gramStart"/>
-      <w:r>
-        <w:t>failure[</w:t>
-      </w:r>
-      <w:proofErr w:type="gramEnd"/>
-      <w:r>
-        <w:t xml:space="preserve">4]: follow </w:t>
-      </w:r>
-      <w:proofErr w:type="gramStart"/>
-      <w:r>
-        <w:t>failure[</w:t>
-      </w:r>
-      <w:proofErr w:type="gramEnd"/>
-      <w:r>
-        <w:t xml:space="preserve">3] = 0, then check </w:t>
-      </w:r>
-      <w:proofErr w:type="spellStart"/>
-      <w:proofErr w:type="gramStart"/>
-      <w:r>
-        <w:t>goto</w:t>
-      </w:r>
-      <w:proofErr w:type="spellEnd"/>
-      <w:r>
-        <w:t>[</w:t>
-      </w:r>
-      <w:proofErr w:type="gramEnd"/>
-      <w:r>
-        <w:t xml:space="preserve">(0, 'c')] = 0 (undefined, loops to root). </w:t>
+        <w:t xml:space="preserve">To compute failure[4]: follow failure[3] = 0, then check goto[(0, 'c')] = 0 (undefined, loops to root). </w:t>
       </w:r>
     </w:p>
     <w:p>
@@ -17715,13 +14497,8 @@
           <w:lang w:val="vi-VN"/>
         </w:rPr>
       </w:pPr>
-      <w:proofErr w:type="gramStart"/>
-      <w:r>
-        <w:t>failure[</w:t>
-      </w:r>
-      <w:proofErr w:type="gramEnd"/>
-      <w:r>
-        <w:t>4] = 0.</w:t>
+      <w:r>
+        <w:t>failure[4] = 0.</w:t>
       </w:r>
     </w:p>
     <w:p>
@@ -17736,23 +14513,7 @@
         </w:rPr>
       </w:pPr>
       <w:r>
-        <w:t xml:space="preserve">Propagate output: </w:t>
-      </w:r>
-      <w:proofErr w:type="gramStart"/>
-      <w:r>
-        <w:t>output[</w:t>
-      </w:r>
-      <w:proofErr w:type="gramEnd"/>
-      <w:r>
-        <w:t xml:space="preserve">4] = </w:t>
-      </w:r>
-      <w:proofErr w:type="gramStart"/>
-      <w:r>
-        <w:t>output[</w:t>
-      </w:r>
-      <w:proofErr w:type="gramEnd"/>
-      <w:r>
-        <w:t xml:space="preserve">4] </w:t>
+        <w:t xml:space="preserve">Propagate output: output[4] = output[4] </w:t>
       </w:r>
       <w:r>
         <w:rPr>
@@ -17767,21 +14528,8 @@
         </w:rPr>
         <w:t xml:space="preserve"> </w:t>
       </w:r>
-      <w:proofErr w:type="gramStart"/>
-      <w:r>
-        <w:t>output[</w:t>
-      </w:r>
-      <w:proofErr w:type="gramEnd"/>
-      <w:r>
-        <w:t>0] = {"</w:t>
-      </w:r>
-      <w:proofErr w:type="spellStart"/>
-      <w:r>
-        <w:t>bc</w:t>
-      </w:r>
-      <w:proofErr w:type="spellEnd"/>
-      <w:r>
-        <w:t xml:space="preserve">"} </w:t>
+      <w:r>
+        <w:t xml:space="preserve">output[0] = {"bc"} </w:t>
       </w:r>
       <w:r>
         <w:rPr>
@@ -17797,36 +14545,12 @@
         <w:t xml:space="preserve"> </w:t>
       </w:r>
       <w:r>
-        <w:t>{} = {"</w:t>
-      </w:r>
-      <w:proofErr w:type="spellStart"/>
-      <w:r>
-        <w:t>bc</w:t>
-      </w:r>
-      <w:proofErr w:type="spellEnd"/>
-      <w:r>
-        <w:t>"}.</w:t>
-      </w:r>
-    </w:p>
-    <w:p>
-      <w:r>
-        <w:t xml:space="preserve">The failure link from state 2 to state 3 is particularly significant: after fully matching "ab", the automaton </w:t>
-      </w:r>
-      <w:proofErr w:type="spellStart"/>
-      <w:r>
-        <w:t>recognises</w:t>
-      </w:r>
-      <w:proofErr w:type="spellEnd"/>
-      <w:r>
-        <w:t xml:space="preserve"> that the suffix "b" of "ab" is also the beginning of a valid path toward "</w:t>
-      </w:r>
-      <w:proofErr w:type="spellStart"/>
-      <w:r>
-        <w:t>bc</w:t>
-      </w:r>
-      <w:proofErr w:type="spellEnd"/>
-      <w:r>
-        <w:t>" in the automaton. Rather than returning to root, it jumps directly to state 3, preserving partial progress toward the second pattern without re-examining any character.</w:t>
+        <w:t>{} = {"bc"}.</w:t>
+      </w:r>
+    </w:p>
+    <w:p>
+      <w:r>
+        <w:t>The failure link from state 2 to state 3 is particularly significant: after fully matching "ab", the automaton recognises that the suffix "b" of "ab" is also the beginning of a valid path toward "bc" in the automaton. Rather than returning to root, it jumps directly to state 3, preserving partial progress toward the second pattern without re-examining any character.</w:t>
       </w:r>
     </w:p>
     <w:p>
@@ -17906,21 +14630,7 @@
         <w:rPr>
           <w:rFonts w:cs="Times New Roman"/>
         </w:rPr>
-        <w:t xml:space="preserve">Starting at state 0, the automaton processes T one character at a time, following </w:t>
-      </w:r>
-      <w:proofErr w:type="spellStart"/>
-      <w:r>
-        <w:rPr>
-          <w:rFonts w:cs="Times New Roman"/>
-        </w:rPr>
-        <w:t>goto</w:t>
-      </w:r>
-      <w:proofErr w:type="spellEnd"/>
-      <w:r>
-        <w:rPr>
-          <w:rFonts w:cs="Times New Roman"/>
-        </w:rPr>
-        <w:t xml:space="preserve"> transitions on matches and failure links on mismatches.</w:t>
+        <w:t>Starting at state 0, the automaton processes T one character at a time, following goto transitions on matches and failure links on mismatches.</w:t>
       </w:r>
     </w:p>
     <w:p>
@@ -17935,21 +14645,12 @@
         </w:rPr>
         <w:t xml:space="preserve">- </w:t>
       </w:r>
-      <w:proofErr w:type="spellStart"/>
       <w:r>
         <w:rPr>
           <w:b/>
           <w:bCs/>
         </w:rPr>
-        <w:t>i</w:t>
-      </w:r>
-      <w:proofErr w:type="spellEnd"/>
-      <w:r>
-        <w:rPr>
-          <w:b/>
-          <w:bCs/>
-        </w:rPr>
-        <w:t xml:space="preserve"> = 0, T[0] = 'a':</w:t>
+        <w:t>i = 0, T[0] = 'a':</w:t>
       </w:r>
       <w:r>
         <w:t xml:space="preserve"> </w:t>
@@ -17982,20 +14683,7 @@
         </w:rPr>
       </w:pPr>
       <w:r>
-        <w:t xml:space="preserve">Check </w:t>
-      </w:r>
-      <w:proofErr w:type="spellStart"/>
-      <w:proofErr w:type="gramStart"/>
-      <w:r>
-        <w:t>goto</w:t>
-      </w:r>
-      <w:proofErr w:type="spellEnd"/>
-      <w:r>
-        <w:t>[</w:t>
-      </w:r>
-      <w:proofErr w:type="gramEnd"/>
-      <w:r>
-        <w:t xml:space="preserve">(0, 'a')] = 1 </w:t>
+        <w:t xml:space="preserve">Check goto[(0, 'a')] = 1 </w:t>
       </w:r>
       <w:r>
         <w:t>–</w:t>
@@ -18015,13 +14703,8 @@
           <w:lang w:val="vi-VN"/>
         </w:rPr>
       </w:pPr>
-      <w:proofErr w:type="gramStart"/>
-      <w:r>
-        <w:t>output[</w:t>
-      </w:r>
-      <w:proofErr w:type="gramEnd"/>
-      <w:r>
-        <w:t xml:space="preserve">1] is empty. </w:t>
+      <w:r>
+        <w:t xml:space="preserve">output[1] is empty. </w:t>
       </w:r>
     </w:p>
     <w:p>
@@ -18072,21 +14755,12 @@
         </w:rPr>
         <w:t xml:space="preserve">- </w:t>
       </w:r>
-      <w:proofErr w:type="spellStart"/>
       <w:r>
         <w:rPr>
           <w:b/>
           <w:bCs/>
         </w:rPr>
-        <w:t>i</w:t>
-      </w:r>
-      <w:proofErr w:type="spellEnd"/>
-      <w:r>
-        <w:rPr>
-          <w:b/>
-          <w:bCs/>
-        </w:rPr>
-        <w:t xml:space="preserve"> = 1, T[1] = 'b':</w:t>
+        <w:t>i = 1, T[1] = 'b':</w:t>
       </w:r>
       <w:r>
         <w:t xml:space="preserve"> </w:t>
@@ -18123,20 +14797,7 @@
         </w:rPr>
       </w:pPr>
       <w:r>
-        <w:t xml:space="preserve">Check </w:t>
-      </w:r>
-      <w:proofErr w:type="spellStart"/>
-      <w:proofErr w:type="gramStart"/>
-      <w:r>
-        <w:t>goto</w:t>
-      </w:r>
-      <w:proofErr w:type="spellEnd"/>
-      <w:r>
-        <w:t>[</w:t>
-      </w:r>
-      <w:proofErr w:type="gramEnd"/>
-      <w:r>
-        <w:t xml:space="preserve">(1, 'b')] = 2 </w:t>
+        <w:t xml:space="preserve">Check goto[(1, 'b')] = 2 </w:t>
       </w:r>
       <w:r>
         <w:t>–</w:t>
@@ -18158,13 +14819,8 @@
           <w:lang w:val="vi-VN"/>
         </w:rPr>
       </w:pPr>
-      <w:proofErr w:type="gramStart"/>
-      <w:r>
-        <w:t>output[</w:t>
-      </w:r>
-      <w:proofErr w:type="gramEnd"/>
-      <w:r>
-        <w:t xml:space="preserve">2] = {"ab"} is not empty. </w:t>
+      <w:r>
+        <w:t xml:space="preserve">output[2] = {"ab"} is not empty. </w:t>
       </w:r>
     </w:p>
     <w:p>
@@ -18185,107 +14841,66 @@
           <w:b/>
           <w:bCs/>
         </w:rPr>
-        <w:t xml:space="preserve">Pattern "ab" is reported, ending at </w:t>
-      </w:r>
-      <w:proofErr w:type="spellStart"/>
-      <w:r>
+        <w:t>Pattern "ab" is reported, ending at i = 1, starting at i = 0.</w:t>
+      </w:r>
+    </w:p>
+    <w:p>
+      <w:pPr>
+        <w:pStyle w:val="Pseudocode"/>
+        <w:rPr>
+          <w:lang w:val="vi-VN"/>
+        </w:rPr>
+      </w:pPr>
+      <w:r>
+        <w:rPr>
+          <w:lang w:val="vi-VN"/>
+        </w:rPr>
+        <w:t xml:space="preserve">current = </w:t>
+      </w:r>
+      <w:r>
+        <w:rPr>
+          <w:lang w:val="vi-VN"/>
+        </w:rPr>
+        <w:t>2</w:t>
+      </w:r>
+    </w:p>
+    <w:p>
+      <w:pPr>
+        <w:jc w:val="left"/>
         <w:rPr>
           <w:b/>
           <w:bCs/>
-        </w:rPr>
-        <w:t>i</w:t>
-      </w:r>
-      <w:proofErr w:type="spellEnd"/>
+          <w:lang w:val="vi-VN"/>
+        </w:rPr>
+      </w:pPr>
       <w:r>
         <w:rPr>
           <w:b/>
           <w:bCs/>
-        </w:rPr>
-        <w:t xml:space="preserve"> = 1, starting at </w:t>
-      </w:r>
-      <w:proofErr w:type="spellStart"/>
+          <w:lang w:val="vi-VN"/>
+        </w:rPr>
+        <w:br w:type="page"/>
+      </w:r>
+    </w:p>
+    <w:p>
+      <w:pPr>
+        <w:rPr>
+          <w:lang w:val="vi-VN"/>
+        </w:rPr>
+      </w:pPr>
+      <w:r>
+        <w:rPr>
+          <w:lang w:val="vi-VN"/>
+        </w:rPr>
+        <w:lastRenderedPageBreak/>
+        <w:t xml:space="preserve">- </w:t>
+      </w:r>
       <w:r>
         <w:rPr>
           <w:b/>
           <w:bCs/>
         </w:rPr>
-        <w:t>i</w:t>
-      </w:r>
-      <w:proofErr w:type="spellEnd"/>
-      <w:r>
-        <w:rPr>
-          <w:b/>
-          <w:bCs/>
-        </w:rPr>
-        <w:t xml:space="preserve"> = 0.</w:t>
-      </w:r>
-    </w:p>
-    <w:p>
-      <w:pPr>
-        <w:pStyle w:val="Pseudocode"/>
-        <w:rPr>
-          <w:lang w:val="vi-VN"/>
-        </w:rPr>
-      </w:pPr>
-      <w:r>
-        <w:rPr>
-          <w:lang w:val="vi-VN"/>
-        </w:rPr>
-        <w:t xml:space="preserve">current = </w:t>
-      </w:r>
-      <w:r>
-        <w:rPr>
-          <w:lang w:val="vi-VN"/>
-        </w:rPr>
-        <w:t>2</w:t>
-      </w:r>
-    </w:p>
-    <w:p>
-      <w:pPr>
-        <w:jc w:val="left"/>
-        <w:rPr>
-          <w:b/>
-          <w:bCs/>
-          <w:lang w:val="vi-VN"/>
-        </w:rPr>
-      </w:pPr>
-      <w:r>
-        <w:rPr>
-          <w:b/>
-          <w:bCs/>
-          <w:lang w:val="vi-VN"/>
-        </w:rPr>
-        <w:br w:type="page"/>
-      </w:r>
-    </w:p>
-    <w:p>
-      <w:pPr>
-        <w:rPr>
-          <w:lang w:val="vi-VN"/>
-        </w:rPr>
-      </w:pPr>
-      <w:r>
-        <w:rPr>
-          <w:lang w:val="vi-VN"/>
-        </w:rPr>
-        <w:lastRenderedPageBreak/>
-        <w:t xml:space="preserve">- </w:t>
-      </w:r>
-      <w:proofErr w:type="spellStart"/>
-      <w:r>
-        <w:rPr>
-          <w:b/>
-          <w:bCs/>
-        </w:rPr>
-        <w:t>i</w:t>
-      </w:r>
-      <w:proofErr w:type="spellEnd"/>
-      <w:r>
-        <w:rPr>
-          <w:b/>
-          <w:bCs/>
-        </w:rPr>
-        <w:t xml:space="preserve"> = 2, T[2] = 'c':</w:t>
+        <w:t>i = 2, T[2] = 'c':</w:t>
       </w:r>
       <w:r>
         <w:t xml:space="preserve"> </w:t>
@@ -18318,20 +14933,7 @@
         </w:rPr>
       </w:pPr>
       <w:r>
-        <w:t xml:space="preserve">Check </w:t>
-      </w:r>
-      <w:proofErr w:type="spellStart"/>
-      <w:proofErr w:type="gramStart"/>
-      <w:r>
-        <w:t>goto</w:t>
-      </w:r>
-      <w:proofErr w:type="spellEnd"/>
-      <w:r>
-        <w:t>[</w:t>
-      </w:r>
-      <w:proofErr w:type="gramEnd"/>
-      <w:r>
-        <w:t xml:space="preserve">(2, 'c')] </w:t>
+        <w:t xml:space="preserve">Check goto[(2, 'c')] </w:t>
       </w:r>
       <w:r>
         <w:t>–</w:t>
@@ -18352,15 +14954,7 @@
         </w:rPr>
       </w:pPr>
       <w:r>
-        <w:t xml:space="preserve">Follow failure link: </w:t>
-      </w:r>
-      <w:proofErr w:type="gramStart"/>
-      <w:r>
-        <w:t>failure[</w:t>
-      </w:r>
-      <w:proofErr w:type="gramEnd"/>
-      <w:r>
-        <w:t xml:space="preserve">2] = 3. Move to state 3. </w:t>
+        <w:t xml:space="preserve">Follow failure link: failure[2] = 3. Move to state 3. </w:t>
       </w:r>
     </w:p>
     <w:p>
@@ -18390,20 +14984,7 @@
         </w:rPr>
       </w:pPr>
       <w:r>
-        <w:t xml:space="preserve">Check </w:t>
-      </w:r>
-      <w:proofErr w:type="spellStart"/>
-      <w:proofErr w:type="gramStart"/>
-      <w:r>
-        <w:t>goto</w:t>
-      </w:r>
-      <w:proofErr w:type="spellEnd"/>
-      <w:r>
-        <w:t>[</w:t>
-      </w:r>
-      <w:proofErr w:type="gramEnd"/>
-      <w:r>
-        <w:t xml:space="preserve">(3, 'c')] = 4 </w:t>
+        <w:t xml:space="preserve">Check goto[(3, 'c')] = 4 </w:t>
       </w:r>
       <w:r>
         <w:t>–</w:t>
@@ -18423,21 +15004,8 @@
           <w:lang w:val="vi-VN"/>
         </w:rPr>
       </w:pPr>
-      <w:proofErr w:type="gramStart"/>
-      <w:r>
-        <w:t>output[</w:t>
-      </w:r>
-      <w:proofErr w:type="gramEnd"/>
-      <w:r>
-        <w:t>4] = {"</w:t>
-      </w:r>
-      <w:proofErr w:type="spellStart"/>
-      <w:r>
-        <w:t>bc</w:t>
-      </w:r>
-      <w:proofErr w:type="spellEnd"/>
-      <w:r>
-        <w:t xml:space="preserve">"} is not empty. </w:t>
+      <w:r>
+        <w:t xml:space="preserve">output[4] = {"bc"} is not empty. </w:t>
       </w:r>
     </w:p>
     <w:p>
@@ -18456,55 +15024,7 @@
           <w:b/>
           <w:bCs/>
         </w:rPr>
-        <w:t>Pattern "</w:t>
-      </w:r>
-      <w:proofErr w:type="spellStart"/>
-      <w:r>
-        <w:rPr>
-          <w:b/>
-          <w:bCs/>
-        </w:rPr>
-        <w:t>bc</w:t>
-      </w:r>
-      <w:proofErr w:type="spellEnd"/>
-      <w:r>
-        <w:rPr>
-          <w:b/>
-          <w:bCs/>
-        </w:rPr>
-        <w:t xml:space="preserve">" is reported, ending at </w:t>
-      </w:r>
-      <w:proofErr w:type="spellStart"/>
-      <w:r>
-        <w:rPr>
-          <w:b/>
-          <w:bCs/>
-        </w:rPr>
-        <w:t>i</w:t>
-      </w:r>
-      <w:proofErr w:type="spellEnd"/>
-      <w:r>
-        <w:rPr>
-          <w:b/>
-          <w:bCs/>
-        </w:rPr>
-        <w:t xml:space="preserve"> = 2, starting at </w:t>
-      </w:r>
-      <w:proofErr w:type="spellStart"/>
-      <w:r>
-        <w:rPr>
-          <w:b/>
-          <w:bCs/>
-        </w:rPr>
-        <w:t>i</w:t>
-      </w:r>
-      <w:proofErr w:type="spellEnd"/>
-      <w:r>
-        <w:rPr>
-          <w:b/>
-          <w:bCs/>
-        </w:rPr>
-        <w:t xml:space="preserve"> = 1.</w:t>
+        <w:t>Pattern "bc" is reported, ending at i = 2, starting at i = 1.</w:t>
       </w:r>
     </w:p>
     <w:p>
@@ -18537,15 +15057,7 @@
         <w:t xml:space="preserve"> </w:t>
       </w:r>
       <w:r>
-        <w:t>The automaton did not return to the root upon the mismatch at state 2. Instead, the failure link carried it directly to state 3, which represents the suffix "b" of the previously matched string "ab". From state 3, the transition on 'c' immediately completes a match for "</w:t>
-      </w:r>
-      <w:proofErr w:type="spellStart"/>
-      <w:r>
-        <w:t>bc</w:t>
-      </w:r>
-      <w:proofErr w:type="spellEnd"/>
-      <w:r>
-        <w:t xml:space="preserve">", detecting an overlapping pattern occurrence without re-examining any prior character. </w:t>
+        <w:t xml:space="preserve">The automaton did not return to the root upon the mismatch at state 2. Instead, the failure link carried it directly to state 3, which represents the suffix "b" of the previously matched string "ab". From state 3, the transition on 'c' immediately completes a match for "bc", detecting an overlapping pattern occurrence without re-examining any prior character. </w:t>
       </w:r>
     </w:p>
     <w:p>
@@ -18581,21 +15093,12 @@
         </w:rPr>
         <w:t xml:space="preserve">- </w:t>
       </w:r>
-      <w:proofErr w:type="spellStart"/>
       <w:r>
         <w:rPr>
           <w:b/>
           <w:bCs/>
         </w:rPr>
-        <w:t>i</w:t>
-      </w:r>
-      <w:proofErr w:type="spellEnd"/>
-      <w:r>
-        <w:rPr>
-          <w:b/>
-          <w:bCs/>
-        </w:rPr>
-        <w:t xml:space="preserve"> = 3, T[3] = 'a':</w:t>
+        <w:t>i = 3, T[3] = 'a':</w:t>
       </w:r>
       <w:r>
         <w:t xml:space="preserve"> </w:t>
@@ -18628,20 +15131,7 @@
         </w:rPr>
       </w:pPr>
       <w:r>
-        <w:t xml:space="preserve">Check </w:t>
-      </w:r>
-      <w:proofErr w:type="spellStart"/>
-      <w:proofErr w:type="gramStart"/>
-      <w:r>
-        <w:t>goto</w:t>
-      </w:r>
-      <w:proofErr w:type="spellEnd"/>
-      <w:r>
-        <w:t>[</w:t>
-      </w:r>
-      <w:proofErr w:type="gramEnd"/>
-      <w:r>
-        <w:t xml:space="preserve">(4, 'a')] </w:t>
+        <w:t xml:space="preserve">Check goto[(4, 'a')] </w:t>
       </w:r>
       <w:r>
         <w:rPr>
@@ -18665,15 +15155,7 @@
         </w:rPr>
       </w:pPr>
       <w:r>
-        <w:t xml:space="preserve">Follow failure link: </w:t>
-      </w:r>
-      <w:proofErr w:type="gramStart"/>
-      <w:r>
-        <w:t>failure[</w:t>
-      </w:r>
-      <w:proofErr w:type="gramEnd"/>
-      <w:r>
-        <w:t xml:space="preserve">4] = 0. Move to state 0. </w:t>
+        <w:t xml:space="preserve">Follow failure link: failure[4] = 0. Move to state 0. </w:t>
       </w:r>
     </w:p>
     <w:p>
@@ -18703,20 +15185,7 @@
         </w:rPr>
       </w:pPr>
       <w:r>
-        <w:t xml:space="preserve">Check </w:t>
-      </w:r>
-      <w:proofErr w:type="spellStart"/>
-      <w:proofErr w:type="gramStart"/>
-      <w:r>
-        <w:t>goto</w:t>
-      </w:r>
-      <w:proofErr w:type="spellEnd"/>
-      <w:r>
-        <w:t>[</w:t>
-      </w:r>
-      <w:proofErr w:type="gramEnd"/>
-      <w:r>
-        <w:t xml:space="preserve">(0, 'a')] = 1 </w:t>
+        <w:t xml:space="preserve">Check goto[(0, 'a')] = 1 </w:t>
       </w:r>
       <w:r>
         <w:rPr>
@@ -18742,13 +15211,8 @@
           <w:lang w:val="vi-VN"/>
         </w:rPr>
       </w:pPr>
-      <w:proofErr w:type="gramStart"/>
-      <w:r>
-        <w:t>output[</w:t>
-      </w:r>
-      <w:proofErr w:type="gramEnd"/>
-      <w:r>
-        <w:t>1] is empty. No match reported.</w:t>
+      <w:r>
+        <w:t>output[1] is empty. No match reported.</w:t>
       </w:r>
     </w:p>
     <w:p>
@@ -18786,21 +15250,12 @@
         </w:rPr>
         <w:t xml:space="preserve">- </w:t>
       </w:r>
-      <w:proofErr w:type="spellStart"/>
       <w:r>
         <w:rPr>
           <w:b/>
           <w:bCs/>
         </w:rPr>
-        <w:t>i</w:t>
-      </w:r>
-      <w:proofErr w:type="spellEnd"/>
-      <w:r>
-        <w:rPr>
-          <w:b/>
-          <w:bCs/>
-        </w:rPr>
-        <w:t xml:space="preserve"> = 4, T[4] = 'b':</w:t>
+        <w:t>i = 4, T[4] = 'b':</w:t>
       </w:r>
     </w:p>
     <w:p>
@@ -18830,20 +15285,7 @@
         </w:rPr>
       </w:pPr>
       <w:r>
-        <w:t xml:space="preserve">Check </w:t>
-      </w:r>
-      <w:proofErr w:type="spellStart"/>
-      <w:proofErr w:type="gramStart"/>
-      <w:r>
-        <w:t>goto</w:t>
-      </w:r>
-      <w:proofErr w:type="spellEnd"/>
-      <w:r>
-        <w:t>[</w:t>
-      </w:r>
-      <w:proofErr w:type="gramEnd"/>
-      <w:r>
-        <w:t xml:space="preserve">(1, 'b')] = 2 </w:t>
+        <w:t xml:space="preserve">Check goto[(1, 'b')] = 2 </w:t>
       </w:r>
       <w:r>
         <w:rPr>
@@ -18866,13 +15308,8 @@
           <w:lang w:val="vi-VN"/>
         </w:rPr>
       </w:pPr>
-      <w:proofErr w:type="gramStart"/>
-      <w:r>
-        <w:t>output[</w:t>
-      </w:r>
-      <w:proofErr w:type="gramEnd"/>
-      <w:r>
-        <w:t xml:space="preserve">2] = {"ab"} is not empty. </w:t>
+      <w:r>
+        <w:t xml:space="preserve">output[2] = {"ab"} is not empty. </w:t>
       </w:r>
     </w:p>
     <w:p>
@@ -18891,39 +15328,7 @@
           <w:b/>
           <w:bCs/>
         </w:rPr>
-        <w:t xml:space="preserve">Pattern "ab" is reported, ending at </w:t>
-      </w:r>
-      <w:proofErr w:type="spellStart"/>
-      <w:r>
-        <w:rPr>
-          <w:b/>
-          <w:bCs/>
-        </w:rPr>
-        <w:t>i</w:t>
-      </w:r>
-      <w:proofErr w:type="spellEnd"/>
-      <w:r>
-        <w:rPr>
-          <w:b/>
-          <w:bCs/>
-        </w:rPr>
-        <w:t xml:space="preserve"> = 4, starting at </w:t>
-      </w:r>
-      <w:proofErr w:type="spellStart"/>
-      <w:r>
-        <w:rPr>
-          <w:b/>
-          <w:bCs/>
-        </w:rPr>
-        <w:t>i</w:t>
-      </w:r>
-      <w:proofErr w:type="spellEnd"/>
-      <w:r>
-        <w:rPr>
-          <w:b/>
-          <w:bCs/>
-        </w:rPr>
-        <w:t xml:space="preserve"> = 3.</w:t>
+        <w:t>Pattern "ab" is reported, ending at i = 4, starting at i = 3.</w:t>
       </w:r>
     </w:p>
     <w:p>
@@ -19175,13 +15580,8 @@
                 <w:lang w:val="vi-VN"/>
               </w:rPr>
             </w:pPr>
-            <w:proofErr w:type="spellStart"/>
-            <w:r>
-              <w:t>goto</w:t>
-            </w:r>
-            <w:proofErr w:type="spellEnd"/>
-            <w:r>
-              <w:t>[(0,'a')] = 1</w:t>
+            <w:r>
+              <w:t>goto[(0,'a')] = 1</w:t>
             </w:r>
           </w:p>
         </w:tc>
@@ -19293,13 +15693,8 @@
                 <w:lang w:val="vi-VN"/>
               </w:rPr>
             </w:pPr>
-            <w:proofErr w:type="spellStart"/>
-            <w:r>
-              <w:t>goto</w:t>
-            </w:r>
-            <w:proofErr w:type="spellEnd"/>
-            <w:r>
-              <w:t>[(1,'b')] = 2</w:t>
+            <w:r>
+              <w:t>goto[(1,'b')] = 2</w:t>
             </w:r>
           </w:p>
         </w:tc>
@@ -19335,13 +15730,8 @@
                 <w:lang w:val="vi-VN"/>
               </w:rPr>
             </w:pPr>
-            <w:proofErr w:type="gramStart"/>
-            <w:r>
-              <w:t>output[</w:t>
-            </w:r>
-            <w:proofErr w:type="gramEnd"/>
-            <w:r>
-              <w:t xml:space="preserve">2] = </w:t>
+            <w:r>
+              <w:t xml:space="preserve">output[2] = </w:t>
             </w:r>
             <w:r>
               <w:rPr>
@@ -19370,15 +15760,7 @@
               <w:t>E</w:t>
             </w:r>
             <w:r>
-              <w:t xml:space="preserve">nding at </w:t>
-            </w:r>
-            <w:proofErr w:type="spellStart"/>
-            <w:r>
-              <w:t>i</w:t>
-            </w:r>
-            <w:proofErr w:type="spellEnd"/>
-            <w:r>
-              <w:t>=</w:t>
+              <w:t>nding at i=</w:t>
             </w:r>
             <w:r>
               <w:t>1</w:t>
@@ -19401,15 +15783,7 @@
               <w:t>S</w:t>
             </w:r>
             <w:r>
-              <w:t xml:space="preserve">tarting at </w:t>
-            </w:r>
-            <w:proofErr w:type="spellStart"/>
-            <w:r>
-              <w:t>i</w:t>
-            </w:r>
-            <w:proofErr w:type="spellEnd"/>
-            <w:r>
-              <w:t>=</w:t>
+              <w:t>tarting at i=</w:t>
             </w:r>
             <w:r>
               <w:t>0</w:t>
@@ -19496,37 +15870,32 @@
               </w:rPr>
             </w:pPr>
             <w:r>
-              <w:t xml:space="preserve">(2,'c') not defined → follow </w:t>
-            </w:r>
-            <w:proofErr w:type="gramStart"/>
-            <w:r>
-              <w:t>failure[2]=</w:t>
-            </w:r>
-            <w:proofErr w:type="gramEnd"/>
-            <w:r>
-              <w:t xml:space="preserve">3; </w:t>
-            </w:r>
-            <w:proofErr w:type="spellStart"/>
-            <w:r>
-              <w:t>goto</w:t>
-            </w:r>
-            <w:proofErr w:type="spellEnd"/>
-            <w:r>
-              <w:t>[(3,'c'</w:t>
-            </w:r>
-            <w:proofErr w:type="gramStart"/>
-            <w:r>
-              <w:t>)]=</w:t>
-            </w:r>
-            <w:proofErr w:type="gramEnd"/>
-            <w:r>
+              <w:t>(2,'c') not defined → follow failure[2]=3; goto[(3,'c')]=4</w:t>
+            </w:r>
+          </w:p>
+        </w:tc>
+        <w:tc>
+          <w:tcPr>
+            <w:tcW w:w="869" w:type="dxa"/>
+          </w:tcPr>
+          <w:p>
+            <w:pPr>
+              <w:cnfStyle w:val="000000100000" w:firstRow="0" w:lastRow="0" w:firstColumn="0" w:lastColumn="0" w:oddVBand="0" w:evenVBand="0" w:oddHBand="1" w:evenHBand="0" w:firstRowFirstColumn="0" w:firstRowLastColumn="0" w:lastRowFirstColumn="0" w:lastRowLastColumn="0"/>
+              <w:rPr>
+                <w:lang w:val="vi-VN"/>
+              </w:rPr>
+            </w:pPr>
+            <w:r>
+              <w:rPr>
+                <w:lang w:val="vi-VN"/>
+              </w:rPr>
               <w:t>4</w:t>
             </w:r>
           </w:p>
         </w:tc>
         <w:tc>
           <w:tcPr>
-            <w:tcW w:w="869" w:type="dxa"/>
+            <w:tcW w:w="2111" w:type="dxa"/>
           </w:tcPr>
           <w:p>
             <w:pPr>
@@ -19536,59 +15905,19 @@
               </w:rPr>
             </w:pPr>
             <w:r>
-              <w:rPr>
-                <w:lang w:val="vi-VN"/>
-              </w:rPr>
-              <w:t>4</w:t>
-            </w:r>
-          </w:p>
-        </w:tc>
-        <w:tc>
-          <w:tcPr>
-            <w:tcW w:w="2111" w:type="dxa"/>
-          </w:tcPr>
-          <w:p>
-            <w:pPr>
-              <w:cnfStyle w:val="000000100000" w:firstRow="0" w:lastRow="0" w:firstColumn="0" w:lastColumn="0" w:oddVBand="0" w:evenVBand="0" w:oddHBand="1" w:evenHBand="0" w:firstRowFirstColumn="0" w:firstRowLastColumn="0" w:lastRowFirstColumn="0" w:lastRowLastColumn="0"/>
-              <w:rPr>
-                <w:lang w:val="vi-VN"/>
-              </w:rPr>
-            </w:pPr>
-            <w:proofErr w:type="gramStart"/>
-            <w:r>
-              <w:t>output[</w:t>
-            </w:r>
-            <w:proofErr w:type="gramEnd"/>
-            <w:r>
-              <w:t xml:space="preserve">4] = </w:t>
+              <w:t xml:space="preserve">output[4] = </w:t>
             </w:r>
             <w:r>
               <w:rPr>
                 <w:b/>
                 <w:bCs/>
               </w:rPr>
-              <w:t>"</w:t>
-            </w:r>
-            <w:proofErr w:type="spellStart"/>
+              <w:t>"bc"</w:t>
+            </w:r>
             <w:r>
               <w:rPr>
                 <w:b/>
                 <w:bCs/>
-              </w:rPr>
-              <w:t>bc</w:t>
-            </w:r>
-            <w:proofErr w:type="spellEnd"/>
-            <w:r>
-              <w:rPr>
-                <w:b/>
-                <w:bCs/>
-              </w:rPr>
-              <w:t>"</w:t>
-            </w:r>
-            <w:r>
-              <w:rPr>
-                <w:b/>
-                <w:bCs/>
                 <w:lang w:val="vi-VN"/>
               </w:rPr>
               <w:t>.</w:t>
@@ -19600,15 +15929,7 @@
               <w:t>E</w:t>
             </w:r>
             <w:r>
-              <w:t xml:space="preserve">nding at </w:t>
-            </w:r>
-            <w:proofErr w:type="spellStart"/>
-            <w:r>
-              <w:t>i</w:t>
-            </w:r>
-            <w:proofErr w:type="spellEnd"/>
-            <w:r>
-              <w:t>=</w:t>
+              <w:t>nding at i=</w:t>
             </w:r>
             <w:r>
               <w:t>2</w:t>
@@ -19634,15 +15955,7 @@
               <w:t>S</w:t>
             </w:r>
             <w:r>
-              <w:t xml:space="preserve">tarting at </w:t>
-            </w:r>
-            <w:proofErr w:type="spellStart"/>
-            <w:r>
-              <w:t>i</w:t>
-            </w:r>
-            <w:proofErr w:type="spellEnd"/>
-            <w:r>
-              <w:t>=</w:t>
+              <w:t>tarting at i=</w:t>
             </w:r>
             <w:r>
               <w:t>1</w:t>
@@ -19726,31 +16039,7 @@
               </w:rPr>
             </w:pPr>
             <w:r>
-              <w:t xml:space="preserve">(4,'a') not defined → follow </w:t>
-            </w:r>
-            <w:proofErr w:type="gramStart"/>
-            <w:r>
-              <w:t>failure[4]=</w:t>
-            </w:r>
-            <w:proofErr w:type="gramEnd"/>
-            <w:r>
-              <w:t xml:space="preserve">0; </w:t>
-            </w:r>
-            <w:proofErr w:type="spellStart"/>
-            <w:r>
-              <w:t>goto</w:t>
-            </w:r>
-            <w:proofErr w:type="spellEnd"/>
-            <w:r>
-              <w:t>[(0,'a'</w:t>
-            </w:r>
-            <w:proofErr w:type="gramStart"/>
-            <w:r>
-              <w:t>)]=</w:t>
-            </w:r>
-            <w:proofErr w:type="gramEnd"/>
-            <w:r>
-              <w:t>1</w:t>
+              <w:t>(4,'a') not defined → follow failure[4]=0; goto[(0,'a')]=1</w:t>
             </w:r>
           </w:p>
         </w:tc>
@@ -19863,13 +16152,8 @@
                 <w:lang w:val="vi-VN"/>
               </w:rPr>
             </w:pPr>
-            <w:proofErr w:type="spellStart"/>
-            <w:r>
-              <w:t>goto</w:t>
-            </w:r>
-            <w:proofErr w:type="spellEnd"/>
-            <w:r>
-              <w:t>[(1,'b')] = 2</w:t>
+            <w:r>
+              <w:t>goto[(1,'b')] = 2</w:t>
             </w:r>
           </w:p>
         </w:tc>
@@ -19905,13 +16189,8 @@
                 <w:lang w:val="vi-VN"/>
               </w:rPr>
             </w:pPr>
-            <w:proofErr w:type="gramStart"/>
-            <w:r>
-              <w:t>output[</w:t>
-            </w:r>
-            <w:proofErr w:type="gramEnd"/>
-            <w:r>
-              <w:t xml:space="preserve">2] = </w:t>
+            <w:r>
+              <w:t xml:space="preserve">output[2] = </w:t>
             </w:r>
             <w:r>
               <w:rPr>
@@ -19940,15 +16219,7 @@
               <w:t>E</w:t>
             </w:r>
             <w:r>
-              <w:t xml:space="preserve">nding at </w:t>
-            </w:r>
-            <w:proofErr w:type="spellStart"/>
-            <w:r>
-              <w:t>i</w:t>
-            </w:r>
-            <w:proofErr w:type="spellEnd"/>
-            <w:r>
-              <w:t>=</w:t>
+              <w:t>nding at i=</w:t>
             </w:r>
             <w:r>
               <w:t>4</w:t>
@@ -19971,15 +16242,7 @@
               <w:t>S</w:t>
             </w:r>
             <w:r>
-              <w:t xml:space="preserve">tarting at </w:t>
-            </w:r>
-            <w:proofErr w:type="spellStart"/>
-            <w:r>
-              <w:t>i</w:t>
-            </w:r>
-            <w:proofErr w:type="spellEnd"/>
-            <w:r>
-              <w:t>=</w:t>
+              <w:t>tarting at i=</w:t>
             </w:r>
             <w:r>
               <w:t>3</w:t>
@@ -20384,13 +16647,8 @@
                 <w:lang w:val="vi-VN"/>
               </w:rPr>
             </w:pPr>
-            <w:proofErr w:type="gramStart"/>
-            <w:r>
-              <w:t>O(</w:t>
-            </w:r>
-            <w:proofErr w:type="gramEnd"/>
-            <w:r>
-              <w:t>1)</w:t>
+            <w:r>
+              <w:t>O(1)</w:t>
             </w:r>
           </w:p>
         </w:tc>
@@ -20426,56 +16684,49 @@
                 <w:lang w:val="vi-VN"/>
               </w:rPr>
             </w:pPr>
-            <w:proofErr w:type="gramStart"/>
+            <w:r>
+              <w:t xml:space="preserve">O(n + </w:t>
+            </w:r>
+            <w:r>
+              <w:t>M</w:t>
+            </w:r>
+            <w:r>
+              <w:t xml:space="preserve"> </w:t>
+            </w:r>
+            <w:r>
+              <w:rPr>
+                <w:lang w:val="vi-VN"/>
+              </w:rPr>
+              <w:t>*</w:t>
+            </w:r>
+            <w:r>
+              <w:t xml:space="preserve"> |</w:t>
+            </w:r>
+            <w:r>
+              <w:rPr>
+                <w:rFonts w:cs="Times New Roman"/>
+              </w:rPr>
+              <w:t>∑</w:t>
+            </w:r>
+            <w:r>
+              <w:t>|)</w:t>
+            </w:r>
+          </w:p>
+        </w:tc>
+        <w:tc>
+          <w:tcPr>
+            <w:tcW w:w="3117" w:type="dxa"/>
+          </w:tcPr>
+          <w:p>
+            <w:pPr>
+              <w:cnfStyle w:val="000000000000" w:firstRow="0" w:lastRow="0" w:firstColumn="0" w:lastColumn="0" w:oddVBand="0" w:evenVBand="0" w:oddHBand="0" w:evenHBand="0" w:firstRowFirstColumn="0" w:firstRowLastColumn="0" w:lastRowFirstColumn="0" w:lastRowLastColumn="0"/>
+              <w:rPr>
+                <w:lang w:val="vi-VN"/>
+              </w:rPr>
+            </w:pPr>
             <w:r>
               <w:t>O(</w:t>
             </w:r>
-            <w:proofErr w:type="gramEnd"/>
-            <w:r>
-              <w:t xml:space="preserve">n + </w:t>
-            </w:r>
-            <w:r>
-              <w:t>M</w:t>
-            </w:r>
-            <w:r>
-              <w:t xml:space="preserve"> </w:t>
-            </w:r>
-            <w:r>
-              <w:rPr>
-                <w:lang w:val="vi-VN"/>
-              </w:rPr>
-              <w:t>*</w:t>
-            </w:r>
-            <w:r>
-              <w:t xml:space="preserve"> |</w:t>
-            </w:r>
-            <w:r>
-              <w:rPr>
-                <w:rFonts w:cs="Times New Roman"/>
-              </w:rPr>
-              <w:t>∑</w:t>
-            </w:r>
-            <w:r>
-              <w:t>|)</w:t>
-            </w:r>
-          </w:p>
-        </w:tc>
-        <w:tc>
-          <w:tcPr>
-            <w:tcW w:w="3117" w:type="dxa"/>
-          </w:tcPr>
-          <w:p>
-            <w:pPr>
-              <w:cnfStyle w:val="000000000000" w:firstRow="0" w:lastRow="0" w:firstColumn="0" w:lastColumn="0" w:oddVBand="0" w:evenVBand="0" w:oddHBand="0" w:evenHBand="0" w:firstRowFirstColumn="0" w:firstRowLastColumn="0" w:lastRowFirstColumn="0" w:lastRowLastColumn="0"/>
-              <w:rPr>
-                <w:lang w:val="vi-VN"/>
-              </w:rPr>
-            </w:pPr>
-            <w:proofErr w:type="gramStart"/>
-            <w:r>
-              <w:t>O(</w:t>
-            </w:r>
-            <w:proofErr w:type="gramEnd"/>
             <w:r>
               <w:t>M</w:t>
             </w:r>
@@ -20513,15 +16764,7 @@
     </w:p>
     <w:p>
       <w:r>
-        <w:t xml:space="preserve">M denotes the sum of the lengths of all K patterns (M = m1 + m2 + ... + </w:t>
-      </w:r>
-      <w:proofErr w:type="spellStart"/>
-      <w:r>
-        <w:t>mK</w:t>
-      </w:r>
-      <w:proofErr w:type="spellEnd"/>
-      <w:r>
-        <w:t>)</w:t>
+        <w:t>M denotes the sum of the lengths of all K patterns (M = m1 + m2 + ... + mK)</w:t>
       </w:r>
       <w:r>
         <w:rPr>
@@ -20530,15 +16773,7 @@
         <w:t xml:space="preserve">. </w:t>
       </w:r>
       <w:r>
-        <w:t xml:space="preserve">Once the automaton is constructed, the search phase runs in strict O(n) time regardless of K or M — a property unique among all algorithms presented in this report. The preprocessing cost </w:t>
-      </w:r>
-      <w:proofErr w:type="gramStart"/>
-      <w:r>
-        <w:t>O(</w:t>
-      </w:r>
-      <w:proofErr w:type="gramEnd"/>
-      <w:r>
-        <w:t>M * |</w:t>
+        <w:t>Once the automaton is constructed, the search phase runs in strict O(n) time regardless of K or M — a property unique among all algorithms presented in this report. The preprocessing cost O(M * |</w:t>
       </w:r>
       <w:r>
         <w:rPr>
@@ -20580,37 +16815,13 @@
     </w:p>
     <w:p>
       <w:r>
-        <w:t>Aho-</w:t>
-      </w:r>
-      <w:proofErr w:type="spellStart"/>
-      <w:r>
-        <w:t>Corasick</w:t>
-      </w:r>
-      <w:proofErr w:type="spellEnd"/>
-      <w:r>
-        <w:t xml:space="preserve"> is the most powerful algorithm in this report for the multi-pattern setting. Because all K patterns are encoded into a single automaton, the text T is traversed exactly once during the search phase regardless of K, giving a search cost entirely independent of the number of keywords. This makes it strictly superior to running KMP or Boyer-Moore independently K times, which would incur a search cost of </w:t>
-      </w:r>
-      <w:proofErr w:type="gramStart"/>
-      <w:r>
-        <w:t>O(</w:t>
-      </w:r>
-      <w:proofErr w:type="gramEnd"/>
-      <w:r>
-        <w:t>n * K), and it avoids the hash collision risk inherent in Rabin-Karp's multi-pattern extension</w:t>
+        <w:t>Aho-Corasick is the most powerful algorithm in this report for the multi-pattern setting. Because all K patterns are encoded into a single automaton, the text T is traversed exactly once during the search phase regardless of K, giving a search cost entirely independent of the number of keywords. This makes it strictly superior to running KMP or Boyer-Moore independently K times, which would incur a search cost of O(n * K), and it avoids the hash collision risk inherent in Rabin-Karp's multi-pattern extension</w:t>
       </w:r>
       <w:r>
         <w:t>.</w:t>
       </w:r>
       <w:r>
-        <w:t xml:space="preserve"> Aho-</w:t>
-      </w:r>
-      <w:proofErr w:type="spellStart"/>
-      <w:r>
-        <w:t>Corasick</w:t>
-      </w:r>
-      <w:proofErr w:type="spellEnd"/>
-      <w:r>
-        <w:t xml:space="preserve"> offers the greatest efficiency advantage in </w:t>
+        <w:t xml:space="preserve"> Aho-Corasick offers the greatest efficiency advantage in </w:t>
       </w:r>
       <w:r>
         <w:t>s</w:t>
@@ -20622,15 +16833,7 @@
     <w:p>
       <w:r>
         <w:lastRenderedPageBreak/>
-        <w:t xml:space="preserve">Its primary disadvantage is the substantial memory requirement during preprocessing. The </w:t>
-      </w:r>
-      <w:proofErr w:type="spellStart"/>
-      <w:r>
-        <w:t>goto</w:t>
-      </w:r>
-      <w:proofErr w:type="spellEnd"/>
-      <w:r>
-        <w:t xml:space="preserve"> function in its array-based representation allocates a table of size (total states) × |</w:t>
+        <w:t>Its primary disadvantage is the substantial memory requirement during preprocessing. The goto function in its array-based representation allocates a table of size (total states) × |</w:t>
       </w:r>
       <w:r>
         <w:rPr>
@@ -20727,13 +16930,8 @@
         <w:t xml:space="preserve"> and </w:t>
       </w:r>
       <w:r>
-        <w:t>Aho-</w:t>
-      </w:r>
-      <w:proofErr w:type="spellStart"/>
-      <w:r>
-        <w:t>Corasick</w:t>
-      </w:r>
-      <w:proofErr w:type="spellEnd"/>
+        <w:t>Aho-Corasick</w:t>
+      </w:r>
       <w:r>
         <w:rPr>
           <w:lang w:val="vi-VN"/>
@@ -20867,6 +17065,7 @@
       </w:pPr>
       <w:r>
         <w:rPr>
+          <w:noProof/>
           <w:lang w:val="vi-VN"/>
         </w:rPr>
         <w:drawing>
@@ -20916,6 +17115,70 @@
     </w:p>
     <w:p>
       <w:pPr>
+        <w:jc w:val="center"/>
+      </w:pPr>
+    </w:p>
+    <w:p>
+      <w:pPr>
+        <w:jc w:val="center"/>
+      </w:pPr>
+      <w:r>
+        <w:rPr>
+          <w:noProof/>
+        </w:rPr>
+        <w:drawing>
+          <wp:inline distT="0" distB="0" distL="0" distR="0" wp14:anchorId="0933173C" wp14:editId="280422D2">
+            <wp:extent cx="4580357" cy="2751539"/>
+            <wp:effectExtent l="0" t="0" r="0" b="0"/>
+            <wp:docPr id="309098799" name="Picture 1"/>
+            <wp:cNvGraphicFramePr>
+              <a:graphicFrameLocks xmlns:a="http://schemas.openxmlformats.org/drawingml/2006/main" noChangeAspect="1"/>
+            </wp:cNvGraphicFramePr>
+            <a:graphic xmlns:a="http://schemas.openxmlformats.org/drawingml/2006/main">
+              <a:graphicData uri="http://schemas.openxmlformats.org/drawingml/2006/picture">
+                <pic:pic xmlns:pic="http://schemas.openxmlformats.org/drawingml/2006/picture">
+                  <pic:nvPicPr>
+                    <pic:cNvPr id="309098799" name="Picture 309098799"/>
+                    <pic:cNvPicPr/>
+                  </pic:nvPicPr>
+                  <pic:blipFill>
+                    <a:blip r:embed="rId10" cstate="print">
+                      <a:extLst>
+                        <a:ext uri="{28A0092B-C50C-407E-A947-70E740481C1C}">
+                          <a14:useLocalDpi xmlns:a14="http://schemas.microsoft.com/office/drawing/2010/main" val="0"/>
+                        </a:ext>
+                      </a:extLst>
+                    </a:blip>
+                    <a:stretch>
+                      <a:fillRect/>
+                    </a:stretch>
+                  </pic:blipFill>
+                  <pic:spPr>
+                    <a:xfrm>
+                      <a:off x="0" y="0"/>
+                      <a:ext cx="4580357" cy="2751539"/>
+                    </a:xfrm>
+                    <a:prstGeom prst="rect">
+                      <a:avLst/>
+                    </a:prstGeom>
+                  </pic:spPr>
+                </pic:pic>
+              </a:graphicData>
+            </a:graphic>
+          </wp:inline>
+        </w:drawing>
+      </w:r>
+    </w:p>
+    <w:p>
+      <w:pPr>
+        <w:jc w:val="center"/>
+      </w:pPr>
+      <w:r>
+        <w:t>Chart 3.2.b Scenario 1</w:t>
+      </w:r>
+    </w:p>
+    <w:p>
+      <w:pPr>
         <w:jc w:val="left"/>
       </w:pPr>
       <w:r>
@@ -20953,7 +17216,11 @@
         <w:jc w:val="left"/>
       </w:pPr>
       <w:r>
-        <w:t>Interestingly, there are cases where the Brute Force approach is faster than more optimized algorithms such as KMP and Rabin–Karp, particularly on smaller or random datasets. This happens because Brute Force often fails early during comparisons, meaning it rarely needs to check the entire pattern. In contrast, algorithms like KMP introduce additional overhead from preprocessing (such as building the LPS array), and Rabin–Karp requires repeated hash computations, both of which can outweigh their theoretical advantages when the input size is small.</w:t>
+        <w:t xml:space="preserve">Interestingly, there are cases where the Brute Force approach is faster than more optimized algorithms such as KMP and Rabin–Karp, particularly on smaller or random datasets. This </w:t>
+      </w:r>
+      <w:r>
+        <w:lastRenderedPageBreak/>
+        <w:t>happens because Brute Force often fails early during comparisons, meaning it rarely needs to check the entire pattern. In contrast, algorithms like KMP introduce additional overhead from preprocessing (such as building the LPS array), and Rabin–Karp requires repeated hash computations, both of which can outweigh their theoretical advantages when the input size is small.</w:t>
       </w:r>
     </w:p>
     <w:p>
@@ -20979,7 +17246,9 @@
         <w:jc w:val="center"/>
       </w:pPr>
       <w:r>
-        <w:lastRenderedPageBreak/>
+        <w:rPr>
+          <w:noProof/>
+        </w:rPr>
         <w:drawing>
           <wp:inline distT="0" distB="0" distL="0" distR="0" wp14:anchorId="13813F3C" wp14:editId="7AD44D02">
             <wp:extent cx="5943600" cy="919480"/>
@@ -20996,7 +17265,7 @@
                     <pic:cNvPicPr/>
                   </pic:nvPicPr>
                   <pic:blipFill>
-                    <a:blip r:embed="rId10"/>
+                    <a:blip r:embed="rId11"/>
                     <a:stretch>
                       <a:fillRect/>
                     </a:stretch>
@@ -21022,7 +17291,77 @@
         <w:jc w:val="center"/>
       </w:pPr>
       <w:r>
-        <w:t>Table 3.2.b Scenario 2</w:t>
+        <w:t>Table 3.2.</w:t>
+      </w:r>
+      <w:r>
+        <w:t>c</w:t>
+      </w:r>
+      <w:r>
+        <w:t xml:space="preserve"> Scenario 2</w:t>
+      </w:r>
+    </w:p>
+    <w:p>
+      <w:pPr>
+        <w:jc w:val="center"/>
+      </w:pPr>
+    </w:p>
+    <w:p>
+      <w:pPr>
+        <w:jc w:val="center"/>
+      </w:pPr>
+      <w:r>
+        <w:rPr>
+          <w:noProof/>
+        </w:rPr>
+        <w:drawing>
+          <wp:inline distT="0" distB="0" distL="0" distR="0" wp14:anchorId="00B84DE9" wp14:editId="21F0A55A">
+            <wp:extent cx="4580357" cy="2751539"/>
+            <wp:effectExtent l="0" t="0" r="0" b="0"/>
+            <wp:docPr id="1045349124" name="Picture 2"/>
+            <wp:cNvGraphicFramePr>
+              <a:graphicFrameLocks xmlns:a="http://schemas.openxmlformats.org/drawingml/2006/main" noChangeAspect="1"/>
+            </wp:cNvGraphicFramePr>
+            <a:graphic xmlns:a="http://schemas.openxmlformats.org/drawingml/2006/main">
+              <a:graphicData uri="http://schemas.openxmlformats.org/drawingml/2006/picture">
+                <pic:pic xmlns:pic="http://schemas.openxmlformats.org/drawingml/2006/picture">
+                  <pic:nvPicPr>
+                    <pic:cNvPr id="1045349124" name="Picture 1045349124"/>
+                    <pic:cNvPicPr/>
+                  </pic:nvPicPr>
+                  <pic:blipFill>
+                    <a:blip r:embed="rId12" cstate="print">
+                      <a:extLst>
+                        <a:ext uri="{28A0092B-C50C-407E-A947-70E740481C1C}">
+                          <a14:useLocalDpi xmlns:a14="http://schemas.microsoft.com/office/drawing/2010/main" val="0"/>
+                        </a:ext>
+                      </a:extLst>
+                    </a:blip>
+                    <a:stretch>
+                      <a:fillRect/>
+                    </a:stretch>
+                  </pic:blipFill>
+                  <pic:spPr>
+                    <a:xfrm>
+                      <a:off x="0" y="0"/>
+                      <a:ext cx="4580357" cy="2751539"/>
+                    </a:xfrm>
+                    <a:prstGeom prst="rect">
+                      <a:avLst/>
+                    </a:prstGeom>
+                  </pic:spPr>
+                </pic:pic>
+              </a:graphicData>
+            </a:graphic>
+          </wp:inline>
+        </w:drawing>
+      </w:r>
+    </w:p>
+    <w:p>
+      <w:pPr>
+        <w:jc w:val="center"/>
+      </w:pPr>
+      <w:r>
+        <w:t>Table 3.2.d Scenario 2</w:t>
       </w:r>
     </w:p>
     <w:p>
@@ -21030,7 +17369,11 @@
         <w:jc w:val="left"/>
       </w:pPr>
       <w:r>
-        <w:t>The observed growth rate generally aligns with the theoretical Big-O complexity, but again only at a high level. As the number of keywords increases from 10 to 50 and 100, the running time of all algorithms increases accordingly. This is consistent with expectations, since more patterns require more comparisons or additional processing. However, the increase is not perfectly proportional to the theoretical bounds, as real-world performance is influenced by implementation details and constant factors.</w:t>
+        <w:t xml:space="preserve">The observed growth rate generally aligns with the theoretical Big-O complexity, but again only at a high level. As the number of keywords increases from 10 to 50 and 100, the running time of </w:t>
+      </w:r>
+      <w:r>
+        <w:lastRenderedPageBreak/>
+        <w:t>all algorithms increases accordingly. This is consistent with expectations, since more patterns require more comparisons or additional processing. However, the increase is not perfectly proportional to the theoretical bounds, as real-world performance is influenced by implementation details and constant factors.</w:t>
       </w:r>
     </w:p>
     <w:p>
@@ -21055,23 +17398,7 @@
           <w:b/>
           <w:bCs/>
         </w:rPr>
-        <w:t>Aho–</w:t>
-      </w:r>
-      <w:proofErr w:type="spellStart"/>
-      <w:r>
-        <w:rPr>
-          <w:b/>
-          <w:bCs/>
-        </w:rPr>
-        <w:t>Corasick</w:t>
-      </w:r>
-      <w:proofErr w:type="spellEnd"/>
-      <w:r>
-        <w:rPr>
-          <w:b/>
-          <w:bCs/>
-        </w:rPr>
-        <w:t xml:space="preserve"> becomes more competitive as the number of keywords increases</w:t>
+        <w:t>Aho–Corasick becomes more competitive as the number of keywords increases</w:t>
       </w:r>
       <w:r>
         <w:t>, since it is specifically designed to handle multiple patterns efficiently in a single pass. However, in this experiment, its preprocessing overhead still prevents it from outperforming Boyer–Moore.</w:t>
@@ -21090,15 +17417,7 @@
         <w:jc w:val="left"/>
       </w:pPr>
       <w:r>
-        <w:t>These results can be explained by the nature of the algorithms and the dataset. Brute Force benefits from early mismatches, reducing the average number of comparisons. KMP and Rabin–Karp introduce additional overhead (prefix table computation and hashing), which becomes significant when repeated across many patterns. Boyer–Moore gains efficiency from its ability to skip large portions of the text, while Aho–</w:t>
-      </w:r>
-      <w:proofErr w:type="spellStart"/>
-      <w:r>
-        <w:t>Corasick</w:t>
-      </w:r>
-      <w:proofErr w:type="spellEnd"/>
-      <w:r>
-        <w:t>, although theoretically optimal for multiple patterns, requires substantial preprocessing that only pays off when the number of keywords is sufficiently large.</w:t>
+        <w:t>These results can be explained by the nature of the algorithms and the dataset. Brute Force benefits from early mismatches, reducing the average number of comparisons. KMP and Rabin–Karp introduce additional overhead (prefix table computation and hashing), which becomes significant when repeated across many patterns. Boyer–Moore gains efficiency from its ability to skip large portions of the text, while Aho–Corasick, although theoretically optimal for multiple patterns, requires substantial preprocessing that only pays off when the number of keywords is sufficiently large.</w:t>
       </w:r>
     </w:p>
     <w:p>
@@ -21210,15 +17529,7 @@
         </w:numPr>
       </w:pPr>
       <w:r>
-        <w:t xml:space="preserve">T. H. </w:t>
-      </w:r>
-      <w:proofErr w:type="spellStart"/>
-      <w:r>
-        <w:t>Cormen</w:t>
-      </w:r>
-      <w:proofErr w:type="spellEnd"/>
-      <w:r>
-        <w:t xml:space="preserve">, C. E. Leiserson, R. L. Rivest, and C. Stein, </w:t>
+        <w:t xml:space="preserve">T. H. Cormen, C. E. Leiserson, R. L. Rivest, and C. Stein, </w:t>
       </w:r>
       <w:r>
         <w:rPr>
@@ -21228,15 +17539,7 @@
         <w:t>Introduction to Algorithms</w:t>
       </w:r>
       <w:r>
-        <w:t xml:space="preserve">, 3rd ed. Cambridge, MA, USA: MIT Press, 2009, </w:t>
-      </w:r>
-      <w:proofErr w:type="spellStart"/>
-      <w:r>
-        <w:t>ch.</w:t>
-      </w:r>
-      <w:proofErr w:type="spellEnd"/>
-      <w:r>
-        <w:t xml:space="preserve"> 32, pp. 985–1013.</w:t>
+        <w:t>, 3rd ed. Cambridge, MA, USA: MIT Press, 2009, ch. 32, pp. 985–1013.</w:t>
       </w:r>
     </w:p>
     <w:p>
@@ -21258,15 +17561,7 @@
         <w:t>IBM Journal of Research and Development</w:t>
       </w:r>
       <w:r>
-        <w:t xml:space="preserve">, vol. 31, no. 2, pp. 249–260, Mar. 1987. </w:t>
-      </w:r>
-      <w:proofErr w:type="spellStart"/>
-      <w:r>
-        <w:t>doi</w:t>
-      </w:r>
-      <w:proofErr w:type="spellEnd"/>
-      <w:r>
-        <w:t>: 10.1147/rd.312.0249</w:t>
+        <w:t>, vol. 31, no. 2, pp. 249–260, Mar. 1987. doi: 10.1147/rd.312.0249</w:t>
       </w:r>
     </w:p>
     <w:p>
@@ -21288,15 +17583,7 @@
         <w:t>SIAM Journal on Computing</w:t>
       </w:r>
       <w:r>
-        <w:t xml:space="preserve">, vol. 6, no. 2, pp. 323–350, Jun. 1977. </w:t>
-      </w:r>
-      <w:proofErr w:type="spellStart"/>
-      <w:r>
-        <w:t>doi</w:t>
-      </w:r>
-      <w:proofErr w:type="spellEnd"/>
-      <w:r>
-        <w:t>: 10.1137/0206024</w:t>
+        <w:t>, vol. 6, no. 2, pp. 323–350, Jun. 1977. doi: 10.1137/0206024</w:t>
       </w:r>
     </w:p>
     <w:p>
@@ -21318,15 +17605,7 @@
         <w:t>Communications of the ACM</w:t>
       </w:r>
       <w:r>
-        <w:t xml:space="preserve">, vol. 20, no. 10, pp. 762–772, Oct. 1977. </w:t>
-      </w:r>
-      <w:proofErr w:type="spellStart"/>
-      <w:r>
-        <w:t>doi</w:t>
-      </w:r>
-      <w:proofErr w:type="spellEnd"/>
-      <w:r>
-        <w:t>: 10.1145/359842.359859</w:t>
+        <w:t>, vol. 20, no. 10, pp. 762–772, Oct. 1977. doi: 10.1145/359842.359859</w:t>
       </w:r>
     </w:p>
     <w:p>
@@ -21338,15 +17617,7 @@
         </w:numPr>
       </w:pPr>
       <w:r>
-        <w:t xml:space="preserve">A. V. Aho and M. J. </w:t>
-      </w:r>
-      <w:proofErr w:type="spellStart"/>
-      <w:r>
-        <w:t>Corasick</w:t>
-      </w:r>
-      <w:proofErr w:type="spellEnd"/>
-      <w:r>
-        <w:t xml:space="preserve">, "Efficient string matching: An aid to bibliographic search," </w:t>
+        <w:t xml:space="preserve">A. V. Aho and M. J. Corasick, "Efficient string matching: An aid to bibliographic search," </w:t>
       </w:r>
       <w:r>
         <w:rPr>
@@ -21356,15 +17627,7 @@
         <w:t>Communications of the ACM</w:t>
       </w:r>
       <w:r>
-        <w:t xml:space="preserve">, vol. 18, no. 6, pp. 333–340, Jun. 1975. </w:t>
-      </w:r>
-      <w:proofErr w:type="spellStart"/>
-      <w:r>
-        <w:t>doi</w:t>
-      </w:r>
-      <w:proofErr w:type="spellEnd"/>
-      <w:r>
-        <w:t>: 10.1145/360825.360855</w:t>
+        <w:t>, vol. 18, no. 6, pp. 333–340, Jun. 1975. doi: 10.1145/360825.360855</w:t>
       </w:r>
     </w:p>
     <w:p>
@@ -21376,43 +17639,19 @@
         </w:numPr>
       </w:pPr>
       <w:r>
-        <w:t xml:space="preserve">C. </w:t>
-      </w:r>
-      <w:proofErr w:type="spellStart"/>
-      <w:r>
-        <w:t>Charras</w:t>
-      </w:r>
-      <w:proofErr w:type="spellEnd"/>
-      <w:r>
-        <w:t xml:space="preserve"> and T. Lecroq, </w:t>
+        <w:t xml:space="preserve">C. Charras and T. Lecroq, </w:t>
       </w:r>
       <w:r>
         <w:rPr>
           <w:i/>
           <w:iCs/>
         </w:rPr>
-        <w:t xml:space="preserve">Handbook of Exact </w:t>
-      </w:r>
-      <w:proofErr w:type="gramStart"/>
-      <w:r>
-        <w:rPr>
-          <w:i/>
-          <w:iCs/>
-        </w:rPr>
-        <w:t>String Matching</w:t>
-      </w:r>
-      <w:proofErr w:type="gramEnd"/>
-      <w:r>
-        <w:rPr>
-          <w:i/>
-          <w:iCs/>
-        </w:rPr>
-        <w:t xml:space="preserve"> Algorithms</w:t>
+        <w:t>Handbook of Exact String Matching Algorithms</w:t>
       </w:r>
       <w:r>
         <w:t xml:space="preserve">. London, UK: King's College London Publications, 2004. [Online]. Available: </w:t>
       </w:r>
-      <w:hyperlink r:id="rId11" w:history="1">
+      <w:hyperlink r:id="rId13" w:history="1">
         <w:r>
           <w:rPr>
             <w:rStyle w:val="Hyperlink"/>
@@ -21430,15 +17669,7 @@
         </w:numPr>
       </w:pPr>
       <w:r>
-        <w:t xml:space="preserve">Z. D. Syed, S. </w:t>
-      </w:r>
-      <w:proofErr w:type="spellStart"/>
-      <w:r>
-        <w:t>Stakhanova</w:t>
-      </w:r>
-      <w:proofErr w:type="spellEnd"/>
-      <w:r>
-        <w:t xml:space="preserve">, and A. A. Ghorbani, "Application of Boyer-Moore algorithm in intrusion detection systems," in </w:t>
+        <w:t xml:space="preserve">Z. D. Syed, S. Stakhanova, and A. A. Ghorbani, "Application of Boyer-Moore algorithm in intrusion detection systems," in </w:t>
       </w:r>
       <w:r>
         <w:rPr>
@@ -21448,15 +17679,7 @@
         <w:t>Proc. 22nd Annual Computer Security Applications Conference (ACSAC)</w:t>
       </w:r>
       <w:r>
-        <w:t xml:space="preserve">, Miami, FL, USA, Dec. 2006, pp. 125–134. </w:t>
-      </w:r>
-      <w:proofErr w:type="spellStart"/>
-      <w:r>
-        <w:t>doi</w:t>
-      </w:r>
-      <w:proofErr w:type="spellEnd"/>
-      <w:r>
-        <w:t>: 10.1109/ACSAC.2006.24</w:t>
+        <w:t>, Miami, FL, USA, Dec. 2006, pp. 125–134. doi: 10.1109/ACSAC.2006.24</w:t>
       </w:r>
     </w:p>
     <w:p>
@@ -21468,7 +17691,6 @@
         </w:numPr>
       </w:pPr>
       <w:r>
-        <w:lastRenderedPageBreak/>
         <w:t xml:space="preserve">D. Gusfield, </w:t>
       </w:r>
       <w:r>
@@ -21479,15 +17701,7 @@
         <w:t>Algorithms on Strings, Trees and Sequences: Computer Science and Computational Biology</w:t>
       </w:r>
       <w:r>
-        <w:t xml:space="preserve">. Cambridge, UK: Cambridge University Press, 1997, </w:t>
-      </w:r>
-      <w:proofErr w:type="spellStart"/>
-      <w:r>
-        <w:t>ch.</w:t>
-      </w:r>
-      <w:proofErr w:type="spellEnd"/>
-      <w:r>
-        <w:t xml:space="preserve"> 2–4, pp. 11–85.</w:t>
+        <w:t>. Cambridge, UK: Cambridge University Press, 1997, ch. 2–4, pp. 11–85.</w:t>
       </w:r>
     </w:p>
     <w:p>
@@ -21524,25 +17738,7 @@
           <w:kern w:val="0"/>
           <w14:ligatures w14:val="none"/>
         </w:rPr>
-        <w:t xml:space="preserve">, vol. 16, no. 5, pp. 1–53, 1961. </w:t>
-      </w:r>
-      <w:proofErr w:type="spellStart"/>
-      <w:r>
-        <w:rPr>
-          <w:rFonts w:eastAsia="Times New Roman" w:cs="Times New Roman"/>
-          <w:kern w:val="0"/>
-          <w14:ligatures w14:val="none"/>
-        </w:rPr>
-        <w:t>doi</w:t>
-      </w:r>
-      <w:proofErr w:type="spellEnd"/>
-      <w:r>
-        <w:rPr>
-          <w:rFonts w:eastAsia="Times New Roman" w:cs="Times New Roman"/>
-          <w:kern w:val="0"/>
-          <w14:ligatures w14:val="none"/>
-        </w:rPr>
-        <w:t>: 10.1070/RM1961v016n05ABEH004112</w:t>
+        <w:t>, vol. 16, no. 5, pp. 1–53, 1961. doi: 10.1070/RM1961v016n05ABEH004112</w:t>
       </w:r>
     </w:p>
     <w:p>
@@ -21571,7 +17767,7 @@
       <w:r>
         <w:t xml:space="preserve"> Function and KMP Algorithm," Competitive Programming Algorithms, 2024. [Online]. Available: </w:t>
       </w:r>
-      <w:hyperlink r:id="rId12" w:history="1">
+      <w:hyperlink r:id="rId14" w:history="1">
         <w:r>
           <w:rPr>
             <w:rStyle w:val="Hyperlink"/>
@@ -21592,6 +17788,7 @@
         </w:numPr>
       </w:pPr>
       <w:r>
+        <w:lastRenderedPageBreak/>
         <w:t>cp-algorithms, "String</w:t>
       </w:r>
       <w:r>
@@ -21606,15 +17803,13 @@
       <w:r>
         <w:t>-</w:t>
       </w:r>
-      <w:proofErr w:type="spellStart"/>
       <w:r>
         <w:t>Corasick</w:t>
       </w:r>
-      <w:proofErr w:type="spellEnd"/>
       <w:r>
         <w:t xml:space="preserve"> Algorithm," Competitive Programming Algorithms, 2024. [Online]. Available: </w:t>
       </w:r>
-      <w:hyperlink r:id="rId13" w:history="1">
+      <w:hyperlink r:id="rId15" w:history="1">
         <w:r>
           <w:rPr>
             <w:rStyle w:val="Hyperlink"/>
@@ -21634,23 +17829,10 @@
           <w:numId w:val="15"/>
         </w:numPr>
       </w:pPr>
-      <w:proofErr w:type="spellStart"/>
-      <w:r>
-        <w:t>GeeksforGeeks</w:t>
-      </w:r>
-      <w:proofErr w:type="spellEnd"/>
-      <w:r>
-        <w:t xml:space="preserve">, "Boyer-Moore Algorithm for Pattern Searching," </w:t>
-      </w:r>
-      <w:proofErr w:type="spellStart"/>
-      <w:r>
-        <w:t>GeeksforGeeks</w:t>
-      </w:r>
-      <w:proofErr w:type="spellEnd"/>
-      <w:r>
-        <w:t xml:space="preserve">, 2024. [Online]. Available: </w:t>
-      </w:r>
-      <w:hyperlink r:id="rId14" w:history="1">
+      <w:r>
+        <w:t xml:space="preserve">GeeksforGeeks, "Boyer-Moore Algorithm for Pattern Searching," GeeksforGeeks, 2024. [Online]. Available: </w:t>
+      </w:r>
+      <w:hyperlink r:id="rId16" w:history="1">
         <w:r>
           <w:rPr>
             <w:rStyle w:val="Hyperlink"/>
@@ -21789,8 +17971,8 @@
       </w:r>
     </w:p>
     <w:sectPr>
-      <w:headerReference w:type="default" r:id="rId15"/>
-      <w:footerReference w:type="default" r:id="rId16"/>
+      <w:headerReference w:type="default" r:id="rId17"/>
+      <w:footerReference w:type="default" r:id="rId18"/>
       <w:pgSz w:w="12240" w:h="15840"/>
       <w:pgMar w:top="1440" w:right="1440" w:bottom="1440" w:left="1440" w:header="720" w:footer="720" w:gutter="0"/>
       <w:pgNumType w:start="0"/>
@@ -27404,6 +23586,7 @@
   <w:style w:type="character" w:default="1" w:styleId="DefaultParagraphFont">
     <w:name w:val="Default Paragraph Font"/>
     <w:uiPriority w:val="1"/>
+    <w:semiHidden/>
     <w:unhideWhenUsed/>
   </w:style>
   <w:style w:type="table" w:default="1" w:styleId="TableNormal">

--- a/report2.docx
+++ b/report2.docx
@@ -380,8 +380,21 @@
                 <w:lang w:val="vi-VN"/>
               </w:rPr>
             </w:pPr>
-            <w:r>
-              <w:t>Đỗ Đăng Tú</w:t>
+            <w:proofErr w:type="spellStart"/>
+            <w:r>
+              <w:t>Đỗ</w:t>
+            </w:r>
+            <w:proofErr w:type="spellEnd"/>
+            <w:r>
+              <w:t xml:space="preserve"> </w:t>
+            </w:r>
+            <w:proofErr w:type="spellStart"/>
+            <w:r>
+              <w:t>Đăng</w:t>
+            </w:r>
+            <w:proofErr w:type="spellEnd"/>
+            <w:r>
+              <w:t xml:space="preserve"> Tú</w:t>
             </w:r>
           </w:p>
         </w:tc>
@@ -452,8 +465,13 @@
                 <w:lang w:val="vi-VN"/>
               </w:rPr>
             </w:pPr>
-            <w:r>
-              <w:t>Đỗ Minh Khang</w:t>
+            <w:proofErr w:type="spellStart"/>
+            <w:r>
+              <w:t>Đỗ</w:t>
+            </w:r>
+            <w:proofErr w:type="spellEnd"/>
+            <w:r>
+              <w:t xml:space="preserve"> Minh Khang</w:t>
             </w:r>
           </w:p>
         </w:tc>
@@ -525,8 +543,21 @@
               </w:rPr>
             </w:pPr>
             <w:r>
-              <w:t>Huỳnh Đình Khương</w:t>
-            </w:r>
+              <w:t xml:space="preserve">Huỳnh </w:t>
+            </w:r>
+            <w:proofErr w:type="spellStart"/>
+            <w:r>
+              <w:t>Đình</w:t>
+            </w:r>
+            <w:proofErr w:type="spellEnd"/>
+            <w:r>
+              <w:t xml:space="preserve"> </w:t>
+            </w:r>
+            <w:proofErr w:type="spellStart"/>
+            <w:r>
+              <w:t>Khương</w:t>
+            </w:r>
+            <w:proofErr w:type="spellEnd"/>
           </w:p>
         </w:tc>
         <w:tc>
@@ -1856,7 +1887,15 @@
         <w:t xml:space="preserve"> </w:t>
       </w:r>
       <w:r>
-        <w:t xml:space="preserve">algorithms under investigation are applied to this formulation, and their correctness and performance are evaluated on the basis of their behaviour over such linear character sequences. The extension of this problem to </w:t>
+        <w:t xml:space="preserve">algorithms under investigation are applied to this formulation, and their correctness and performance are evaluated on the basis of their </w:t>
+      </w:r>
+      <w:proofErr w:type="spellStart"/>
+      <w:r>
+        <w:t>behaviour</w:t>
+      </w:r>
+      <w:proofErr w:type="spellEnd"/>
+      <w:r>
+        <w:t xml:space="preserve"> over such linear character sequences. The extension of this problem to </w:t>
       </w:r>
       <w:r>
         <w:t>two</w:t>
@@ -1960,7 +1999,15 @@
         </w:rPr>
       </w:pPr>
       <w:r>
-        <w:t>Despite its simplicity, the Naïve algorithm retains practical value when the pattern changes frequently, when a search is performed only once, or when memory constraints prohibit the use of auxiliary data structures. It also serves as the standard performance baseline against which all optimised algorithms are measured.</w:t>
+        <w:t xml:space="preserve">Despite its simplicity, the Naïve algorithm retains practical value when the pattern changes frequently, when a search is performed only once, or when memory constraints prohibit the use of auxiliary data structures. It also serves as the standard performance baseline against which all </w:t>
+      </w:r>
+      <w:proofErr w:type="spellStart"/>
+      <w:r>
+        <w:t>optimised</w:t>
+      </w:r>
+      <w:proofErr w:type="spellEnd"/>
+      <w:r>
+        <w:t xml:space="preserve"> algorithms are measured.</w:t>
       </w:r>
     </w:p>
     <w:p>
@@ -2089,7 +2136,15 @@
         <w:t xml:space="preserve">      </w:t>
       </w:r>
       <w:r>
-        <w:t xml:space="preserve">for i = 0 to (m - 1): </w:t>
+        <w:t xml:space="preserve">for </w:t>
+      </w:r>
+      <w:proofErr w:type="spellStart"/>
+      <w:r>
+        <w:t>i</w:t>
+      </w:r>
+      <w:proofErr w:type="spellEnd"/>
+      <w:r>
+        <w:t xml:space="preserve"> = 0 to (m - 1): </w:t>
       </w:r>
     </w:p>
     <w:p>
@@ -2106,7 +2161,23 @@
         <w:t xml:space="preserve">         </w:t>
       </w:r>
       <w:r>
-        <w:t xml:space="preserve">if T[s + i] != P[i]: </w:t>
+        <w:t xml:space="preserve">if T[s + </w:t>
+      </w:r>
+      <w:proofErr w:type="spellStart"/>
+      <w:r>
+        <w:t>i</w:t>
+      </w:r>
+      <w:proofErr w:type="spellEnd"/>
+      <w:r>
+        <w:t>] != P[</w:t>
+      </w:r>
+      <w:proofErr w:type="spellStart"/>
+      <w:r>
+        <w:t>i</w:t>
+      </w:r>
+      <w:proofErr w:type="spellEnd"/>
+      <w:r>
+        <w:t xml:space="preserve">]: </w:t>
       </w:r>
     </w:p>
     <w:p>
@@ -2357,8 +2428,13 @@
           <w:numId w:val="6"/>
         </w:numPr>
       </w:pPr>
-      <w:r>
-        <w:t>i = 0: T[0] = 'a' vs P[0] = 'a' → Match</w:t>
+      <w:proofErr w:type="spellStart"/>
+      <w:r>
+        <w:t>i</w:t>
+      </w:r>
+      <w:proofErr w:type="spellEnd"/>
+      <w:r>
+        <w:t xml:space="preserve"> = 0: T[0] = 'a' vs P[0] = 'a' → Match</w:t>
       </w:r>
     </w:p>
     <w:p>
@@ -2368,8 +2444,13 @@
           <w:numId w:val="6"/>
         </w:numPr>
       </w:pPr>
-      <w:r>
-        <w:t>i = 1: T[1] = 'b' vs P[1] = 'b' → Match</w:t>
+      <w:proofErr w:type="spellStart"/>
+      <w:r>
+        <w:t>i</w:t>
+      </w:r>
+      <w:proofErr w:type="spellEnd"/>
+      <w:r>
+        <w:t xml:space="preserve"> = 1: T[1] = 'b' vs P[1] = 'b' → Match</w:t>
       </w:r>
     </w:p>
     <w:p>
@@ -2379,8 +2460,13 @@
           <w:numId w:val="6"/>
         </w:numPr>
       </w:pPr>
-      <w:r>
-        <w:t>i = 2: T[2] = 'a' vs P[2] = 'a' → Match</w:t>
+      <w:proofErr w:type="spellStart"/>
+      <w:r>
+        <w:t>i</w:t>
+      </w:r>
+      <w:proofErr w:type="spellEnd"/>
+      <w:r>
+        <w:t xml:space="preserve"> = 2: T[2] = 'a' vs P[2] = 'a' → Match</w:t>
       </w:r>
     </w:p>
     <w:p>
@@ -2390,8 +2476,13 @@
           <w:numId w:val="6"/>
         </w:numPr>
       </w:pPr>
-      <w:r>
-        <w:t xml:space="preserve">i = 3: T[3] = 'c' vs P[3] = 'b' → </w:t>
+      <w:proofErr w:type="spellStart"/>
+      <w:r>
+        <w:t>i</w:t>
+      </w:r>
+      <w:proofErr w:type="spellEnd"/>
+      <w:r>
+        <w:t xml:space="preserve"> = 3: T[3] = 'c' vs P[3] = 'b' → </w:t>
       </w:r>
       <w:r>
         <w:rPr>
@@ -2589,8 +2680,13 @@
           <w:numId w:val="9"/>
         </w:numPr>
       </w:pPr>
-      <w:r>
-        <w:t xml:space="preserve">i = 0: T[1] = 'b' vs P[0] = 'a' → </w:t>
+      <w:proofErr w:type="spellStart"/>
+      <w:r>
+        <w:t>i</w:t>
+      </w:r>
+      <w:proofErr w:type="spellEnd"/>
+      <w:r>
+        <w:t xml:space="preserve"> = 0: T[1] = 'b' vs P[0] = 'a' → </w:t>
       </w:r>
       <w:r>
         <w:rPr>
@@ -2790,8 +2886,13 @@
           <w:numId w:val="11"/>
         </w:numPr>
       </w:pPr>
-      <w:r>
-        <w:t>i = 0: T[2] = 'a' vs P[0] = 'a' → Match</w:t>
+      <w:proofErr w:type="spellStart"/>
+      <w:r>
+        <w:t>i</w:t>
+      </w:r>
+      <w:proofErr w:type="spellEnd"/>
+      <w:r>
+        <w:t xml:space="preserve"> = 0: T[2] = 'a' vs P[0] = 'a' → Match</w:t>
       </w:r>
     </w:p>
     <w:p>
@@ -2801,8 +2902,13 @@
           <w:numId w:val="11"/>
         </w:numPr>
       </w:pPr>
-      <w:r>
-        <w:t xml:space="preserve">i = 1: T[3] = 'c' vs P[1] = 'b' → </w:t>
+      <w:proofErr w:type="spellStart"/>
+      <w:r>
+        <w:t>i</w:t>
+      </w:r>
+      <w:proofErr w:type="spellEnd"/>
+      <w:r>
+        <w:t xml:space="preserve"> = 1: T[3] = 'c' vs P[1] = 'b' → </w:t>
       </w:r>
       <w:r>
         <w:rPr>
@@ -2980,8 +3086,13 @@
           <w:numId w:val="13"/>
         </w:numPr>
       </w:pPr>
-      <w:r>
-        <w:t xml:space="preserve">i = 0: T[3] = 'c' vs P[0] = 'a' → </w:t>
+      <w:proofErr w:type="spellStart"/>
+      <w:r>
+        <w:t>i</w:t>
+      </w:r>
+      <w:proofErr w:type="spellEnd"/>
+      <w:r>
+        <w:t xml:space="preserve"> = 0: T[3] = 'c' vs P[0] = 'a' → </w:t>
       </w:r>
       <w:r>
         <w:rPr>
@@ -3164,8 +3275,13 @@
           <w:numId w:val="12"/>
         </w:numPr>
       </w:pPr>
-      <w:r>
-        <w:t xml:space="preserve">i = 0: T[4] = 'a' vs P[0] = 'a' → Match </w:t>
+      <w:proofErr w:type="spellStart"/>
+      <w:r>
+        <w:t>i</w:t>
+      </w:r>
+      <w:proofErr w:type="spellEnd"/>
+      <w:r>
+        <w:t xml:space="preserve"> = 0: T[4] = 'a' vs P[0] = 'a' → Match </w:t>
       </w:r>
     </w:p>
     <w:p>
@@ -3175,8 +3291,13 @@
           <w:numId w:val="12"/>
         </w:numPr>
       </w:pPr>
-      <w:r>
-        <w:t xml:space="preserve">i = 1: T[5] = 'b' vs P[1] = 'b' → Match </w:t>
+      <w:proofErr w:type="spellStart"/>
+      <w:r>
+        <w:t>i</w:t>
+      </w:r>
+      <w:proofErr w:type="spellEnd"/>
+      <w:r>
+        <w:t xml:space="preserve"> = 1: T[5] = 'b' vs P[1] = 'b' → Match </w:t>
       </w:r>
     </w:p>
     <w:p>
@@ -3186,8 +3307,13 @@
           <w:numId w:val="12"/>
         </w:numPr>
       </w:pPr>
-      <w:r>
-        <w:t xml:space="preserve">i = 2: T[6] = 'a' vs P[2] = 'a' → Match </w:t>
+      <w:proofErr w:type="spellStart"/>
+      <w:r>
+        <w:t>i</w:t>
+      </w:r>
+      <w:proofErr w:type="spellEnd"/>
+      <w:r>
+        <w:t xml:space="preserve"> = 2: T[6] = 'a' vs P[2] = 'a' → Match </w:t>
       </w:r>
     </w:p>
     <w:p>
@@ -3197,8 +3323,13 @@
           <w:numId w:val="12"/>
         </w:numPr>
       </w:pPr>
-      <w:r>
-        <w:t>i = 3: T[7] = 'b' vs P[3] = 'b' → Match</w:t>
+      <w:proofErr w:type="spellStart"/>
+      <w:r>
+        <w:t>i</w:t>
+      </w:r>
+      <w:proofErr w:type="spellEnd"/>
+      <w:r>
+        <w:t xml:space="preserve"> = 3: T[7] = 'b' vs P[3] = 'b' → Match</w:t>
       </w:r>
     </w:p>
     <w:p>
@@ -3418,7 +3549,15 @@
               </w:rPr>
             </w:pPr>
             <w:r>
-              <w:t>Mismatch at i=3</w:t>
+              <w:t xml:space="preserve">Mismatch at </w:t>
+            </w:r>
+            <w:proofErr w:type="spellStart"/>
+            <w:r>
+              <w:t>i</w:t>
+            </w:r>
+            <w:proofErr w:type="spellEnd"/>
+            <w:r>
+              <w:t>=3</w:t>
             </w:r>
           </w:p>
         </w:tc>
@@ -3493,7 +3632,15 @@
               </w:rPr>
             </w:pPr>
             <w:r>
-              <w:t>Mismatch at i=0</w:t>
+              <w:t xml:space="preserve">Mismatch at </w:t>
+            </w:r>
+            <w:proofErr w:type="spellStart"/>
+            <w:r>
+              <w:t>i</w:t>
+            </w:r>
+            <w:proofErr w:type="spellEnd"/>
+            <w:r>
+              <w:t>=0</w:t>
             </w:r>
           </w:p>
         </w:tc>
@@ -3571,7 +3718,15 @@
               </w:rPr>
             </w:pPr>
             <w:r>
-              <w:t>Mismatch at i=1</w:t>
+              <w:t xml:space="preserve">Mismatch at </w:t>
+            </w:r>
+            <w:proofErr w:type="spellStart"/>
+            <w:r>
+              <w:t>i</w:t>
+            </w:r>
+            <w:proofErr w:type="spellEnd"/>
+            <w:r>
+              <w:t>=1</w:t>
             </w:r>
           </w:p>
         </w:tc>
@@ -3646,7 +3801,15 @@
               </w:rPr>
             </w:pPr>
             <w:r>
-              <w:t>Mismatch at i=0</w:t>
+              <w:t xml:space="preserve">Mismatch at </w:t>
+            </w:r>
+            <w:proofErr w:type="spellStart"/>
+            <w:r>
+              <w:t>i</w:t>
+            </w:r>
+            <w:proofErr w:type="spellEnd"/>
+            <w:r>
+              <w:t>=0</w:t>
             </w:r>
           </w:p>
         </w:tc>
@@ -4135,7 +4298,23 @@
     </w:p>
     <w:p>
       <w:r>
-        <w:t xml:space="preserve">Conversely, the algorithm degrades severely when the text and pattern share a high degree of repetition over a small alphabet. The canonical worst-case example is T = "aaaa...aab" </w:t>
+        <w:t>Conversely, the algorithm degrades severely when the text and pattern share a high degree of repetition over a small alphabet. The canonical worst-case example is T = "</w:t>
+      </w:r>
+      <w:proofErr w:type="spellStart"/>
+      <w:r>
+        <w:t>aaaa</w:t>
+      </w:r>
+      <w:proofErr w:type="spellEnd"/>
+      <w:r>
+        <w:t>...</w:t>
+      </w:r>
+      <w:proofErr w:type="spellStart"/>
+      <w:r>
+        <w:t>aab</w:t>
+      </w:r>
+      <w:proofErr w:type="spellEnd"/>
+      <w:r>
+        <w:t xml:space="preserve">" </w:t>
       </w:r>
       <w:r>
         <w:rPr>
@@ -4144,7 +4323,15 @@
         <w:br/>
       </w:r>
       <w:r>
-        <w:t xml:space="preserve">(n characters) and P = "aab" (m characters). At each of the n − m + 1 candidate shifts, the algorithm performs m − 1 successful comparisons before encountering the mismatch on the final character, yielding a total of </w:t>
+        <w:t>(n characters) and P = "</w:t>
+      </w:r>
+      <w:proofErr w:type="spellStart"/>
+      <w:r>
+        <w:t>aab</w:t>
+      </w:r>
+      <w:proofErr w:type="spellEnd"/>
+      <w:r>
+        <w:t xml:space="preserve">" (m characters). At each of the n − m + 1 candidate shifts, the algorithm performs m − 1 successful comparisons before encountering the mismatch on the final character, yielding a total of </w:t>
       </w:r>
       <w:r>
         <w:rPr>
@@ -4245,7 +4432,15 @@
         <w:br/>
       </w:r>
       <w:r>
-        <w:t xml:space="preserve">T[s+1 .. s+m] from the hash value for T[s .. s+m-1] in O(1) time using the following recurrence, known as the </w:t>
+        <w:t xml:space="preserve">T[s+1 .. </w:t>
+      </w:r>
+      <w:proofErr w:type="spellStart"/>
+      <w:r>
+        <w:t>s+m</w:t>
+      </w:r>
+      <w:proofErr w:type="spellEnd"/>
+      <w:r>
+        <w:t xml:space="preserve">] from the hash value for T[s .. s+m-1] in O(1) time using the following recurrence, known as the </w:t>
       </w:r>
       <w:r>
         <w:rPr>
@@ -4262,8 +4457,29 @@
       <w:pPr>
         <w:pStyle w:val="Pseudocode"/>
       </w:pPr>
-      <w:r>
-        <w:t>t_hash(s+1) = (d * (t_hash(s) - T[s] * h) + T[s+m]) mod q</w:t>
+      <w:proofErr w:type="spellStart"/>
+      <w:r>
+        <w:t>t_hash</w:t>
+      </w:r>
+      <w:proofErr w:type="spellEnd"/>
+      <w:r>
+        <w:t>(s+1) = (d * (</w:t>
+      </w:r>
+      <w:proofErr w:type="spellStart"/>
+      <w:r>
+        <w:t>t_hash</w:t>
+      </w:r>
+      <w:proofErr w:type="spellEnd"/>
+      <w:r>
+        <w:t>(s) - T[s] * h) + T[</w:t>
+      </w:r>
+      <w:proofErr w:type="spellStart"/>
+      <w:r>
+        <w:t>s+m</w:t>
+      </w:r>
+      <w:proofErr w:type="spellEnd"/>
+      <w:r>
+        <w:t>]) mod q</w:t>
       </w:r>
     </w:p>
     <w:p>
@@ -4284,7 +4500,15 @@
         <w:t>–</w:t>
       </w:r>
       <w:r>
-        <w:t xml:space="preserve"> cases where a window's hash matches p_hash but the actual characters do not, forcing an unnecessary verification. If such collisions occur frequently due to a poorly chosen prime modulus, performance degrades to O(nm). For single-pattern search where worst-case guarantees are required, KMP or Boyer-Moore are generally preferable.</w:t>
+        <w:t xml:space="preserve"> cases where a window's hash matches </w:t>
+      </w:r>
+      <w:proofErr w:type="spellStart"/>
+      <w:r>
+        <w:t>p_hash</w:t>
+      </w:r>
+      <w:proofErr w:type="spellEnd"/>
+      <w:r>
+        <w:t xml:space="preserve"> but the actual characters do not, forcing an unnecessary verification. If such collisions occur frequently due to a poorly chosen prime modulus, performance degrades to O(nm). For single-pattern search where worst-case guarantees are required, KMP or Boyer-Moore are generally preferable.</w:t>
       </w:r>
     </w:p>
     <w:p>
@@ -4414,8 +4638,13 @@
           <w:lang w:val="vi-VN"/>
         </w:rPr>
       </w:pPr>
-      <w:r>
-        <w:t>p_hash = 0</w:t>
+      <w:proofErr w:type="spellStart"/>
+      <w:r>
+        <w:t>p_hash</w:t>
+      </w:r>
+      <w:proofErr w:type="spellEnd"/>
+      <w:r>
+        <w:t xml:space="preserve"> = 0</w:t>
       </w:r>
     </w:p>
     <w:p>
@@ -4426,8 +4655,13 @@
           <w:lang w:val="vi-VN"/>
         </w:rPr>
       </w:pPr>
-      <w:r>
-        <w:t>t_hash = 0</w:t>
+      <w:proofErr w:type="spellStart"/>
+      <w:r>
+        <w:t>t_hash</w:t>
+      </w:r>
+      <w:proofErr w:type="spellEnd"/>
+      <w:r>
+        <w:t xml:space="preserve"> = 0</w:t>
       </w:r>
     </w:p>
     <w:p>
@@ -4448,7 +4682,15 @@
         </w:rPr>
       </w:pPr>
       <w:r>
-        <w:t xml:space="preserve">for i = 0 to (m - 1): </w:t>
+        <w:t xml:space="preserve">for </w:t>
+      </w:r>
+      <w:proofErr w:type="spellStart"/>
+      <w:r>
+        <w:t>i</w:t>
+      </w:r>
+      <w:proofErr w:type="spellEnd"/>
+      <w:r>
+        <w:t xml:space="preserve"> = 0 to (m - 1): </w:t>
       </w:r>
     </w:p>
     <w:p>
@@ -4459,8 +4701,29 @@
           <w:lang w:val="vi-VN"/>
         </w:rPr>
       </w:pPr>
-      <w:r>
-        <w:t xml:space="preserve">p_hash = (d * p_hash + P[i]) mod q </w:t>
+      <w:proofErr w:type="spellStart"/>
+      <w:r>
+        <w:t>p_hash</w:t>
+      </w:r>
+      <w:proofErr w:type="spellEnd"/>
+      <w:r>
+        <w:t xml:space="preserve"> = (d * </w:t>
+      </w:r>
+      <w:proofErr w:type="spellStart"/>
+      <w:r>
+        <w:t>p_hash</w:t>
+      </w:r>
+      <w:proofErr w:type="spellEnd"/>
+      <w:r>
+        <w:t xml:space="preserve"> + P[</w:t>
+      </w:r>
+      <w:proofErr w:type="spellStart"/>
+      <w:r>
+        <w:t>i</w:t>
+      </w:r>
+      <w:proofErr w:type="spellEnd"/>
+      <w:r>
+        <w:t xml:space="preserve">]) mod q </w:t>
       </w:r>
     </w:p>
     <w:p>
@@ -4471,8 +4734,29 @@
           <w:lang w:val="vi-VN"/>
         </w:rPr>
       </w:pPr>
-      <w:r>
-        <w:t xml:space="preserve">t_hash = (d * t_hash + T[i]) mod q </w:t>
+      <w:proofErr w:type="spellStart"/>
+      <w:r>
+        <w:t>t_hash</w:t>
+      </w:r>
+      <w:proofErr w:type="spellEnd"/>
+      <w:r>
+        <w:t xml:space="preserve"> = (d * </w:t>
+      </w:r>
+      <w:proofErr w:type="spellStart"/>
+      <w:r>
+        <w:t>t_hash</w:t>
+      </w:r>
+      <w:proofErr w:type="spellEnd"/>
+      <w:r>
+        <w:t xml:space="preserve"> + T[</w:t>
+      </w:r>
+      <w:proofErr w:type="spellStart"/>
+      <w:r>
+        <w:t>i</w:t>
+      </w:r>
+      <w:proofErr w:type="spellEnd"/>
+      <w:r>
+        <w:t xml:space="preserve">]) mod q </w:t>
       </w:r>
     </w:p>
     <w:p>
@@ -4505,7 +4789,23 @@
         </w:rPr>
       </w:pPr>
       <w:r>
-        <w:t>if p_hash == t_hash:</w:t>
+        <w:t xml:space="preserve">if </w:t>
+      </w:r>
+      <w:proofErr w:type="spellStart"/>
+      <w:r>
+        <w:t>p_hash</w:t>
+      </w:r>
+      <w:proofErr w:type="spellEnd"/>
+      <w:r>
+        <w:t xml:space="preserve"> == </w:t>
+      </w:r>
+      <w:proofErr w:type="spellStart"/>
+      <w:r>
+        <w:t>t_hash</w:t>
+      </w:r>
+      <w:proofErr w:type="spellEnd"/>
+      <w:r>
+        <w:t>:</w:t>
       </w:r>
     </w:p>
     <w:p>
@@ -4579,8 +4879,21 @@
         </w:rPr>
         <w:t xml:space="preserve">   </w:t>
       </w:r>
-      <w:r>
-        <w:t xml:space="preserve">t_hash = (d * (t_hash - T[s] * h) + T[s + m]) mod q </w:t>
+      <w:proofErr w:type="spellStart"/>
+      <w:r>
+        <w:t>t_hash</w:t>
+      </w:r>
+      <w:proofErr w:type="spellEnd"/>
+      <w:r>
+        <w:t xml:space="preserve"> = (d * (</w:t>
+      </w:r>
+      <w:proofErr w:type="spellStart"/>
+      <w:r>
+        <w:t>t_hash</w:t>
+      </w:r>
+      <w:proofErr w:type="spellEnd"/>
+      <w:r>
+        <w:t xml:space="preserve"> - T[s] * h) + T[s + m]) mod q </w:t>
       </w:r>
     </w:p>
     <w:p>
@@ -4598,7 +4911,15 @@
         <w:t xml:space="preserve">   </w:t>
       </w:r>
       <w:r>
-        <w:t xml:space="preserve">if t_hash &lt; 0: </w:t>
+        <w:t xml:space="preserve">if </w:t>
+      </w:r>
+      <w:proofErr w:type="spellStart"/>
+      <w:r>
+        <w:t>t_hash</w:t>
+      </w:r>
+      <w:proofErr w:type="spellEnd"/>
+      <w:r>
+        <w:t xml:space="preserve"> &lt; 0: </w:t>
       </w:r>
     </w:p>
     <w:p>
@@ -4615,8 +4936,21 @@
         </w:rPr>
         <w:t xml:space="preserve">      </w:t>
       </w:r>
-      <w:r>
-        <w:t>t_hash = t_hash + q</w:t>
+      <w:proofErr w:type="spellStart"/>
+      <w:r>
+        <w:t>t_hash</w:t>
+      </w:r>
+      <w:proofErr w:type="spellEnd"/>
+      <w:r>
+        <w:t xml:space="preserve"> = </w:t>
+      </w:r>
+      <w:proofErr w:type="spellStart"/>
+      <w:r>
+        <w:t>t_hash</w:t>
+      </w:r>
+      <w:proofErr w:type="spellEnd"/>
+      <w:r>
+        <w:t xml:space="preserve"> + q</w:t>
       </w:r>
     </w:p>
     <w:p>
@@ -4661,7 +4995,15 @@
         <w:t xml:space="preserve"> </w:t>
       </w:r>
       <w:r>
-        <w:t>T = "abacabab"</w:t>
+        <w:t>T = "</w:t>
+      </w:r>
+      <w:proofErr w:type="spellStart"/>
+      <w:r>
+        <w:t>abacabab</w:t>
+      </w:r>
+      <w:proofErr w:type="spellEnd"/>
+      <w:r>
+        <w:t>"</w:t>
       </w:r>
       <w:r>
         <w:rPr>
@@ -4670,7 +5012,15 @@
         <w:t xml:space="preserve"> (n = 8)</w:t>
       </w:r>
       <w:r>
-        <w:t xml:space="preserve"> and P = "abab"</w:t>
+        <w:t xml:space="preserve"> and P = "</w:t>
+      </w:r>
+      <w:proofErr w:type="spellStart"/>
+      <w:r>
+        <w:t>abab</w:t>
+      </w:r>
+      <w:proofErr w:type="spellEnd"/>
+      <w:r>
+        <w:t>"</w:t>
       </w:r>
       <w:r>
         <w:rPr>
@@ -4754,7 +5104,15 @@
         </w:rPr>
       </w:pPr>
       <w:r>
-        <w:t>The pattern hash p_hash is computed using Horner's method:</w:t>
+        <w:t xml:space="preserve">The pattern hash </w:t>
+      </w:r>
+      <w:proofErr w:type="spellStart"/>
+      <w:r>
+        <w:t>p_hash</w:t>
+      </w:r>
+      <w:proofErr w:type="spellEnd"/>
+      <w:r>
+        <w:t xml:space="preserve"> is computed using Horner's method:</w:t>
       </w:r>
     </w:p>
     <w:p>
@@ -4764,8 +5122,13 @@
           <w:lang w:val="vi-VN"/>
         </w:rPr>
       </w:pPr>
-      <w:r>
-        <w:t xml:space="preserve">p_hash = (((1 * 10 + 2) * 10 + 1) * 10 + 2) mod 13 </w:t>
+      <w:proofErr w:type="spellStart"/>
+      <w:r>
+        <w:t>p_hash</w:t>
+      </w:r>
+      <w:proofErr w:type="spellEnd"/>
+      <w:r>
+        <w:t xml:space="preserve"> = (((1 * 10 + 2) * 10 + 1) * 10 + 2) mod 13 </w:t>
       </w:r>
     </w:p>
     <w:p>
@@ -4902,15 +5265,32 @@
       <w:r>
         <w:t xml:space="preserve">The initial text window hash </w:t>
       </w:r>
+      <w:proofErr w:type="spellStart"/>
       <w:r>
         <w:rPr>
           <w:b/>
           <w:bCs/>
         </w:rPr>
-        <w:t>t_hash(0)</w:t>
-      </w:r>
-      <w:r>
-        <w:t xml:space="preserve"> for T[0..3] = "abac" is computed as:</w:t>
+        <w:t>t_hash</w:t>
+      </w:r>
+      <w:proofErr w:type="spellEnd"/>
+      <w:r>
+        <w:rPr>
+          <w:b/>
+          <w:bCs/>
+        </w:rPr>
+        <w:t>(0)</w:t>
+      </w:r>
+      <w:r>
+        <w:t xml:space="preserve"> for T[0..3] = "</w:t>
+      </w:r>
+      <w:proofErr w:type="spellStart"/>
+      <w:r>
+        <w:t>abac</w:t>
+      </w:r>
+      <w:proofErr w:type="spellEnd"/>
+      <w:r>
+        <w:t>" is computed as:</w:t>
       </w:r>
     </w:p>
     <w:p>
@@ -4920,8 +5300,13 @@
           <w:lang w:val="vi-VN"/>
         </w:rPr>
       </w:pPr>
-      <w:r>
-        <w:t xml:space="preserve">t_hash(0) = (((1 * 10 + 2) * 10 + 1) * 10 + 3) mod 13 </w:t>
+      <w:proofErr w:type="spellStart"/>
+      <w:r>
+        <w:t>t_hash</w:t>
+      </w:r>
+      <w:proofErr w:type="spellEnd"/>
+      <w:r>
+        <w:t xml:space="preserve">(0) = (((1 * 10 + 2) * 10 + 1) * 10 + 3) mod 13 </w:t>
       </w:r>
     </w:p>
     <w:p>
@@ -4968,77 +5353,45 @@
       </w:pPr>
     </w:p>
     <w:p>
+      <w:proofErr w:type="spellStart"/>
       <w:r>
         <w:rPr>
           <w:b/>
           <w:bCs/>
         </w:rPr>
-        <w:t>t_hash(1)</w:t>
-      </w:r>
-      <w:r>
-        <w:t xml:space="preserve"> for window "baca" (removing T[0]='a'=1, adding T[4]='a'=1):</w:t>
-      </w:r>
-    </w:p>
-    <w:p>
-      <w:pPr>
-        <w:pStyle w:val="Pseudocode"/>
-      </w:pPr>
-      <w:r>
-        <w:t>t_hash(1) = (10 * (4 - 1 * 12) + 1) mod 13</w:t>
-      </w:r>
-    </w:p>
-    <w:p>
-      <w:pPr>
-        <w:pStyle w:val="Pseudocode"/>
-      </w:pPr>
-      <w:r>
-        <w:t xml:space="preserve">          = (10 * (-8) + 1) mod 13</w:t>
-      </w:r>
-    </w:p>
-    <w:p>
-      <w:pPr>
-        <w:pStyle w:val="Pseudocode"/>
-      </w:pPr>
-      <w:r>
-        <w:t xml:space="preserve">          = (-79) mod 13</w:t>
-      </w:r>
-    </w:p>
-    <w:p>
-      <w:pPr>
-        <w:pStyle w:val="Pseudocode"/>
-        <w:rPr>
-          <w:lang w:val="vi-VN"/>
-        </w:rPr>
-      </w:pPr>
-      <w:r>
-        <w:t xml:space="preserve">          = (-79 + 7 * 13) mod 13 = 12</w:t>
-      </w:r>
-    </w:p>
-    <w:p>
-      <w:pPr>
-        <w:rPr>
-          <w:lang w:val="vi-VN"/>
-        </w:rPr>
-      </w:pPr>
-    </w:p>
-    <w:p>
+        <w:t>t_hash</w:t>
+      </w:r>
+      <w:proofErr w:type="spellEnd"/>
       <w:r>
         <w:rPr>
           <w:b/>
           <w:bCs/>
         </w:rPr>
-        <w:t>t_hash(2)</w:t>
-      </w:r>
-      <w:r>
-        <w:t xml:space="preserve"> for window "acab" (removing T[1]='b'=2, adding T[5]='b'=2):</w:t>
+        <w:t>(1)</w:t>
+      </w:r>
+      <w:r>
+        <w:t xml:space="preserve"> for window "</w:t>
+      </w:r>
+      <w:proofErr w:type="spellStart"/>
+      <w:r>
+        <w:t>baca</w:t>
+      </w:r>
+      <w:proofErr w:type="spellEnd"/>
+      <w:r>
+        <w:t>" (removing T[0]='a'=1, adding T[4]='a'=1):</w:t>
       </w:r>
     </w:p>
     <w:p>
       <w:pPr>
         <w:pStyle w:val="Pseudocode"/>
       </w:pPr>
-      <w:r>
-        <w:t>t_hash(2) = (10 * (12 - 2 * 12) + 2) mod 13</w:t>
+      <w:proofErr w:type="spellStart"/>
+      <w:r>
+        <w:t>t_hash</w:t>
+      </w:r>
+      <w:proofErr w:type="spellEnd"/>
+      <w:r>
+        <w:t>(1) = (10 * (4 - 1 * 12) + 1) mod 13</w:t>
       </w:r>
     </w:p>
     <w:p>
@@ -5046,7 +5399,7 @@
         <w:pStyle w:val="Pseudocode"/>
       </w:pPr>
       <w:r>
-        <w:t xml:space="preserve">          = (10 * (-12) + 2) mod 13</w:t>
+        <w:t xml:space="preserve">          = (10 * (-8) + 1) mod 13</w:t>
       </w:r>
     </w:p>
     <w:p>
@@ -5054,7 +5407,7 @@
         <w:pStyle w:val="Pseudocode"/>
       </w:pPr>
       <w:r>
-        <w:t xml:space="preserve">          = (-118) mod 13</w:t>
+        <w:t xml:space="preserve">          = (-79) mod 13</w:t>
       </w:r>
     </w:p>
     <w:p>
@@ -5065,95 +5418,56 @@
         </w:rPr>
       </w:pPr>
       <w:r>
-        <w:t xml:space="preserve">          = (-118 + 10 * 13) mod 13 = 12</w:t>
-      </w:r>
-    </w:p>
-    <w:p>
-      <w:pPr>
-        <w:rPr>
-          <w:lang w:val="vi-VN"/>
-        </w:rPr>
-      </w:pPr>
-    </w:p>
-    <w:p>
-      <w:pPr>
-        <w:rPr>
-          <w:lang w:val="vi-VN"/>
-        </w:rPr>
-      </w:pPr>
-    </w:p>
-    <w:p>
-      <w:pPr>
-        <w:rPr>
-          <w:lang w:val="vi-VN"/>
-        </w:rPr>
-      </w:pPr>
-    </w:p>
-    <w:p>
+        <w:t xml:space="preserve">          = (-79 + 7 * 13) mod 13 = 12</w:t>
+      </w:r>
+    </w:p>
+    <w:p>
+      <w:pPr>
+        <w:rPr>
+          <w:lang w:val="vi-VN"/>
+        </w:rPr>
+      </w:pPr>
+    </w:p>
+    <w:p>
+      <w:proofErr w:type="spellStart"/>
       <w:r>
         <w:rPr>
           <w:b/>
           <w:bCs/>
         </w:rPr>
-        <w:lastRenderedPageBreak/>
-        <w:t>t_hash(3)</w:t>
-      </w:r>
-      <w:r>
-        <w:t xml:space="preserve"> for window "caba" (removing T[2]='a'=1, adding T[6]='a'=1):</w:t>
-      </w:r>
-    </w:p>
-    <w:p>
-      <w:pPr>
-        <w:pStyle w:val="Pseudocode"/>
-      </w:pPr>
-      <w:r>
-        <w:t>t_hash(3) = (10 * (12 - 1 * 12) + 1) mod 13</w:t>
-      </w:r>
-    </w:p>
-    <w:p>
-      <w:pPr>
-        <w:pStyle w:val="Pseudocode"/>
-      </w:pPr>
-      <w:r>
-        <w:t xml:space="preserve">          = (10 * 0 + 1) mod 13</w:t>
-      </w:r>
-    </w:p>
-    <w:p>
-      <w:pPr>
-        <w:pStyle w:val="Pseudocode"/>
-        <w:rPr>
-          <w:lang w:val="vi-VN"/>
-        </w:rPr>
-      </w:pPr>
-      <w:r>
-        <w:t xml:space="preserve">          = 1</w:t>
-      </w:r>
-    </w:p>
-    <w:p>
-      <w:pPr>
-        <w:rPr>
-          <w:lang w:val="vi-VN"/>
-        </w:rPr>
-      </w:pPr>
-    </w:p>
-    <w:p>
+        <w:t>t_hash</w:t>
+      </w:r>
+      <w:proofErr w:type="spellEnd"/>
       <w:r>
         <w:rPr>
           <w:b/>
           <w:bCs/>
         </w:rPr>
-        <w:t>t_hash(4)</w:t>
-      </w:r>
-      <w:r>
-        <w:t xml:space="preserve"> for window "abab" (removing T[3]='c'=3, adding T[7]='b'=2):</w:t>
+        <w:t>(2)</w:t>
+      </w:r>
+      <w:r>
+        <w:t xml:space="preserve"> for window "</w:t>
+      </w:r>
+      <w:proofErr w:type="spellStart"/>
+      <w:r>
+        <w:t>acab</w:t>
+      </w:r>
+      <w:proofErr w:type="spellEnd"/>
+      <w:r>
+        <w:t>" (removing T[1]='b'=2, adding T[5]='b'=2):</w:t>
       </w:r>
     </w:p>
     <w:p>
       <w:pPr>
         <w:pStyle w:val="Pseudocode"/>
       </w:pPr>
-      <w:r>
-        <w:t>t_hash(4) = (10 * (1 - 3 * 12) + 2) mod 13</w:t>
+      <w:proofErr w:type="spellStart"/>
+      <w:r>
+        <w:t>t_hash</w:t>
+      </w:r>
+      <w:proofErr w:type="spellEnd"/>
+      <w:r>
+        <w:t>(2) = (10 * (12 - 2 * 12) + 2) mod 13</w:t>
       </w:r>
     </w:p>
     <w:p>
@@ -5161,6 +5475,157 @@
         <w:pStyle w:val="Pseudocode"/>
       </w:pPr>
       <w:r>
+        <w:t xml:space="preserve">          = (10 * (-12) + 2) mod 13</w:t>
+      </w:r>
+    </w:p>
+    <w:p>
+      <w:pPr>
+        <w:pStyle w:val="Pseudocode"/>
+      </w:pPr>
+      <w:r>
+        <w:t xml:space="preserve">          = (-118) mod 13</w:t>
+      </w:r>
+    </w:p>
+    <w:p>
+      <w:pPr>
+        <w:pStyle w:val="Pseudocode"/>
+        <w:rPr>
+          <w:lang w:val="vi-VN"/>
+        </w:rPr>
+      </w:pPr>
+      <w:r>
+        <w:t xml:space="preserve">          = (-118 + 10 * 13) mod 13 = 12</w:t>
+      </w:r>
+    </w:p>
+    <w:p>
+      <w:pPr>
+        <w:rPr>
+          <w:lang w:val="vi-VN"/>
+        </w:rPr>
+      </w:pPr>
+    </w:p>
+    <w:p>
+      <w:pPr>
+        <w:rPr>
+          <w:lang w:val="vi-VN"/>
+        </w:rPr>
+      </w:pPr>
+    </w:p>
+    <w:p>
+      <w:pPr>
+        <w:rPr>
+          <w:lang w:val="vi-VN"/>
+        </w:rPr>
+      </w:pPr>
+    </w:p>
+    <w:p>
+      <w:proofErr w:type="spellStart"/>
+      <w:r>
+        <w:rPr>
+          <w:b/>
+          <w:bCs/>
+        </w:rPr>
+        <w:lastRenderedPageBreak/>
+        <w:t>t_hash</w:t>
+      </w:r>
+      <w:proofErr w:type="spellEnd"/>
+      <w:r>
+        <w:rPr>
+          <w:b/>
+          <w:bCs/>
+        </w:rPr>
+        <w:t>(3)</w:t>
+      </w:r>
+      <w:r>
+        <w:t xml:space="preserve"> for window "caba" (removing T[2]='a'=1, adding T[6]='a'=1):</w:t>
+      </w:r>
+    </w:p>
+    <w:p>
+      <w:pPr>
+        <w:pStyle w:val="Pseudocode"/>
+      </w:pPr>
+      <w:proofErr w:type="spellStart"/>
+      <w:r>
+        <w:t>t_hash</w:t>
+      </w:r>
+      <w:proofErr w:type="spellEnd"/>
+      <w:r>
+        <w:t>(3) = (10 * (12 - 1 * 12) + 1) mod 13</w:t>
+      </w:r>
+    </w:p>
+    <w:p>
+      <w:pPr>
+        <w:pStyle w:val="Pseudocode"/>
+      </w:pPr>
+      <w:r>
+        <w:t xml:space="preserve">          = (10 * 0 + 1) mod 13</w:t>
+      </w:r>
+    </w:p>
+    <w:p>
+      <w:pPr>
+        <w:pStyle w:val="Pseudocode"/>
+        <w:rPr>
+          <w:lang w:val="vi-VN"/>
+        </w:rPr>
+      </w:pPr>
+      <w:r>
+        <w:t xml:space="preserve">          = 1</w:t>
+      </w:r>
+    </w:p>
+    <w:p>
+      <w:pPr>
+        <w:rPr>
+          <w:lang w:val="vi-VN"/>
+        </w:rPr>
+      </w:pPr>
+    </w:p>
+    <w:p>
+      <w:proofErr w:type="spellStart"/>
+      <w:r>
+        <w:rPr>
+          <w:b/>
+          <w:bCs/>
+        </w:rPr>
+        <w:t>t_hash</w:t>
+      </w:r>
+      <w:proofErr w:type="spellEnd"/>
+      <w:r>
+        <w:rPr>
+          <w:b/>
+          <w:bCs/>
+        </w:rPr>
+        <w:t>(4)</w:t>
+      </w:r>
+      <w:r>
+        <w:t xml:space="preserve"> for window "</w:t>
+      </w:r>
+      <w:proofErr w:type="spellStart"/>
+      <w:r>
+        <w:t>abab</w:t>
+      </w:r>
+      <w:proofErr w:type="spellEnd"/>
+      <w:r>
+        <w:t>" (removing T[3]='c'=3, adding T[7]='b'=2):</w:t>
+      </w:r>
+    </w:p>
+    <w:p>
+      <w:pPr>
+        <w:pStyle w:val="Pseudocode"/>
+      </w:pPr>
+      <w:proofErr w:type="spellStart"/>
+      <w:r>
+        <w:t>t_hash</w:t>
+      </w:r>
+      <w:proofErr w:type="spellEnd"/>
+      <w:r>
+        <w:t>(4) = (10 * (1 - 3 * 12) + 2) mod 13</w:t>
+      </w:r>
+    </w:p>
+    <w:p>
+      <w:pPr>
+        <w:pStyle w:val="Pseudocode"/>
+      </w:pPr>
+      <w:r>
         <w:t xml:space="preserve">          = (10 * (-35) + 2) mod 13</w:t>
       </w:r>
     </w:p>
@@ -5197,7 +5662,39 @@
         </w:rPr>
       </w:pPr>
       <w:r>
-        <w:t xml:space="preserve">At shift s = 4, t_hash(4) = 3 = p_hash. A character-by-character verification is triggered: T[4..7] = "abab" matches P[0..3] = "abab". </w:t>
+        <w:t xml:space="preserve">At shift s = 4, </w:t>
+      </w:r>
+      <w:proofErr w:type="spellStart"/>
+      <w:r>
+        <w:t>t_hash</w:t>
+      </w:r>
+      <w:proofErr w:type="spellEnd"/>
+      <w:r>
+        <w:t xml:space="preserve">(4) = 3 = </w:t>
+      </w:r>
+      <w:proofErr w:type="spellStart"/>
+      <w:r>
+        <w:t>p_hash</w:t>
+      </w:r>
+      <w:proofErr w:type="spellEnd"/>
+      <w:r>
+        <w:t>. A character-by-character verification is triggered: T[4..7] = "</w:t>
+      </w:r>
+      <w:proofErr w:type="spellStart"/>
+      <w:r>
+        <w:t>abab</w:t>
+      </w:r>
+      <w:proofErr w:type="spellEnd"/>
+      <w:r>
+        <w:t>" matches P[0..3] = "</w:t>
+      </w:r>
+      <w:proofErr w:type="spellStart"/>
+      <w:r>
+        <w:t>abab</w:t>
+      </w:r>
+      <w:proofErr w:type="spellEnd"/>
+      <w:r>
+        <w:t xml:space="preserve">". </w:t>
       </w:r>
       <w:r>
         <w:rPr>
@@ -6476,7 +6973,15 @@
         <w:t xml:space="preserve"> – cases </w:t>
       </w:r>
       <w:r>
-        <w:t>where a window's hash matches p_hash but the actual characters do not, forcing an unnecessary verification. If such collisions occur frequently due to a poorly chosen prime modulus, performance degrades to O(n</w:t>
+        <w:t xml:space="preserve">where a window's hash matches </w:t>
+      </w:r>
+      <w:proofErr w:type="spellStart"/>
+      <w:r>
+        <w:t>p_hash</w:t>
+      </w:r>
+      <w:proofErr w:type="spellEnd"/>
+      <w:r>
+        <w:t xml:space="preserve"> but the actual characters do not, forcing an unnecessary verification. If such collisions occur frequently due to a poorly chosen prime modulus, performance degrades to O(n</w:t>
       </w:r>
       <w:r>
         <w:rPr>
@@ -6862,7 +7367,15 @@
         </w:rPr>
       </w:pPr>
       <w:r>
-        <w:t xml:space="preserve">for i = 0 to (n - 1): </w:t>
+        <w:t xml:space="preserve">for </w:t>
+      </w:r>
+      <w:proofErr w:type="spellStart"/>
+      <w:r>
+        <w:t>i</w:t>
+      </w:r>
+      <w:proofErr w:type="spellEnd"/>
+      <w:r>
+        <w:t xml:space="preserve"> = 0 to (n - 1): </w:t>
       </w:r>
     </w:p>
     <w:p>
@@ -6880,7 +7393,15 @@
         <w:t xml:space="preserve">   </w:t>
       </w:r>
       <w:r>
-        <w:t xml:space="preserve">while q &gt; 0 and P[q] != T[i]: </w:t>
+        <w:t>while q &gt; 0 and P[q] != T[</w:t>
+      </w:r>
+      <w:proofErr w:type="spellStart"/>
+      <w:r>
+        <w:t>i</w:t>
+      </w:r>
+      <w:proofErr w:type="spellEnd"/>
+      <w:r>
+        <w:t xml:space="preserve">]: </w:t>
       </w:r>
     </w:p>
     <w:p>
@@ -6910,7 +7431,15 @@
         </w:rPr>
       </w:pPr>
       <w:r>
-        <w:t xml:space="preserve">if P[q] == T[i]: </w:t>
+        <w:t>if P[q] == T[</w:t>
+      </w:r>
+      <w:proofErr w:type="spellStart"/>
+      <w:r>
+        <w:t>i</w:t>
+      </w:r>
+      <w:proofErr w:type="spellEnd"/>
+      <w:r>
+        <w:t xml:space="preserve">]: </w:t>
       </w:r>
     </w:p>
     <w:p>
@@ -6958,7 +7487,15 @@
         <w:t xml:space="preserve">   </w:t>
       </w:r>
       <w:r>
-        <w:t xml:space="preserve">print "Pattern found at shift" (i - m + 1) </w:t>
+        <w:t>print "Pattern found at shift" (</w:t>
+      </w:r>
+      <w:proofErr w:type="spellStart"/>
+      <w:r>
+        <w:t>i</w:t>
+      </w:r>
+      <w:proofErr w:type="spellEnd"/>
+      <w:r>
+        <w:t xml:space="preserve"> - m + 1) </w:t>
       </w:r>
     </w:p>
     <w:p>
@@ -7011,7 +7548,15 @@
         </w:rPr>
       </w:pPr>
       <w:r>
-        <w:t>Using T = "abacabab" (n = 8)</w:t>
+        <w:t>Using T = "</w:t>
+      </w:r>
+      <w:proofErr w:type="spellStart"/>
+      <w:r>
+        <w:t>abacabab</w:t>
+      </w:r>
+      <w:proofErr w:type="spellEnd"/>
+      <w:r>
+        <w:t>" (n = 8)</w:t>
       </w:r>
       <w:r>
         <w:rPr>
@@ -7020,7 +7565,15 @@
         <w:t xml:space="preserve"> and </w:t>
       </w:r>
       <w:r>
-        <w:t>P = "abab" (m = 4)</w:t>
+        <w:t>P = "</w:t>
+      </w:r>
+      <w:proofErr w:type="spellStart"/>
+      <w:r>
+        <w:t>abab</w:t>
+      </w:r>
+      <w:proofErr w:type="spellEnd"/>
+      <w:r>
+        <w:t>" (m = 4)</w:t>
       </w:r>
       <w:r>
         <w:rPr>
@@ -7210,7 +7763,15 @@
         <w:t>Index 2, P[2] = 'a' (examining P[0..2] = "aba"):</w:t>
       </w:r>
       <w:r>
-        <w:t xml:space="preserve"> The proper prefixes of "aba" are: {"a", "ab"}. The proper suffixes are: {"a", "ba"}. The longest string appearing in both sets is "a" (length 1).</w:t>
+        <w:t xml:space="preserve"> The proper prefixes of "aba" are: {"a", "ab"}. The proper suffixes are: {"a", "</w:t>
+      </w:r>
+      <w:proofErr w:type="spellStart"/>
+      <w:r>
+        <w:t>ba</w:t>
+      </w:r>
+      <w:proofErr w:type="spellEnd"/>
+      <w:r>
+        <w:t>"}. The longest string appearing in both sets is "a" (length 1).</w:t>
       </w:r>
     </w:p>
     <w:p>
@@ -7269,246 +7830,314 @@
           <w:b/>
           <w:bCs/>
         </w:rPr>
-        <w:t>Index 3, P[3] = 'b' (examining P[0..3] = "abab"):</w:t>
-      </w:r>
-      <w:r>
-        <w:t xml:space="preserve"> The proper prefixes of "abab" are: {"a", "ab", "aba"}. The proper suffixes are: {"b", "ab", "bab"}. The longest string appearing in both sets is "ab" (length 2).</w:t>
-      </w:r>
-    </w:p>
-    <w:p>
-      <w:pPr>
-        <w:pStyle w:val="Pseudocode"/>
-        <w:rPr>
-          <w:lang w:val="vi-VN"/>
-        </w:rPr>
-      </w:pPr>
-      <w:r>
-        <w:rPr>
-          <w:lang w:val="vi-VN"/>
-        </w:rPr>
-        <w:t>failure[</w:t>
-      </w:r>
-      <w:r>
-        <w:rPr>
-          <w:lang w:val="vi-VN"/>
-        </w:rPr>
-        <w:t>3</w:t>
-      </w:r>
-      <w:r>
-        <w:rPr>
-          <w:lang w:val="vi-VN"/>
-        </w:rPr>
-        <w:t xml:space="preserve">] = </w:t>
-      </w:r>
-      <w:r>
-        <w:rPr>
-          <w:lang w:val="vi-VN"/>
-        </w:rPr>
-        <w:t>2</w:t>
-      </w:r>
-    </w:p>
-    <w:p>
-      <w:pPr>
-        <w:rPr>
-          <w:lang w:val="vi-VN"/>
-        </w:rPr>
-      </w:pPr>
-    </w:p>
-    <w:p>
-      <w:pPr>
+        <w:t>Index 3, P[3] = 'b' (examining P[0..3] = "</w:t>
+      </w:r>
+      <w:proofErr w:type="spellStart"/>
+      <w:r>
         <w:rPr>
           <w:b/>
           <w:bCs/>
-          <w:lang w:val="vi-VN"/>
-        </w:rPr>
-      </w:pPr>
+        </w:rPr>
+        <w:t>abab</w:t>
+      </w:r>
+      <w:proofErr w:type="spellEnd"/>
       <w:r>
         <w:rPr>
           <w:b/>
           <w:bCs/>
         </w:rPr>
-        <w:t>Search Phase</w:t>
-      </w:r>
-      <w:r>
+        <w:t>"):</w:t>
+      </w:r>
+      <w:r>
+        <w:t xml:space="preserve"> The proper prefixes of "</w:t>
+      </w:r>
+      <w:proofErr w:type="spellStart"/>
+      <w:r>
+        <w:t>abab</w:t>
+      </w:r>
+      <w:proofErr w:type="spellEnd"/>
+      <w:r>
+        <w:t>" are: {"a", "ab", "aba"}. The proper suffixes are: {"b", "ab", "</w:t>
+      </w:r>
+      <w:proofErr w:type="spellStart"/>
+      <w:r>
+        <w:t>bab</w:t>
+      </w:r>
+      <w:proofErr w:type="spellEnd"/>
+      <w:r>
+        <w:t>"}. The longest string appearing in both sets is "ab" (length 2).</w:t>
+      </w:r>
+    </w:p>
+    <w:p>
+      <w:pPr>
+        <w:pStyle w:val="Pseudocode"/>
+        <w:rPr>
+          <w:lang w:val="vi-VN"/>
+        </w:rPr>
+      </w:pPr>
+      <w:r>
+        <w:rPr>
+          <w:lang w:val="vi-VN"/>
+        </w:rPr>
+        <w:t>failure[</w:t>
+      </w:r>
+      <w:r>
+        <w:rPr>
+          <w:lang w:val="vi-VN"/>
+        </w:rPr>
+        <w:t>3</w:t>
+      </w:r>
+      <w:r>
+        <w:rPr>
+          <w:lang w:val="vi-VN"/>
+        </w:rPr>
+        <w:t xml:space="preserve">] = </w:t>
+      </w:r>
+      <w:r>
+        <w:rPr>
+          <w:lang w:val="vi-VN"/>
+        </w:rPr>
+        <w:t>2</w:t>
+      </w:r>
+    </w:p>
+    <w:p>
+      <w:pPr>
+        <w:rPr>
+          <w:lang w:val="vi-VN"/>
+        </w:rPr>
+      </w:pPr>
+    </w:p>
+    <w:p>
+      <w:pPr>
         <w:rPr>
           <w:b/>
           <w:bCs/>
           <w:lang w:val="vi-VN"/>
         </w:rPr>
-        <w:t xml:space="preserve"> –</w:t>
-      </w:r>
+      </w:pPr>
       <w:r>
         <w:rPr>
           <w:b/>
           <w:bCs/>
         </w:rPr>
-        <w:t xml:space="preserve"> </w:t>
+        <w:t>Search Phase</w:t>
       </w:r>
       <w:r>
         <w:rPr>
           <w:b/>
           <w:bCs/>
-        </w:rPr>
-        <w:t>Matching Against Text T</w:t>
+          <w:lang w:val="vi-VN"/>
+        </w:rPr>
+        <w:t xml:space="preserve"> –</w:t>
       </w:r>
       <w:r>
         <w:rPr>
           <w:b/>
           <w:bCs/>
         </w:rPr>
-        <w:t>:</w:t>
-      </w:r>
-    </w:p>
-    <w:p>
-      <w:pPr>
-        <w:rPr>
-          <w:lang w:val="vi-VN"/>
-        </w:rPr>
-      </w:pPr>
-      <w:r>
-        <w:t>The variable q tracks how many characters of P have been successfully matched against the current position in T.</w:t>
-      </w:r>
-    </w:p>
-    <w:p>
-      <w:pPr>
-        <w:rPr>
-          <w:lang w:val="vi-VN"/>
-        </w:rPr>
-      </w:pPr>
-      <w:r>
-        <w:rPr>
-          <w:lang w:val="vi-VN"/>
-        </w:rPr>
-        <w:t xml:space="preserve">- </w:t>
+        <w:t xml:space="preserve"> </w:t>
       </w:r>
       <w:r>
         <w:rPr>
           <w:b/>
           <w:bCs/>
         </w:rPr>
-        <w:t>i = 0, T[0] = 'a':</w:t>
-      </w:r>
-      <w:r>
-        <w:t xml:space="preserve"> Compare P[q] = P[0] = 'a' with T[0] = 'a'. → Match. q advances from 0 to 1.</w:t>
-      </w:r>
-    </w:p>
-    <w:p>
-      <w:pPr>
-        <w:pStyle w:val="Pseudocode"/>
-        <w:rPr>
-          <w:lang w:val="vi-VN"/>
-        </w:rPr>
-      </w:pPr>
-      <w:r>
-        <w:rPr>
-          <w:lang w:val="vi-VN"/>
-        </w:rPr>
-        <w:t>q = 1</w:t>
-      </w:r>
-    </w:p>
-    <w:p>
-      <w:pPr>
-        <w:rPr>
-          <w:lang w:val="vi-VN"/>
-        </w:rPr>
-      </w:pPr>
-    </w:p>
-    <w:p>
-      <w:r>
-        <w:rPr>
-          <w:lang w:val="vi-VN"/>
-        </w:rPr>
-        <w:t xml:space="preserve">- </w:t>
+        <w:t>Matching Against Text T</w:t>
       </w:r>
       <w:r>
         <w:rPr>
           <w:b/>
           <w:bCs/>
         </w:rPr>
-        <w:t>i = 1, T[1] = 'b':</w:t>
-      </w:r>
-      <w:r>
-        <w:t xml:space="preserve"> Compare P[q] = P[1] = 'b' with T[1] = 'b'. → Match. q advances from 1 to 2. </w:t>
-      </w:r>
-    </w:p>
-    <w:p>
-      <w:pPr>
-        <w:pStyle w:val="Pseudocode"/>
-        <w:rPr>
-          <w:lang w:val="vi-VN"/>
-        </w:rPr>
-      </w:pPr>
-      <w:r>
-        <w:rPr>
-          <w:lang w:val="vi-VN"/>
-        </w:rPr>
-        <w:t>q = 2</w:t>
-      </w:r>
-    </w:p>
-    <w:p>
-      <w:pPr>
-        <w:rPr>
-          <w:lang w:val="vi-VN"/>
-        </w:rPr>
-      </w:pPr>
-    </w:p>
-    <w:p>
+        <w:t>:</w:t>
+      </w:r>
+    </w:p>
+    <w:p>
+      <w:pPr>
+        <w:rPr>
+          <w:lang w:val="vi-VN"/>
+        </w:rPr>
+      </w:pPr>
+      <w:r>
+        <w:t>The variable q tracks how many characters of P have been successfully matched against the current position in T.</w:t>
+      </w:r>
+    </w:p>
+    <w:p>
+      <w:pPr>
+        <w:rPr>
+          <w:lang w:val="vi-VN"/>
+        </w:rPr>
+      </w:pPr>
       <w:r>
         <w:rPr>
           <w:lang w:val="vi-VN"/>
         </w:rPr>
         <w:t xml:space="preserve">- </w:t>
       </w:r>
+      <w:proofErr w:type="spellStart"/>
       <w:r>
         <w:rPr>
           <w:b/>
           <w:bCs/>
         </w:rPr>
-        <w:t>i = 2, T[2] = 'a':</w:t>
-      </w:r>
-      <w:r>
-        <w:t xml:space="preserve"> Compare P[q] = P[2] = 'a' with T[2] = 'a'. → Match. q advances from 2 to 3. </w:t>
-      </w:r>
-    </w:p>
-    <w:p>
-      <w:pPr>
-        <w:pStyle w:val="Pseudocode"/>
-        <w:rPr>
-          <w:lang w:val="vi-VN"/>
-        </w:rPr>
-      </w:pPr>
-      <w:r>
-        <w:rPr>
-          <w:lang w:val="vi-VN"/>
-        </w:rPr>
-        <w:t>q = 3</w:t>
-      </w:r>
-    </w:p>
-    <w:p>
-      <w:pPr>
-        <w:rPr>
-          <w:lang w:val="vi-VN"/>
-        </w:rPr>
-      </w:pPr>
-    </w:p>
-    <w:p>
-      <w:pPr>
-        <w:rPr>
-          <w:lang w:val="vi-VN"/>
-        </w:rPr>
-      </w:pPr>
-      <w:r>
-        <w:rPr>
-          <w:lang w:val="vi-VN"/>
-        </w:rPr>
-        <w:t xml:space="preserve">- </w:t>
-      </w:r>
+        <w:t>i</w:t>
+      </w:r>
+      <w:proofErr w:type="spellEnd"/>
       <w:r>
         <w:rPr>
           <w:b/>
           <w:bCs/>
         </w:rPr>
-        <w:t>i = 3, T[3] = 'c':</w:t>
+        <w:t xml:space="preserve"> = 0, T[0] = 'a':</w:t>
+      </w:r>
+      <w:r>
+        <w:t xml:space="preserve"> Compare P[q] = P[0] = 'a' with T[0] = 'a'. → Match. q advances from 0 to 1.</w:t>
+      </w:r>
+    </w:p>
+    <w:p>
+      <w:pPr>
+        <w:pStyle w:val="Pseudocode"/>
+        <w:rPr>
+          <w:lang w:val="vi-VN"/>
+        </w:rPr>
+      </w:pPr>
+      <w:r>
+        <w:rPr>
+          <w:lang w:val="vi-VN"/>
+        </w:rPr>
+        <w:t>q = 1</w:t>
+      </w:r>
+    </w:p>
+    <w:p>
+      <w:pPr>
+        <w:rPr>
+          <w:lang w:val="vi-VN"/>
+        </w:rPr>
+      </w:pPr>
+    </w:p>
+    <w:p>
+      <w:r>
+        <w:rPr>
+          <w:lang w:val="vi-VN"/>
+        </w:rPr>
+        <w:t xml:space="preserve">- </w:t>
+      </w:r>
+      <w:proofErr w:type="spellStart"/>
+      <w:r>
+        <w:rPr>
+          <w:b/>
+          <w:bCs/>
+        </w:rPr>
+        <w:t>i</w:t>
+      </w:r>
+      <w:proofErr w:type="spellEnd"/>
+      <w:r>
+        <w:rPr>
+          <w:b/>
+          <w:bCs/>
+        </w:rPr>
+        <w:t xml:space="preserve"> = 1, T[1] = 'b':</w:t>
+      </w:r>
+      <w:r>
+        <w:t xml:space="preserve"> Compare P[q] = P[1] = 'b' with T[1] = 'b'. → Match. q advances from 1 to 2. </w:t>
+      </w:r>
+    </w:p>
+    <w:p>
+      <w:pPr>
+        <w:pStyle w:val="Pseudocode"/>
+        <w:rPr>
+          <w:lang w:val="vi-VN"/>
+        </w:rPr>
+      </w:pPr>
+      <w:r>
+        <w:rPr>
+          <w:lang w:val="vi-VN"/>
+        </w:rPr>
+        <w:t>q = 2</w:t>
+      </w:r>
+    </w:p>
+    <w:p>
+      <w:pPr>
+        <w:rPr>
+          <w:lang w:val="vi-VN"/>
+        </w:rPr>
+      </w:pPr>
+    </w:p>
+    <w:p>
+      <w:r>
+        <w:rPr>
+          <w:lang w:val="vi-VN"/>
+        </w:rPr>
+        <w:t xml:space="preserve">- </w:t>
+      </w:r>
+      <w:proofErr w:type="spellStart"/>
+      <w:r>
+        <w:rPr>
+          <w:b/>
+          <w:bCs/>
+        </w:rPr>
+        <w:t>i</w:t>
+      </w:r>
+      <w:proofErr w:type="spellEnd"/>
+      <w:r>
+        <w:rPr>
+          <w:b/>
+          <w:bCs/>
+        </w:rPr>
+        <w:t xml:space="preserve"> = 2, T[2] = 'a':</w:t>
+      </w:r>
+      <w:r>
+        <w:t xml:space="preserve"> Compare P[q] = P[2] = 'a' with T[2] = 'a'. → Match. q advances from 2 to 3. </w:t>
+      </w:r>
+    </w:p>
+    <w:p>
+      <w:pPr>
+        <w:pStyle w:val="Pseudocode"/>
+        <w:rPr>
+          <w:lang w:val="vi-VN"/>
+        </w:rPr>
+      </w:pPr>
+      <w:r>
+        <w:rPr>
+          <w:lang w:val="vi-VN"/>
+        </w:rPr>
+        <w:t>q = 3</w:t>
+      </w:r>
+    </w:p>
+    <w:p>
+      <w:pPr>
+        <w:rPr>
+          <w:lang w:val="vi-VN"/>
+        </w:rPr>
+      </w:pPr>
+    </w:p>
+    <w:p>
+      <w:pPr>
+        <w:rPr>
+          <w:lang w:val="vi-VN"/>
+        </w:rPr>
+      </w:pPr>
+      <w:r>
+        <w:rPr>
+          <w:lang w:val="vi-VN"/>
+        </w:rPr>
+        <w:t xml:space="preserve">- </w:t>
+      </w:r>
+      <w:proofErr w:type="spellStart"/>
+      <w:r>
+        <w:rPr>
+          <w:b/>
+          <w:bCs/>
+        </w:rPr>
+        <w:t>i</w:t>
+      </w:r>
+      <w:proofErr w:type="spellEnd"/>
+      <w:r>
+        <w:rPr>
+          <w:b/>
+          <w:bCs/>
+        </w:rPr>
+        <w:t xml:space="preserve"> = 3, T[3] = 'c':</w:t>
       </w:r>
       <w:r>
         <w:t xml:space="preserve"> Compare P[q] = P[3] = 'b' with T[3] = 'c'. → Mismatch.</w:t>
@@ -7586,7 +8215,15 @@
         <w:t>:</w:t>
       </w:r>
       <w:r>
-        <w:t xml:space="preserve"> Unlike the Naïve algorithm, which would restart entirely at shift s = 1, KMP correctly determines there is no useful prefix of P that can be preserved, and simply advances i. No shift is wasted on the intermediate positions.</w:t>
+        <w:t xml:space="preserve"> Unlike the Naïve algorithm, which would restart entirely at shift s = 1, KMP correctly determines there is no useful prefix of P that can be preserved, and simply advances </w:t>
+      </w:r>
+      <w:proofErr w:type="spellStart"/>
+      <w:r>
+        <w:t>i</w:t>
+      </w:r>
+      <w:proofErr w:type="spellEnd"/>
+      <w:r>
+        <w:t>. No shift is wasted on the intermediate positions.</w:t>
       </w:r>
     </w:p>
     <w:p>
@@ -7622,69 +8259,30 @@
         </w:rPr>
         <w:t xml:space="preserve">- </w:t>
       </w:r>
+      <w:proofErr w:type="spellStart"/>
       <w:r>
         <w:rPr>
           <w:b/>
           <w:bCs/>
         </w:rPr>
-        <w:t>i = 4, T[4] = 'a':</w:t>
-      </w:r>
-      <w:r>
-        <w:t xml:space="preserve"> Compare </w:t>
-      </w:r>
-      <w:r>
-        <w:t xml:space="preserve">P[q] = </w:t>
-      </w:r>
-      <w:r>
-        <w:t>P[0] = 'a' with T[4] = 'a'. → Match. q advances from 0 to 1.</w:t>
-      </w:r>
-    </w:p>
-    <w:p>
-      <w:pPr>
-        <w:pStyle w:val="Pseudocode"/>
-        <w:rPr>
-          <w:lang w:val="vi-VN"/>
-        </w:rPr>
-      </w:pPr>
-      <w:r>
-        <w:rPr>
-          <w:lang w:val="vi-VN"/>
-        </w:rPr>
-        <w:t>q = 1</w:t>
-      </w:r>
-    </w:p>
-    <w:p>
-      <w:pPr>
-        <w:rPr>
-          <w:lang w:val="vi-VN"/>
-        </w:rPr>
-      </w:pPr>
-    </w:p>
-    <w:p>
-      <w:r>
-        <w:rPr>
-          <w:lang w:val="vi-VN"/>
-        </w:rPr>
-        <w:t xml:space="preserve">- </w:t>
-      </w:r>
+        <w:t>i</w:t>
+      </w:r>
+      <w:proofErr w:type="spellEnd"/>
       <w:r>
         <w:rPr>
           <w:b/>
           <w:bCs/>
         </w:rPr>
-        <w:t xml:space="preserve">i = 5, T[5] = 'b': </w:t>
-      </w:r>
-      <w:r>
-        <w:t xml:space="preserve">Compare </w:t>
+        <w:t xml:space="preserve"> = 4, T[4] = 'a':</w:t>
+      </w:r>
+      <w:r>
+        <w:t xml:space="preserve"> Compare </w:t>
       </w:r>
       <w:r>
         <w:t xml:space="preserve">P[q] = </w:t>
       </w:r>
       <w:r>
-        <w:t>P[1] = 'b' with T[5] = 'b'</w:t>
-      </w:r>
-      <w:r>
-        <w:t xml:space="preserve">. → Match. q advances from 1 to 2. </w:t>
+        <w:t>P[0] = 'a' with T[4] = 'a'. → Match. q advances from 0 to 1.</w:t>
       </w:r>
     </w:p>
     <w:p>
@@ -7698,51 +8296,50 @@
         <w:rPr>
           <w:lang w:val="vi-VN"/>
         </w:rPr>
-        <w:t>q = 2</w:t>
-      </w:r>
-    </w:p>
-    <w:p>
-      <w:pPr>
-        <w:rPr>
-          <w:lang w:val="vi-VN"/>
-        </w:rPr>
-      </w:pPr>
-    </w:p>
-    <w:p>
-      <w:pPr>
-        <w:rPr>
-          <w:lang w:val="vi-VN"/>
-        </w:rPr>
-      </w:pPr>
+        <w:t>q = 1</w:t>
+      </w:r>
+    </w:p>
+    <w:p>
+      <w:pPr>
+        <w:rPr>
+          <w:lang w:val="vi-VN"/>
+        </w:rPr>
+      </w:pPr>
+    </w:p>
+    <w:p>
+      <w:r>
+        <w:rPr>
+          <w:lang w:val="vi-VN"/>
+        </w:rPr>
+        <w:t xml:space="preserve">- </w:t>
+      </w:r>
+      <w:proofErr w:type="spellStart"/>
       <w:r>
         <w:rPr>
           <w:b/>
           <w:bCs/>
-          <w:lang w:val="vi-VN"/>
-        </w:rPr>
-        <w:t xml:space="preserve">- </w:t>
-      </w:r>
+        </w:rPr>
+        <w:t>i</w:t>
+      </w:r>
+      <w:proofErr w:type="spellEnd"/>
       <w:r>
         <w:rPr>
           <w:b/>
           <w:bCs/>
         </w:rPr>
-        <w:t>i = 6, T[6] = 'a':</w:t>
-      </w:r>
-      <w:r>
-        <w:t xml:space="preserve"> Compare </w:t>
-      </w:r>
-      <w:r>
-        <w:t xml:space="preserve">P[q] </w:t>
-      </w:r>
-      <w:r>
-        <w:rPr>
-          <w:lang w:val="vi-VN"/>
-        </w:rPr>
-        <w:t xml:space="preserve">= </w:t>
-      </w:r>
-      <w:r>
-        <w:t>P[2] = 'a' with T[6] = 'a'. → Match. q advances from 2 to 3.</w:t>
+        <w:t xml:space="preserve"> = 5, T[5] = 'b': </w:t>
+      </w:r>
+      <w:r>
+        <w:t xml:space="preserve">Compare </w:t>
+      </w:r>
+      <w:r>
+        <w:t xml:space="preserve">P[q] = </w:t>
+      </w:r>
+      <w:r>
+        <w:t>P[1] = 'b' with T[5] = 'b'</w:t>
+      </w:r>
+      <w:r>
+        <w:t xml:space="preserve">. → Match. q advances from 1 to 2. </w:t>
       </w:r>
     </w:p>
     <w:p>
@@ -7756,7 +8353,7 @@
         <w:rPr>
           <w:lang w:val="vi-VN"/>
         </w:rPr>
-        <w:t>q = 3</w:t>
+        <w:t>q = 2</w:t>
       </w:r>
     </w:p>
     <w:p>
@@ -7780,12 +8377,88 @@
         </w:rPr>
         <w:t xml:space="preserve">- </w:t>
       </w:r>
+      <w:proofErr w:type="spellStart"/>
       <w:r>
         <w:rPr>
           <w:b/>
           <w:bCs/>
         </w:rPr>
-        <w:t>i = 7, T[7] = 'b':</w:t>
+        <w:t>i</w:t>
+      </w:r>
+      <w:proofErr w:type="spellEnd"/>
+      <w:r>
+        <w:rPr>
+          <w:b/>
+          <w:bCs/>
+        </w:rPr>
+        <w:t xml:space="preserve"> = 6, T[6] = 'a':</w:t>
+      </w:r>
+      <w:r>
+        <w:t xml:space="preserve"> Compare </w:t>
+      </w:r>
+      <w:r>
+        <w:t xml:space="preserve">P[q] </w:t>
+      </w:r>
+      <w:r>
+        <w:rPr>
+          <w:lang w:val="vi-VN"/>
+        </w:rPr>
+        <w:t xml:space="preserve">= </w:t>
+      </w:r>
+      <w:r>
+        <w:t>P[2] = 'a' with T[6] = 'a'. → Match. q advances from 2 to 3.</w:t>
+      </w:r>
+    </w:p>
+    <w:p>
+      <w:pPr>
+        <w:pStyle w:val="Pseudocode"/>
+        <w:rPr>
+          <w:lang w:val="vi-VN"/>
+        </w:rPr>
+      </w:pPr>
+      <w:r>
+        <w:rPr>
+          <w:lang w:val="vi-VN"/>
+        </w:rPr>
+        <w:t>q = 3</w:t>
+      </w:r>
+    </w:p>
+    <w:p>
+      <w:pPr>
+        <w:rPr>
+          <w:lang w:val="vi-VN"/>
+        </w:rPr>
+      </w:pPr>
+    </w:p>
+    <w:p>
+      <w:pPr>
+        <w:rPr>
+          <w:lang w:val="vi-VN"/>
+        </w:rPr>
+      </w:pPr>
+      <w:r>
+        <w:rPr>
+          <w:b/>
+          <w:bCs/>
+          <w:lang w:val="vi-VN"/>
+        </w:rPr>
+        <w:t xml:space="preserve">- </w:t>
+      </w:r>
+      <w:proofErr w:type="spellStart"/>
+      <w:r>
+        <w:rPr>
+          <w:b/>
+          <w:bCs/>
+        </w:rPr>
+        <w:t>i</w:t>
+      </w:r>
+      <w:proofErr w:type="spellEnd"/>
+      <w:r>
+        <w:rPr>
+          <w:b/>
+          <w:bCs/>
+        </w:rPr>
+        <w:t xml:space="preserve"> = 7, T[7] = 'b':</w:t>
       </w:r>
       <w:r>
         <w:t xml:space="preserve"> Compare P[3] = 'b' with T[7] = 'b'. → Match. q advances from 3 to 4.</w:t>
@@ -7820,7 +8493,23 @@
           <w:b/>
           <w:bCs/>
         </w:rPr>
-        <w:t xml:space="preserve"> shift i − m + 1 = 7 − 4 + 1 = 4.</w:t>
+        <w:t xml:space="preserve"> shift </w:t>
+      </w:r>
+      <w:proofErr w:type="spellStart"/>
+      <w:r>
+        <w:rPr>
+          <w:b/>
+          <w:bCs/>
+        </w:rPr>
+        <w:t>i</w:t>
+      </w:r>
+      <w:proofErr w:type="spellEnd"/>
+      <w:r>
+        <w:rPr>
+          <w:b/>
+          <w:bCs/>
+        </w:rPr>
+        <w:t xml:space="preserve"> − m + 1 = 7 − 4 + 1 = 4.</w:t>
       </w:r>
     </w:p>
     <w:p>
@@ -9335,7 +10024,15 @@
         <w:t>from right to left</w:t>
       </w:r>
       <w:r>
-        <w:t xml:space="preserve"> rather than from left to right. This seemingly minor change, combined with two powerful shift heuristics, enables the algorithm to skip over large portions of the text with each mismatch, achieving sub-linear average-case behaviour </w:t>
+        <w:t xml:space="preserve"> rather than from left to right. This seemingly minor change, combined with two powerful shift heuristics, enables the algorithm to skip over large portions of the text with each mismatch, achieving sub-linear average-case </w:t>
+      </w:r>
+      <w:proofErr w:type="spellStart"/>
+      <w:r>
+        <w:t>behaviour</w:t>
+      </w:r>
+      <w:proofErr w:type="spellEnd"/>
+      <w:r>
+        <w:t xml:space="preserve"> </w:t>
       </w:r>
       <w:r>
         <w:t>–</w:t>
@@ -9396,7 +10093,15 @@
         <w:t>grep</w:t>
       </w:r>
       <w:r>
-        <w:t xml:space="preserve"> utility and is the default search engine in many text editors and word processors. Its sub-linear behaviour makes it the preferred choice for large-scale applications such as file content indexing, antivirus signature scanning, and network intrusion detection, where the text may be hundreds of megabytes in length.</w:t>
+        <w:t xml:space="preserve"> utility and is the default search engine in many text editors and word processors. Its sub-linear </w:t>
+      </w:r>
+      <w:proofErr w:type="spellStart"/>
+      <w:r>
+        <w:t>behaviour</w:t>
+      </w:r>
+      <w:proofErr w:type="spellEnd"/>
+      <w:r>
+        <w:t xml:space="preserve"> makes it the preferred choice for large-scale applications such as file content indexing, antivirus signature scanning, and network intrusion detection, where the text may be hundreds of megabytes in length.</w:t>
       </w:r>
     </w:p>
     <w:p>
@@ -9432,7 +10137,15 @@
         </w:rPr>
       </w:pPr>
       <w:r>
-        <w:t xml:space="preserve">BUILD-BAD-CHARACTER-TABLE(P, alphabet_size): </w:t>
+        <w:t xml:space="preserve">BUILD-BAD-CHARACTER-TABLE(P, </w:t>
+      </w:r>
+      <w:proofErr w:type="spellStart"/>
+      <w:r>
+        <w:t>alphabet_size</w:t>
+      </w:r>
+      <w:proofErr w:type="spellEnd"/>
+      <w:r>
+        <w:t xml:space="preserve">): </w:t>
       </w:r>
     </w:p>
     <w:p>
@@ -9448,8 +10161,21 @@
         </w:rPr>
         <w:t xml:space="preserve">   </w:t>
       </w:r>
-      <w:r>
-        <w:t>bad_char = array of size alphabet_size, initialized to -1</w:t>
+      <w:proofErr w:type="spellStart"/>
+      <w:r>
+        <w:t>bad_char</w:t>
+      </w:r>
+      <w:proofErr w:type="spellEnd"/>
+      <w:r>
+        <w:t xml:space="preserve"> = array of size </w:t>
+      </w:r>
+      <w:proofErr w:type="spellStart"/>
+      <w:r>
+        <w:t>alphabet_size</w:t>
+      </w:r>
+      <w:proofErr w:type="spellEnd"/>
+      <w:r>
+        <w:t>, initialized to -1</w:t>
       </w:r>
     </w:p>
     <w:p>
@@ -9474,7 +10200,15 @@
         <w:t xml:space="preserve">   </w:t>
       </w:r>
       <w:r>
-        <w:t xml:space="preserve">for i = 0 to (length of P - 1): </w:t>
+        <w:t xml:space="preserve">for </w:t>
+      </w:r>
+      <w:proofErr w:type="spellStart"/>
+      <w:r>
+        <w:t>i</w:t>
+      </w:r>
+      <w:proofErr w:type="spellEnd"/>
+      <w:r>
+        <w:t xml:space="preserve"> = 0 to (length of P - 1): </w:t>
       </w:r>
     </w:p>
     <w:p>
@@ -9490,8 +10224,29 @@
         </w:rPr>
         <w:t xml:space="preserve">      </w:t>
       </w:r>
-      <w:r>
-        <w:t xml:space="preserve">bad_char[P[i]] = i </w:t>
+      <w:proofErr w:type="spellStart"/>
+      <w:r>
+        <w:t>bad_char</w:t>
+      </w:r>
+      <w:proofErr w:type="spellEnd"/>
+      <w:r>
+        <w:t>[P[</w:t>
+      </w:r>
+      <w:proofErr w:type="spellStart"/>
+      <w:r>
+        <w:t>i</w:t>
+      </w:r>
+      <w:proofErr w:type="spellEnd"/>
+      <w:r>
+        <w:t xml:space="preserve">]] = </w:t>
+      </w:r>
+      <w:proofErr w:type="spellStart"/>
+      <w:r>
+        <w:t>i</w:t>
+      </w:r>
+      <w:proofErr w:type="spellEnd"/>
+      <w:r>
+        <w:t xml:space="preserve"> </w:t>
       </w:r>
     </w:p>
     <w:p>
@@ -9516,8 +10271,13 @@
         <w:t xml:space="preserve">   </w:t>
       </w:r>
       <w:r>
-        <w:t>return bad_char</w:t>
-      </w:r>
+        <w:t xml:space="preserve">return </w:t>
+      </w:r>
+      <w:proofErr w:type="spellStart"/>
+      <w:r>
+        <w:t>bad_char</w:t>
+      </w:r>
+      <w:proofErr w:type="spellEnd"/>
     </w:p>
     <w:p>
       <w:pPr>
@@ -9620,7 +10380,23 @@
         </w:rPr>
       </w:pPr>
       <w:r>
-        <w:t xml:space="preserve">for i = m - 2 downto 0: </w:t>
+        <w:t xml:space="preserve">for </w:t>
+      </w:r>
+      <w:proofErr w:type="spellStart"/>
+      <w:r>
+        <w:t>i</w:t>
+      </w:r>
+      <w:proofErr w:type="spellEnd"/>
+      <w:r>
+        <w:t xml:space="preserve"> = m - 2 </w:t>
+      </w:r>
+      <w:proofErr w:type="spellStart"/>
+      <w:r>
+        <w:t>downto</w:t>
+      </w:r>
+      <w:proofErr w:type="spellEnd"/>
+      <w:r>
+        <w:t xml:space="preserve"> 0: </w:t>
       </w:r>
     </w:p>
     <w:p>
@@ -9638,7 +10414,31 @@
         <w:t xml:space="preserve">   </w:t>
       </w:r>
       <w:r>
-        <w:t xml:space="preserve">if i &gt; g and suffix[i + m - 1 - f] &lt; i - g: </w:t>
+        <w:t xml:space="preserve">if </w:t>
+      </w:r>
+      <w:proofErr w:type="spellStart"/>
+      <w:r>
+        <w:t>i</w:t>
+      </w:r>
+      <w:proofErr w:type="spellEnd"/>
+      <w:r>
+        <w:t xml:space="preserve"> &gt; g and suffix[</w:t>
+      </w:r>
+      <w:proofErr w:type="spellStart"/>
+      <w:r>
+        <w:t>i</w:t>
+      </w:r>
+      <w:proofErr w:type="spellEnd"/>
+      <w:r>
+        <w:t xml:space="preserve"> + m - 1 - f] &lt; </w:t>
+      </w:r>
+      <w:proofErr w:type="spellStart"/>
+      <w:r>
+        <w:t>i</w:t>
+      </w:r>
+      <w:proofErr w:type="spellEnd"/>
+      <w:r>
+        <w:t xml:space="preserve"> - g: </w:t>
       </w:r>
     </w:p>
     <w:p>
@@ -9656,7 +10456,23 @@
         <w:t xml:space="preserve">   </w:t>
       </w:r>
       <w:r>
-        <w:t xml:space="preserve">suffix[i] = suffix[i + m - 1 - f] </w:t>
+        <w:t>suffix[</w:t>
+      </w:r>
+      <w:proofErr w:type="spellStart"/>
+      <w:r>
+        <w:t>i</w:t>
+      </w:r>
+      <w:proofErr w:type="spellEnd"/>
+      <w:r>
+        <w:t>] = suffix[</w:t>
+      </w:r>
+      <w:proofErr w:type="spellStart"/>
+      <w:r>
+        <w:t>i</w:t>
+      </w:r>
+      <w:proofErr w:type="spellEnd"/>
+      <w:r>
+        <w:t xml:space="preserve"> + m - 1 - f] </w:t>
       </w:r>
     </w:p>
     <w:p>
@@ -9686,7 +10502,15 @@
         <w:t xml:space="preserve">   </w:t>
       </w:r>
       <w:r>
-        <w:t>if i &lt; g:</w:t>
+        <w:t xml:space="preserve">if </w:t>
+      </w:r>
+      <w:proofErr w:type="spellStart"/>
+      <w:r>
+        <w:t>i</w:t>
+      </w:r>
+      <w:proofErr w:type="spellEnd"/>
+      <w:r>
+        <w:t xml:space="preserve"> &lt; g:</w:t>
       </w:r>
     </w:p>
     <w:p>
@@ -9704,7 +10528,15 @@
         <w:t xml:space="preserve">      </w:t>
       </w:r>
       <w:r>
-        <w:t xml:space="preserve">g = i </w:t>
+        <w:t xml:space="preserve">g = </w:t>
+      </w:r>
+      <w:proofErr w:type="spellStart"/>
+      <w:r>
+        <w:t>i</w:t>
+      </w:r>
+      <w:proofErr w:type="spellEnd"/>
+      <w:r>
+        <w:t xml:space="preserve"> </w:t>
       </w:r>
     </w:p>
     <w:p>
@@ -9722,8 +10554,13 @@
         <w:t xml:space="preserve">   </w:t>
       </w:r>
       <w:r>
-        <w:t>f = i</w:t>
-      </w:r>
+        <w:t xml:space="preserve">f = </w:t>
+      </w:r>
+      <w:proofErr w:type="spellStart"/>
+      <w:r>
+        <w:t>i</w:t>
+      </w:r>
+      <w:proofErr w:type="spellEnd"/>
     </w:p>
     <w:p>
       <w:pPr>
@@ -9794,7 +10631,15 @@
         <w:t xml:space="preserve">   </w:t>
       </w:r>
       <w:r>
-        <w:t>suffix[i] = f - g</w:t>
+        <w:t>suffix[</w:t>
+      </w:r>
+      <w:proofErr w:type="spellStart"/>
+      <w:r>
+        <w:t>i</w:t>
+      </w:r>
+      <w:proofErr w:type="spellEnd"/>
+      <w:r>
+        <w:t>] = f - g</w:t>
       </w:r>
     </w:p>
     <w:p>
@@ -9904,8 +10749,13 @@
         </w:rPr>
         <w:t xml:space="preserve">   </w:t>
       </w:r>
-      <w:r>
-        <w:t>good_suffix = array of size (m + 1), initialized to m</w:t>
+      <w:proofErr w:type="spellStart"/>
+      <w:r>
+        <w:t>good_suffix</w:t>
+      </w:r>
+      <w:proofErr w:type="spellEnd"/>
+      <w:r>
+        <w:t xml:space="preserve"> = array of size (m + 1), initialized to m</w:t>
       </w:r>
     </w:p>
     <w:p>
@@ -9930,7 +10780,23 @@
         <w:t xml:space="preserve">   </w:t>
       </w:r>
       <w:r>
-        <w:t xml:space="preserve">for i = m - 1 downto 0: </w:t>
+        <w:t xml:space="preserve">for </w:t>
+      </w:r>
+      <w:proofErr w:type="spellStart"/>
+      <w:r>
+        <w:t>i</w:t>
+      </w:r>
+      <w:proofErr w:type="spellEnd"/>
+      <w:r>
+        <w:t xml:space="preserve"> = m - 1 </w:t>
+      </w:r>
+      <w:proofErr w:type="spellStart"/>
+      <w:r>
+        <w:t>downto</w:t>
+      </w:r>
+      <w:proofErr w:type="spellEnd"/>
+      <w:r>
+        <w:t xml:space="preserve"> 0: </w:t>
       </w:r>
     </w:p>
     <w:p>
@@ -9948,7 +10814,23 @@
         <w:t xml:space="preserve">   </w:t>
       </w:r>
       <w:r>
-        <w:t xml:space="preserve">if suffix[i] == i + 1: </w:t>
+        <w:t>if suffix[</w:t>
+      </w:r>
+      <w:proofErr w:type="spellStart"/>
+      <w:r>
+        <w:t>i</w:t>
+      </w:r>
+      <w:proofErr w:type="spellEnd"/>
+      <w:r>
+        <w:t xml:space="preserve">] == </w:t>
+      </w:r>
+      <w:proofErr w:type="spellStart"/>
+      <w:r>
+        <w:t>i</w:t>
+      </w:r>
+      <w:proofErr w:type="spellEnd"/>
+      <w:r>
+        <w:t xml:space="preserve"> + 1: </w:t>
       </w:r>
     </w:p>
     <w:p>
@@ -9966,7 +10848,15 @@
         <w:t xml:space="preserve">   </w:t>
       </w:r>
       <w:r>
-        <w:t xml:space="preserve">for j = 0 to (m - 2 - i): </w:t>
+        <w:t xml:space="preserve">for j = 0 to (m - 2 - </w:t>
+      </w:r>
+      <w:proofErr w:type="spellStart"/>
+      <w:r>
+        <w:t>i</w:t>
+      </w:r>
+      <w:proofErr w:type="spellEnd"/>
+      <w:r>
+        <w:t xml:space="preserve">): </w:t>
       </w:r>
     </w:p>
     <w:p>
@@ -9984,7 +10874,15 @@
         <w:t xml:space="preserve">      </w:t>
       </w:r>
       <w:r>
-        <w:t xml:space="preserve">if good_suffix[j] == m: </w:t>
+        <w:t xml:space="preserve">if </w:t>
+      </w:r>
+      <w:proofErr w:type="spellStart"/>
+      <w:r>
+        <w:t>good_suffix</w:t>
+      </w:r>
+      <w:proofErr w:type="spellEnd"/>
+      <w:r>
+        <w:t xml:space="preserve">[j] == m: </w:t>
       </w:r>
     </w:p>
     <w:p>
@@ -10001,12 +10899,19 @@
         </w:rPr>
         <w:t xml:space="preserve">         </w:t>
       </w:r>
-      <w:r>
-        <w:t xml:space="preserve">good_suffix[j] = m - 1 - </w:t>
-      </w:r>
+      <w:proofErr w:type="spellStart"/>
+      <w:r>
+        <w:t>good_suffix</w:t>
+      </w:r>
+      <w:proofErr w:type="spellEnd"/>
+      <w:r>
+        <w:t xml:space="preserve">[j] = m - 1 - </w:t>
+      </w:r>
+      <w:proofErr w:type="spellStart"/>
       <w:r>
         <w:t>i</w:t>
       </w:r>
+      <w:proofErr w:type="spellEnd"/>
       <w:r>
         <w:rPr>
           <w:lang w:val="vi-VN"/>
@@ -10036,7 +10941,15 @@
         <w:t xml:space="preserve">   </w:t>
       </w:r>
       <w:r>
-        <w:t xml:space="preserve">for i = 0 to (m - 2): </w:t>
+        <w:t xml:space="preserve">for </w:t>
+      </w:r>
+      <w:proofErr w:type="spellStart"/>
+      <w:r>
+        <w:t>i</w:t>
+      </w:r>
+      <w:proofErr w:type="spellEnd"/>
+      <w:r>
+        <w:t xml:space="preserve"> = 0 to (m - 2): </w:t>
       </w:r>
     </w:p>
     <w:p>
@@ -10047,15 +10960,33 @@
           <w:lang w:val="vi-VN"/>
         </w:rPr>
       </w:pPr>
-      <w:r>
-        <w:t xml:space="preserve">good_suffix[m - 1 - suffix[i]] = m - 1 </w:t>
+      <w:proofErr w:type="spellStart"/>
+      <w:r>
+        <w:t>good_suffix</w:t>
+      </w:r>
+      <w:proofErr w:type="spellEnd"/>
+      <w:r>
+        <w:t>[m - 1 - suffix[</w:t>
+      </w:r>
+      <w:proofErr w:type="spellStart"/>
+      <w:r>
+        <w:t>i</w:t>
+      </w:r>
+      <w:proofErr w:type="spellEnd"/>
+      <w:r>
+        <w:t xml:space="preserve">]] = m - 1 </w:t>
       </w:r>
       <w:r>
         <w:t>–</w:t>
       </w:r>
       <w:r>
-        <w:t xml:space="preserve"> i</w:t>
-      </w:r>
+        <w:t xml:space="preserve"> </w:t>
+      </w:r>
+      <w:proofErr w:type="spellStart"/>
+      <w:r>
+        <w:t>i</w:t>
+      </w:r>
+      <w:proofErr w:type="spellEnd"/>
     </w:p>
     <w:p>
       <w:pPr>
@@ -10080,8 +11011,13 @@
         <w:t xml:space="preserve">   </w:t>
       </w:r>
       <w:r>
-        <w:t>return good_suffix</w:t>
-      </w:r>
+        <w:t xml:space="preserve">return </w:t>
+      </w:r>
+      <w:proofErr w:type="spellStart"/>
+      <w:r>
+        <w:t>good_suffix</w:t>
+      </w:r>
+      <w:proofErr w:type="spellEnd"/>
     </w:p>
     <w:p>
       <w:pPr>
@@ -10133,8 +11069,13 @@
           <w:lang w:val="vi-VN"/>
         </w:rPr>
       </w:pPr>
-      <w:r>
-        <w:t xml:space="preserve">bad_char = BUILD-BAD-CHARACTER-TABLE(P) </w:t>
+      <w:proofErr w:type="spellStart"/>
+      <w:r>
+        <w:t>bad_char</w:t>
+      </w:r>
+      <w:proofErr w:type="spellEnd"/>
+      <w:r>
+        <w:t xml:space="preserve"> = BUILD-BAD-CHARACTER-TABLE(P) </w:t>
       </w:r>
     </w:p>
     <w:p>
@@ -10145,8 +11086,13 @@
           <w:lang w:val="vi-VN"/>
         </w:rPr>
       </w:pPr>
-      <w:r>
-        <w:t xml:space="preserve">good_suffix = BUILD-GOOD-SUFFIX-TABLE(P) </w:t>
+      <w:proofErr w:type="spellStart"/>
+      <w:r>
+        <w:t>good_suffix</w:t>
+      </w:r>
+      <w:proofErr w:type="spellEnd"/>
+      <w:r>
+        <w:t xml:space="preserve"> = BUILD-GOOD-SUFFIX-TABLE(P) </w:t>
       </w:r>
     </w:p>
     <w:p>
@@ -10278,7 +11224,15 @@
         <w:t xml:space="preserve">   </w:t>
       </w:r>
       <w:r>
-        <w:t xml:space="preserve">s = s + good_suffix[0] </w:t>
+        <w:t xml:space="preserve">s = s + </w:t>
+      </w:r>
+      <w:proofErr w:type="spellStart"/>
+      <w:r>
+        <w:t>good_suffix</w:t>
+      </w:r>
+      <w:proofErr w:type="spellEnd"/>
+      <w:r>
+        <w:t xml:space="preserve">[0] </w:t>
       </w:r>
     </w:p>
     <w:p>
@@ -10307,8 +11261,21 @@
         </w:rPr>
         <w:t xml:space="preserve">   </w:t>
       </w:r>
-      <w:r>
-        <w:t xml:space="preserve">bc_shift = j - bad_char[T[s + j]] </w:t>
+      <w:proofErr w:type="spellStart"/>
+      <w:r>
+        <w:t>bc_shift</w:t>
+      </w:r>
+      <w:proofErr w:type="spellEnd"/>
+      <w:r>
+        <w:t xml:space="preserve"> = j - </w:t>
+      </w:r>
+      <w:proofErr w:type="spellStart"/>
+      <w:r>
+        <w:t>bad_char</w:t>
+      </w:r>
+      <w:proofErr w:type="spellEnd"/>
+      <w:r>
+        <w:t xml:space="preserve">[T[s + j]] </w:t>
       </w:r>
     </w:p>
     <w:p>
@@ -10325,8 +11292,21 @@
         </w:rPr>
         <w:t xml:space="preserve">   </w:t>
       </w:r>
-      <w:r>
-        <w:t xml:space="preserve">gs_shift = good_suffix[j] </w:t>
+      <w:proofErr w:type="spellStart"/>
+      <w:r>
+        <w:t>gs_shift</w:t>
+      </w:r>
+      <w:proofErr w:type="spellEnd"/>
+      <w:r>
+        <w:t xml:space="preserve"> = </w:t>
+      </w:r>
+      <w:proofErr w:type="spellStart"/>
+      <w:r>
+        <w:t>good_suffix</w:t>
+      </w:r>
+      <w:proofErr w:type="spellEnd"/>
+      <w:r>
+        <w:t xml:space="preserve">[j] </w:t>
       </w:r>
     </w:p>
     <w:p>
@@ -10344,7 +11324,23 @@
         <w:t xml:space="preserve">   </w:t>
       </w:r>
       <w:r>
-        <w:t>s = s + max(bc_shift, gs_shift)</w:t>
+        <w:t>s = s + max(</w:t>
+      </w:r>
+      <w:proofErr w:type="spellStart"/>
+      <w:r>
+        <w:t>bc_shift</w:t>
+      </w:r>
+      <w:proofErr w:type="spellEnd"/>
+      <w:r>
+        <w:t xml:space="preserve">, </w:t>
+      </w:r>
+      <w:proofErr w:type="spellStart"/>
+      <w:r>
+        <w:t>gs_shift</w:t>
+      </w:r>
+      <w:proofErr w:type="spellEnd"/>
+      <w:r>
+        <w:t>)</w:t>
       </w:r>
     </w:p>
     <w:p>
@@ -10387,7 +11383,15 @@
         </w:rPr>
       </w:pPr>
       <w:r>
-        <w:t>Using T = "abacabab" (n = 8)</w:t>
+        <w:t>Using T = "</w:t>
+      </w:r>
+      <w:proofErr w:type="spellStart"/>
+      <w:r>
+        <w:t>abacabab</w:t>
+      </w:r>
+      <w:proofErr w:type="spellEnd"/>
+      <w:r>
+        <w:t>" (n = 8)</w:t>
       </w:r>
       <w:r>
         <w:rPr>
@@ -10396,7 +11400,15 @@
         <w:t xml:space="preserve"> and </w:t>
       </w:r>
       <w:r>
-        <w:t>P = "abab" (m = 4)</w:t>
+        <w:t>P = "</w:t>
+      </w:r>
+      <w:proofErr w:type="spellStart"/>
+      <w:r>
+        <w:t>abab</w:t>
+      </w:r>
+      <w:proofErr w:type="spellEnd"/>
+      <w:r>
+        <w:t>" (m = 4)</w:t>
       </w:r>
       <w:r>
         <w:rPr>
@@ -10468,7 +11480,15 @@
         </w:numPr>
       </w:pPr>
       <w:r>
-        <w:t xml:space="preserve">P[0] = 'a' → bad_char['a'] = 0 </w:t>
+        <w:t xml:space="preserve">P[0] = 'a' → </w:t>
+      </w:r>
+      <w:proofErr w:type="spellStart"/>
+      <w:r>
+        <w:t>bad_char</w:t>
+      </w:r>
+      <w:proofErr w:type="spellEnd"/>
+      <w:r>
+        <w:t xml:space="preserve">['a'] = 0 </w:t>
       </w:r>
     </w:p>
     <w:p>
@@ -10479,7 +11499,15 @@
         </w:numPr>
       </w:pPr>
       <w:r>
-        <w:t xml:space="preserve">P[1] = 'b' → bad_char['b'] = 1 </w:t>
+        <w:t xml:space="preserve">P[1] = 'b' → </w:t>
+      </w:r>
+      <w:proofErr w:type="spellStart"/>
+      <w:r>
+        <w:t>bad_char</w:t>
+      </w:r>
+      <w:proofErr w:type="spellEnd"/>
+      <w:r>
+        <w:t xml:space="preserve">['b'] = 1 </w:t>
       </w:r>
     </w:p>
     <w:p>
@@ -10490,7 +11518,15 @@
         </w:numPr>
       </w:pPr>
       <w:r>
-        <w:t xml:space="preserve">P[2] = 'a' → bad_char['a'] = 2 (overwrites) </w:t>
+        <w:t xml:space="preserve">P[2] = 'a' → </w:t>
+      </w:r>
+      <w:proofErr w:type="spellStart"/>
+      <w:r>
+        <w:t>bad_char</w:t>
+      </w:r>
+      <w:proofErr w:type="spellEnd"/>
+      <w:r>
+        <w:t xml:space="preserve">['a'] = 2 (overwrites) </w:t>
       </w:r>
     </w:p>
     <w:p>
@@ -10501,7 +11537,15 @@
         </w:numPr>
       </w:pPr>
       <w:r>
-        <w:t>P[3] = 'b' → bad_char['b'] = 3 (overwrites)</w:t>
+        <w:t xml:space="preserve">P[3] = 'b' → </w:t>
+      </w:r>
+      <w:proofErr w:type="spellStart"/>
+      <w:r>
+        <w:t>bad_char</w:t>
+      </w:r>
+      <w:proofErr w:type="spellEnd"/>
+      <w:r>
+        <w:t>['b'] = 3 (overwrites)</w:t>
       </w:r>
     </w:p>
     <w:p/>
@@ -10565,187 +11609,86 @@
           <w:kern w:val="0"/>
           <w14:ligatures w14:val="none"/>
         </w:rPr>
-        <w:t>The suffix array records for each position i the length of the longest substring of P ending at position i that is also a suffix of the full pattern P.</w:t>
-      </w:r>
-    </w:p>
-    <w:p>
-      <w:pPr>
-        <w:spacing w:before="100" w:beforeAutospacing="1" w:after="100" w:afterAutospacing="1" w:line="240" w:lineRule="auto"/>
-        <w:jc w:val="left"/>
+        <w:t xml:space="preserve">The suffix array records for each position </w:t>
+      </w:r>
+      <w:proofErr w:type="spellStart"/>
+      <w:r>
         <w:rPr>
           <w:rFonts w:eastAsia="Times New Roman" w:cs="Times New Roman"/>
           <w:kern w:val="0"/>
           <w14:ligatures w14:val="none"/>
         </w:rPr>
-      </w:pPr>
+        <w:t>i</w:t>
+      </w:r>
+      <w:proofErr w:type="spellEnd"/>
       <w:r>
         <w:rPr>
           <w:rFonts w:eastAsia="Times New Roman" w:cs="Times New Roman"/>
           <w:kern w:val="0"/>
           <w14:ligatures w14:val="none"/>
         </w:rPr>
-        <w:t>P = "abab" (P[0]='a', P[1]='b', P[2]='a', P[3]='b').</w:t>
-      </w:r>
-    </w:p>
-    <w:p>
-      <w:pPr>
-        <w:spacing w:before="100" w:beforeAutospacing="1" w:after="100" w:afterAutospacing="1" w:line="240" w:lineRule="auto"/>
-        <w:jc w:val="left"/>
-        <w:rPr>
-          <w:rFonts w:eastAsia="Times New Roman" w:cs="Times New Roman"/>
-          <w:kern w:val="0"/>
-          <w:lang w:val="vi-VN"/>
-          <w14:ligatures w14:val="none"/>
-        </w:rPr>
-      </w:pPr>
-      <w:r>
-        <w:rPr>
-          <w:rFonts w:eastAsia="Times New Roman" w:cs="Times New Roman"/>
-          <w:kern w:val="0"/>
-          <w:lang w:val="vi-VN"/>
-          <w14:ligatures w14:val="none"/>
-        </w:rPr>
-        <w:t xml:space="preserve">- </w:t>
-      </w:r>
+        <w:t xml:space="preserve"> the length of the longest substring of P ending at position </w:t>
+      </w:r>
+      <w:proofErr w:type="spellStart"/>
       <w:r>
         <w:rPr>
           <w:rFonts w:eastAsia="Times New Roman" w:cs="Times New Roman"/>
           <w:kern w:val="0"/>
           <w14:ligatures w14:val="none"/>
         </w:rPr>
-        <w:t>The full string "abab" ending at i=3 is trivially a suffix of itself</w:t>
-      </w:r>
-      <w:r>
-        <w:rPr>
-          <w:rFonts w:eastAsia="Times New Roman" w:cs="Times New Roman"/>
-          <w:kern w:val="0"/>
-          <w:lang w:val="vi-VN"/>
-          <w14:ligatures w14:val="none"/>
-        </w:rPr>
-        <w:t xml:space="preserve"> (length 4)</w:t>
-      </w:r>
+        <w:t>i</w:t>
+      </w:r>
+      <w:proofErr w:type="spellEnd"/>
       <w:r>
         <w:rPr>
           <w:rFonts w:eastAsia="Times New Roman" w:cs="Times New Roman"/>
           <w:kern w:val="0"/>
           <w14:ligatures w14:val="none"/>
         </w:rPr>
-        <w:t xml:space="preserve">. </w:t>
-      </w:r>
-    </w:p>
-    <w:p>
-      <w:pPr>
-        <w:pStyle w:val="Pseudocode"/>
-        <w:rPr>
-          <w:rFonts w:eastAsia="Times New Roman" w:cs="Times New Roman"/>
-          <w:kern w:val="0"/>
-          <w:lang w:val="vi-VN"/>
-          <w14:ligatures w14:val="none"/>
-        </w:rPr>
-      </w:pPr>
-      <w:r>
+        <w:t xml:space="preserve"> that is also a suffix of the full pattern P.</w:t>
+      </w:r>
+    </w:p>
+    <w:p>
+      <w:pPr>
+        <w:spacing w:before="100" w:beforeAutospacing="1" w:after="100" w:afterAutospacing="1" w:line="240" w:lineRule="auto"/>
+        <w:jc w:val="left"/>
         <w:rPr>
           <w:rFonts w:eastAsia="Times New Roman" w:cs="Times New Roman"/>
           <w:kern w:val="0"/>
           <w14:ligatures w14:val="none"/>
         </w:rPr>
-        <w:t>suffix[3] = 4</w:t>
-      </w:r>
-    </w:p>
-    <w:p>
-      <w:pPr>
-        <w:rPr>
-          <w:lang w:val="vi-VN"/>
-        </w:rPr>
-      </w:pPr>
-    </w:p>
-    <w:p>
-      <w:pPr>
-        <w:spacing w:before="100" w:beforeAutospacing="1" w:after="100" w:afterAutospacing="1" w:line="240" w:lineRule="auto"/>
-        <w:jc w:val="left"/>
-        <w:rPr>
-          <w:rFonts w:eastAsia="Times New Roman" w:cs="Times New Roman"/>
-          <w:kern w:val="0"/>
-          <w:lang w:val="vi-VN"/>
-          <w14:ligatures w14:val="none"/>
-        </w:rPr>
-      </w:pPr>
-      <w:r>
-        <w:rPr>
-          <w:rFonts w:eastAsia="Times New Roman" w:cs="Times New Roman"/>
-          <w:kern w:val="0"/>
-          <w:lang w:val="vi-VN"/>
-          <w14:ligatures w14:val="none"/>
-        </w:rPr>
-        <w:t xml:space="preserve">- </w:t>
-      </w:r>
+      </w:pPr>
       <w:r>
         <w:rPr>
           <w:rFonts w:eastAsia="Times New Roman" w:cs="Times New Roman"/>
           <w:kern w:val="0"/>
           <w14:ligatures w14:val="none"/>
         </w:rPr>
-        <w:t>The substrings ending at i=2 are "a" and "ba" and "aba". The suffixes of P are "b", "ab", "bab", "abab". None match.</w:t>
-      </w:r>
-    </w:p>
-    <w:p>
-      <w:pPr>
-        <w:pStyle w:val="Pseudocode"/>
-        <w:rPr>
-          <w:rFonts w:eastAsia="Times New Roman" w:cs="Times New Roman"/>
-          <w:kern w:val="0"/>
-          <w:lang w:val="vi-VN"/>
-          <w14:ligatures w14:val="none"/>
-        </w:rPr>
-      </w:pPr>
+        <w:t>P = "</w:t>
+      </w:r>
+      <w:proofErr w:type="spellStart"/>
       <w:r>
         <w:rPr>
           <w:rFonts w:eastAsia="Times New Roman" w:cs="Times New Roman"/>
           <w:kern w:val="0"/>
           <w14:ligatures w14:val="none"/>
         </w:rPr>
-        <w:t>suffix[2] = 0</w:t>
-      </w:r>
-    </w:p>
-    <w:p>
-      <w:pPr>
-        <w:rPr>
-          <w:lang w:val="vi-VN"/>
-        </w:rPr>
-      </w:pPr>
-    </w:p>
-    <w:p>
-      <w:pPr>
-        <w:spacing w:before="100" w:beforeAutospacing="1" w:after="100" w:afterAutospacing="1" w:line="240" w:lineRule="auto"/>
-        <w:jc w:val="left"/>
-        <w:rPr>
-          <w:rFonts w:eastAsia="Times New Roman" w:cs="Times New Roman"/>
-          <w:kern w:val="0"/>
-          <w:lang w:val="vi-VN"/>
-          <w14:ligatures w14:val="none"/>
-        </w:rPr>
-      </w:pPr>
-      <w:r>
-        <w:rPr>
-          <w:rFonts w:eastAsia="Times New Roman" w:cs="Times New Roman"/>
-          <w:kern w:val="0"/>
-          <w:lang w:val="vi-VN"/>
-          <w14:ligatures w14:val="none"/>
-        </w:rPr>
-        <w:t xml:space="preserve">- </w:t>
-      </w:r>
+        <w:t>abab</w:t>
+      </w:r>
+      <w:proofErr w:type="spellEnd"/>
       <w:r>
         <w:rPr>
           <w:rFonts w:eastAsia="Times New Roman" w:cs="Times New Roman"/>
           <w:kern w:val="0"/>
           <w14:ligatures w14:val="none"/>
         </w:rPr>
-        <w:t>The substrings ending at i=1 are "b" and "ab". Both "b" (length 1) and "ab" (length 2) are suffixes of P. The longest is "ab".</w:t>
-      </w:r>
-    </w:p>
-    <w:p>
-      <w:pPr>
-        <w:pStyle w:val="Pseudocode"/>
+        <w:t>" (P[0]='a', P[1]='b', P[2]='a', P[3]='b').</w:t>
+      </w:r>
+    </w:p>
+    <w:p>
+      <w:pPr>
+        <w:spacing w:before="100" w:beforeAutospacing="1" w:after="100" w:afterAutospacing="1" w:line="240" w:lineRule="auto"/>
+        <w:jc w:val="left"/>
         <w:rPr>
           <w:rFonts w:eastAsia="Times New Roman" w:cs="Times New Roman"/>
           <w:kern w:val="0"/>
@@ -10753,12 +11696,293 @@
           <w14:ligatures w14:val="none"/>
         </w:rPr>
       </w:pPr>
+      <w:r>
+        <w:rPr>
+          <w:rFonts w:eastAsia="Times New Roman" w:cs="Times New Roman"/>
+          <w:kern w:val="0"/>
+          <w:lang w:val="vi-VN"/>
+          <w14:ligatures w14:val="none"/>
+        </w:rPr>
+        <w:t xml:space="preserve">- </w:t>
+      </w:r>
       <w:r>
         <w:rPr>
           <w:rFonts w:eastAsia="Times New Roman" w:cs="Times New Roman"/>
           <w:kern w:val="0"/>
           <w14:ligatures w14:val="none"/>
         </w:rPr>
+        <w:t>The full string "</w:t>
+      </w:r>
+      <w:proofErr w:type="spellStart"/>
+      <w:r>
+        <w:rPr>
+          <w:rFonts w:eastAsia="Times New Roman" w:cs="Times New Roman"/>
+          <w:kern w:val="0"/>
+          <w14:ligatures w14:val="none"/>
+        </w:rPr>
+        <w:t>abab</w:t>
+      </w:r>
+      <w:proofErr w:type="spellEnd"/>
+      <w:r>
+        <w:rPr>
+          <w:rFonts w:eastAsia="Times New Roman" w:cs="Times New Roman"/>
+          <w:kern w:val="0"/>
+          <w14:ligatures w14:val="none"/>
+        </w:rPr>
+        <w:t xml:space="preserve">" ending at </w:t>
+      </w:r>
+      <w:proofErr w:type="spellStart"/>
+      <w:r>
+        <w:rPr>
+          <w:rFonts w:eastAsia="Times New Roman" w:cs="Times New Roman"/>
+          <w:kern w:val="0"/>
+          <w14:ligatures w14:val="none"/>
+        </w:rPr>
+        <w:t>i</w:t>
+      </w:r>
+      <w:proofErr w:type="spellEnd"/>
+      <w:r>
+        <w:rPr>
+          <w:rFonts w:eastAsia="Times New Roman" w:cs="Times New Roman"/>
+          <w:kern w:val="0"/>
+          <w14:ligatures w14:val="none"/>
+        </w:rPr>
+        <w:t>=3 is trivially a suffix of itself</w:t>
+      </w:r>
+      <w:r>
+        <w:rPr>
+          <w:rFonts w:eastAsia="Times New Roman" w:cs="Times New Roman"/>
+          <w:kern w:val="0"/>
+          <w:lang w:val="vi-VN"/>
+          <w14:ligatures w14:val="none"/>
+        </w:rPr>
+        <w:t xml:space="preserve"> (length 4)</w:t>
+      </w:r>
+      <w:r>
+        <w:rPr>
+          <w:rFonts w:eastAsia="Times New Roman" w:cs="Times New Roman"/>
+          <w:kern w:val="0"/>
+          <w14:ligatures w14:val="none"/>
+        </w:rPr>
+        <w:t xml:space="preserve">. </w:t>
+      </w:r>
+    </w:p>
+    <w:p>
+      <w:pPr>
+        <w:pStyle w:val="Pseudocode"/>
+        <w:rPr>
+          <w:rFonts w:eastAsia="Times New Roman" w:cs="Times New Roman"/>
+          <w:kern w:val="0"/>
+          <w:lang w:val="vi-VN"/>
+          <w14:ligatures w14:val="none"/>
+        </w:rPr>
+      </w:pPr>
+      <w:r>
+        <w:rPr>
+          <w:rFonts w:eastAsia="Times New Roman" w:cs="Times New Roman"/>
+          <w:kern w:val="0"/>
+          <w14:ligatures w14:val="none"/>
+        </w:rPr>
+        <w:t>suffix[3] = 4</w:t>
+      </w:r>
+    </w:p>
+    <w:p>
+      <w:pPr>
+        <w:rPr>
+          <w:lang w:val="vi-VN"/>
+        </w:rPr>
+      </w:pPr>
+    </w:p>
+    <w:p>
+      <w:pPr>
+        <w:spacing w:before="100" w:beforeAutospacing="1" w:after="100" w:afterAutospacing="1" w:line="240" w:lineRule="auto"/>
+        <w:jc w:val="left"/>
+        <w:rPr>
+          <w:rFonts w:eastAsia="Times New Roman" w:cs="Times New Roman"/>
+          <w:kern w:val="0"/>
+          <w:lang w:val="vi-VN"/>
+          <w14:ligatures w14:val="none"/>
+        </w:rPr>
+      </w:pPr>
+      <w:r>
+        <w:rPr>
+          <w:rFonts w:eastAsia="Times New Roman" w:cs="Times New Roman"/>
+          <w:kern w:val="0"/>
+          <w:lang w:val="vi-VN"/>
+          <w14:ligatures w14:val="none"/>
+        </w:rPr>
+        <w:t xml:space="preserve">- </w:t>
+      </w:r>
+      <w:r>
+        <w:rPr>
+          <w:rFonts w:eastAsia="Times New Roman" w:cs="Times New Roman"/>
+          <w:kern w:val="0"/>
+          <w14:ligatures w14:val="none"/>
+        </w:rPr>
+        <w:t xml:space="preserve">The substrings ending at </w:t>
+      </w:r>
+      <w:proofErr w:type="spellStart"/>
+      <w:r>
+        <w:rPr>
+          <w:rFonts w:eastAsia="Times New Roman" w:cs="Times New Roman"/>
+          <w:kern w:val="0"/>
+          <w14:ligatures w14:val="none"/>
+        </w:rPr>
+        <w:t>i</w:t>
+      </w:r>
+      <w:proofErr w:type="spellEnd"/>
+      <w:r>
+        <w:rPr>
+          <w:rFonts w:eastAsia="Times New Roman" w:cs="Times New Roman"/>
+          <w:kern w:val="0"/>
+          <w14:ligatures w14:val="none"/>
+        </w:rPr>
+        <w:t>=2 are "a" and "</w:t>
+      </w:r>
+      <w:proofErr w:type="spellStart"/>
+      <w:r>
+        <w:rPr>
+          <w:rFonts w:eastAsia="Times New Roman" w:cs="Times New Roman"/>
+          <w:kern w:val="0"/>
+          <w14:ligatures w14:val="none"/>
+        </w:rPr>
+        <w:t>ba</w:t>
+      </w:r>
+      <w:proofErr w:type="spellEnd"/>
+      <w:r>
+        <w:rPr>
+          <w:rFonts w:eastAsia="Times New Roman" w:cs="Times New Roman"/>
+          <w:kern w:val="0"/>
+          <w14:ligatures w14:val="none"/>
+        </w:rPr>
+        <w:t>" and "aba". The suffixes of P are "b", "ab", "</w:t>
+      </w:r>
+      <w:proofErr w:type="spellStart"/>
+      <w:r>
+        <w:rPr>
+          <w:rFonts w:eastAsia="Times New Roman" w:cs="Times New Roman"/>
+          <w:kern w:val="0"/>
+          <w14:ligatures w14:val="none"/>
+        </w:rPr>
+        <w:t>bab</w:t>
+      </w:r>
+      <w:proofErr w:type="spellEnd"/>
+      <w:r>
+        <w:rPr>
+          <w:rFonts w:eastAsia="Times New Roman" w:cs="Times New Roman"/>
+          <w:kern w:val="0"/>
+          <w14:ligatures w14:val="none"/>
+        </w:rPr>
+        <w:t>", "</w:t>
+      </w:r>
+      <w:proofErr w:type="spellStart"/>
+      <w:r>
+        <w:rPr>
+          <w:rFonts w:eastAsia="Times New Roman" w:cs="Times New Roman"/>
+          <w:kern w:val="0"/>
+          <w14:ligatures w14:val="none"/>
+        </w:rPr>
+        <w:t>abab</w:t>
+      </w:r>
+      <w:proofErr w:type="spellEnd"/>
+      <w:r>
+        <w:rPr>
+          <w:rFonts w:eastAsia="Times New Roman" w:cs="Times New Roman"/>
+          <w:kern w:val="0"/>
+          <w14:ligatures w14:val="none"/>
+        </w:rPr>
+        <w:t>". None match.</w:t>
+      </w:r>
+    </w:p>
+    <w:p>
+      <w:pPr>
+        <w:pStyle w:val="Pseudocode"/>
+        <w:rPr>
+          <w:rFonts w:eastAsia="Times New Roman" w:cs="Times New Roman"/>
+          <w:kern w:val="0"/>
+          <w:lang w:val="vi-VN"/>
+          <w14:ligatures w14:val="none"/>
+        </w:rPr>
+      </w:pPr>
+      <w:r>
+        <w:rPr>
+          <w:rFonts w:eastAsia="Times New Roman" w:cs="Times New Roman"/>
+          <w:kern w:val="0"/>
+          <w14:ligatures w14:val="none"/>
+        </w:rPr>
+        <w:t>suffix[2] = 0</w:t>
+      </w:r>
+    </w:p>
+    <w:p>
+      <w:pPr>
+        <w:rPr>
+          <w:lang w:val="vi-VN"/>
+        </w:rPr>
+      </w:pPr>
+    </w:p>
+    <w:p>
+      <w:pPr>
+        <w:spacing w:before="100" w:beforeAutospacing="1" w:after="100" w:afterAutospacing="1" w:line="240" w:lineRule="auto"/>
+        <w:jc w:val="left"/>
+        <w:rPr>
+          <w:rFonts w:eastAsia="Times New Roman" w:cs="Times New Roman"/>
+          <w:kern w:val="0"/>
+          <w:lang w:val="vi-VN"/>
+          <w14:ligatures w14:val="none"/>
+        </w:rPr>
+      </w:pPr>
+      <w:r>
+        <w:rPr>
+          <w:rFonts w:eastAsia="Times New Roman" w:cs="Times New Roman"/>
+          <w:kern w:val="0"/>
+          <w:lang w:val="vi-VN"/>
+          <w14:ligatures w14:val="none"/>
+        </w:rPr>
+        <w:t xml:space="preserve">- </w:t>
+      </w:r>
+      <w:r>
+        <w:rPr>
+          <w:rFonts w:eastAsia="Times New Roman" w:cs="Times New Roman"/>
+          <w:kern w:val="0"/>
+          <w14:ligatures w14:val="none"/>
+        </w:rPr>
+        <w:t xml:space="preserve">The substrings ending at </w:t>
+      </w:r>
+      <w:proofErr w:type="spellStart"/>
+      <w:r>
+        <w:rPr>
+          <w:rFonts w:eastAsia="Times New Roman" w:cs="Times New Roman"/>
+          <w:kern w:val="0"/>
+          <w14:ligatures w14:val="none"/>
+        </w:rPr>
+        <w:t>i</w:t>
+      </w:r>
+      <w:proofErr w:type="spellEnd"/>
+      <w:r>
+        <w:rPr>
+          <w:rFonts w:eastAsia="Times New Roman" w:cs="Times New Roman"/>
+          <w:kern w:val="0"/>
+          <w14:ligatures w14:val="none"/>
+        </w:rPr>
+        <w:t>=1 are "b" and "ab". Both "b" (length 1) and "ab" (length 2) are suffixes of P. The longest is "ab".</w:t>
+      </w:r>
+    </w:p>
+    <w:p>
+      <w:pPr>
+        <w:pStyle w:val="Pseudocode"/>
+        <w:rPr>
+          <w:rFonts w:eastAsia="Times New Roman" w:cs="Times New Roman"/>
+          <w:kern w:val="0"/>
+          <w:lang w:val="vi-VN"/>
+          <w14:ligatures w14:val="none"/>
+        </w:rPr>
+      </w:pPr>
+      <w:r>
+        <w:rPr>
+          <w:rFonts w:eastAsia="Times New Roman" w:cs="Times New Roman"/>
+          <w:kern w:val="0"/>
+          <w14:ligatures w14:val="none"/>
+        </w:rPr>
         <w:t>suffix[1] = 2</w:t>
       </w:r>
     </w:p>
@@ -10782,7 +12006,15 @@
         <w:t xml:space="preserve">- </w:t>
       </w:r>
       <w:r>
-        <w:t>The only substring ending at i=0 is "a". The length-1 suffix of P is "b". No match.</w:t>
+        <w:t xml:space="preserve">The only substring ending at </w:t>
+      </w:r>
+      <w:proofErr w:type="spellStart"/>
+      <w:r>
+        <w:t>i</w:t>
+      </w:r>
+      <w:proofErr w:type="spellEnd"/>
+      <w:r>
+        <w:t>=0 is "a". The length-1 suffix of P is "b". No match.</w:t>
       </w:r>
     </w:p>
     <w:p>
@@ -10863,7 +12095,15 @@
     </w:p>
     <w:p>
       <w:r>
-        <w:t>The good suffix table has size m + 1 = 5, initialised entirely to m = 4.</w:t>
+        <w:t xml:space="preserve">The good suffix table has size m + 1 = 5, </w:t>
+      </w:r>
+      <w:proofErr w:type="spellStart"/>
+      <w:r>
+        <w:t>initialised</w:t>
+      </w:r>
+      <w:proofErr w:type="spellEnd"/>
+      <w:r>
+        <w:t xml:space="preserve"> entirely to m = 4.</w:t>
       </w:r>
     </w:p>
     <w:p>
@@ -10873,8 +12113,13 @@
           <w:lang w:val="vi-VN"/>
         </w:rPr>
       </w:pPr>
-      <w:r>
-        <w:t>good_suffix = [4, 4, 4, 4, 4]</w:t>
+      <w:proofErr w:type="spellStart"/>
+      <w:r>
+        <w:t>good_suffix</w:t>
+      </w:r>
+      <w:proofErr w:type="spellEnd"/>
+      <w:r>
+        <w:t xml:space="preserve"> = [4, 4, 4, 4, 4]</w:t>
       </w:r>
     </w:p>
     <w:p>
@@ -10908,7 +12153,23 @@
         <w:t>No</w:t>
       </w:r>
       <w:r>
-        <w:t xml:space="preserve"> copy of the matched suffix exists elsewhere in P. For each i where suffix[i] equals </w:t>
+        <w:t xml:space="preserve"> copy of the matched suffix exists elsewhere in P. For each </w:t>
+      </w:r>
+      <w:proofErr w:type="spellStart"/>
+      <w:r>
+        <w:t>i</w:t>
+      </w:r>
+      <w:proofErr w:type="spellEnd"/>
+      <w:r>
+        <w:t xml:space="preserve"> where suffix[</w:t>
+      </w:r>
+      <w:proofErr w:type="spellStart"/>
+      <w:r>
+        <w:t>i</w:t>
+      </w:r>
+      <w:proofErr w:type="spellEnd"/>
+      <w:r>
+        <w:t xml:space="preserve">] equals </w:t>
       </w:r>
       <w:r>
         <w:rPr>
@@ -10916,8 +12177,13 @@
         </w:rPr>
         <w:br/>
       </w:r>
-      <w:r>
-        <w:t>i + 1, fill shift values for all positions to the left of i:</w:t>
+      <w:proofErr w:type="spellStart"/>
+      <w:r>
+        <w:t>i</w:t>
+      </w:r>
+      <w:proofErr w:type="spellEnd"/>
+      <w:r>
+        <w:t xml:space="preserve"> + 1, fill shift values for all positions to the left of i:</w:t>
       </w:r>
     </w:p>
     <w:p>
@@ -10927,8 +12193,21 @@
           <w:numId w:val="21"/>
         </w:numPr>
       </w:pPr>
-      <w:r>
-        <w:t>i = 3: suffix[3] = 4 = 3 + 1 = 4. The range j = 0 to (m − 2 − i) = (4 − 2 − 3) = −1 is empty. No update.</w:t>
+      <w:proofErr w:type="spellStart"/>
+      <w:r>
+        <w:t>i</w:t>
+      </w:r>
+      <w:proofErr w:type="spellEnd"/>
+      <w:r>
+        <w:t xml:space="preserve"> = 3: suffix[3] = 4 = 3 + 1 = 4. The range j = 0 to (m − 2 − </w:t>
+      </w:r>
+      <w:proofErr w:type="spellStart"/>
+      <w:r>
+        <w:t>i</w:t>
+      </w:r>
+      <w:proofErr w:type="spellEnd"/>
+      <w:r>
+        <w:t>) = (4 − 2 − 3) = −1 is empty. No update.</w:t>
       </w:r>
     </w:p>
     <w:p>
@@ -10938,8 +12217,13 @@
           <w:numId w:val="21"/>
         </w:numPr>
       </w:pPr>
-      <w:r>
-        <w:t xml:space="preserve">i = 2: suffix[2] = 0 ≠ 3. Skip. </w:t>
+      <w:proofErr w:type="spellStart"/>
+      <w:r>
+        <w:t>i</w:t>
+      </w:r>
+      <w:proofErr w:type="spellEnd"/>
+      <w:r>
+        <w:t xml:space="preserve"> = 2: suffix[2] = 0 ≠ 3. Skip. </w:t>
       </w:r>
     </w:p>
     <w:p>
@@ -10949,8 +12233,21 @@
           <w:numId w:val="21"/>
         </w:numPr>
       </w:pPr>
-      <w:r>
-        <w:t>i = 1: suffix[1] = 2 = 1 + 1 = 2. The range j = 0 to (m − 2 − i) = 1:</w:t>
+      <w:proofErr w:type="spellStart"/>
+      <w:r>
+        <w:t>i</w:t>
+      </w:r>
+      <w:proofErr w:type="spellEnd"/>
+      <w:r>
+        <w:t xml:space="preserve"> = 1: suffix[1] = 2 = 1 + 1 = 2. The range j = 0 to (m − 2 − </w:t>
+      </w:r>
+      <w:proofErr w:type="spellStart"/>
+      <w:r>
+        <w:t>i</w:t>
+      </w:r>
+      <w:proofErr w:type="spellEnd"/>
+      <w:r>
+        <w:t>) = 1:</w:t>
       </w:r>
     </w:p>
     <w:p>
@@ -10961,7 +12258,31 @@
         </w:numPr>
       </w:pPr>
       <w:r>
-        <w:t xml:space="preserve">j = 0: good_suffix[0] = 4 (unchanged) → set good_suffix[0] = m − 1 − i = 2 </w:t>
+        <w:t xml:space="preserve">j = 0: </w:t>
+      </w:r>
+      <w:proofErr w:type="spellStart"/>
+      <w:r>
+        <w:t>good_suffix</w:t>
+      </w:r>
+      <w:proofErr w:type="spellEnd"/>
+      <w:r>
+        <w:t xml:space="preserve">[0] = 4 (unchanged) → set </w:t>
+      </w:r>
+      <w:proofErr w:type="spellStart"/>
+      <w:r>
+        <w:t>good_suffix</w:t>
+      </w:r>
+      <w:proofErr w:type="spellEnd"/>
+      <w:r>
+        <w:t xml:space="preserve">[0] = m − 1 − </w:t>
+      </w:r>
+      <w:proofErr w:type="spellStart"/>
+      <w:r>
+        <w:t>i</w:t>
+      </w:r>
+      <w:proofErr w:type="spellEnd"/>
+      <w:r>
+        <w:t xml:space="preserve"> = 2 </w:t>
       </w:r>
     </w:p>
     <w:p>
@@ -10972,7 +12293,31 @@
         </w:numPr>
       </w:pPr>
       <w:r>
-        <w:t>j = 1: good_suffix[1] = 4 (unchanged) → set good_suffix[1] = m − 1 − i = 2</w:t>
+        <w:t xml:space="preserve">j = 1: </w:t>
+      </w:r>
+      <w:proofErr w:type="spellStart"/>
+      <w:r>
+        <w:t>good_suffix</w:t>
+      </w:r>
+      <w:proofErr w:type="spellEnd"/>
+      <w:r>
+        <w:t xml:space="preserve">[1] = 4 (unchanged) → set </w:t>
+      </w:r>
+      <w:proofErr w:type="spellStart"/>
+      <w:r>
+        <w:t>good_suffix</w:t>
+      </w:r>
+      <w:proofErr w:type="spellEnd"/>
+      <w:r>
+        <w:t xml:space="preserve">[1] = m − 1 − </w:t>
+      </w:r>
+      <w:proofErr w:type="spellStart"/>
+      <w:r>
+        <w:t>i</w:t>
+      </w:r>
+      <w:proofErr w:type="spellEnd"/>
+      <w:r>
+        <w:t xml:space="preserve"> = 2</w:t>
       </w:r>
     </w:p>
     <w:p>
@@ -10983,8 +12328,13 @@
           <w:numId w:val="21"/>
         </w:numPr>
       </w:pPr>
-      <w:r>
-        <w:t>i = 0: suffix[0] = 0 ≠ 1. Skip.</w:t>
+      <w:proofErr w:type="spellStart"/>
+      <w:r>
+        <w:t>i</w:t>
+      </w:r>
+      <w:proofErr w:type="spellEnd"/>
+      <w:r>
+        <w:t xml:space="preserve"> = 0: suffix[0] = 0 ≠ 1. Skip.</w:t>
       </w:r>
       <w:r>
         <w:t xml:space="preserve"> </w:t>
@@ -10998,8 +12348,13 @@
           <w:lang w:val="vi-VN"/>
         </w:rPr>
       </w:pPr>
-      <w:r>
-        <w:t xml:space="preserve">good_suffix = </w:t>
+      <w:proofErr w:type="spellStart"/>
+      <w:r>
+        <w:t>good_suffix</w:t>
+      </w:r>
+      <w:proofErr w:type="spellEnd"/>
+      <w:r>
+        <w:t xml:space="preserve"> = </w:t>
       </w:r>
       <w:r>
         <w:t>[2, 2, 4, 4, 4]</w:t>
@@ -11033,7 +12388,31 @@
         <w:t>–</w:t>
       </w:r>
       <w:r>
-        <w:t xml:space="preserve"> A copy of the matched suffix exists at another position in P. For each i from 0 to m − 2, set good_suffix[m − 1 − suffix[i]] = m − 1 − i:</w:t>
+        <w:t xml:space="preserve"> A copy of the matched suffix exists at another position in P. For each </w:t>
+      </w:r>
+      <w:proofErr w:type="spellStart"/>
+      <w:r>
+        <w:t>i</w:t>
+      </w:r>
+      <w:proofErr w:type="spellEnd"/>
+      <w:r>
+        <w:t xml:space="preserve"> from 0 to m − 2, set </w:t>
+      </w:r>
+      <w:proofErr w:type="spellStart"/>
+      <w:r>
+        <w:t>good_suffix</w:t>
+      </w:r>
+      <w:proofErr w:type="spellEnd"/>
+      <w:r>
+        <w:t>[m − 1 − suffix[</w:t>
+      </w:r>
+      <w:proofErr w:type="spellStart"/>
+      <w:r>
+        <w:t>i</w:t>
+      </w:r>
+      <w:proofErr w:type="spellEnd"/>
+      <w:r>
+        <w:t>]] = m − 1 − i:</w:t>
       </w:r>
     </w:p>
     <w:p>
@@ -11043,8 +12422,29 @@
           <w:numId w:val="23"/>
         </w:numPr>
       </w:pPr>
-      <w:r>
-        <w:t>i = 0: suffix[0] = 0. good_suffix[m − 1 − 0] = good_suffix[3] = m − 1 − 0 = 3</w:t>
+      <w:proofErr w:type="spellStart"/>
+      <w:r>
+        <w:t>i</w:t>
+      </w:r>
+      <w:proofErr w:type="spellEnd"/>
+      <w:r>
+        <w:t xml:space="preserve"> = 0: suffix[0] = 0. </w:t>
+      </w:r>
+      <w:proofErr w:type="spellStart"/>
+      <w:r>
+        <w:t>good_suffix</w:t>
+      </w:r>
+      <w:proofErr w:type="spellEnd"/>
+      <w:r>
+        <w:t xml:space="preserve">[m − 1 − 0] = </w:t>
+      </w:r>
+      <w:proofErr w:type="spellStart"/>
+      <w:r>
+        <w:t>good_suffix</w:t>
+      </w:r>
+      <w:proofErr w:type="spellEnd"/>
+      <w:r>
+        <w:t>[3] = m − 1 − 0 = 3</w:t>
       </w:r>
     </w:p>
     <w:p>
@@ -11054,8 +12454,29 @@
           <w:numId w:val="23"/>
         </w:numPr>
       </w:pPr>
-      <w:r>
-        <w:t>i = 1: suffix[1] = 2. good_suffix[m − 1 − 2] = good_suffix[1] = m − 1 − 1 = 2 (no change)</w:t>
+      <w:proofErr w:type="spellStart"/>
+      <w:r>
+        <w:t>i</w:t>
+      </w:r>
+      <w:proofErr w:type="spellEnd"/>
+      <w:r>
+        <w:t xml:space="preserve"> = 1: suffix[1] = 2. </w:t>
+      </w:r>
+      <w:proofErr w:type="spellStart"/>
+      <w:r>
+        <w:t>good_suffix</w:t>
+      </w:r>
+      <w:proofErr w:type="spellEnd"/>
+      <w:r>
+        <w:t xml:space="preserve">[m − 1 − 2] = </w:t>
+      </w:r>
+      <w:proofErr w:type="spellStart"/>
+      <w:r>
+        <w:t>good_suffix</w:t>
+      </w:r>
+      <w:proofErr w:type="spellEnd"/>
+      <w:r>
+        <w:t>[1] = m − 1 − 1 = 2 (no change)</w:t>
       </w:r>
     </w:p>
     <w:p>
@@ -11065,8 +12486,29 @@
           <w:numId w:val="23"/>
         </w:numPr>
       </w:pPr>
-      <w:r>
-        <w:t>i = 2: suffix[2] = 0. good_suffix[m − 1 − 0] = good_suffix[3] = m − 1 − 2 = 1 (</w:t>
+      <w:proofErr w:type="spellStart"/>
+      <w:r>
+        <w:t>i</w:t>
+      </w:r>
+      <w:proofErr w:type="spellEnd"/>
+      <w:r>
+        <w:t xml:space="preserve"> = 2: suffix[2] = 0. </w:t>
+      </w:r>
+      <w:proofErr w:type="spellStart"/>
+      <w:r>
+        <w:t>good_suffix</w:t>
+      </w:r>
+      <w:proofErr w:type="spellEnd"/>
+      <w:r>
+        <w:t xml:space="preserve">[m − 1 − 0] = </w:t>
+      </w:r>
+      <w:proofErr w:type="spellStart"/>
+      <w:r>
+        <w:t>good_suffix</w:t>
+      </w:r>
+      <w:proofErr w:type="spellEnd"/>
+      <w:r>
+        <w:t>[3] = m − 1 − 2 = 1 (</w:t>
       </w:r>
       <w:r>
         <w:t>overwrites</w:t>
@@ -11086,8 +12528,13 @@
           <w:lang w:val="vi-VN"/>
         </w:rPr>
       </w:pPr>
-      <w:r>
-        <w:t xml:space="preserve">good_suffix = </w:t>
+      <w:proofErr w:type="spellStart"/>
+      <w:r>
+        <w:t>good_suffix</w:t>
+      </w:r>
+      <w:proofErr w:type="spellEnd"/>
+      <w:r>
+        <w:t xml:space="preserve"> = </w:t>
       </w:r>
       <w:r>
         <w:t>[2, 2, 4, 1, 4]</w:t>
@@ -11150,8 +12597,13 @@
         </w:rPr>
         <w:t xml:space="preserve">- </w:t>
       </w:r>
-      <w:r>
-        <w:t>good_suffix[0] = 2</w:t>
+      <w:proofErr w:type="spellStart"/>
+      <w:r>
+        <w:t>good_suffix</w:t>
+      </w:r>
+      <w:proofErr w:type="spellEnd"/>
+      <w:r>
+        <w:t>[0] = 2</w:t>
       </w:r>
       <w:r>
         <w:rPr>
@@ -11178,8 +12630,13 @@
         </w:rPr>
         <w:t xml:space="preserve">- </w:t>
       </w:r>
-      <w:r>
-        <w:t>good_suffix[1] = 2</w:t>
+      <w:proofErr w:type="spellStart"/>
+      <w:r>
+        <w:t>good_suffix</w:t>
+      </w:r>
+      <w:proofErr w:type="spellEnd"/>
+      <w:r>
+        <w:t>[1] = 2</w:t>
       </w:r>
       <w:r>
         <w:rPr>
@@ -11203,8 +12660,13 @@
         </w:rPr>
         <w:t xml:space="preserve">- </w:t>
       </w:r>
-      <w:r>
-        <w:t>good_suffix[2] = 4</w:t>
+      <w:proofErr w:type="spellStart"/>
+      <w:r>
+        <w:t>good_suffix</w:t>
+      </w:r>
+      <w:proofErr w:type="spellEnd"/>
+      <w:r>
+        <w:t>[2] = 4</w:t>
       </w:r>
       <w:r>
         <w:rPr>
@@ -11229,8 +12691,13 @@
         <w:lastRenderedPageBreak/>
         <w:t xml:space="preserve">- </w:t>
       </w:r>
-      <w:r>
-        <w:t>good_suffix[3] = 1</w:t>
+      <w:proofErr w:type="spellStart"/>
+      <w:r>
+        <w:t>good_suffix</w:t>
+      </w:r>
+      <w:proofErr w:type="spellEnd"/>
+      <w:r>
+        <w:t>[3] = 1</w:t>
       </w:r>
       <w:r>
         <w:rPr>
@@ -11335,7 +12802,15 @@
         <w:t>–</w:t>
       </w:r>
       <w:r>
-        <w:t xml:space="preserve"> Aligning P at T[0..3] = "abac", comparing right to left:</w:t>
+        <w:t xml:space="preserve"> Aligning P at T[0..3] = "</w:t>
+      </w:r>
+      <w:proofErr w:type="spellStart"/>
+      <w:r>
+        <w:t>abac</w:t>
+      </w:r>
+      <w:proofErr w:type="spellEnd"/>
+      <w:r>
+        <w:t>", comparing right to left:</w:t>
       </w:r>
     </w:p>
     <w:p>
@@ -11369,7 +12844,31 @@
         </w:numPr>
       </w:pPr>
       <w:r>
-        <w:t xml:space="preserve">Bad Character Rule: bad_char['c'] = −1. bc_shift = j − bad_char['c'] = 3 − (−1) = </w:t>
+        <w:t xml:space="preserve">Bad Character Rule: </w:t>
+      </w:r>
+      <w:proofErr w:type="spellStart"/>
+      <w:r>
+        <w:t>bad_char</w:t>
+      </w:r>
+      <w:proofErr w:type="spellEnd"/>
+      <w:r>
+        <w:t xml:space="preserve">['c'] = −1. </w:t>
+      </w:r>
+      <w:proofErr w:type="spellStart"/>
+      <w:r>
+        <w:t>bc_shift</w:t>
+      </w:r>
+      <w:proofErr w:type="spellEnd"/>
+      <w:r>
+        <w:t xml:space="preserve"> = j − </w:t>
+      </w:r>
+      <w:proofErr w:type="spellStart"/>
+      <w:r>
+        <w:t>bad_char</w:t>
+      </w:r>
+      <w:proofErr w:type="spellEnd"/>
+      <w:r>
+        <w:t xml:space="preserve">['c'] = 3 − (−1) = </w:t>
       </w:r>
       <w:r>
         <w:rPr>
@@ -11391,7 +12890,23 @@
         </w:numPr>
       </w:pPr>
       <w:r>
-        <w:t>Good Suffix Rule: gs_shift = good_suffix[3] =</w:t>
+        <w:t xml:space="preserve">Good Suffix Rule: </w:t>
+      </w:r>
+      <w:proofErr w:type="spellStart"/>
+      <w:r>
+        <w:t>gs_shift</w:t>
+      </w:r>
+      <w:proofErr w:type="spellEnd"/>
+      <w:r>
+        <w:t xml:space="preserve"> = </w:t>
+      </w:r>
+      <w:proofErr w:type="spellStart"/>
+      <w:r>
+        <w:t>good_suffix</w:t>
+      </w:r>
+      <w:proofErr w:type="spellEnd"/>
+      <w:r>
+        <w:t>[3] =</w:t>
       </w:r>
       <w:r>
         <w:rPr>
@@ -11462,7 +12977,15 @@
         <w:t>–</w:t>
       </w:r>
       <w:r>
-        <w:t xml:space="preserve"> Aligning P at T[4..7] = "abab", comparing right to left:</w:t>
+        <w:t xml:space="preserve"> Aligning P at T[4..7] = "</w:t>
+      </w:r>
+      <w:proofErr w:type="spellStart"/>
+      <w:r>
+        <w:t>abab</w:t>
+      </w:r>
+      <w:proofErr w:type="spellEnd"/>
+      <w:r>
+        <w:t>", comparing right to left:</w:t>
       </w:r>
     </w:p>
     <w:p>
@@ -11560,7 +13083,25 @@
           <w:kern w:val="0"/>
           <w14:ligatures w14:val="none"/>
         </w:rPr>
-        <w:t xml:space="preserve"> The algorithm then applies good_suffix[0] = 2, yielding s = 4 + 2 = 6 &gt; n − m = 4. The while loop terminates.</w:t>
+        <w:t xml:space="preserve"> The algorithm then applies </w:t>
+      </w:r>
+      <w:proofErr w:type="spellStart"/>
+      <w:r>
+        <w:rPr>
+          <w:rFonts w:eastAsia="Times New Roman" w:cs="Times New Roman"/>
+          <w:kern w:val="0"/>
+          <w14:ligatures w14:val="none"/>
+        </w:rPr>
+        <w:t>good_suffix</w:t>
+      </w:r>
+      <w:proofErr w:type="spellEnd"/>
+      <w:r>
+        <w:rPr>
+          <w:rFonts w:eastAsia="Times New Roman" w:cs="Times New Roman"/>
+          <w:kern w:val="0"/>
+          <w14:ligatures w14:val="none"/>
+        </w:rPr>
+        <w:t>[0] = 2, yielding s = 4 + 2 = 6 &gt; n − m = 4. The while loop terminates.</w:t>
       </w:r>
     </w:p>
     <w:p>
@@ -11674,9 +13215,11 @@
                 <w:lang w:val="vi-VN"/>
               </w:rPr>
             </w:pPr>
+            <w:proofErr w:type="spellStart"/>
             <w:r>
               <w:t>bc_shift</w:t>
             </w:r>
+            <w:proofErr w:type="spellEnd"/>
           </w:p>
         </w:tc>
         <w:tc>
@@ -11692,9 +13235,11 @@
                 <w:lang w:val="vi-VN"/>
               </w:rPr>
             </w:pPr>
+            <w:proofErr w:type="spellStart"/>
             <w:r>
               <w:t>gs_shift</w:t>
             </w:r>
+            <w:proofErr w:type="spellEnd"/>
           </w:p>
         </w:tc>
         <w:tc>
@@ -11977,8 +13522,13 @@
                 <w:lang w:val="vi-VN"/>
               </w:rPr>
             </w:pPr>
-            <w:r>
-              <w:t>good_suffix[0]=2</w:t>
+            <w:proofErr w:type="spellStart"/>
+            <w:r>
+              <w:t>good_suffix</w:t>
+            </w:r>
+            <w:proofErr w:type="spellEnd"/>
+            <w:r>
+              <w:t>[0]=2</w:t>
             </w:r>
           </w:p>
         </w:tc>
@@ -12635,7 +14185,15 @@
         <w:br/>
       </w:r>
       <w:r>
-        <w:t>sub-linear average-case behaviour of O(n/m) is preserved regardless, as it arises from the large skips produced by both heuristics on typical inputs.</w:t>
+        <w:t xml:space="preserve">sub-linear average-case </w:t>
+      </w:r>
+      <w:proofErr w:type="spellStart"/>
+      <w:r>
+        <w:t>behaviour</w:t>
+      </w:r>
+      <w:proofErr w:type="spellEnd"/>
+      <w:r>
+        <w:t xml:space="preserve"> of O(n/m) is preserved regardless, as it arises from the large skips produced by both heuristics on typical inputs.</w:t>
       </w:r>
     </w:p>
     <w:p>
@@ -12686,7 +14244,15 @@
         <w:br/>
       </w:r>
       <w:r>
-        <w:t>sub-linear behaviour becomes increasingly pronounced as m grows larger.</w:t>
+        <w:t xml:space="preserve">sub-linear </w:t>
+      </w:r>
+      <w:proofErr w:type="spellStart"/>
+      <w:r>
+        <w:t>behaviour</w:t>
+      </w:r>
+      <w:proofErr w:type="spellEnd"/>
+      <w:r>
+        <w:t xml:space="preserve"> becomes increasingly pronounced as m grows larger.</w:t>
       </w:r>
     </w:p>
     <w:p>
@@ -12714,7 +14280,15 @@
       </w:pPr>
       <w:bookmarkStart w:id="8" w:name="_Toc226227374"/>
       <w:r>
-        <w:t>Aho-Corasick Algorithm</w:t>
+        <w:t>Aho-</w:t>
+      </w:r>
+      <w:proofErr w:type="spellStart"/>
+      <w:r>
+        <w:t>Corasick</w:t>
+      </w:r>
+      <w:proofErr w:type="spellEnd"/>
+      <w:r>
+        <w:t xml:space="preserve"> Algorithm</w:t>
       </w:r>
       <w:bookmarkEnd w:id="8"/>
     </w:p>
@@ -12738,7 +14312,23 @@
     </w:p>
     <w:p>
       <w:r>
-        <w:t xml:space="preserve">The Aho-Corasick algorithm, introduced by Alfred V. Aho and Margaret J. Corasick in 1975, is a multi-pattern string-matching algorithm that extends the principles of KMP to handle an arbitrary number of patterns simultaneously. Rather than searching for each keyword independently, the algorithm constructs a finite-state automaton </w:t>
+        <w:t>The Aho-</w:t>
+      </w:r>
+      <w:proofErr w:type="spellStart"/>
+      <w:r>
+        <w:t>Corasick</w:t>
+      </w:r>
+      <w:proofErr w:type="spellEnd"/>
+      <w:r>
+        <w:t xml:space="preserve"> algorithm, introduced by Alfred V. Aho and Margaret J. </w:t>
+      </w:r>
+      <w:proofErr w:type="spellStart"/>
+      <w:r>
+        <w:t>Corasick</w:t>
+      </w:r>
+      <w:proofErr w:type="spellEnd"/>
+      <w:r>
+        <w:t xml:space="preserve"> in 1975, is a multi-pattern string-matching algorithm that extends the principles of KMP to handle an arbitrary number of patterns simultaneously. Rather than searching for each keyword independently, the algorithm constructs a finite-state automaton </w:t>
       </w:r>
       <w:r>
         <w:t>–</w:t>
@@ -12751,42 +14341,67 @@
           <w:b/>
           <w:bCs/>
         </w:rPr>
-        <w:t>Aho-Corasick automaton</w:t>
-      </w:r>
-      <w:r>
-        <w:t xml:space="preserve"> </w:t>
-      </w:r>
-      <w:r>
-        <w:t>–</w:t>
-      </w:r>
-      <w:r>
-        <w:t xml:space="preserve"> from the complete set of K patterns during preprocessing. This automaton consists of three components: a </w:t>
-      </w:r>
+        <w:t>Aho-</w:t>
+      </w:r>
+      <w:proofErr w:type="spellStart"/>
       <w:r>
         <w:rPr>
           <w:b/>
           <w:bCs/>
         </w:rPr>
-        <w:t>goto function</w:t>
-      </w:r>
-      <w:r>
-        <w:t xml:space="preserve"> that defines forward transitions between states upon matching a character, a </w:t>
-      </w:r>
+        <w:t>Corasick</w:t>
+      </w:r>
+      <w:proofErr w:type="spellEnd"/>
       <w:r>
         <w:rPr>
           <w:b/>
           <w:bCs/>
         </w:rPr>
-        <w:t>failure function</w:t>
-      </w:r>
-      <w:r>
-        <w:t xml:space="preserve"> that defines fallback transitions upon a mismatch (analogous to the failure function array in KMP), and an </w:t>
-      </w:r>
+        <w:t xml:space="preserve"> automaton</w:t>
+      </w:r>
+      <w:r>
+        <w:t xml:space="preserve"> </w:t>
+      </w:r>
+      <w:r>
+        <w:t>–</w:t>
+      </w:r>
+      <w:r>
+        <w:t xml:space="preserve"> from the complete set of K patterns during preprocessing. This automaton consists of three components: a </w:t>
+      </w:r>
+      <w:proofErr w:type="spellStart"/>
       <w:r>
         <w:rPr>
           <w:b/>
           <w:bCs/>
         </w:rPr>
+        <w:t>goto</w:t>
+      </w:r>
+      <w:proofErr w:type="spellEnd"/>
+      <w:r>
+        <w:rPr>
+          <w:b/>
+          <w:bCs/>
+        </w:rPr>
+        <w:t xml:space="preserve"> function</w:t>
+      </w:r>
+      <w:r>
+        <w:t xml:space="preserve"> that defines forward transitions between states upon matching a character, a </w:t>
+      </w:r>
+      <w:r>
+        <w:rPr>
+          <w:b/>
+          <w:bCs/>
+        </w:rPr>
+        <w:t>failure function</w:t>
+      </w:r>
+      <w:r>
+        <w:t xml:space="preserve"> that defines fallback transitions upon a mismatch (analogous to the failure function array in KMP), and an </w:t>
+      </w:r>
+      <w:r>
+        <w:rPr>
+          <w:b/>
+          <w:bCs/>
+        </w:rPr>
         <w:t>output function</w:t>
       </w:r>
       <w:r>
@@ -12795,20 +14410,38 @@
     </w:p>
     <w:p>
       <w:r>
-        <w:t xml:space="preserve">The Aho-Corasick algorithm is the standard solution for multi-pattern search in performance-critical applications. It is the underlying algorithm of the Unix </w:t>
-      </w:r>
+        <w:t>The Aho-</w:t>
+      </w:r>
+      <w:proofErr w:type="spellStart"/>
+      <w:r>
+        <w:t>Corasick</w:t>
+      </w:r>
+      <w:proofErr w:type="spellEnd"/>
+      <w:r>
+        <w:t xml:space="preserve"> algorithm is the standard solution for multi-pattern search in performance-critical applications. It is the underlying algorithm of the Unix </w:t>
+      </w:r>
+      <w:proofErr w:type="spellStart"/>
       <w:r>
         <w:rPr>
           <w:rStyle w:val="PseudocodeChar"/>
         </w:rPr>
         <w:t>fgrep</w:t>
       </w:r>
+      <w:proofErr w:type="spellEnd"/>
       <w:r>
         <w:t xml:space="preserve"> command, which searches for multiple fixed strings simultaneously. It is also extensively used in network intrusion detection systems such as Snort, where incoming packets must be scanned against thousands of known attack </w:t>
       </w:r>
       <w:r>
         <w:lastRenderedPageBreak/>
-        <w:t xml:space="preserve">signatures in real time. In the context of this project, Aho-Corasick is particularly well-suited for </w:t>
+        <w:t>signatures in real time. In the context of this project, Aho-</w:t>
+      </w:r>
+      <w:proofErr w:type="spellStart"/>
+      <w:r>
+        <w:t>Corasick</w:t>
+      </w:r>
+      <w:proofErr w:type="spellEnd"/>
+      <w:r>
+        <w:t xml:space="preserve"> is particularly well-suited for </w:t>
       </w:r>
       <w:r>
         <w:t>s</w:t>
@@ -13784,7 +15417,43 @@
           <w:kern w:val="0"/>
           <w14:ligatures w14:val="none"/>
         </w:rPr>
-        <w:t>The following trace uses two patterns P1 = "ab" and P2 = "bc", and text T = "abcab" (n = 5).</w:t>
+        <w:t>The following trace uses two patterns P1 = "ab" and P2 = "</w:t>
+      </w:r>
+      <w:proofErr w:type="spellStart"/>
+      <w:r>
+        <w:rPr>
+          <w:rFonts w:eastAsia="Times New Roman" w:cs="Times New Roman"/>
+          <w:kern w:val="0"/>
+          <w14:ligatures w14:val="none"/>
+        </w:rPr>
+        <w:t>bc</w:t>
+      </w:r>
+      <w:proofErr w:type="spellEnd"/>
+      <w:r>
+        <w:rPr>
+          <w:rFonts w:eastAsia="Times New Roman" w:cs="Times New Roman"/>
+          <w:kern w:val="0"/>
+          <w14:ligatures w14:val="none"/>
+        </w:rPr>
+        <w:t>", and text T = "</w:t>
+      </w:r>
+      <w:proofErr w:type="spellStart"/>
+      <w:r>
+        <w:rPr>
+          <w:rFonts w:eastAsia="Times New Roman" w:cs="Times New Roman"/>
+          <w:kern w:val="0"/>
+          <w14:ligatures w14:val="none"/>
+        </w:rPr>
+        <w:t>abcab</w:t>
+      </w:r>
+      <w:proofErr w:type="spellEnd"/>
+      <w:r>
+        <w:rPr>
+          <w:rFonts w:eastAsia="Times New Roman" w:cs="Times New Roman"/>
+          <w:kern w:val="0"/>
+          <w14:ligatures w14:val="none"/>
+        </w:rPr>
+        <w:t>" (n = 5).</w:t>
       </w:r>
     </w:p>
     <w:p>
@@ -13842,7 +15511,15 @@
     </w:p>
     <w:p>
       <w:r>
-        <w:t>Each pattern is inserted into a trie beginning from the root (state 0), with a new state created for each character that does not yet have a defined transition.</w:t>
+        <w:t xml:space="preserve">Each pattern is inserted into a </w:t>
+      </w:r>
+      <w:proofErr w:type="spellStart"/>
+      <w:r>
+        <w:t>trie</w:t>
+      </w:r>
+      <w:proofErr w:type="spellEnd"/>
+      <w:r>
+        <w:t xml:space="preserve"> beginning from the root (state 0), with a new state created for each character that does not yet have a defined transition.</w:t>
       </w:r>
     </w:p>
     <w:p>
@@ -13956,7 +15633,15 @@
         <w:t xml:space="preserve">- </w:t>
       </w:r>
       <w:r>
-        <w:t>Inserting P2 = "bc":</w:t>
+        <w:t>Inserting P2 = "</w:t>
+      </w:r>
+      <w:proofErr w:type="spellStart"/>
+      <w:r>
+        <w:t>bc</w:t>
+      </w:r>
+      <w:proofErr w:type="spellEnd"/>
+      <w:r>
+        <w:t>":</w:t>
       </w:r>
     </w:p>
     <w:p>
@@ -14086,9 +15771,11 @@
       <w:r>
         <w:t>] = {"</w:t>
       </w:r>
+      <w:proofErr w:type="spellStart"/>
       <w:r>
         <w:t>bc</w:t>
       </w:r>
+      <w:proofErr w:type="spellEnd"/>
       <w:r>
         <w:t>"}</w:t>
       </w:r>
@@ -14219,7 +15906,15 @@
         <w:t>Depth-1 states</w:t>
       </w:r>
       <w:r>
-        <w:t xml:space="preserve"> are initialised with failure links pointing to root (state 0):</w:t>
+        <w:t xml:space="preserve"> are </w:t>
+      </w:r>
+      <w:proofErr w:type="spellStart"/>
+      <w:r>
+        <w:t>initialised</w:t>
+      </w:r>
+      <w:proofErr w:type="spellEnd"/>
+      <w:r>
+        <w:t xml:space="preserve"> with failure links pointing to root (state 0):</w:t>
       </w:r>
     </w:p>
     <w:p>
@@ -14231,7 +15926,15 @@
         </w:numPr>
       </w:pPr>
       <w:r>
-        <w:t>failure[1] = 0 (state 1 represents "a"; no proper suffix of "a" is a recognised prefix in the automaton other than the empty string)</w:t>
+        <w:t xml:space="preserve">failure[1] = 0 (state 1 represents "a"; no proper suffix of "a" is a </w:t>
+      </w:r>
+      <w:proofErr w:type="spellStart"/>
+      <w:r>
+        <w:t>recognised</w:t>
+      </w:r>
+      <w:proofErr w:type="spellEnd"/>
+      <w:r>
+        <w:t xml:space="preserve"> prefix in the automaton other than the empty string)</w:t>
       </w:r>
     </w:p>
     <w:p>
@@ -14330,7 +16033,15 @@
         </w:rPr>
       </w:pPr>
       <w:r>
-        <w:t>To compute failure[2]: follow failure[1] = 0, then check goto[(0, 'b')] = 3. State 3 exists and is not state 2 itself.</w:t>
+        <w:t xml:space="preserve">To compute failure[2]: follow failure[1] = 0, then check </w:t>
+      </w:r>
+      <w:proofErr w:type="spellStart"/>
+      <w:r>
+        <w:t>goto</w:t>
+      </w:r>
+      <w:proofErr w:type="spellEnd"/>
+      <w:r>
+        <w:t>[(0, 'b')] = 3. State 3 exists and is not state 2 itself.</w:t>
       </w:r>
     </w:p>
     <w:p>
@@ -14471,7 +16182,15 @@
         </w:rPr>
       </w:pPr>
       <w:r>
-        <w:t>Transition on 'c' leads to state 4 (representing "bc").</w:t>
+        <w:t>Transition on 'c' leads to state 4 (representing "</w:t>
+      </w:r>
+      <w:proofErr w:type="spellStart"/>
+      <w:r>
+        <w:t>bc</w:t>
+      </w:r>
+      <w:proofErr w:type="spellEnd"/>
+      <w:r>
+        <w:t>").</w:t>
       </w:r>
     </w:p>
     <w:p>
@@ -14483,7 +16202,15 @@
         </w:numPr>
       </w:pPr>
       <w:r>
-        <w:t xml:space="preserve">To compute failure[4]: follow failure[3] = 0, then check goto[(0, 'c')] = 0 (undefined, loops to root). </w:t>
+        <w:t xml:space="preserve">To compute failure[4]: follow failure[3] = 0, then check </w:t>
+      </w:r>
+      <w:proofErr w:type="spellStart"/>
+      <w:r>
+        <w:t>goto</w:t>
+      </w:r>
+      <w:proofErr w:type="spellEnd"/>
+      <w:r>
+        <w:t xml:space="preserve">[(0, 'c')] = 0 (undefined, loops to root). </w:t>
       </w:r>
     </w:p>
     <w:p>
@@ -14529,7 +16256,15 @@
         <w:t xml:space="preserve"> </w:t>
       </w:r>
       <w:r>
-        <w:t xml:space="preserve">output[0] = {"bc"} </w:t>
+        <w:t>output[0] = {"</w:t>
+      </w:r>
+      <w:proofErr w:type="spellStart"/>
+      <w:r>
+        <w:t>bc</w:t>
+      </w:r>
+      <w:proofErr w:type="spellEnd"/>
+      <w:r>
+        <w:t xml:space="preserve">"} </w:t>
       </w:r>
       <w:r>
         <w:rPr>
@@ -14545,12 +16280,36 @@
         <w:t xml:space="preserve"> </w:t>
       </w:r>
       <w:r>
-        <w:t>{} = {"bc"}.</w:t>
-      </w:r>
-    </w:p>
-    <w:p>
-      <w:r>
-        <w:t>The failure link from state 2 to state 3 is particularly significant: after fully matching "ab", the automaton recognises that the suffix "b" of "ab" is also the beginning of a valid path toward "bc" in the automaton. Rather than returning to root, it jumps directly to state 3, preserving partial progress toward the second pattern without re-examining any character.</w:t>
+        <w:t>{} = {"</w:t>
+      </w:r>
+      <w:proofErr w:type="spellStart"/>
+      <w:r>
+        <w:t>bc</w:t>
+      </w:r>
+      <w:proofErr w:type="spellEnd"/>
+      <w:r>
+        <w:t>"}.</w:t>
+      </w:r>
+    </w:p>
+    <w:p>
+      <w:r>
+        <w:t xml:space="preserve">The failure link from state 2 to state 3 is particularly significant: after fully matching "ab", the automaton </w:t>
+      </w:r>
+      <w:proofErr w:type="spellStart"/>
+      <w:r>
+        <w:t>recognises</w:t>
+      </w:r>
+      <w:proofErr w:type="spellEnd"/>
+      <w:r>
+        <w:t xml:space="preserve"> that the suffix "b" of "ab" is also the beginning of a valid path toward "</w:t>
+      </w:r>
+      <w:proofErr w:type="spellStart"/>
+      <w:r>
+        <w:t>bc</w:t>
+      </w:r>
+      <w:proofErr w:type="spellEnd"/>
+      <w:r>
+        <w:t>" in the automaton. Rather than returning to root, it jumps directly to state 3, preserving partial progress toward the second pattern without re-examining any character.</w:t>
       </w:r>
     </w:p>
     <w:p>
@@ -14630,7 +16389,21 @@
         <w:rPr>
           <w:rFonts w:cs="Times New Roman"/>
         </w:rPr>
-        <w:t>Starting at state 0, the automaton processes T one character at a time, following goto transitions on matches and failure links on mismatches.</w:t>
+        <w:t xml:space="preserve">Starting at state 0, the automaton processes T one character at a time, following </w:t>
+      </w:r>
+      <w:proofErr w:type="spellStart"/>
+      <w:r>
+        <w:rPr>
+          <w:rFonts w:cs="Times New Roman"/>
+        </w:rPr>
+        <w:t>goto</w:t>
+      </w:r>
+      <w:proofErr w:type="spellEnd"/>
+      <w:r>
+        <w:rPr>
+          <w:rFonts w:cs="Times New Roman"/>
+        </w:rPr>
+        <w:t xml:space="preserve"> transitions on matches and failure links on mismatches.</w:t>
       </w:r>
     </w:p>
     <w:p>
@@ -14645,12 +16418,21 @@
         </w:rPr>
         <w:t xml:space="preserve">- </w:t>
       </w:r>
+      <w:proofErr w:type="spellStart"/>
       <w:r>
         <w:rPr>
           <w:b/>
           <w:bCs/>
         </w:rPr>
-        <w:t>i = 0, T[0] = 'a':</w:t>
+        <w:t>i</w:t>
+      </w:r>
+      <w:proofErr w:type="spellEnd"/>
+      <w:r>
+        <w:rPr>
+          <w:b/>
+          <w:bCs/>
+        </w:rPr>
+        <w:t xml:space="preserve"> = 0, T[0] = 'a':</w:t>
       </w:r>
       <w:r>
         <w:t xml:space="preserve"> </w:t>
@@ -14683,7 +16465,15 @@
         </w:rPr>
       </w:pPr>
       <w:r>
-        <w:t xml:space="preserve">Check goto[(0, 'a')] = 1 </w:t>
+        <w:t xml:space="preserve">Check </w:t>
+      </w:r>
+      <w:proofErr w:type="spellStart"/>
+      <w:r>
+        <w:t>goto</w:t>
+      </w:r>
+      <w:proofErr w:type="spellEnd"/>
+      <w:r>
+        <w:t xml:space="preserve">[(0, 'a')] = 1 </w:t>
       </w:r>
       <w:r>
         <w:t>–</w:t>
@@ -14755,12 +16545,21 @@
         </w:rPr>
         <w:t xml:space="preserve">- </w:t>
       </w:r>
+      <w:proofErr w:type="spellStart"/>
       <w:r>
         <w:rPr>
           <w:b/>
           <w:bCs/>
         </w:rPr>
-        <w:t>i = 1, T[1] = 'b':</w:t>
+        <w:t>i</w:t>
+      </w:r>
+      <w:proofErr w:type="spellEnd"/>
+      <w:r>
+        <w:rPr>
+          <w:b/>
+          <w:bCs/>
+        </w:rPr>
+        <w:t xml:space="preserve"> = 1, T[1] = 'b':</w:t>
       </w:r>
       <w:r>
         <w:t xml:space="preserve"> </w:t>
@@ -14797,7 +16596,15 @@
         </w:rPr>
       </w:pPr>
       <w:r>
-        <w:t xml:space="preserve">Check goto[(1, 'b')] = 2 </w:t>
+        <w:t xml:space="preserve">Check </w:t>
+      </w:r>
+      <w:proofErr w:type="spellStart"/>
+      <w:r>
+        <w:t>goto</w:t>
+      </w:r>
+      <w:proofErr w:type="spellEnd"/>
+      <w:r>
+        <w:t xml:space="preserve">[(1, 'b')] = 2 </w:t>
       </w:r>
       <w:r>
         <w:t>–</w:t>
@@ -14841,42 +16648,74 @@
           <w:b/>
           <w:bCs/>
         </w:rPr>
-        <w:t>Pattern "ab" is reported, ending at i = 1, starting at i = 0.</w:t>
-      </w:r>
-    </w:p>
-    <w:p>
-      <w:pPr>
-        <w:pStyle w:val="Pseudocode"/>
-        <w:rPr>
-          <w:lang w:val="vi-VN"/>
-        </w:rPr>
-      </w:pPr>
-      <w:r>
-        <w:rPr>
-          <w:lang w:val="vi-VN"/>
-        </w:rPr>
-        <w:t xml:space="preserve">current = </w:t>
-      </w:r>
-      <w:r>
-        <w:rPr>
-          <w:lang w:val="vi-VN"/>
-        </w:rPr>
-        <w:t>2</w:t>
-      </w:r>
-    </w:p>
-    <w:p>
-      <w:pPr>
-        <w:jc w:val="left"/>
+        <w:t xml:space="preserve">Pattern "ab" is reported, ending at </w:t>
+      </w:r>
+      <w:proofErr w:type="spellStart"/>
+      <w:r>
         <w:rPr>
           <w:b/>
           <w:bCs/>
-          <w:lang w:val="vi-VN"/>
-        </w:rPr>
-      </w:pPr>
+        </w:rPr>
+        <w:t>i</w:t>
+      </w:r>
+      <w:proofErr w:type="spellEnd"/>
       <w:r>
         <w:rPr>
           <w:b/>
           <w:bCs/>
+        </w:rPr>
+        <w:t xml:space="preserve"> = 1, starting at </w:t>
+      </w:r>
+      <w:proofErr w:type="spellStart"/>
+      <w:r>
+        <w:rPr>
+          <w:b/>
+          <w:bCs/>
+        </w:rPr>
+        <w:t>i</w:t>
+      </w:r>
+      <w:proofErr w:type="spellEnd"/>
+      <w:r>
+        <w:rPr>
+          <w:b/>
+          <w:bCs/>
+        </w:rPr>
+        <w:t xml:space="preserve"> = 0.</w:t>
+      </w:r>
+    </w:p>
+    <w:p>
+      <w:pPr>
+        <w:pStyle w:val="Pseudocode"/>
+        <w:rPr>
+          <w:lang w:val="vi-VN"/>
+        </w:rPr>
+      </w:pPr>
+      <w:r>
+        <w:rPr>
+          <w:lang w:val="vi-VN"/>
+        </w:rPr>
+        <w:t xml:space="preserve">current = </w:t>
+      </w:r>
+      <w:r>
+        <w:rPr>
+          <w:lang w:val="vi-VN"/>
+        </w:rPr>
+        <w:t>2</w:t>
+      </w:r>
+    </w:p>
+    <w:p>
+      <w:pPr>
+        <w:jc w:val="left"/>
+        <w:rPr>
+          <w:b/>
+          <w:bCs/>
+          <w:lang w:val="vi-VN"/>
+        </w:rPr>
+      </w:pPr>
+      <w:r>
+        <w:rPr>
+          <w:b/>
+          <w:bCs/>
           <w:lang w:val="vi-VN"/>
         </w:rPr>
         <w:br w:type="page"/>
@@ -14895,12 +16734,21 @@
         <w:lastRenderedPageBreak/>
         <w:t xml:space="preserve">- </w:t>
       </w:r>
+      <w:proofErr w:type="spellStart"/>
       <w:r>
         <w:rPr>
           <w:b/>
           <w:bCs/>
         </w:rPr>
-        <w:t>i = 2, T[2] = 'c':</w:t>
+        <w:t>i</w:t>
+      </w:r>
+      <w:proofErr w:type="spellEnd"/>
+      <w:r>
+        <w:rPr>
+          <w:b/>
+          <w:bCs/>
+        </w:rPr>
+        <w:t xml:space="preserve"> = 2, T[2] = 'c':</w:t>
       </w:r>
       <w:r>
         <w:t xml:space="preserve"> </w:t>
@@ -14933,7 +16781,15 @@
         </w:rPr>
       </w:pPr>
       <w:r>
-        <w:t xml:space="preserve">Check goto[(2, 'c')] </w:t>
+        <w:t xml:space="preserve">Check </w:t>
+      </w:r>
+      <w:proofErr w:type="spellStart"/>
+      <w:r>
+        <w:t>goto</w:t>
+      </w:r>
+      <w:proofErr w:type="spellEnd"/>
+      <w:r>
+        <w:t xml:space="preserve">[(2, 'c')] </w:t>
       </w:r>
       <w:r>
         <w:t>–</w:t>
@@ -14984,7 +16840,15 @@
         </w:rPr>
       </w:pPr>
       <w:r>
-        <w:t xml:space="preserve">Check goto[(3, 'c')] = 4 </w:t>
+        <w:t xml:space="preserve">Check </w:t>
+      </w:r>
+      <w:proofErr w:type="spellStart"/>
+      <w:r>
+        <w:t>goto</w:t>
+      </w:r>
+      <w:proofErr w:type="spellEnd"/>
+      <w:r>
+        <w:t xml:space="preserve">[(3, 'c')] = 4 </w:t>
       </w:r>
       <w:r>
         <w:t>–</w:t>
@@ -15005,7 +16869,15 @@
         </w:rPr>
       </w:pPr>
       <w:r>
-        <w:t xml:space="preserve">output[4] = {"bc"} is not empty. </w:t>
+        <w:t>output[4] = {"</w:t>
+      </w:r>
+      <w:proofErr w:type="spellStart"/>
+      <w:r>
+        <w:t>bc</w:t>
+      </w:r>
+      <w:proofErr w:type="spellEnd"/>
+      <w:r>
+        <w:t xml:space="preserve">"} is not empty. </w:t>
       </w:r>
     </w:p>
     <w:p>
@@ -15024,7 +16896,55 @@
           <w:b/>
           <w:bCs/>
         </w:rPr>
-        <w:t>Pattern "bc" is reported, ending at i = 2, starting at i = 1.</w:t>
+        <w:t>Pattern "</w:t>
+      </w:r>
+      <w:proofErr w:type="spellStart"/>
+      <w:r>
+        <w:rPr>
+          <w:b/>
+          <w:bCs/>
+        </w:rPr>
+        <w:t>bc</w:t>
+      </w:r>
+      <w:proofErr w:type="spellEnd"/>
+      <w:r>
+        <w:rPr>
+          <w:b/>
+          <w:bCs/>
+        </w:rPr>
+        <w:t xml:space="preserve">" is reported, ending at </w:t>
+      </w:r>
+      <w:proofErr w:type="spellStart"/>
+      <w:r>
+        <w:rPr>
+          <w:b/>
+          <w:bCs/>
+        </w:rPr>
+        <w:t>i</w:t>
+      </w:r>
+      <w:proofErr w:type="spellEnd"/>
+      <w:r>
+        <w:rPr>
+          <w:b/>
+          <w:bCs/>
+        </w:rPr>
+        <w:t xml:space="preserve"> = 2, starting at </w:t>
+      </w:r>
+      <w:proofErr w:type="spellStart"/>
+      <w:r>
+        <w:rPr>
+          <w:b/>
+          <w:bCs/>
+        </w:rPr>
+        <w:t>i</w:t>
+      </w:r>
+      <w:proofErr w:type="spellEnd"/>
+      <w:r>
+        <w:rPr>
+          <w:b/>
+          <w:bCs/>
+        </w:rPr>
+        <w:t xml:space="preserve"> = 1.</w:t>
       </w:r>
     </w:p>
     <w:p>
@@ -15057,7 +16977,15 @@
         <w:t xml:space="preserve"> </w:t>
       </w:r>
       <w:r>
-        <w:t xml:space="preserve">The automaton did not return to the root upon the mismatch at state 2. Instead, the failure link carried it directly to state 3, which represents the suffix "b" of the previously matched string "ab". From state 3, the transition on 'c' immediately completes a match for "bc", detecting an overlapping pattern occurrence without re-examining any prior character. </w:t>
+        <w:t>The automaton did not return to the root upon the mismatch at state 2. Instead, the failure link carried it directly to state 3, which represents the suffix "b" of the previously matched string "ab". From state 3, the transition on 'c' immediately completes a match for "</w:t>
+      </w:r>
+      <w:proofErr w:type="spellStart"/>
+      <w:r>
+        <w:t>bc</w:t>
+      </w:r>
+      <w:proofErr w:type="spellEnd"/>
+      <w:r>
+        <w:t xml:space="preserve">", detecting an overlapping pattern occurrence without re-examining any prior character. </w:t>
       </w:r>
     </w:p>
     <w:p>
@@ -15093,12 +17021,21 @@
         </w:rPr>
         <w:t xml:space="preserve">- </w:t>
       </w:r>
+      <w:proofErr w:type="spellStart"/>
       <w:r>
         <w:rPr>
           <w:b/>
           <w:bCs/>
         </w:rPr>
-        <w:t>i = 3, T[3] = 'a':</w:t>
+        <w:t>i</w:t>
+      </w:r>
+      <w:proofErr w:type="spellEnd"/>
+      <w:r>
+        <w:rPr>
+          <w:b/>
+          <w:bCs/>
+        </w:rPr>
+        <w:t xml:space="preserve"> = 3, T[3] = 'a':</w:t>
       </w:r>
       <w:r>
         <w:t xml:space="preserve"> </w:t>
@@ -15131,7 +17068,15 @@
         </w:rPr>
       </w:pPr>
       <w:r>
-        <w:t xml:space="preserve">Check goto[(4, 'a')] </w:t>
+        <w:t xml:space="preserve">Check </w:t>
+      </w:r>
+      <w:proofErr w:type="spellStart"/>
+      <w:r>
+        <w:t>goto</w:t>
+      </w:r>
+      <w:proofErr w:type="spellEnd"/>
+      <w:r>
+        <w:t xml:space="preserve">[(4, 'a')] </w:t>
       </w:r>
       <w:r>
         <w:rPr>
@@ -15185,7 +17130,15 @@
         </w:rPr>
       </w:pPr>
       <w:r>
-        <w:t xml:space="preserve">Check goto[(0, 'a')] = 1 </w:t>
+        <w:t xml:space="preserve">Check </w:t>
+      </w:r>
+      <w:proofErr w:type="spellStart"/>
+      <w:r>
+        <w:t>goto</w:t>
+      </w:r>
+      <w:proofErr w:type="spellEnd"/>
+      <w:r>
+        <w:t xml:space="preserve">[(0, 'a')] = 1 </w:t>
       </w:r>
       <w:r>
         <w:rPr>
@@ -15250,12 +17203,21 @@
         </w:rPr>
         <w:t xml:space="preserve">- </w:t>
       </w:r>
+      <w:proofErr w:type="spellStart"/>
       <w:r>
         <w:rPr>
           <w:b/>
           <w:bCs/>
         </w:rPr>
-        <w:t>i = 4, T[4] = 'b':</w:t>
+        <w:t>i</w:t>
+      </w:r>
+      <w:proofErr w:type="spellEnd"/>
+      <w:r>
+        <w:rPr>
+          <w:b/>
+          <w:bCs/>
+        </w:rPr>
+        <w:t xml:space="preserve"> = 4, T[4] = 'b':</w:t>
       </w:r>
     </w:p>
     <w:p>
@@ -15285,7 +17247,15 @@
         </w:rPr>
       </w:pPr>
       <w:r>
-        <w:t xml:space="preserve">Check goto[(1, 'b')] = 2 </w:t>
+        <w:t xml:space="preserve">Check </w:t>
+      </w:r>
+      <w:proofErr w:type="spellStart"/>
+      <w:r>
+        <w:t>goto</w:t>
+      </w:r>
+      <w:proofErr w:type="spellEnd"/>
+      <w:r>
+        <w:t xml:space="preserve">[(1, 'b')] = 2 </w:t>
       </w:r>
       <w:r>
         <w:rPr>
@@ -15328,7 +17298,39 @@
           <w:b/>
           <w:bCs/>
         </w:rPr>
-        <w:t>Pattern "ab" is reported, ending at i = 4, starting at i = 3.</w:t>
+        <w:t xml:space="preserve">Pattern "ab" is reported, ending at </w:t>
+      </w:r>
+      <w:proofErr w:type="spellStart"/>
+      <w:r>
+        <w:rPr>
+          <w:b/>
+          <w:bCs/>
+        </w:rPr>
+        <w:t>i</w:t>
+      </w:r>
+      <w:proofErr w:type="spellEnd"/>
+      <w:r>
+        <w:rPr>
+          <w:b/>
+          <w:bCs/>
+        </w:rPr>
+        <w:t xml:space="preserve"> = 4, starting at </w:t>
+      </w:r>
+      <w:proofErr w:type="spellStart"/>
+      <w:r>
+        <w:rPr>
+          <w:b/>
+          <w:bCs/>
+        </w:rPr>
+        <w:t>i</w:t>
+      </w:r>
+      <w:proofErr w:type="spellEnd"/>
+      <w:r>
+        <w:rPr>
+          <w:b/>
+          <w:bCs/>
+        </w:rPr>
+        <w:t xml:space="preserve"> = 3.</w:t>
       </w:r>
     </w:p>
     <w:p>
@@ -15580,8 +17582,13 @@
                 <w:lang w:val="vi-VN"/>
               </w:rPr>
             </w:pPr>
-            <w:r>
-              <w:t>goto[(0,'a')] = 1</w:t>
+            <w:proofErr w:type="spellStart"/>
+            <w:r>
+              <w:t>goto</w:t>
+            </w:r>
+            <w:proofErr w:type="spellEnd"/>
+            <w:r>
+              <w:t>[(0,'a')] = 1</w:t>
             </w:r>
           </w:p>
         </w:tc>
@@ -15693,8 +17700,13 @@
                 <w:lang w:val="vi-VN"/>
               </w:rPr>
             </w:pPr>
-            <w:r>
-              <w:t>goto[(1,'b')] = 2</w:t>
+            <w:proofErr w:type="spellStart"/>
+            <w:r>
+              <w:t>goto</w:t>
+            </w:r>
+            <w:proofErr w:type="spellEnd"/>
+            <w:r>
+              <w:t>[(1,'b')] = 2</w:t>
             </w:r>
           </w:p>
         </w:tc>
@@ -15760,7 +17772,15 @@
               <w:t>E</w:t>
             </w:r>
             <w:r>
-              <w:t>nding at i=</w:t>
+              <w:t xml:space="preserve">nding at </w:t>
+            </w:r>
+            <w:proofErr w:type="spellStart"/>
+            <w:r>
+              <w:t>i</w:t>
+            </w:r>
+            <w:proofErr w:type="spellEnd"/>
+            <w:r>
+              <w:t>=</w:t>
             </w:r>
             <w:r>
               <w:t>1</w:t>
@@ -15783,7 +17803,15 @@
               <w:t>S</w:t>
             </w:r>
             <w:r>
-              <w:t>tarting at i=</w:t>
+              <w:t xml:space="preserve">tarting at </w:t>
+            </w:r>
+            <w:proofErr w:type="spellStart"/>
+            <w:r>
+              <w:t>i</w:t>
+            </w:r>
+            <w:proofErr w:type="spellEnd"/>
+            <w:r>
+              <w:t>=</w:t>
             </w:r>
             <w:r>
               <w:t>0</w:t>
@@ -15870,7 +17898,15 @@
               </w:rPr>
             </w:pPr>
             <w:r>
-              <w:t>(2,'c') not defined → follow failure[2]=3; goto[(3,'c')]=4</w:t>
+              <w:t xml:space="preserve">(2,'c') not defined → follow failure[2]=3; </w:t>
+            </w:r>
+            <w:proofErr w:type="spellStart"/>
+            <w:r>
+              <w:t>goto</w:t>
+            </w:r>
+            <w:proofErr w:type="spellEnd"/>
+            <w:r>
+              <w:t>[(3,'c')]=4</w:t>
             </w:r>
           </w:p>
         </w:tc>
@@ -15912,12 +17948,28 @@
                 <w:b/>
                 <w:bCs/>
               </w:rPr>
-              <w:t>"bc"</w:t>
-            </w:r>
+              <w:t>"</w:t>
+            </w:r>
+            <w:proofErr w:type="spellStart"/>
             <w:r>
               <w:rPr>
                 <w:b/>
                 <w:bCs/>
+              </w:rPr>
+              <w:t>bc</w:t>
+            </w:r>
+            <w:proofErr w:type="spellEnd"/>
+            <w:r>
+              <w:rPr>
+                <w:b/>
+                <w:bCs/>
+              </w:rPr>
+              <w:t>"</w:t>
+            </w:r>
+            <w:r>
+              <w:rPr>
+                <w:b/>
+                <w:bCs/>
                 <w:lang w:val="vi-VN"/>
               </w:rPr>
               <w:t>.</w:t>
@@ -15929,7 +17981,15 @@
               <w:t>E</w:t>
             </w:r>
             <w:r>
-              <w:t>nding at i=</w:t>
+              <w:t xml:space="preserve">nding at </w:t>
+            </w:r>
+            <w:proofErr w:type="spellStart"/>
+            <w:r>
+              <w:t>i</w:t>
+            </w:r>
+            <w:proofErr w:type="spellEnd"/>
+            <w:r>
+              <w:t>=</w:t>
             </w:r>
             <w:r>
               <w:t>2</w:t>
@@ -15955,7 +18015,15 @@
               <w:t>S</w:t>
             </w:r>
             <w:r>
-              <w:t>tarting at i=</w:t>
+              <w:t xml:space="preserve">tarting at </w:t>
+            </w:r>
+            <w:proofErr w:type="spellStart"/>
+            <w:r>
+              <w:t>i</w:t>
+            </w:r>
+            <w:proofErr w:type="spellEnd"/>
+            <w:r>
+              <w:t>=</w:t>
             </w:r>
             <w:r>
               <w:t>1</w:t>
@@ -16039,7 +18107,15 @@
               </w:rPr>
             </w:pPr>
             <w:r>
-              <w:t>(4,'a') not defined → follow failure[4]=0; goto[(0,'a')]=1</w:t>
+              <w:t xml:space="preserve">(4,'a') not defined → follow failure[4]=0; </w:t>
+            </w:r>
+            <w:proofErr w:type="spellStart"/>
+            <w:r>
+              <w:t>goto</w:t>
+            </w:r>
+            <w:proofErr w:type="spellEnd"/>
+            <w:r>
+              <w:t>[(0,'a')]=1</w:t>
             </w:r>
           </w:p>
         </w:tc>
@@ -16152,8 +18228,13 @@
                 <w:lang w:val="vi-VN"/>
               </w:rPr>
             </w:pPr>
-            <w:r>
-              <w:t>goto[(1,'b')] = 2</w:t>
+            <w:proofErr w:type="spellStart"/>
+            <w:r>
+              <w:t>goto</w:t>
+            </w:r>
+            <w:proofErr w:type="spellEnd"/>
+            <w:r>
+              <w:t>[(1,'b')] = 2</w:t>
             </w:r>
           </w:p>
         </w:tc>
@@ -16219,7 +18300,15 @@
               <w:t>E</w:t>
             </w:r>
             <w:r>
-              <w:t>nding at i=</w:t>
+              <w:t xml:space="preserve">nding at </w:t>
+            </w:r>
+            <w:proofErr w:type="spellStart"/>
+            <w:r>
+              <w:t>i</w:t>
+            </w:r>
+            <w:proofErr w:type="spellEnd"/>
+            <w:r>
+              <w:t>=</w:t>
             </w:r>
             <w:r>
               <w:t>4</w:t>
@@ -16242,7 +18331,15 @@
               <w:t>S</w:t>
             </w:r>
             <w:r>
-              <w:t>tarting at i=</w:t>
+              <w:t xml:space="preserve">tarting at </w:t>
+            </w:r>
+            <w:proofErr w:type="spellStart"/>
+            <w:r>
+              <w:t>i</w:t>
+            </w:r>
+            <w:proofErr w:type="spellEnd"/>
+            <w:r>
+              <w:t>=</w:t>
             </w:r>
             <w:r>
               <w:t>3</w:t>
@@ -16764,7 +18861,15 @@
     </w:p>
     <w:p>
       <w:r>
-        <w:t>M denotes the sum of the lengths of all K patterns (M = m1 + m2 + ... + mK)</w:t>
+        <w:t xml:space="preserve">M denotes the sum of the lengths of all K patterns (M = m1 + m2 + ... + </w:t>
+      </w:r>
+      <w:proofErr w:type="spellStart"/>
+      <w:r>
+        <w:t>mK</w:t>
+      </w:r>
+      <w:proofErr w:type="spellEnd"/>
+      <w:r>
+        <w:t>)</w:t>
       </w:r>
       <w:r>
         <w:rPr>
@@ -16815,13 +18920,29 @@
     </w:p>
     <w:p>
       <w:r>
-        <w:t>Aho-Corasick is the most powerful algorithm in this report for the multi-pattern setting. Because all K patterns are encoded into a single automaton, the text T is traversed exactly once during the search phase regardless of K, giving a search cost entirely independent of the number of keywords. This makes it strictly superior to running KMP or Boyer-Moore independently K times, which would incur a search cost of O(n * K), and it avoids the hash collision risk inherent in Rabin-Karp's multi-pattern extension</w:t>
+        <w:t>Aho-</w:t>
+      </w:r>
+      <w:proofErr w:type="spellStart"/>
+      <w:r>
+        <w:t>Corasick</w:t>
+      </w:r>
+      <w:proofErr w:type="spellEnd"/>
+      <w:r>
+        <w:t xml:space="preserve"> is the most powerful algorithm in this report for the multi-pattern setting. Because all K patterns are encoded into a single automaton, the text T is traversed exactly once during the search phase regardless of K, giving a search cost entirely independent of the number of keywords. This makes it strictly superior to running KMP or Boyer-Moore independently K times, which would incur a search cost of O(n * K), and it avoids the hash collision risk inherent in Rabin-Karp's multi-pattern extension</w:t>
       </w:r>
       <w:r>
         <w:t>.</w:t>
       </w:r>
       <w:r>
-        <w:t xml:space="preserve"> Aho-Corasick offers the greatest efficiency advantage in </w:t>
+        <w:t xml:space="preserve"> Aho-</w:t>
+      </w:r>
+      <w:proofErr w:type="spellStart"/>
+      <w:r>
+        <w:t>Corasick</w:t>
+      </w:r>
+      <w:proofErr w:type="spellEnd"/>
+      <w:r>
+        <w:t xml:space="preserve"> offers the greatest efficiency advantage in </w:t>
       </w:r>
       <w:r>
         <w:t>s</w:t>
@@ -16833,7 +18954,15 @@
     <w:p>
       <w:r>
         <w:lastRenderedPageBreak/>
-        <w:t>Its primary disadvantage is the substantial memory requirement during preprocessing. The goto function in its array-based representation allocates a table of size (total states) × |</w:t>
+        <w:t xml:space="preserve">Its primary disadvantage is the substantial memory requirement during preprocessing. The </w:t>
+      </w:r>
+      <w:proofErr w:type="spellStart"/>
+      <w:r>
+        <w:t>goto</w:t>
+      </w:r>
+      <w:proofErr w:type="spellEnd"/>
+      <w:r>
+        <w:t xml:space="preserve"> function in its array-based representation allocates a table of size (total states) × |</w:t>
       </w:r>
       <w:r>
         <w:rPr>
@@ -16930,8 +19059,13 @@
         <w:t xml:space="preserve"> and </w:t>
       </w:r>
       <w:r>
-        <w:t>Aho-Corasick</w:t>
-      </w:r>
+        <w:t>Aho-</w:t>
+      </w:r>
+      <w:proofErr w:type="spellStart"/>
+      <w:r>
+        <w:t>Corasick</w:t>
+      </w:r>
+      <w:proofErr w:type="spellEnd"/>
       <w:r>
         <w:rPr>
           <w:lang w:val="vi-VN"/>
@@ -17065,14 +19199,13 @@
       </w:pPr>
       <w:r>
         <w:rPr>
-          <w:noProof/>
           <w:lang w:val="vi-VN"/>
         </w:rPr>
         <w:drawing>
-          <wp:inline distT="0" distB="0" distL="0" distR="0" wp14:anchorId="5E592CD1" wp14:editId="437460A8">
-            <wp:extent cx="5943600" cy="817245"/>
-            <wp:effectExtent l="0" t="0" r="0" b="1905"/>
-            <wp:docPr id="311065263" name="Picture 1"/>
+          <wp:inline distT="0" distB="0" distL="0" distR="0" wp14:anchorId="30265BCD" wp14:editId="51A86922">
+            <wp:extent cx="5943600" cy="746125"/>
+            <wp:effectExtent l="0" t="0" r="0" b="0"/>
+            <wp:docPr id="671409865" name="Picture 1"/>
             <wp:cNvGraphicFramePr>
               <a:graphicFrameLocks xmlns:a="http://schemas.openxmlformats.org/drawingml/2006/main" noChangeAspect="1"/>
             </wp:cNvGraphicFramePr>
@@ -17080,7 +19213,7 @@
               <a:graphicData uri="http://schemas.openxmlformats.org/drawingml/2006/picture">
                 <pic:pic xmlns:pic="http://schemas.openxmlformats.org/drawingml/2006/picture">
                   <pic:nvPicPr>
-                    <pic:cNvPr id="311065263" name=""/>
+                    <pic:cNvPr id="671409865" name=""/>
                     <pic:cNvPicPr/>
                   </pic:nvPicPr>
                   <pic:blipFill>
@@ -17092,7 +19225,7 @@
                   <pic:spPr>
                     <a:xfrm>
                       <a:off x="0" y="0"/>
-                      <a:ext cx="5943600" cy="817245"/>
+                      <a:ext cx="5943600" cy="746125"/>
                     </a:xfrm>
                     <a:prstGeom prst="rect">
                       <a:avLst/>
@@ -17127,10 +19260,10 @@
           <w:noProof/>
         </w:rPr>
         <w:drawing>
-          <wp:inline distT="0" distB="0" distL="0" distR="0" wp14:anchorId="0933173C" wp14:editId="280422D2">
-            <wp:extent cx="4580357" cy="2751539"/>
-            <wp:effectExtent l="0" t="0" r="0" b="0"/>
-            <wp:docPr id="309098799" name="Picture 1"/>
+          <wp:inline distT="0" distB="0" distL="0" distR="0" wp14:anchorId="45E7DDAD" wp14:editId="1972E150">
+            <wp:extent cx="6106886" cy="3562350"/>
+            <wp:effectExtent l="0" t="0" r="8255" b="0"/>
+            <wp:docPr id="311658721" name="Picture 1"/>
             <wp:cNvGraphicFramePr>
               <a:graphicFrameLocks xmlns:a="http://schemas.openxmlformats.org/drawingml/2006/main" noChangeAspect="1"/>
             </wp:cNvGraphicFramePr>
@@ -17138,8 +19271,10 @@
               <a:graphicData uri="http://schemas.openxmlformats.org/drawingml/2006/picture">
                 <pic:pic xmlns:pic="http://schemas.openxmlformats.org/drawingml/2006/picture">
                   <pic:nvPicPr>
-                    <pic:cNvPr id="309098799" name="Picture 309098799"/>
-                    <pic:cNvPicPr/>
+                    <pic:cNvPr id="0" name="Picture 1"/>
+                    <pic:cNvPicPr>
+                      <a:picLocks noChangeAspect="1" noChangeArrowheads="1"/>
+                    </pic:cNvPicPr>
                   </pic:nvPicPr>
                   <pic:blipFill>
                     <a:blip r:embed="rId10" cstate="print">
@@ -17149,18 +19284,23 @@
                         </a:ext>
                       </a:extLst>
                     </a:blip>
+                    <a:srcRect/>
                     <a:stretch>
                       <a:fillRect/>
                     </a:stretch>
                   </pic:blipFill>
-                  <pic:spPr>
+                  <pic:spPr bwMode="auto">
                     <a:xfrm>
                       <a:off x="0" y="0"/>
-                      <a:ext cx="4580357" cy="2751539"/>
+                      <a:ext cx="6107523" cy="3562722"/>
                     </a:xfrm>
                     <a:prstGeom prst="rect">
                       <a:avLst/>
                     </a:prstGeom>
+                    <a:noFill/>
+                    <a:ln>
+                      <a:noFill/>
+                    </a:ln>
                   </pic:spPr>
                 </pic:pic>
               </a:graphicData>
@@ -17182,25 +19322,17 @@
         <w:jc w:val="left"/>
       </w:pPr>
       <w:r>
-        <w:t>The observed growth rate generally aligns with the Big-O complexity analyzed</w:t>
-      </w:r>
-      <w:r>
-        <w:t xml:space="preserve"> previously, </w:t>
-      </w:r>
-      <w:r>
-        <w:t xml:space="preserve">but only at a high level. As the grid size increases from 10×10 to 100×100 and 500×500, the running times of all algorithms also increase, which is consistent with their theoretical time complexities. However, the actual performance does not strictly follow the expected asymptotic behavior. In particular, the Brute Force algorithm does not exhibit the dramatic slowdown predicted by its </w:t>
-      </w:r>
-      <w:r>
-        <w:t xml:space="preserve">worst-case </w:t>
-      </w:r>
-      <w:r>
-        <w:t>complexity, and KMP does not always outperform it. This</w:t>
-      </w:r>
-      <w:r>
-        <w:t xml:space="preserve"> </w:t>
-      </w:r>
-      <w:r>
-        <w:t>is mainly due to constant factors and the nature of the input data, which significantly influence real-world performance.</w:t>
+        <w:t xml:space="preserve">The observed growth rate generally aligns with the Big-O complexity analyzed earlier, but only at a high level. As the grid size increases from 10×10 to 100×100 and 500×500, the execution time of all algorithms increases significantly, which is consistent with their theoretical time complexities. It is important to note that the </w:t>
+      </w:r>
+      <w:r>
+        <w:rPr>
+          <w:b/>
+          <w:bCs/>
+        </w:rPr>
+        <w:t>normal case results are averaged over 5 trials with randomized input</w:t>
+      </w:r>
+      <w:r>
+        <w:t>, which helps reduce variance and provides a more reliable estimate of typical performance. However, the growth is not perfectly proportional to the asymptotic analysis, as constant factors and implementation details still have a strong influence on actual runtime.</w:t>
       </w:r>
     </w:p>
     <w:p>
@@ -17208,7 +19340,19 @@
         <w:jc w:val="left"/>
       </w:pPr>
       <w:r>
-        <w:t>Among all the algorithms, Boyer–Moore performs the best on large datasets. For example, on the 500×500 grid, it is significantly faster than the others. This is because Boyer–Moore compares characters from right to left and can skip large portions of the text when mismatches occur, especially in random data. As a result, its practical performance is often sublinear, making it highly efficient for large inputs.</w:t>
+        <w:t>On large datasets, Boyer–Moore clearly performs the best. At the 500×500 grid size, it has the lowest execution time compared to all other algorithms, significantly outperforming Brute Force, KMP, Rabin–Karp, and Aho–</w:t>
+      </w:r>
+      <w:proofErr w:type="spellStart"/>
+      <w:r>
+        <w:t>Corasick</w:t>
+      </w:r>
+      <w:proofErr w:type="spellEnd"/>
+      <w:r>
+        <w:t xml:space="preserve">. This is mainly because Boyer–Moore can skip large </w:t>
+      </w:r>
+      <w:r>
+        <w:lastRenderedPageBreak/>
+        <w:t>portions of the text when mismatches occur, leading to sublinear behavior in many practical cases. In contrast, algorithms like KMP and Rabin–Karp still process most of the input sequentially, which results in higher execution times as the dataset grows.</w:t>
       </w:r>
     </w:p>
     <w:p>
@@ -17216,44 +19360,115 @@
         <w:jc w:val="left"/>
       </w:pPr>
       <w:r>
-        <w:t xml:space="preserve">Interestingly, there are cases where the Brute Force approach is faster than more optimized algorithms such as KMP and Rabin–Karp, particularly on smaller or random datasets. This </w:t>
-      </w:r>
+        <w:t>There are cases where the Brute Force approach is faster than the optimized algorithms, particularly for very small datasets such as the 10×10 grid. In this case, Brute Force achieves the lowest execution time among all methods. This happens because it has no preprocessing overhead, while algorithms like KMP, Rabin–Karp, and Aho–</w:t>
+      </w:r>
+      <w:proofErr w:type="spellStart"/>
+      <w:r>
+        <w:t>Corasick</w:t>
+      </w:r>
+      <w:proofErr w:type="spellEnd"/>
+      <w:r>
+        <w:t xml:space="preserve"> require additional setup steps such as building prefix tables, computing hashes, or constructing automata. For small inputs, this overhead dominates the total runtime, making the simpler approach more efficient.</w:t>
+      </w:r>
+    </w:p>
+    <w:p>
+      <w:pPr>
+        <w:jc w:val="left"/>
+      </w:pPr>
+      <w:r>
+        <w:t xml:space="preserve">The edge case results should be interpreted more cautiously, as they are </w:t>
+      </w:r>
+      <w:r>
+        <w:rPr>
+          <w:b/>
+          <w:bCs/>
+        </w:rPr>
+        <w:t>obtained from only a single run rather than averaged over multiple trials</w:t>
+      </w:r>
+      <w:r>
+        <w:t>. This means they may be more sensitive to specific input characteristics and can exhibit higher variability. For example, algorithms like Rabin–Karp may suffer from hash collisions, and Aho–</w:t>
+      </w:r>
+      <w:proofErr w:type="spellStart"/>
+      <w:r>
+        <w:t>Corasick</w:t>
+      </w:r>
+      <w:proofErr w:type="spellEnd"/>
+      <w:r>
+        <w:t xml:space="preserve"> may incur more state transitions depending on the input structure, leading to noticeably higher execution times in the edge case.</w:t>
+      </w:r>
+    </w:p>
+    <w:p>
+      <w:pPr>
+        <w:jc w:val="left"/>
+      </w:pPr>
+      <w:r>
+        <w:t>Overall, these results can be explained by the difference between theoretical complexity and practical performance. While Big-O notation describes how algorithms scale with input size, it does not account for constant factors, preprocessing costs, or input distribution. Boyer–Moore benefits from efficient skipping strategies, making it very fast in practice. Brute Force performs well on small inputs due to its simplicity, and Aho–</w:t>
+      </w:r>
+      <w:proofErr w:type="spellStart"/>
+      <w:r>
+        <w:t>Corasick</w:t>
+      </w:r>
+      <w:proofErr w:type="spellEnd"/>
+      <w:r>
+        <w:t xml:space="preserve"> does not perform optimally here because it is designed for handling a large number of patterns, whereas only five keywords are used. This demonstrates that algorithm performance depends not only on theory but also on experimental setup and real-world conditions.</w:t>
+      </w:r>
+    </w:p>
+    <w:p>
+      <w:pPr>
+        <w:jc w:val="left"/>
+      </w:pPr>
+    </w:p>
+    <w:p>
+      <w:pPr>
+        <w:jc w:val="left"/>
+      </w:pPr>
+    </w:p>
+    <w:p>
+      <w:pPr>
+        <w:jc w:val="left"/>
+      </w:pPr>
+    </w:p>
+    <w:p>
+      <w:pPr>
+        <w:jc w:val="left"/>
+      </w:pPr>
+    </w:p>
+    <w:p>
+      <w:pPr>
+        <w:jc w:val="left"/>
+      </w:pPr>
+    </w:p>
+    <w:p>
+      <w:pPr>
+        <w:jc w:val="left"/>
+      </w:pPr>
+    </w:p>
+    <w:p>
+      <w:pPr>
+        <w:jc w:val="left"/>
+      </w:pPr>
+    </w:p>
+    <w:p>
+      <w:pPr>
+        <w:jc w:val="left"/>
+      </w:pPr>
+    </w:p>
+    <w:p>
+      <w:pPr>
+        <w:jc w:val="left"/>
+      </w:pPr>
+    </w:p>
+    <w:p>
+      <w:pPr>
+        <w:jc w:val="center"/>
+      </w:pPr>
       <w:r>
         <w:lastRenderedPageBreak/>
-        <w:t>happens because Brute Force often fails early during comparisons, meaning it rarely needs to check the entire pattern. In contrast, algorithms like KMP introduce additional overhead from preprocessing (such as building the LPS array), and Rabin–Karp requires repeated hash computations, both of which can outweigh their theoretical advantages when the input size is small.</w:t>
-      </w:r>
-    </w:p>
-    <w:p>
-      <w:pPr>
-        <w:jc w:val="left"/>
-      </w:pPr>
-      <w:r>
-        <w:t>Overall, these results occur because theoretical complexity describes worst-case behavior, while practical performance depends heavily on input characteristics and implementation details. Random data tends to favor algorithms that can terminate comparisons early or skip large sections of the text, which explains why Boyer–Moore performs exceptionally well and why Brute Force can sometimes outperform more sophisticated methods in practice.</w:t>
-      </w:r>
-    </w:p>
-    <w:p>
-      <w:pPr>
-        <w:jc w:val="left"/>
-      </w:pPr>
-    </w:p>
-    <w:p>
-      <w:pPr>
-        <w:jc w:val="left"/>
-      </w:pPr>
-    </w:p>
-    <w:p>
-      <w:pPr>
-        <w:jc w:val="center"/>
-      </w:pPr>
-      <w:r>
-        <w:rPr>
-          <w:noProof/>
-        </w:rPr>
         <w:drawing>
-          <wp:inline distT="0" distB="0" distL="0" distR="0" wp14:anchorId="13813F3C" wp14:editId="7AD44D02">
-            <wp:extent cx="5943600" cy="919480"/>
+          <wp:inline distT="0" distB="0" distL="0" distR="0" wp14:anchorId="629CF90D" wp14:editId="7EB05D4B">
+            <wp:extent cx="5943600" cy="750570"/>
             <wp:effectExtent l="0" t="0" r="0" b="0"/>
-            <wp:docPr id="1053237537" name="Picture 1"/>
+            <wp:docPr id="1105826483" name="Picture 1"/>
             <wp:cNvGraphicFramePr>
               <a:graphicFrameLocks xmlns:a="http://schemas.openxmlformats.org/drawingml/2006/main" noChangeAspect="1"/>
             </wp:cNvGraphicFramePr>
@@ -17261,7 +19476,7 @@
               <a:graphicData uri="http://schemas.openxmlformats.org/drawingml/2006/picture">
                 <pic:pic xmlns:pic="http://schemas.openxmlformats.org/drawingml/2006/picture">
                   <pic:nvPicPr>
-                    <pic:cNvPr id="1053237537" name=""/>
+                    <pic:cNvPr id="1105826483" name=""/>
                     <pic:cNvPicPr/>
                   </pic:nvPicPr>
                   <pic:blipFill>
@@ -17273,7 +19488,7 @@
                   <pic:spPr>
                     <a:xfrm>
                       <a:off x="0" y="0"/>
-                      <a:ext cx="5943600" cy="919480"/>
+                      <a:ext cx="5943600" cy="750570"/>
                     </a:xfrm>
                     <a:prstGeom prst="rect">
                       <a:avLst/>
@@ -17314,10 +19529,10 @@
           <w:noProof/>
         </w:rPr>
         <w:drawing>
-          <wp:inline distT="0" distB="0" distL="0" distR="0" wp14:anchorId="00B84DE9" wp14:editId="21F0A55A">
-            <wp:extent cx="4580357" cy="2751539"/>
+          <wp:inline distT="0" distB="0" distL="0" distR="0" wp14:anchorId="21146918" wp14:editId="39B615E6">
+            <wp:extent cx="5943600" cy="3467100"/>
             <wp:effectExtent l="0" t="0" r="0" b="0"/>
-            <wp:docPr id="1045349124" name="Picture 2"/>
+            <wp:docPr id="582924326" name="Picture 2"/>
             <wp:cNvGraphicFramePr>
               <a:graphicFrameLocks xmlns:a="http://schemas.openxmlformats.org/drawingml/2006/main" noChangeAspect="1"/>
             </wp:cNvGraphicFramePr>
@@ -17325,8 +19540,10 @@
               <a:graphicData uri="http://schemas.openxmlformats.org/drawingml/2006/picture">
                 <pic:pic xmlns:pic="http://schemas.openxmlformats.org/drawingml/2006/picture">
                   <pic:nvPicPr>
-                    <pic:cNvPr id="1045349124" name="Picture 1045349124"/>
-                    <pic:cNvPicPr/>
+                    <pic:cNvPr id="0" name="Picture 3"/>
+                    <pic:cNvPicPr>
+                      <a:picLocks noChangeAspect="1" noChangeArrowheads="1"/>
+                    </pic:cNvPicPr>
                   </pic:nvPicPr>
                   <pic:blipFill>
                     <a:blip r:embed="rId12" cstate="print">
@@ -17336,18 +19553,23 @@
                         </a:ext>
                       </a:extLst>
                     </a:blip>
+                    <a:srcRect/>
                     <a:stretch>
                       <a:fillRect/>
                     </a:stretch>
                   </pic:blipFill>
-                  <pic:spPr>
+                  <pic:spPr bwMode="auto">
                     <a:xfrm>
                       <a:off x="0" y="0"/>
-                      <a:ext cx="4580357" cy="2751539"/>
+                      <a:ext cx="5943600" cy="3467100"/>
                     </a:xfrm>
                     <a:prstGeom prst="rect">
                       <a:avLst/>
                     </a:prstGeom>
+                    <a:noFill/>
+                    <a:ln>
+                      <a:noFill/>
+                    </a:ln>
                   </pic:spPr>
                 </pic:pic>
               </a:graphicData>
@@ -17368,40 +19590,43 @@
       <w:pPr>
         <w:jc w:val="left"/>
       </w:pPr>
-      <w:r>
-        <w:t xml:space="preserve">The observed growth rate generally aligns with the theoretical Big-O complexity, but again only at a high level. As the number of keywords increases from 10 to 50 and 100, the running time of </w:t>
-      </w:r>
-      <w:r>
-        <w:lastRenderedPageBreak/>
-        <w:t>all algorithms increases accordingly. This is consistent with expectations, since more patterns require more comparisons or additional processing. However, the increase is not perfectly proportional to the theoretical bounds, as real-world performance is influenced by implementation details and constant factors.</w:t>
-      </w:r>
     </w:p>
     <w:p>
       <w:pPr>
         <w:jc w:val="left"/>
       </w:pPr>
-      <w:r>
-        <w:t xml:space="preserve">Among all the algorithms, </w:t>
+    </w:p>
+    <w:p>
+      <w:pPr>
+        <w:jc w:val="left"/>
+      </w:pPr>
+    </w:p>
+    <w:p>
+      <w:pPr>
+        <w:jc w:val="left"/>
+      </w:pPr>
+      <w:r>
+        <w:t xml:space="preserve">The results in Scenario 2 generally follow the expected trend from Big-O complexity, but again only at a high level. Since the grid size is fixed at 100×100, the main factor affecting performance is the </w:t>
       </w:r>
       <w:r>
         <w:rPr>
           <w:b/>
           <w:bCs/>
         </w:rPr>
-        <w:t>Boyer–Moore still performs the best</w:t>
-      </w:r>
-      <w:r>
-        <w:t xml:space="preserve">, even as the number of keywords grows. Its running time increases relatively slowly compared to the others, which indicates that its skipping mechanism remains highly effective even when applied multiple times. In contrast, </w:t>
+        <w:t>number of keywords</w:t>
+      </w:r>
+      <w:r>
+        <w:t xml:space="preserve">. As the number of patterns increases from 10 to 50 and 100, the execution time of all algorithms also increases. The </w:t>
       </w:r>
       <w:r>
         <w:rPr>
           <w:b/>
           <w:bCs/>
         </w:rPr>
-        <w:t>Aho–Corasick becomes more competitive as the number of keywords increases</w:t>
-      </w:r>
-      <w:r>
-        <w:t>, since it is specifically designed to handle multiple patterns efficiently in a single pass. However, in this experiment, its preprocessing overhead still prevents it from outperforming Boyer–Moore.</w:t>
+        <w:t>normal case values are averaged over 5 trials with randomized input</w:t>
+      </w:r>
+      <w:r>
+        <w:t>, which helps produce smoother and more reliable results across different keyword sizes. This makes the upward trend more consistent and easier to interpret. However, the increase is not perfectly linear or identical across algorithms due to differences in internal processing and overhead.</w:t>
       </w:r>
     </w:p>
     <w:p>
@@ -17409,7 +19634,50 @@
         <w:jc w:val="left"/>
       </w:pPr>
       <w:r>
-        <w:t>The Brute Force algorithm is again not the slowest in all cases. For a smaller number of keywords, it performs reasonably well and can even be comparable to or faster than KMP and Rabin–Karp. This happens because each individual search often terminates early due to mismatches, especially with random data. However, as the number of keywords increases, its total running time grows more noticeably, since it must repeat the search process for each pattern.</w:t>
+        <w:lastRenderedPageBreak/>
+        <w:t xml:space="preserve">In terms of performance, </w:t>
+      </w:r>
+      <w:r>
+        <w:rPr>
+          <w:b/>
+          <w:bCs/>
+        </w:rPr>
+        <w:t>Aho–</w:t>
+      </w:r>
+      <w:proofErr w:type="spellStart"/>
+      <w:r>
+        <w:rPr>
+          <w:b/>
+          <w:bCs/>
+        </w:rPr>
+        <w:t>Corasick</w:t>
+      </w:r>
+      <w:proofErr w:type="spellEnd"/>
+      <w:r>
+        <w:rPr>
+          <w:b/>
+          <w:bCs/>
+        </w:rPr>
+        <w:t xml:space="preserve"> performs best as the number of keywords becomes large</w:t>
+      </w:r>
+      <w:r>
+        <w:t>. At 100 keywords, it has the lowest execution time among all algorithms, significantly outperforming Brute Force, Rabin–Karp, KMP, and even Boyer–Moore. This is expected because Aho–</w:t>
+      </w:r>
+      <w:proofErr w:type="spellStart"/>
+      <w:r>
+        <w:t>Corasick</w:t>
+      </w:r>
+      <w:proofErr w:type="spellEnd"/>
+      <w:r>
+        <w:t xml:space="preserve"> is specifically designed for multi-pattern matching, allowing it to process all keywords simultaneously using a </w:t>
+      </w:r>
+      <w:proofErr w:type="spellStart"/>
+      <w:r>
+        <w:t>trie</w:t>
+      </w:r>
+      <w:proofErr w:type="spellEnd"/>
+      <w:r>
+        <w:t>-based automaton. In contrast, the other algorithms typically handle each pattern separately, leading to a rapid increase in total runtime as the number of keywords grows.</w:t>
       </w:r>
     </w:p>
     <w:p>
@@ -17417,33 +19685,50 @@
         <w:jc w:val="left"/>
       </w:pPr>
       <w:r>
-        <w:t>These results can be explained by the nature of the algorithms and the dataset. Brute Force benefits from early mismatches, reducing the average number of comparisons. KMP and Rabin–Karp introduce additional overhead (prefix table computation and hashing), which becomes significant when repeated across many patterns. Boyer–Moore gains efficiency from its ability to skip large portions of the text, while Aho–Corasick, although theoretically optimal for multiple patterns, requires substantial preprocessing that only pays off when the number of keywords is sufficiently large.</w:t>
+        <w:t>Boyer–Moore performs very well for a smaller number of keywords (e.g., 10 and 50), where it achieves the fastest or near-fastest times due to its efficient skipping strategy. However, as the number of keywords increases to 100, its performance degrades significantly. This happens because Boyer–Moore must be applied repeatedly for each pattern, so its advantage in single-pattern matching diminishes when scaling to many patterns.</w:t>
       </w:r>
     </w:p>
     <w:p>
       <w:pPr>
         <w:jc w:val="left"/>
       </w:pPr>
+      <w:r>
+        <w:t xml:space="preserve">The edge case results should be interpreted more cautiously because they are </w:t>
+      </w:r>
+      <w:r>
+        <w:rPr>
+          <w:b/>
+          <w:bCs/>
+        </w:rPr>
+        <w:t>based on a single run rather than an average of multiple trials</w:t>
+      </w:r>
+      <w:r>
+        <w:t>. As a result, these values are more sensitive to specific input configurations and may show larger deviations. For example, in the edge case with 100 keywords, both Brute Force and Boyer–Moore exhibit a dramatic increase in execution time, suggesting that the input may have caused more frequent matches or reduced opportunities for skipping. Similarly, Rabin–Karp may experience more hash collisions, and Aho–</w:t>
+      </w:r>
+      <w:proofErr w:type="spellStart"/>
+      <w:r>
+        <w:t>Corasick</w:t>
+      </w:r>
+      <w:proofErr w:type="spellEnd"/>
+      <w:r>
+        <w:t xml:space="preserve"> may traverse more states depending on the structure of the input.</w:t>
+      </w:r>
     </w:p>
     <w:p>
       <w:pPr>
         <w:jc w:val="left"/>
       </w:pPr>
-    </w:p>
-    <w:p>
-      <w:pPr>
-        <w:jc w:val="left"/>
-      </w:pPr>
-    </w:p>
-    <w:p>
-      <w:pPr>
-        <w:jc w:val="left"/>
-      </w:pPr>
-    </w:p>
-    <w:p>
-      <w:pPr>
-        <w:jc w:val="left"/>
-      </w:pPr>
+      <w:r>
+        <w:t>Overall, these results highlight that algorithm performance depends heavily on the number of patterns in addition to input size. While theoretical complexity provides a useful guideline, practical performance is influenced by preprocessing overhead, the ability to reuse computations across patterns, and the structure of the input data. In this scenario, Aho–</w:t>
+      </w:r>
+      <w:proofErr w:type="spellStart"/>
+      <w:r>
+        <w:t>Corasick</w:t>
+      </w:r>
+      <w:proofErr w:type="spellEnd"/>
+      <w:r>
+        <w:t xml:space="preserve"> emerges as the most scalable solution for large keyword sets, while Boyer–Moore remains efficient for smaller sets, and Brute Force becomes increasingly inefficient as the number of keywords grows.</w:t>
+      </w:r>
     </w:p>
     <w:p>
       <w:pPr>
@@ -17529,7 +19814,15 @@
         </w:numPr>
       </w:pPr>
       <w:r>
-        <w:t xml:space="preserve">T. H. Cormen, C. E. Leiserson, R. L. Rivest, and C. Stein, </w:t>
+        <w:t xml:space="preserve">T. H. </w:t>
+      </w:r>
+      <w:proofErr w:type="spellStart"/>
+      <w:r>
+        <w:t>Cormen</w:t>
+      </w:r>
+      <w:proofErr w:type="spellEnd"/>
+      <w:r>
+        <w:t xml:space="preserve">, C. E. Leiserson, R. L. Rivest, and C. Stein, </w:t>
       </w:r>
       <w:r>
         <w:rPr>
@@ -17539,7 +19832,15 @@
         <w:t>Introduction to Algorithms</w:t>
       </w:r>
       <w:r>
-        <w:t>, 3rd ed. Cambridge, MA, USA: MIT Press, 2009, ch. 32, pp. 985–1013.</w:t>
+        <w:t xml:space="preserve">, 3rd ed. Cambridge, MA, USA: MIT Press, 2009, </w:t>
+      </w:r>
+      <w:proofErr w:type="spellStart"/>
+      <w:r>
+        <w:t>ch.</w:t>
+      </w:r>
+      <w:proofErr w:type="spellEnd"/>
+      <w:r>
+        <w:t xml:space="preserve"> 32, pp. 985–1013.</w:t>
       </w:r>
     </w:p>
     <w:p>
@@ -17561,7 +19862,15 @@
         <w:t>IBM Journal of Research and Development</w:t>
       </w:r>
       <w:r>
-        <w:t>, vol. 31, no. 2, pp. 249–260, Mar. 1987. doi: 10.1147/rd.312.0249</w:t>
+        <w:t xml:space="preserve">, vol. 31, no. 2, pp. 249–260, Mar. 1987. </w:t>
+      </w:r>
+      <w:proofErr w:type="spellStart"/>
+      <w:r>
+        <w:t>doi</w:t>
+      </w:r>
+      <w:proofErr w:type="spellEnd"/>
+      <w:r>
+        <w:t>: 10.1147/rd.312.0249</w:t>
       </w:r>
     </w:p>
     <w:p>
@@ -17583,7 +19892,15 @@
         <w:t>SIAM Journal on Computing</w:t>
       </w:r>
       <w:r>
-        <w:t>, vol. 6, no. 2, pp. 323–350, Jun. 1977. doi: 10.1137/0206024</w:t>
+        <w:t xml:space="preserve">, vol. 6, no. 2, pp. 323–350, Jun. 1977. </w:t>
+      </w:r>
+      <w:proofErr w:type="spellStart"/>
+      <w:r>
+        <w:t>doi</w:t>
+      </w:r>
+      <w:proofErr w:type="spellEnd"/>
+      <w:r>
+        <w:t>: 10.1137/0206024</w:t>
       </w:r>
     </w:p>
     <w:p>
@@ -17605,7 +19922,15 @@
         <w:t>Communications of the ACM</w:t>
       </w:r>
       <w:r>
-        <w:t>, vol. 20, no. 10, pp. 762–772, Oct. 1977. doi: 10.1145/359842.359859</w:t>
+        <w:t xml:space="preserve">, vol. 20, no. 10, pp. 762–772, Oct. 1977. </w:t>
+      </w:r>
+      <w:proofErr w:type="spellStart"/>
+      <w:r>
+        <w:t>doi</w:t>
+      </w:r>
+      <w:proofErr w:type="spellEnd"/>
+      <w:r>
+        <w:t>: 10.1145/359842.359859</w:t>
       </w:r>
     </w:p>
     <w:p>
@@ -17617,7 +19942,15 @@
         </w:numPr>
       </w:pPr>
       <w:r>
-        <w:t xml:space="preserve">A. V. Aho and M. J. Corasick, "Efficient string matching: An aid to bibliographic search," </w:t>
+        <w:t xml:space="preserve">A. V. Aho and M. J. </w:t>
+      </w:r>
+      <w:proofErr w:type="spellStart"/>
+      <w:r>
+        <w:t>Corasick</w:t>
+      </w:r>
+      <w:proofErr w:type="spellEnd"/>
+      <w:r>
+        <w:t xml:space="preserve">, "Efficient string matching: An aid to bibliographic search," </w:t>
       </w:r>
       <w:r>
         <w:rPr>
@@ -17627,7 +19960,15 @@
         <w:t>Communications of the ACM</w:t>
       </w:r>
       <w:r>
-        <w:t>, vol. 18, no. 6, pp. 333–340, Jun. 1975. doi: 10.1145/360825.360855</w:t>
+        <w:t xml:space="preserve">, vol. 18, no. 6, pp. 333–340, Jun. 1975. </w:t>
+      </w:r>
+      <w:proofErr w:type="spellStart"/>
+      <w:r>
+        <w:t>doi</w:t>
+      </w:r>
+      <w:proofErr w:type="spellEnd"/>
+      <w:r>
+        <w:t>: 10.1145/360825.360855</w:t>
       </w:r>
     </w:p>
     <w:p>
@@ -17639,7 +19980,15 @@
         </w:numPr>
       </w:pPr>
       <w:r>
-        <w:t xml:space="preserve">C. Charras and T. Lecroq, </w:t>
+        <w:t xml:space="preserve">C. </w:t>
+      </w:r>
+      <w:proofErr w:type="spellStart"/>
+      <w:r>
+        <w:t>Charras</w:t>
+      </w:r>
+      <w:proofErr w:type="spellEnd"/>
+      <w:r>
+        <w:t xml:space="preserve"> and T. Lecroq, </w:t>
       </w:r>
       <w:r>
         <w:rPr>
@@ -17669,7 +20018,15 @@
         </w:numPr>
       </w:pPr>
       <w:r>
-        <w:t xml:space="preserve">Z. D. Syed, S. Stakhanova, and A. A. Ghorbani, "Application of Boyer-Moore algorithm in intrusion detection systems," in </w:t>
+        <w:t xml:space="preserve">Z. D. Syed, S. </w:t>
+      </w:r>
+      <w:proofErr w:type="spellStart"/>
+      <w:r>
+        <w:t>Stakhanova</w:t>
+      </w:r>
+      <w:proofErr w:type="spellEnd"/>
+      <w:r>
+        <w:t xml:space="preserve">, and A. A. Ghorbani, "Application of Boyer-Moore algorithm in intrusion detection systems," in </w:t>
       </w:r>
       <w:r>
         <w:rPr>
@@ -17679,7 +20036,15 @@
         <w:t>Proc. 22nd Annual Computer Security Applications Conference (ACSAC)</w:t>
       </w:r>
       <w:r>
-        <w:t>, Miami, FL, USA, Dec. 2006, pp. 125–134. doi: 10.1109/ACSAC.2006.24</w:t>
+        <w:t xml:space="preserve">, Miami, FL, USA, Dec. 2006, pp. 125–134. </w:t>
+      </w:r>
+      <w:proofErr w:type="spellStart"/>
+      <w:r>
+        <w:t>doi</w:t>
+      </w:r>
+      <w:proofErr w:type="spellEnd"/>
+      <w:r>
+        <w:t>: 10.1109/ACSAC.2006.24</w:t>
       </w:r>
     </w:p>
     <w:p>
@@ -17701,7 +20066,15 @@
         <w:t>Algorithms on Strings, Trees and Sequences: Computer Science and Computational Biology</w:t>
       </w:r>
       <w:r>
-        <w:t>. Cambridge, UK: Cambridge University Press, 1997, ch. 2–4, pp. 11–85.</w:t>
+        <w:t xml:space="preserve">. Cambridge, UK: Cambridge University Press, 1997, </w:t>
+      </w:r>
+      <w:proofErr w:type="spellStart"/>
+      <w:r>
+        <w:t>ch.</w:t>
+      </w:r>
+      <w:proofErr w:type="spellEnd"/>
+      <w:r>
+        <w:t xml:space="preserve"> 2–4, pp. 11–85.</w:t>
       </w:r>
     </w:p>
     <w:p>
@@ -17738,7 +20111,25 @@
           <w:kern w:val="0"/>
           <w14:ligatures w14:val="none"/>
         </w:rPr>
-        <w:t>, vol. 16, no. 5, pp. 1–53, 1961. doi: 10.1070/RM1961v016n05ABEH004112</w:t>
+        <w:t xml:space="preserve">, vol. 16, no. 5, pp. 1–53, 1961. </w:t>
+      </w:r>
+      <w:proofErr w:type="spellStart"/>
+      <w:r>
+        <w:rPr>
+          <w:rFonts w:eastAsia="Times New Roman" w:cs="Times New Roman"/>
+          <w:kern w:val="0"/>
+          <w14:ligatures w14:val="none"/>
+        </w:rPr>
+        <w:t>doi</w:t>
+      </w:r>
+      <w:proofErr w:type="spellEnd"/>
+      <w:r>
+        <w:rPr>
+          <w:rFonts w:eastAsia="Times New Roman" w:cs="Times New Roman"/>
+          <w:kern w:val="0"/>
+          <w14:ligatures w14:val="none"/>
+        </w:rPr>
+        <w:t>: 10.1070/RM1961v016n05ABEH004112</w:t>
       </w:r>
     </w:p>
     <w:p>
@@ -17788,7 +20179,6 @@
         </w:numPr>
       </w:pPr>
       <w:r>
-        <w:lastRenderedPageBreak/>
         <w:t>cp-algorithms, "String</w:t>
       </w:r>
       <w:r>
@@ -17803,9 +20193,11 @@
       <w:r>
         <w:t>-</w:t>
       </w:r>
+      <w:proofErr w:type="spellStart"/>
       <w:r>
         <w:t>Corasick</w:t>
       </w:r>
+      <w:proofErr w:type="spellEnd"/>
       <w:r>
         <w:t xml:space="preserve"> Algorithm," Competitive Programming Algorithms, 2024. [Online]. Available: </w:t>
       </w:r>
@@ -17829,8 +20221,21 @@
           <w:numId w:val="15"/>
         </w:numPr>
       </w:pPr>
-      <w:r>
-        <w:t xml:space="preserve">GeeksforGeeks, "Boyer-Moore Algorithm for Pattern Searching," GeeksforGeeks, 2024. [Online]. Available: </w:t>
+      <w:proofErr w:type="spellStart"/>
+      <w:r>
+        <w:t>GeeksforGeeks</w:t>
+      </w:r>
+      <w:proofErr w:type="spellEnd"/>
+      <w:r>
+        <w:t xml:space="preserve">, "Boyer-Moore Algorithm for Pattern Searching," </w:t>
+      </w:r>
+      <w:proofErr w:type="spellStart"/>
+      <w:r>
+        <w:t>GeeksforGeeks</w:t>
+      </w:r>
+      <w:proofErr w:type="spellEnd"/>
+      <w:r>
+        <w:t xml:space="preserve">, 2024. [Online]. Available: </w:t>
       </w:r>
       <w:hyperlink r:id="rId16" w:history="1">
         <w:r>
@@ -23586,7 +25991,6 @@
   <w:style w:type="character" w:default="1" w:styleId="DefaultParagraphFont">
     <w:name w:val="Default Paragraph Font"/>
     <w:uiPriority w:val="1"/>
-    <w:semiHidden/>
     <w:unhideWhenUsed/>
   </w:style>
   <w:style w:type="table" w:default="1" w:styleId="TableNormal">
